--- a/concept_note.docx
+++ b/concept_note.docx
@@ -48,6 +48,156 @@
       </w:pPr>
       <w:r>
         <w:t xml:space="preserve">2026-09-25</w:t>
+      </w:r>
+    </w:p>
+    <w:p>
+      <w:pPr>
+        <w:pStyle w:val="FirstParagraph"/>
+      </w:pPr>
+      <w:r>
+        <w:rPr>
+          <w:i/>
+          <w:iCs/>
+        </w:rPr>
+        <w:t xml:space="preserve">Keep in mind - important to be eligible for submission!*</w:t>
+      </w:r>
+    </w:p>
+    <w:p>
+      <w:pPr>
+        <w:pStyle w:val="Compact"/>
+        <w:numPr>
+          <w:ilvl w:val="0"/>
+          <w:numId w:val="1001"/>
+        </w:numPr>
+      </w:pPr>
+      <w:r>
+        <w:rPr>
+          <w:i/>
+          <w:iCs/>
+        </w:rPr>
+        <w:t xml:space="preserve">This is a two-stage call with the first stage being a 10-page</w:t>
+      </w:r>
+      <w:r>
+        <w:rPr>
+          <w:i/>
+          <w:iCs/>
+        </w:rPr>
+        <w:t xml:space="preserve"> </w:t>
+      </w:r>
+      <w:r>
+        <w:rPr>
+          <w:b/>
+          <w:bCs/>
+          <w:i/>
+          <w:iCs/>
+        </w:rPr>
+        <w:t xml:space="preserve">blind</w:t>
+      </w:r>
+      <w:r>
+        <w:rPr>
+          <w:i/>
+          <w:iCs/>
+        </w:rPr>
+        <w:t xml:space="preserve"> </w:t>
+      </w:r>
+      <w:r>
+        <w:rPr>
+          <w:i/>
+          <w:iCs/>
+        </w:rPr>
+        <w:t xml:space="preserve">submission, meaning no names of researchers, no institutions are named (only in second stage) - of course, we should still have all personnel in place when submitting to the first stage</w:t>
+      </w:r>
+    </w:p>
+    <w:p>
+      <w:pPr>
+        <w:pStyle w:val="Compact"/>
+        <w:numPr>
+          <w:ilvl w:val="0"/>
+          <w:numId w:val="1001"/>
+        </w:numPr>
+      </w:pPr>
+      <w:r>
+        <w:rPr>
+          <w:i/>
+          <w:iCs/>
+        </w:rPr>
+        <w:t xml:space="preserve">We need at least one but ideally more civil society institutions as beneficiary (WP lead) or affiliated partner (Taks lead). I suggest Tactical Tech (or similar) is the main lead of WP9 and we try to get a fact-checking organisation on board for WP4 plus maybe another think tank to partner with us for dissemination (WP10).</w:t>
+      </w:r>
+    </w:p>
+    <w:p>
+      <w:pPr>
+        <w:pStyle w:val="Compact"/>
+        <w:numPr>
+          <w:ilvl w:val="0"/>
+          <w:numId w:val="1001"/>
+        </w:numPr>
+      </w:pPr>
+      <w:r>
+        <w:rPr>
+          <w:i/>
+          <w:iCs/>
+        </w:rPr>
+        <w:t xml:space="preserve">We need to have at least one policy-making institution being involved - not necessarily as beneficiary but as affiliated partner(s). DFAT and a European component…? Any ideas?</w:t>
+      </w:r>
+    </w:p>
+    <w:p>
+      <w:pPr>
+        <w:pStyle w:val="Compact"/>
+        <w:numPr>
+          <w:ilvl w:val="0"/>
+          <w:numId w:val="1001"/>
+        </w:numPr>
+      </w:pPr>
+      <w:r>
+        <w:rPr>
+          <w:i/>
+          <w:iCs/>
+        </w:rPr>
+        <w:t xml:space="preserve">We need to have a midterm assessment of our outcomes in place, with specific democracy practicioners and policy-makers committed to do so when we submit!</w:t>
+      </w:r>
+    </w:p>
+    <w:p>
+      <w:pPr>
+        <w:pStyle w:val="Compact"/>
+        <w:numPr>
+          <w:ilvl w:val="0"/>
+          <w:numId w:val="1001"/>
+        </w:numPr>
+      </w:pPr>
+      <w:r>
+        <w:rPr>
+          <w:i/>
+          <w:iCs/>
+        </w:rPr>
+        <w:t xml:space="preserve">I re-read the other (single-stage) call again on</w:t>
+      </w:r>
+      <w:r>
+        <w:rPr>
+          <w:i/>
+          <w:iCs/>
+        </w:rPr>
+        <w:t xml:space="preserve"> </w:t>
+      </w:r>
+      <w:r>
+        <w:rPr>
+          <w:i/>
+          <w:iCs/>
+        </w:rPr>
+        <w:t xml:space="preserve">“Addressing the impact of artificial intelligence, cyberviolence, and deepfakes on equality, democracy and inclusive societies”</w:t>
+      </w:r>
+      <w:r>
+        <w:rPr>
+          <w:i/>
+          <w:iCs/>
+        </w:rPr>
+        <w:t xml:space="preserve"> </w:t>
+      </w:r>
+      <w:r>
+        <w:rPr>
+          <w:i/>
+          <w:iCs/>
+        </w:rPr>
+        <w:t xml:space="preserve">and suggest we only focus on this call if we do not make it to the second stage of the other call as we would need to re-structure our proposal substantially to also cover cyberviolence and it would also need to become much more techy.</w:t>
       </w:r>
     </w:p>
     <w:p>
@@ -718,7 +868,7 @@
       <w:pPr>
         <w:numPr>
           <w:ilvl w:val="0"/>
-          <w:numId w:val="1001"/>
+          <w:numId w:val="1002"/>
         </w:numPr>
       </w:pPr>
       <w:r>
@@ -733,173 +883,6 @@
       </w:r>
       <w:r>
         <w:t xml:space="preserve">— Which concepts from political science and AI research does a shared framework need to reconcile? Output: a literature synthesis spanning both fields.</w:t>
-      </w:r>
-    </w:p>
-    <w:p>
-      <w:pPr>
-        <w:numPr>
-          <w:ilvl w:val="0"/>
-          <w:numId w:val="1001"/>
-        </w:numPr>
-      </w:pPr>
-      <w:r>
-        <w:rPr>
-          <w:b/>
-          <w:bCs/>
-        </w:rPr>
-        <w:t xml:space="preserve">Task 1.2: Building a shared coding scheme</w:t>
-      </w:r>
-      <w:r>
-        <w:t xml:space="preserve"> </w:t>
-      </w:r>
-      <w:r>
-        <w:t xml:space="preserve">— How should</w:t>
-      </w:r>
-      <w:r>
-        <w:t xml:space="preserve"> </w:t>
-      </w:r>
-      <w:r>
-        <w:t xml:space="preserve">“risk”</w:t>
-      </w:r>
-      <w:r>
-        <w:t xml:space="preserve"> </w:t>
-      </w:r>
-      <w:r>
-        <w:t xml:space="preserve">and</w:t>
-      </w:r>
-      <w:r>
-        <w:t xml:space="preserve"> </w:t>
-      </w:r>
-      <w:r>
-        <w:t xml:space="preserve">“benefit”</w:t>
-      </w:r>
-      <w:r>
-        <w:t xml:space="preserve"> </w:t>
-      </w:r>
-      <w:r>
-        <w:t xml:space="preserve">be operationalized consistently across all other WPs? Output: a shared coding scheme used project-wide.</w:t>
-      </w:r>
-    </w:p>
-    <w:p>
-      <w:pPr>
-        <w:numPr>
-          <w:ilvl w:val="0"/>
-          <w:numId w:val="1001"/>
-        </w:numPr>
-      </w:pPr>
-      <w:r>
-        <w:rPr>
-          <w:b/>
-          <w:bCs/>
-        </w:rPr>
-        <w:t xml:space="preserve">Task 1.3: Selecting comparative cases</w:t>
-      </w:r>
-      <w:r>
-        <w:t xml:space="preserve"> </w:t>
-      </w:r>
-      <w:r>
-        <w:t xml:space="preserve">— Which cases in the EU, Australia, and Southeast Asia/Pacific give the fullest range of AI’s disruptive power? Output: the project’s comparative case selection.</w:t>
-      </w:r>
-    </w:p>
-    <w:p>
-      <w:pPr>
-        <w:numPr>
-          <w:ilvl w:val="0"/>
-          <w:numId w:val="1001"/>
-        </w:numPr>
-      </w:pPr>
-      <w:r>
-        <w:rPr>
-          <w:b/>
-          <w:bCs/>
-        </w:rPr>
-        <w:t xml:space="preserve">Task 1.4: Building the diagnostic tool</w:t>
-      </w:r>
-      <w:r>
-        <w:t xml:space="preserve"> </w:t>
-      </w:r>
-      <w:r>
-        <w:t xml:space="preserve">— How can the framework be made usable outside academia? Output: the framework paper, policy briefs, and the Resilience Diagnostic web tool.</w:t>
-      </w:r>
-    </w:p>
-    <w:p>
-      <w:pPr>
-        <w:pStyle w:val="FirstParagraph"/>
-      </w:pPr>
-      <w:r>
-        <w:rPr>
-          <w:b/>
-          <w:bCs/>
-        </w:rPr>
-        <w:t xml:space="preserve">Preliminary budget:</w:t>
-      </w:r>
-      <w:r>
-        <w:t xml:space="preserve"> </w:t>
-      </w:r>
-      <w:r>
-        <w:t xml:space="preserve">€300,000 (preliminary — total project budget ÷ 10 WPs).</w:t>
-      </w:r>
-    </w:p>
-    <w:bookmarkEnd w:id="31"/>
-    <w:bookmarkStart w:id="32" w:name="wp2-citizen-trust"/>
-    <w:p>
-      <w:pPr>
-        <w:pStyle w:val="Heading3"/>
-      </w:pPr>
-      <w:r>
-        <w:t xml:space="preserve">4.2 WP2: Citizen Trust</w:t>
-      </w:r>
-    </w:p>
-    <w:p>
-      <w:pPr>
-        <w:pStyle w:val="FirstParagraph"/>
-      </w:pPr>
-      <w:r>
-        <w:rPr>
-          <w:b/>
-          <w:bCs/>
-        </w:rPr>
-        <w:t xml:space="preserve">Research question:</w:t>
-      </w:r>
-      <w:r>
-        <w:t xml:space="preserve"> </w:t>
-      </w:r>
-      <w:r>
-        <w:t xml:space="preserve">Does exposure to AI-generated political content erode citizens’ trust in democratic institutions, and can calibrated AI transparency tools rebuild it?</w:t>
-      </w:r>
-    </w:p>
-    <w:p>
-      <w:pPr>
-        <w:pStyle w:val="BodyText"/>
-      </w:pPr>
-      <w:r>
-        <w:rPr>
-          <w:b/>
-          <w:bCs/>
-        </w:rPr>
-        <w:t xml:space="preserve">Lead:</w:t>
-      </w:r>
-      <w:r>
-        <w:t xml:space="preserve"> </w:t>
-      </w:r>
-      <w:r>
-        <w:t xml:space="preserve">Sanhueza Petrarca, Jackman, Kolczynska ·</w:t>
-      </w:r>
-      <w:r>
-        <w:t xml:space="preserve"> </w:t>
-      </w:r>
-      <w:r>
-        <w:rPr>
-          <w:b/>
-          <w:bCs/>
-        </w:rPr>
-        <w:t xml:space="preserve">Impact:</w:t>
-      </w:r>
-      <w:r>
-        <w:t xml:space="preserve"> </w:t>
-      </w:r>
-      <w:r>
-        <w:t xml:space="preserve">gives electoral commissions and civic educators an evidence-based, field-tested way to counter AI-driven trust erosion rather than guessing at it.</w:t>
       </w:r>
     </w:p>
     <w:p>
@@ -914,13 +897,37 @@
           <w:b/>
           <w:bCs/>
         </w:rPr>
-        <w:t xml:space="preserve">Task 2.1: Measuring the erosion</w:t>
-      </w:r>
-      <w:r>
-        <w:t xml:space="preserve"> </w:t>
-      </w:r>
-      <w:r>
-        <w:t xml:space="preserve">— How much does exposure to AI-generated political content shift citizens’ trust in specific institutions? Output: a panel survey measuring trust before and after exposure, feeding the public-trust index.</w:t>
+        <w:t xml:space="preserve">Task 1.2: Building a shared coding scheme</w:t>
+      </w:r>
+      <w:r>
+        <w:t xml:space="preserve"> </w:t>
+      </w:r>
+      <w:r>
+        <w:t xml:space="preserve">— How should</w:t>
+      </w:r>
+      <w:r>
+        <w:t xml:space="preserve"> </w:t>
+      </w:r>
+      <w:r>
+        <w:t xml:space="preserve">“risk”</w:t>
+      </w:r>
+      <w:r>
+        <w:t xml:space="preserve"> </w:t>
+      </w:r>
+      <w:r>
+        <w:t xml:space="preserve">and</w:t>
+      </w:r>
+      <w:r>
+        <w:t xml:space="preserve"> </w:t>
+      </w:r>
+      <w:r>
+        <w:t xml:space="preserve">“benefit”</w:t>
+      </w:r>
+      <w:r>
+        <w:t xml:space="preserve"> </w:t>
+      </w:r>
+      <w:r>
+        <w:t xml:space="preserve">be operationalized consistently across all other WPs? Output: a shared coding scheme used project-wide.</w:t>
       </w:r>
     </w:p>
     <w:p>
@@ -935,13 +942,13 @@
           <w:b/>
           <w:bCs/>
         </w:rPr>
-        <w:t xml:space="preserve">Task 2.2: Testing what rebuilds it</w:t>
-      </w:r>
-      <w:r>
-        <w:t xml:space="preserve"> </w:t>
-      </w:r>
-      <w:r>
-        <w:t xml:space="preserve">— Which AI transparency labels actually restore trust rather than just adding noise? Output: a survey experiment comparing labelling designs.</w:t>
+        <w:t xml:space="preserve">Task 1.3: Selecting comparative cases</w:t>
+      </w:r>
+      <w:r>
+        <w:t xml:space="preserve"> </w:t>
+      </w:r>
+      <w:r>
+        <w:t xml:space="preserve">— Which cases in the EU, Australia, and Southeast Asia/Pacific give the fullest range of AI’s disruptive power? Output: the project’s comparative case selection.</w:t>
       </w:r>
     </w:p>
     <w:p>
@@ -956,34 +963,13 @@
           <w:b/>
           <w:bCs/>
         </w:rPr>
-        <w:t xml:space="preserve">Task 2.3: Making it usable for institutions</w:t>
-      </w:r>
-      <w:r>
-        <w:t xml:space="preserve"> </w:t>
-      </w:r>
-      <w:r>
-        <w:t xml:space="preserve">— What should an electoral commission actually do with these findings? Output: an electoral-commission brief translating the evidence into practice.</w:t>
-      </w:r>
-    </w:p>
-    <w:p>
-      <w:pPr>
-        <w:numPr>
-          <w:ilvl w:val="0"/>
-          <w:numId w:val="1002"/>
-        </w:numPr>
-      </w:pPr>
-      <w:r>
-        <w:rPr>
-          <w:b/>
-          <w:bCs/>
-        </w:rPr>
-        <w:t xml:space="preserve">Task 2.4: Tracking it over time</w:t>
-      </w:r>
-      <w:r>
-        <w:t xml:space="preserve"> </w:t>
-      </w:r>
-      <w:r>
-        <w:t xml:space="preserve">— How does trust move as AI content and countermeasures evolve? Output: a public trust-tracker dashboard.</w:t>
+        <w:t xml:space="preserve">Task 1.4: Building the diagnostic tool</w:t>
+      </w:r>
+      <w:r>
+        <w:t xml:space="preserve"> </w:t>
+      </w:r>
+      <w:r>
+        <w:t xml:space="preserve">— How can the framework be made usable outside academia? Output: the framework paper, policy briefs, and the Resilience Diagnostic web tool.</w:t>
       </w:r>
     </w:p>
     <w:p>
@@ -1004,14 +990,14 @@
         <w:t xml:space="preserve">€300,000 (preliminary — total project budget ÷ 10 WPs).</w:t>
       </w:r>
     </w:p>
-    <w:bookmarkEnd w:id="32"/>
-    <w:bookmarkStart w:id="33" w:name="wp3-deliberative-democracy-pilot"/>
+    <w:bookmarkEnd w:id="31"/>
+    <w:bookmarkStart w:id="32" w:name="wp2-citizen-trust"/>
     <w:p>
       <w:pPr>
         <w:pStyle w:val="Heading3"/>
       </w:pPr>
       <w:r>
-        <w:t xml:space="preserve">4.3 WP3: Deliberative Democracy Pilot</w:t>
+        <w:t xml:space="preserve">4.2 WP2: Citizen Trust</w:t>
       </w:r>
     </w:p>
     <w:p>
@@ -1029,7 +1015,7 @@
         <w:t xml:space="preserve"> </w:t>
       </w:r>
       <w:r>
-        <w:t xml:space="preserve">Can a structured AI moderator help citizen assemblies find genuine common ground, or does it just manufacture the appearance of consensus?</w:t>
+        <w:t xml:space="preserve">Does exposure to AI-generated political content erode citizens’ trust in democratic institutions, and can calibrated AI transparency tools rebuild it?</w:t>
       </w:r>
     </w:p>
     <w:p>
@@ -1047,7 +1033,7 @@
         <w:t xml:space="preserve"> </w:t>
       </w:r>
       <w:r>
-        <w:t xml:space="preserve">Kolczynska, Webb, Hovy, Kashima, Notely ·</w:t>
+        <w:t xml:space="preserve">Sanhueza Petrarca, Jackman, Kolczynska ·</w:t>
       </w:r>
       <w:r>
         <w:t xml:space="preserve"> </w:t>
@@ -1063,7 +1049,7 @@
         <w:t xml:space="preserve"> </w:t>
       </w:r>
       <w:r>
-        <w:t xml:space="preserve">gives practitioners a tested, field-ready alternative to purely human-facilitated deliberation, with evidence on where AI moderation helps and where it fails.</w:t>
+        <w:t xml:space="preserve">gives electoral commissions and civic educators an evidence-based, field-tested way to counter AI-driven trust erosion rather than guessing at it.</w:t>
       </w:r>
     </w:p>
     <w:p>
@@ -1078,13 +1064,13 @@
           <w:b/>
           <w:bCs/>
         </w:rPr>
-        <w:t xml:space="preserve">Task 3.1: Designing the platform</w:t>
-      </w:r>
-      <w:r>
-        <w:t xml:space="preserve"> </w:t>
-      </w:r>
-      <w:r>
-        <w:t xml:space="preserve">— What does an AI moderator need to do differently from a recommendation algorithm to support rather than distort deliberation? Output: the AI-moderated deliberation platform design.</w:t>
+        <w:t xml:space="preserve">Task 2.1: Measuring the erosion</w:t>
+      </w:r>
+      <w:r>
+        <w:t xml:space="preserve"> </w:t>
+      </w:r>
+      <w:r>
+        <w:t xml:space="preserve">— How much does exposure to AI-generated political content shift citizens’ trust in specific institutions? Output: a panel survey measuring trust before and after exposure, feeding the public-trust index.</w:t>
       </w:r>
     </w:p>
     <w:p>
@@ -1099,13 +1085,13 @@
           <w:b/>
           <w:bCs/>
         </w:rPr>
-        <w:t xml:space="preserve">Task 3.2: Running the live pilot</w:t>
-      </w:r>
-      <w:r>
-        <w:t xml:space="preserve"> </w:t>
-      </w:r>
-      <w:r>
-        <w:t xml:space="preserve">— Does AI moderation change what citizen assemblies actually discuss and agree on? Output: live citizen-assembly pilots run in parallel with human-facilitated sessions.</w:t>
+        <w:t xml:space="preserve">Task 2.2: Testing what rebuilds it</w:t>
+      </w:r>
+      <w:r>
+        <w:t xml:space="preserve"> </w:t>
+      </w:r>
+      <w:r>
+        <w:t xml:space="preserve">— Which AI transparency labels actually restore trust rather than just adding noise? Output: a survey experiment comparing labelling designs.</w:t>
       </w:r>
     </w:p>
     <w:p>
@@ -1120,13 +1106,34 @@
           <w:b/>
           <w:bCs/>
         </w:rPr>
-        <w:t xml:space="preserve">Task 3.3: Comparing outcomes</w:t>
-      </w:r>
-      <w:r>
-        <w:t xml:space="preserve"> </w:t>
-      </w:r>
-      <w:r>
-        <w:t xml:space="preserve">— Where does AI-moderated consensus hold up under scrutiny, and where does it just look like agreement? Output: the comparative paper and a participation-design toolkit for practitioners.</w:t>
+        <w:t xml:space="preserve">Task 2.3: Making it usable for institutions</w:t>
+      </w:r>
+      <w:r>
+        <w:t xml:space="preserve"> </w:t>
+      </w:r>
+      <w:r>
+        <w:t xml:space="preserve">— What should an electoral commission actually do with these findings? Output: an electoral-commission brief translating the evidence into practice.</w:t>
+      </w:r>
+    </w:p>
+    <w:p>
+      <w:pPr>
+        <w:numPr>
+          <w:ilvl w:val="0"/>
+          <w:numId w:val="1003"/>
+        </w:numPr>
+      </w:pPr>
+      <w:r>
+        <w:rPr>
+          <w:b/>
+          <w:bCs/>
+        </w:rPr>
+        <w:t xml:space="preserve">Task 2.4: Tracking it over time</w:t>
+      </w:r>
+      <w:r>
+        <w:t xml:space="preserve"> </w:t>
+      </w:r>
+      <w:r>
+        <w:t xml:space="preserve">— How does trust move as AI content and countermeasures evolve? Output: a public trust-tracker dashboard.</w:t>
       </w:r>
     </w:p>
     <w:p>
@@ -1147,14 +1154,14 @@
         <w:t xml:space="preserve">€300,000 (preliminary — total project budget ÷ 10 WPs).</w:t>
       </w:r>
     </w:p>
-    <w:bookmarkEnd w:id="33"/>
-    <w:bookmarkStart w:id="34" w:name="wp4-disinformation-monitoring"/>
+    <w:bookmarkEnd w:id="32"/>
+    <w:bookmarkStart w:id="33" w:name="wp3-deliberative-democracy-pilot"/>
     <w:p>
       <w:pPr>
         <w:pStyle w:val="Heading3"/>
       </w:pPr>
       <w:r>
-        <w:t xml:space="preserve">4.4 WP4: Disinformation Monitoring</w:t>
+        <w:t xml:space="preserve">4.3 WP3: Deliberative Democracy Pilot</w:t>
       </w:r>
     </w:p>
     <w:p>
@@ -1172,7 +1179,7 @@
         <w:t xml:space="preserve"> </w:t>
       </w:r>
       <w:r>
-        <w:t xml:space="preserve">Can the same generative capability that floods the public sphere with AI-made disinformation be turned into a real-time detection signal for the institutions meant to correct it?</w:t>
+        <w:t xml:space="preserve">Can a structured AI moderator help citizen assemblies find genuine common ground, or does it just manufacture the appearance of consensus?</w:t>
       </w:r>
     </w:p>
     <w:p>
@@ -1190,7 +1197,7 @@
         <w:t xml:space="preserve"> </w:t>
       </w:r>
       <w:r>
-        <w:t xml:space="preserve">Carson, Glazunova, de Kock, Wilson, fact-checking civil-society organisation ·</w:t>
+        <w:t xml:space="preserve">Kolczynska, Webb, Hovy, Kashima, Notely ·</w:t>
       </w:r>
       <w:r>
         <w:t xml:space="preserve"> </w:t>
@@ -1206,7 +1213,7 @@
         <w:t xml:space="preserve"> </w:t>
       </w:r>
       <w:r>
-        <w:t xml:space="preserve">gives regulators and newsrooms a validated, shared detection layer instead of each acting on its own unverified judgment calls.</w:t>
+        <w:t xml:space="preserve">gives practitioners a tested, field-ready alternative to purely human-facilitated deliberation, with evidence on where AI moderation helps and where it fails.</w:t>
       </w:r>
     </w:p>
     <w:p>
@@ -1221,13 +1228,13 @@
           <w:b/>
           <w:bCs/>
         </w:rPr>
-        <w:t xml:space="preserve">Task 4.1: Building the pipeline</w:t>
-      </w:r>
-      <w:r>
-        <w:t xml:space="preserve"> </w:t>
-      </w:r>
-      <w:r>
-        <w:t xml:space="preserve">— What signals reliably distinguish AI-generated disinformation from ordinary misleading content, across countries? Output: the cross-country detection pipeline.</w:t>
+        <w:t xml:space="preserve">Task 3.1: Designing the platform</w:t>
+      </w:r>
+      <w:r>
+        <w:t xml:space="preserve"> </w:t>
+      </w:r>
+      <w:r>
+        <w:t xml:space="preserve">— What does an AI moderator need to do differently from a recommendation algorithm to support rather than distort deliberation? Output: the AI-moderated deliberation platform design.</w:t>
       </w:r>
     </w:p>
     <w:p>
@@ -1242,13 +1249,13 @@
           <w:b/>
           <w:bCs/>
         </w:rPr>
-        <w:t xml:space="preserve">Task 4.2: Validating against real judgments</w:t>
-      </w:r>
-      <w:r>
-        <w:t xml:space="preserve"> </w:t>
-      </w:r>
-      <w:r>
-        <w:t xml:space="preserve">— Does the pipeline’s flagging match what professional fact-checkers actually conclude? Output: validation against partner fact-checkers’ assessments, producing the FAIR dataset.</w:t>
+        <w:t xml:space="preserve">Task 3.2: Running the live pilot</w:t>
+      </w:r>
+      <w:r>
+        <w:t xml:space="preserve"> </w:t>
+      </w:r>
+      <w:r>
+        <w:t xml:space="preserve">— Does AI moderation change what citizen assemblies actually discuss and agree on? Output: live citizen-assembly pilots run in parallel with human-facilitated sessions.</w:t>
       </w:r>
     </w:p>
     <w:p>
@@ -1263,34 +1270,13 @@
           <w:b/>
           <w:bCs/>
         </w:rPr>
-        <w:t xml:space="preserve">Task 4.3: Getting it into institutional hands</w:t>
-      </w:r>
-      <w:r>
-        <w:t xml:space="preserve"> </w:t>
-      </w:r>
-      <w:r>
-        <w:t xml:space="preserve">— What do regulators need from a detection signal to act on it? Output: the regulator brief.</w:t>
-      </w:r>
-    </w:p>
-    <w:p>
-      <w:pPr>
-        <w:numPr>
-          <w:ilvl w:val="0"/>
-          <w:numId w:val="1004"/>
-        </w:numPr>
-      </w:pPr>
-      <w:r>
-        <w:rPr>
-          <w:b/>
-          <w:bCs/>
-        </w:rPr>
-        <w:t xml:space="preserve">Task 4.4: Getting it into newsroom hands</w:t>
-      </w:r>
-      <w:r>
-        <w:t xml:space="preserve"> </w:t>
-      </w:r>
-      <w:r>
-        <w:t xml:space="preserve">— What do time-pressed newsrooms need from a detection signal to use it daily? Output: the fact-check toolkit for newsrooms.</w:t>
+        <w:t xml:space="preserve">Task 3.3: Comparing outcomes</w:t>
+      </w:r>
+      <w:r>
+        <w:t xml:space="preserve"> </w:t>
+      </w:r>
+      <w:r>
+        <w:t xml:space="preserve">— Where does AI-moderated consensus hold up under scrutiny, and where does it just look like agreement? Output: the comparative paper and a participation-design toolkit for practitioners.</w:t>
       </w:r>
     </w:p>
     <w:p>
@@ -1311,14 +1297,14 @@
         <w:t xml:space="preserve">€300,000 (preliminary — total project budget ÷ 10 WPs).</w:t>
       </w:r>
     </w:p>
-    <w:bookmarkEnd w:id="34"/>
-    <w:bookmarkStart w:id="35" w:name="wp5-evidence-integrity"/>
+    <w:bookmarkEnd w:id="33"/>
+    <w:bookmarkStart w:id="34" w:name="wp4-disinformation-monitoring"/>
     <w:p>
       <w:pPr>
         <w:pStyle w:val="Heading3"/>
       </w:pPr>
       <w:r>
-        <w:t xml:space="preserve">4.5 WP5: Evidence Integrity</w:t>
+        <w:t xml:space="preserve">4.4 WP4: Disinformation Monitoring</w:t>
       </w:r>
     </w:p>
     <w:p>
@@ -1336,7 +1322,7 @@
         <w:t xml:space="preserve"> </w:t>
       </w:r>
       <w:r>
-        <w:t xml:space="preserve">Can a certification protocol distinguish AI-fabricated evidence from human-verified evidence reliably enough for newsrooms and the public to trust it?</w:t>
+        <w:t xml:space="preserve">Can the same generative capability that floods the public sphere with AI-made disinformation be turned into a real-time detection signal for the institutions meant to correct it?</w:t>
       </w:r>
     </w:p>
     <w:p>
@@ -1354,7 +1340,7 @@
         <w:t xml:space="preserve"> </w:t>
       </w:r>
       <w:r>
-        <w:t xml:space="preserve">Groemping, O’Brien, Koenig ·</w:t>
+        <w:t xml:space="preserve">Carson, Glazunova, de Kock, Wilson, fact-checking civil-society organisation ·</w:t>
       </w:r>
       <w:r>
         <w:t xml:space="preserve"> </w:t>
@@ -1370,7 +1356,7 @@
         <w:t xml:space="preserve"> </w:t>
       </w:r>
       <w:r>
-        <w:t xml:space="preserve">gives citizens and journalists a shared, checkable standard for what counts as verified evidence in an environment where fabrication is cheap.</w:t>
+        <w:t xml:space="preserve">gives regulators and newsrooms a validated, shared detection layer instead of each acting on its own unverified judgment calls.</w:t>
       </w:r>
     </w:p>
     <w:p>
@@ -1385,13 +1371,13 @@
           <w:b/>
           <w:bCs/>
         </w:rPr>
-        <w:t xml:space="preserve">Task 5.1: Designing the protocol</w:t>
-      </w:r>
-      <w:r>
-        <w:t xml:space="preserve"> </w:t>
-      </w:r>
-      <w:r>
-        <w:t xml:space="preserve">— What provenance markers can reliably separate AI-generated from human-verified evidence? Output: the provenance-tagging and certification protocol.</w:t>
+        <w:t xml:space="preserve">Task 4.1: Building the pipeline</w:t>
+      </w:r>
+      <w:r>
+        <w:t xml:space="preserve"> </w:t>
+      </w:r>
+      <w:r>
+        <w:t xml:space="preserve">— What signals reliably distinguish AI-generated disinformation from ordinary misleading content, across countries? Output: the cross-country detection pipeline.</w:t>
       </w:r>
     </w:p>
     <w:p>
@@ -1406,13 +1392,13 @@
           <w:b/>
           <w:bCs/>
         </w:rPr>
-        <w:t xml:space="preserve">Task 5.2: Testing it with real users</w:t>
-      </w:r>
-      <w:r>
-        <w:t xml:space="preserve"> </w:t>
-      </w:r>
-      <w:r>
-        <w:t xml:space="preserve">— Does the protocol hold up when newsroom partners actually try to use it under deadline pressure? Output: field-testing with newsroom partners, feeding the paper.</w:t>
+        <w:t xml:space="preserve">Task 4.2: Validating against real judgments</w:t>
+      </w:r>
+      <w:r>
+        <w:t xml:space="preserve"> </w:t>
+      </w:r>
+      <w:r>
+        <w:t xml:space="preserve">— Does the pipeline’s flagging match what professional fact-checkers actually conclude? Output: validation against partner fact-checkers’ assessments, producing the FAIR dataset.</w:t>
       </w:r>
     </w:p>
     <w:p>
@@ -1427,13 +1413,34 @@
           <w:b/>
           <w:bCs/>
         </w:rPr>
-        <w:t xml:space="preserve">Task 5.3: Making it publicly checkable</w:t>
-      </w:r>
-      <w:r>
-        <w:t xml:space="preserve"> </w:t>
-      </w:r>
-      <w:r>
-        <w:t xml:space="preserve">— How can anyone, not just partner newsrooms, verify a piece of evidence’s certification status? Output: the certification toolkit and public verification API.</w:t>
+        <w:t xml:space="preserve">Task 4.3: Getting it into institutional hands</w:t>
+      </w:r>
+      <w:r>
+        <w:t xml:space="preserve"> </w:t>
+      </w:r>
+      <w:r>
+        <w:t xml:space="preserve">— What do regulators need from a detection signal to act on it? Output: the regulator brief.</w:t>
+      </w:r>
+    </w:p>
+    <w:p>
+      <w:pPr>
+        <w:numPr>
+          <w:ilvl w:val="0"/>
+          <w:numId w:val="1005"/>
+        </w:numPr>
+      </w:pPr>
+      <w:r>
+        <w:rPr>
+          <w:b/>
+          <w:bCs/>
+        </w:rPr>
+        <w:t xml:space="preserve">Task 4.4: Getting it into newsroom hands</w:t>
+      </w:r>
+      <w:r>
+        <w:t xml:space="preserve"> </w:t>
+      </w:r>
+      <w:r>
+        <w:t xml:space="preserve">— What do time-pressed newsrooms need from a detection signal to use it daily? Output: the fact-check toolkit for newsrooms.</w:t>
       </w:r>
     </w:p>
     <w:p>
@@ -1454,14 +1461,14 @@
         <w:t xml:space="preserve">€300,000 (preliminary — total project budget ÷ 10 WPs).</w:t>
       </w:r>
     </w:p>
-    <w:bookmarkEnd w:id="35"/>
-    <w:bookmarkStart w:id="36" w:name="wp6-repression-monitoring"/>
+    <w:bookmarkEnd w:id="34"/>
+    <w:bookmarkStart w:id="35" w:name="wp5-evidence-integrity"/>
     <w:p>
       <w:pPr>
         <w:pStyle w:val="Heading3"/>
       </w:pPr>
       <w:r>
-        <w:t xml:space="preserve">4.6 WP6: Repression Monitoring</w:t>
+        <w:t xml:space="preserve">4.5 WP5: Evidence Integrity</w:t>
       </w:r>
     </w:p>
     <w:p>
@@ -1479,7 +1486,7 @@
         <w:t xml:space="preserve"> </w:t>
       </w:r>
       <w:r>
-        <w:t xml:space="preserve">Does AI-enabled surveillance and censorship concentrate hardest in states with the weakest oversight, and can tracking that pattern itself become an early-warning signal?</w:t>
+        <w:t xml:space="preserve">Can a certification protocol distinguish AI-fabricated evidence from human-verified evidence reliably enough for newsrooms and the public to trust it?</w:t>
       </w:r>
     </w:p>
     <w:p>
@@ -1497,7 +1504,7 @@
         <w:t xml:space="preserve"> </w:t>
       </w:r>
       <w:r>
-        <w:t xml:space="preserve">Wilson, Knutsen, Croissant, Sombatpoonsiri, Maerz ·</w:t>
+        <w:t xml:space="preserve">Groemping, O’Brien, Koenig ·</w:t>
       </w:r>
       <w:r>
         <w:t xml:space="preserve"> </w:t>
@@ -1513,7 +1520,7 @@
         <w:t xml:space="preserve"> </w:t>
       </w:r>
       <w:r>
-        <w:t xml:space="preserve">gives human-rights monitors a standing, updated signal instead of relying on episodic, after-the-fact reporting.</w:t>
+        <w:t xml:space="preserve">gives citizens and journalists a shared, checkable standard for what counts as verified evidence in an environment where fabrication is cheap.</w:t>
       </w:r>
     </w:p>
     <w:p>
@@ -1528,13 +1535,13 @@
           <w:b/>
           <w:bCs/>
         </w:rPr>
-        <w:t xml:space="preserve">Task 6.1: Tracking deployment</w:t>
-      </w:r>
-      <w:r>
-        <w:t xml:space="preserve"> </w:t>
-      </w:r>
-      <w:r>
-        <w:t xml:space="preserve">— Which AI-enabled surveillance and censorship tools are backsliding states actually deploying, and where? Output: expert-coded tracking across cases.</w:t>
+        <w:t xml:space="preserve">Task 5.1: Designing the protocol</w:t>
+      </w:r>
+      <w:r>
+        <w:t xml:space="preserve"> </w:t>
+      </w:r>
+      <w:r>
+        <w:t xml:space="preserve">— What provenance markers can reliably separate AI-generated from human-verified evidence? Output: the provenance-tagging and certification protocol.</w:t>
       </w:r>
     </w:p>
     <w:p>
@@ -1549,13 +1556,13 @@
           <w:b/>
           <w:bCs/>
         </w:rPr>
-        <w:t xml:space="preserve">Task 6.2: Automating the signal</w:t>
-      </w:r>
-      <w:r>
-        <w:t xml:space="preserve"> </w:t>
-      </w:r>
-      <w:r>
-        <w:t xml:space="preserve">— Can automated media monitoring catch deployment as it happens, rather than months later? Output: the automated media-monitoring component.</w:t>
+        <w:t xml:space="preserve">Task 5.2: Testing it with real users</w:t>
+      </w:r>
+      <w:r>
+        <w:t xml:space="preserve"> </w:t>
+      </w:r>
+      <w:r>
+        <w:t xml:space="preserve">— Does the protocol hold up when newsroom partners actually try to use it under deadline pressure? Output: field-testing with newsroom partners, feeding the paper.</w:t>
       </w:r>
     </w:p>
     <w:p>
@@ -1570,13 +1577,13 @@
           <w:b/>
           <w:bCs/>
         </w:rPr>
-        <w:t xml:space="preserve">Task 6.3: Turning tracking into warning</w:t>
-      </w:r>
-      <w:r>
-        <w:t xml:space="preserve"> </w:t>
-      </w:r>
-      <w:r>
-        <w:t xml:space="preserve">— What pattern in this tracking data actually predicts further backsliding, early enough to act on? Output: the paper and the early-warning dashboard for human-rights monitors.</w:t>
+        <w:t xml:space="preserve">Task 5.3: Making it publicly checkable</w:t>
+      </w:r>
+      <w:r>
+        <w:t xml:space="preserve"> </w:t>
+      </w:r>
+      <w:r>
+        <w:t xml:space="preserve">— How can anyone, not just partner newsrooms, verify a piece of evidence’s certification status? Output: the certification toolkit and public verification API.</w:t>
       </w:r>
     </w:p>
     <w:p>
@@ -1597,14 +1604,14 @@
         <w:t xml:space="preserve">€300,000 (preliminary — total project budget ÷ 10 WPs).</w:t>
       </w:r>
     </w:p>
-    <w:bookmarkEnd w:id="36"/>
-    <w:bookmarkStart w:id="37" w:name="wp7-ai-governance"/>
+    <w:bookmarkEnd w:id="35"/>
+    <w:bookmarkStart w:id="36" w:name="wp6-repression-monitoring"/>
     <w:p>
       <w:pPr>
         <w:pStyle w:val="Heading3"/>
       </w:pPr>
       <w:r>
-        <w:t xml:space="preserve">4.7 WP7: AI Governance</w:t>
+        <w:t xml:space="preserve">4.6 WP6: Repression Monitoring</w:t>
       </w:r>
     </w:p>
     <w:p>
@@ -1622,7 +1629,7 @@
         <w:t xml:space="preserve"> </w:t>
       </w:r>
       <w:r>
-        <w:t xml:space="preserve">Do existing AI governance regimes actually require the transparency, audit, and redress that informational accountability depends on, or do they leave institutions free to evade scrutiny?</w:t>
+        <w:t xml:space="preserve">Does AI-enabled surveillance and censorship concentrate hardest in states with the weakest oversight, and can tracking that pattern itself become an early-warning signal?</w:t>
       </w:r>
     </w:p>
     <w:p>
@@ -1640,7 +1647,7 @@
         <w:t xml:space="preserve"> </w:t>
       </w:r>
       <w:r>
-        <w:t xml:space="preserve">Koenig ·</w:t>
+        <w:t xml:space="preserve">Wilson, Knutsen, Croissant, Sombatpoonsiri, Maerz ·</w:t>
       </w:r>
       <w:r>
         <w:t xml:space="preserve"> </w:t>
@@ -1656,7 +1663,7 @@
         <w:t xml:space="preserve"> </w:t>
       </w:r>
       <w:r>
-        <w:t xml:space="preserve">gives policymakers a concrete, comparative basis for closing the gap between what AI governance promises and what it actually enforces.</w:t>
+        <w:t xml:space="preserve">gives human-rights monitors a standing, updated signal instead of relying on episodic, after-the-fact reporting.</w:t>
       </w:r>
     </w:p>
     <w:p>
@@ -1671,13 +1678,13 @@
           <w:b/>
           <w:bCs/>
         </w:rPr>
-        <w:t xml:space="preserve">Task 7.1: Mapping what’s on the books</w:t>
-      </w:r>
-      <w:r>
-        <w:t xml:space="preserve"> </w:t>
-      </w:r>
-      <w:r>
-        <w:t xml:space="preserve">— What do AI governance regimes in the EU, Australia, and Southeast Asia/Pacific formally require of AI-mediated institutional decisions? Output: the regulatory-comparison tracker.</w:t>
+        <w:t xml:space="preserve">Task 6.1: Tracking deployment</w:t>
+      </w:r>
+      <w:r>
+        <w:t xml:space="preserve"> </w:t>
+      </w:r>
+      <w:r>
+        <w:t xml:space="preserve">— Which AI-enabled surveillance and censorship tools are backsliding states actually deploying, and where? Output: expert-coded tracking across cases.</w:t>
       </w:r>
     </w:p>
     <w:p>
@@ -1692,13 +1699,13 @@
           <w:b/>
           <w:bCs/>
         </w:rPr>
-        <w:t xml:space="preserve">Task 7.2: Testing enforcement</w:t>
-      </w:r>
-      <w:r>
-        <w:t xml:space="preserve"> </w:t>
-      </w:r>
-      <w:r>
-        <w:t xml:space="preserve">— Which of these formal requirements are actually enforced, and which are checkbox compliance? Output: the comparative paper.</w:t>
+        <w:t xml:space="preserve">Task 6.2: Automating the signal</w:t>
+      </w:r>
+      <w:r>
+        <w:t xml:space="preserve"> </w:t>
+      </w:r>
+      <w:r>
+        <w:t xml:space="preserve">— Can automated media monitoring catch deployment as it happens, rather than months later? Output: the automated media-monitoring component.</w:t>
       </w:r>
     </w:p>
     <w:p>
@@ -1713,13 +1720,13 @@
           <w:b/>
           <w:bCs/>
         </w:rPr>
-        <w:t xml:space="preserve">Task 7.3: Identifying what travels</w:t>
-      </w:r>
-      <w:r>
-        <w:t xml:space="preserve"> </w:t>
-      </w:r>
-      <w:r>
-        <w:t xml:space="preserve">— Which accountability provisions transfer across very different regulatory contexts, and which don’t? Output: policy recommendations.</w:t>
+        <w:t xml:space="preserve">Task 6.3: Turning tracking into warning</w:t>
+      </w:r>
+      <w:r>
+        <w:t xml:space="preserve"> </w:t>
+      </w:r>
+      <w:r>
+        <w:t xml:space="preserve">— What pattern in this tracking data actually predicts further backsliding, early enough to act on? Output: the paper and the early-warning dashboard for human-rights monitors.</w:t>
       </w:r>
     </w:p>
     <w:p>
@@ -1740,14 +1747,14 @@
         <w:t xml:space="preserve">€300,000 (preliminary — total project budget ÷ 10 WPs).</w:t>
       </w:r>
     </w:p>
-    <w:bookmarkEnd w:id="37"/>
-    <w:bookmarkStart w:id="38" w:name="wp8-resilience-radar"/>
+    <w:bookmarkEnd w:id="36"/>
+    <w:bookmarkStart w:id="37" w:name="wp7-ai-governance"/>
     <w:p>
       <w:pPr>
         <w:pStyle w:val="Heading3"/>
       </w:pPr>
       <w:r>
-        <w:t xml:space="preserve">4.8 WP8: Resilience Radar</w:t>
+        <w:t xml:space="preserve">4.7 WP7: AI Governance</w:t>
       </w:r>
     </w:p>
     <w:p>
@@ -1765,7 +1772,7 @@
         <w:t xml:space="preserve"> </w:t>
       </w:r>
       <w:r>
-        <w:t xml:space="preserve">Can the separate indicators produced across WP2–WP7 be integrated into one shared panel sensitive enough to flag democratic-resilience shifts as they happen, rather than after the fact?</w:t>
+        <w:t xml:space="preserve">Do existing AI governance regimes actually require the transparency, audit, and redress that informational accountability depends on, or do they leave institutions free to evade scrutiny?</w:t>
       </w:r>
     </w:p>
     <w:p>
@@ -1783,7 +1790,7 @@
         <w:t xml:space="preserve"> </w:t>
       </w:r>
       <w:r>
-        <w:t xml:space="preserve">Sebok, Croissant, Maerz ·</w:t>
+        <w:t xml:space="preserve">Koenig ·</w:t>
       </w:r>
       <w:r>
         <w:t xml:space="preserve"> </w:t>
@@ -1799,7 +1806,7 @@
         <w:t xml:space="preserve"> </w:t>
       </w:r>
       <w:r>
-        <w:t xml:space="preserve">turns findings that would otherwise sit in separate WP silos into one standing, cross-country monitoring instrument.</w:t>
+        <w:t xml:space="preserve">gives policymakers a concrete, comparative basis for closing the gap between what AI governance promises and what it actually enforces.</w:t>
       </w:r>
     </w:p>
     <w:p>
@@ -1814,13 +1821,13 @@
           <w:b/>
           <w:bCs/>
         </w:rPr>
-        <w:t xml:space="preserve">Task 8.1: Integrating the indicators</w:t>
-      </w:r>
-      <w:r>
-        <w:t xml:space="preserve"> </w:t>
-      </w:r>
-      <w:r>
-        <w:t xml:space="preserve">— How compatible are the indicators coming out of WP2–WP7, and what does it take to put them on one common panel? Output: the integrated cross-country panel.</w:t>
+        <w:t xml:space="preserve">Task 7.1: Mapping what’s on the books</w:t>
+      </w:r>
+      <w:r>
+        <w:t xml:space="preserve"> </w:t>
+      </w:r>
+      <w:r>
+        <w:t xml:space="preserve">— What do AI governance regimes in the EU, Australia, and Southeast Asia/Pacific formally require of AI-mediated institutional decisions? Output: the regulatory-comparison tracker.</w:t>
       </w:r>
     </w:p>
     <w:p>
@@ -1835,13 +1842,13 @@
           <w:b/>
           <w:bCs/>
         </w:rPr>
-        <w:t xml:space="preserve">Task 8.2: Building the classifier</w:t>
-      </w:r>
-      <w:r>
-        <w:t xml:space="preserve"> </w:t>
-      </w:r>
-      <w:r>
-        <w:t xml:space="preserve">— Can an LLM classifier trained on this panel reliably distinguish real resilience shifts from noise? Output: the trained LLM classifier and methods paper.</w:t>
+        <w:t xml:space="preserve">Task 7.2: Testing enforcement</w:t>
+      </w:r>
+      <w:r>
+        <w:t xml:space="preserve"> </w:t>
+      </w:r>
+      <w:r>
+        <w:t xml:space="preserve">— Which of these formal requirements are actually enforced, and which are checkbox compliance? Output: the comparative paper.</w:t>
       </w:r>
     </w:p>
     <w:p>
@@ -1856,13 +1863,13 @@
           <w:b/>
           <w:bCs/>
         </w:rPr>
-        <w:t xml:space="preserve">Task 8.3: Making it public</w:t>
-      </w:r>
-      <w:r>
-        <w:t xml:space="preserve"> </w:t>
-      </w:r>
-      <w:r>
-        <w:t xml:space="preserve">— How should this signal be presented so outside users can actually act on it? Output: the FAIR toolkit and the Resilience Radar dashboard.</w:t>
+        <w:t xml:space="preserve">Task 7.3: Identifying what travels</w:t>
+      </w:r>
+      <w:r>
+        <w:t xml:space="preserve"> </w:t>
+      </w:r>
+      <w:r>
+        <w:t xml:space="preserve">— Which accountability provisions transfer across very different regulatory contexts, and which don’t? Output: policy recommendations.</w:t>
       </w:r>
     </w:p>
     <w:p>
@@ -1883,14 +1890,14 @@
         <w:t xml:space="preserve">€300,000 (preliminary — total project budget ÷ 10 WPs).</w:t>
       </w:r>
     </w:p>
-    <w:bookmarkEnd w:id="38"/>
-    <w:bookmarkStart w:id="39" w:name="wp9-equitable-ai-literacy"/>
+    <w:bookmarkEnd w:id="37"/>
+    <w:bookmarkStart w:id="38" w:name="wp8-resilience-radar"/>
     <w:p>
       <w:pPr>
         <w:pStyle w:val="Heading3"/>
       </w:pPr>
       <w:r>
-        <w:t xml:space="preserve">4.9 WP9: Equitable AI Literacy</w:t>
+        <w:t xml:space="preserve">4.8 WP8: Resilience Radar</w:t>
       </w:r>
     </w:p>
     <w:p>
@@ -1908,7 +1915,7 @@
         <w:t xml:space="preserve"> </w:t>
       </w:r>
       <w:r>
-        <w:t xml:space="preserve">Which AI-literacy training formats actually close the gap in underserved communities’ capacity to identify and contest AI-mediated content, rather than just reaching those already equipped to cope?</w:t>
+        <w:t xml:space="preserve">Can the separate indicators produced across WP2–WP7 be integrated into one shared panel sensitive enough to flag democratic-resilience shifts as they happen, rather than after the fact?</w:t>
       </w:r>
     </w:p>
     <w:p>
@@ -1926,7 +1933,7 @@
         <w:t xml:space="preserve"> </w:t>
       </w:r>
       <w:r>
-        <w:t xml:space="preserve">Tactical Tech, Notely, Williams ·</w:t>
+        <w:t xml:space="preserve">Sebok, Croissant, Maerz ·</w:t>
       </w:r>
       <w:r>
         <w:t xml:space="preserve"> </w:t>
@@ -1942,7 +1949,7 @@
         <w:t xml:space="preserve"> </w:t>
       </w:r>
       <w:r>
-        <w:t xml:space="preserve">turns equity from an aggregate afterthought into WP9’s direct object, giving underserved communities the same practical capacity to contest AI-mediated decisions that better-resourced groups already have.</w:t>
+        <w:t xml:space="preserve">turns findings that would otherwise sit in separate WP silos into one standing, cross-country monitoring instrument.</w:t>
       </w:r>
     </w:p>
     <w:p>
@@ -1957,13 +1964,13 @@
           <w:b/>
           <w:bCs/>
         </w:rPr>
-        <w:t xml:space="preserve">Task 9.1: Co-designing with the communities affected</w:t>
-      </w:r>
-      <w:r>
-        <w:t xml:space="preserve"> </w:t>
-      </w:r>
-      <w:r>
-        <w:t xml:space="preserve">— What do underserved communities themselves identify as the gap in their ability to engage with AI-mediated content? Output: co-designed curriculum content.</w:t>
+        <w:t xml:space="preserve">Task 8.1: Integrating the indicators</w:t>
+      </w:r>
+      <w:r>
+        <w:t xml:space="preserve"> </w:t>
+      </w:r>
+      <w:r>
+        <w:t xml:space="preserve">— How compatible are the indicators coming out of WP2–WP7, and what does it take to put them on one common panel? Output: the integrated cross-country panel.</w:t>
       </w:r>
     </w:p>
     <w:p>
@@ -1978,13 +1985,13 @@
           <w:b/>
           <w:bCs/>
         </w:rPr>
-        <w:t xml:space="preserve">Task 9.2: Piloting formats head-to-head</w:t>
-      </w:r>
-      <w:r>
-        <w:t xml:space="preserve"> </w:t>
-      </w:r>
-      <w:r>
-        <w:t xml:space="preserve">— Which training formats and delivery modes, tested against each other, close the gap fastest? Output: the pilot comparing formats.</w:t>
+        <w:t xml:space="preserve">Task 8.2: Building the classifier</w:t>
+      </w:r>
+      <w:r>
+        <w:t xml:space="preserve"> </w:t>
+      </w:r>
+      <w:r>
+        <w:t xml:space="preserve">— Can an LLM classifier trained on this panel reliably distinguish real resilience shifts from noise? Output: the trained LLM classifier and methods paper.</w:t>
       </w:r>
     </w:p>
     <w:p>
@@ -1999,34 +2006,13 @@
           <w:b/>
           <w:bCs/>
         </w:rPr>
-        <w:t xml:space="preserve">Task 9.3: Packaging what works</w:t>
-      </w:r>
-      <w:r>
-        <w:t xml:space="preserve"> </w:t>
-      </w:r>
-      <w:r>
-        <w:t xml:space="preserve">— How can the format that works best be packaged for reuse beyond the pilot communities? Output: the accessible AI-literacy curriculum and training toolkit.</w:t>
-      </w:r>
-    </w:p>
-    <w:p>
-      <w:pPr>
-        <w:numPr>
-          <w:ilvl w:val="0"/>
-          <w:numId w:val="1009"/>
-        </w:numPr>
-      </w:pPr>
-      <w:r>
-        <w:rPr>
-          <w:b/>
-          <w:bCs/>
-        </w:rPr>
-        <w:t xml:space="preserve">Task 9.4: Documenting the gap</w:t>
-      </w:r>
-      <w:r>
-        <w:t xml:space="preserve"> </w:t>
-      </w:r>
-      <w:r>
-        <w:t xml:space="preserve">— How large is the equity gap in AI-mediated participation, and how much does it close? Output: the paper on the equity gap.</w:t>
+        <w:t xml:space="preserve">Task 8.3: Making it public</w:t>
+      </w:r>
+      <w:r>
+        <w:t xml:space="preserve"> </w:t>
+      </w:r>
+      <w:r>
+        <w:t xml:space="preserve">— How should this signal be presented so outside users can actually act on it? Output: the FAIR toolkit and the Resilience Radar dashboard.</w:t>
       </w:r>
     </w:p>
     <w:p>
@@ -2047,14 +2033,14 @@
         <w:t xml:space="preserve">€300,000 (preliminary — total project budget ÷ 10 WPs).</w:t>
       </w:r>
     </w:p>
-    <w:bookmarkEnd w:id="39"/>
-    <w:bookmarkStart w:id="40" w:name="wp10-public-engagement-dissemination"/>
+    <w:bookmarkEnd w:id="38"/>
+    <w:bookmarkStart w:id="39" w:name="wp9-equitable-ai-literacy"/>
     <w:p>
       <w:pPr>
         <w:pStyle w:val="Heading3"/>
       </w:pPr>
       <w:r>
-        <w:t xml:space="preserve">4.10 WP10: Public Engagement &amp; Dissemination</w:t>
+        <w:t xml:space="preserve">4.9 WP9: Equitable AI Literacy</w:t>
       </w:r>
     </w:p>
     <w:p>
@@ -2072,7 +2058,7 @@
         <w:t xml:space="preserve"> </w:t>
       </w:r>
       <w:r>
-        <w:t xml:space="preserve">How can the diagnoses and tools produced across WP1–WP9 reach the citizens, policymakers, and civil-society actors who are actually exposed to AI’s disruption of democratic resilience?</w:t>
+        <w:t xml:space="preserve">Which AI-literacy training formats actually close the gap in underserved communities’ capacity to identify and contest AI-mediated content, rather than just reaching those already equipped to cope?</w:t>
       </w:r>
     </w:p>
     <w:p>
@@ -2090,7 +2076,7 @@
         <w:t xml:space="preserve"> </w:t>
       </w:r>
       <w:r>
-        <w:t xml:space="preserve">Maerz, UniMelb Research Office, Tactical Tech ·</w:t>
+        <w:t xml:space="preserve">Tactical Tech, Notely, Williams ·</w:t>
       </w:r>
       <w:r>
         <w:t xml:space="preserve"> </w:t>
@@ -2106,7 +2092,7 @@
         <w:t xml:space="preserve"> </w:t>
       </w:r>
       <w:r>
-        <w:t xml:space="preserve">closes the loop between diagnosis and use, so the project’s findings change practice rather than sitting in academic outputs alone.</w:t>
+        <w:t xml:space="preserve">turns equity from an aggregate afterthought into WP9’s direct object, giving underserved communities the same practical capacity to contest AI-mediated decisions that better-resourced groups already have.</w:t>
       </w:r>
     </w:p>
     <w:p>
@@ -2121,13 +2107,13 @@
           <w:b/>
           <w:bCs/>
         </w:rPr>
-        <w:t xml:space="preserve">Task 10.1: Building the public-facing tool</w:t>
-      </w:r>
-      <w:r>
-        <w:t xml:space="preserve"> </w:t>
-      </w:r>
-      <w:r>
-        <w:t xml:space="preserve">— How can nine WPs’ worth of technical findings become one usable app for ordinary citizens? Output: the Resilience Companion app launch.</w:t>
+        <w:t xml:space="preserve">Task 9.1: Co-designing with the communities affected</w:t>
+      </w:r>
+      <w:r>
+        <w:t xml:space="preserve"> </w:t>
+      </w:r>
+      <w:r>
+        <w:t xml:space="preserve">— What do underserved communities themselves identify as the gap in their ability to engage with AI-mediated content? Output: co-designed curriculum content.</w:t>
       </w:r>
     </w:p>
     <w:p>
@@ -2142,13 +2128,13 @@
           <w:b/>
           <w:bCs/>
         </w:rPr>
-        <w:t xml:space="preserve">Task 10.2: Reaching policymakers and civil society</w:t>
-      </w:r>
-      <w:r>
-        <w:t xml:space="preserve"> </w:t>
-      </w:r>
-      <w:r>
-        <w:t xml:space="preserve">— What do policymakers and civil-society partners need from this project to actually act on it? Output: policymaker and civil-society workshops, and the brief compendium.</w:t>
+        <w:t xml:space="preserve">Task 9.2: Piloting formats head-to-head</w:t>
+      </w:r>
+      <w:r>
+        <w:t xml:space="preserve"> </w:t>
+      </w:r>
+      <w:r>
+        <w:t xml:space="preserve">— Which training formats and delivery modes, tested against each other, close the gap fastest? Output: the pilot comparing formats.</w:t>
       </w:r>
     </w:p>
     <w:p>
@@ -2156,6 +2142,170 @@
         <w:numPr>
           <w:ilvl w:val="0"/>
           <w:numId w:val="1010"/>
+        </w:numPr>
+      </w:pPr>
+      <w:r>
+        <w:rPr>
+          <w:b/>
+          <w:bCs/>
+        </w:rPr>
+        <w:t xml:space="preserve">Task 9.3: Packaging what works</w:t>
+      </w:r>
+      <w:r>
+        <w:t xml:space="preserve"> </w:t>
+      </w:r>
+      <w:r>
+        <w:t xml:space="preserve">— How can the format that works best be packaged for reuse beyond the pilot communities? Output: the accessible AI-literacy curriculum and training toolkit.</w:t>
+      </w:r>
+    </w:p>
+    <w:p>
+      <w:pPr>
+        <w:numPr>
+          <w:ilvl w:val="0"/>
+          <w:numId w:val="1010"/>
+        </w:numPr>
+      </w:pPr>
+      <w:r>
+        <w:rPr>
+          <w:b/>
+          <w:bCs/>
+        </w:rPr>
+        <w:t xml:space="preserve">Task 9.4: Documenting the gap</w:t>
+      </w:r>
+      <w:r>
+        <w:t xml:space="preserve"> </w:t>
+      </w:r>
+      <w:r>
+        <w:t xml:space="preserve">— How large is the equity gap in AI-mediated participation, and how much does it close? Output: the paper on the equity gap.</w:t>
+      </w:r>
+    </w:p>
+    <w:p>
+      <w:pPr>
+        <w:pStyle w:val="FirstParagraph"/>
+      </w:pPr>
+      <w:r>
+        <w:rPr>
+          <w:b/>
+          <w:bCs/>
+        </w:rPr>
+        <w:t xml:space="preserve">Preliminary budget:</w:t>
+      </w:r>
+      <w:r>
+        <w:t xml:space="preserve"> </w:t>
+      </w:r>
+      <w:r>
+        <w:t xml:space="preserve">€300,000 (preliminary — total project budget ÷ 10 WPs).</w:t>
+      </w:r>
+    </w:p>
+    <w:bookmarkEnd w:id="39"/>
+    <w:bookmarkStart w:id="40" w:name="wp10-public-engagement-dissemination"/>
+    <w:p>
+      <w:pPr>
+        <w:pStyle w:val="Heading3"/>
+      </w:pPr>
+      <w:r>
+        <w:t xml:space="preserve">4.10 WP10: Public Engagement &amp; Dissemination</w:t>
+      </w:r>
+    </w:p>
+    <w:p>
+      <w:pPr>
+        <w:pStyle w:val="FirstParagraph"/>
+      </w:pPr>
+      <w:r>
+        <w:rPr>
+          <w:b/>
+          <w:bCs/>
+        </w:rPr>
+        <w:t xml:space="preserve">Research question:</w:t>
+      </w:r>
+      <w:r>
+        <w:t xml:space="preserve"> </w:t>
+      </w:r>
+      <w:r>
+        <w:t xml:space="preserve">How can the diagnoses and tools produced across WP1–WP9 reach the citizens, policymakers, and civil-society actors who are actually exposed to AI’s disruption of democratic resilience?</w:t>
+      </w:r>
+    </w:p>
+    <w:p>
+      <w:pPr>
+        <w:pStyle w:val="BodyText"/>
+      </w:pPr>
+      <w:r>
+        <w:rPr>
+          <w:b/>
+          <w:bCs/>
+        </w:rPr>
+        <w:t xml:space="preserve">Lead:</w:t>
+      </w:r>
+      <w:r>
+        <w:t xml:space="preserve"> </w:t>
+      </w:r>
+      <w:r>
+        <w:t xml:space="preserve">Maerz, UniMelb Research Office, Tactical Tech ·</w:t>
+      </w:r>
+      <w:r>
+        <w:t xml:space="preserve"> </w:t>
+      </w:r>
+      <w:r>
+        <w:rPr>
+          <w:b/>
+          <w:bCs/>
+        </w:rPr>
+        <w:t xml:space="preserve">Impact:</w:t>
+      </w:r>
+      <w:r>
+        <w:t xml:space="preserve"> </w:t>
+      </w:r>
+      <w:r>
+        <w:t xml:space="preserve">closes the loop between diagnosis and use, so the project’s findings change practice rather than sitting in academic outputs alone.</w:t>
+      </w:r>
+    </w:p>
+    <w:p>
+      <w:pPr>
+        <w:numPr>
+          <w:ilvl w:val="0"/>
+          <w:numId w:val="1011"/>
+        </w:numPr>
+      </w:pPr>
+      <w:r>
+        <w:rPr>
+          <w:b/>
+          <w:bCs/>
+        </w:rPr>
+        <w:t xml:space="preserve">Task 10.1: Building the public-facing tool</w:t>
+      </w:r>
+      <w:r>
+        <w:t xml:space="preserve"> </w:t>
+      </w:r>
+      <w:r>
+        <w:t xml:space="preserve">— How can nine WPs’ worth of technical findings become one usable app for ordinary citizens? Output: the Resilience Companion app launch.</w:t>
+      </w:r>
+    </w:p>
+    <w:p>
+      <w:pPr>
+        <w:numPr>
+          <w:ilvl w:val="0"/>
+          <w:numId w:val="1011"/>
+        </w:numPr>
+      </w:pPr>
+      <w:r>
+        <w:rPr>
+          <w:b/>
+          <w:bCs/>
+        </w:rPr>
+        <w:t xml:space="preserve">Task 10.2: Reaching policymakers and civil society</w:t>
+      </w:r>
+      <w:r>
+        <w:t xml:space="preserve"> </w:t>
+      </w:r>
+      <w:r>
+        <w:t xml:space="preserve">— What do policymakers and civil-society partners need from this project to actually act on it? Output: policymaker and civil-society workshops, and the brief compendium.</w:t>
+      </w:r>
+    </w:p>
+    <w:p>
+      <w:pPr>
+        <w:numPr>
+          <w:ilvl w:val="0"/>
+          <w:numId w:val="1011"/>
         </w:numPr>
       </w:pPr>
       <w:r>
@@ -4234,6 +4384,9 @@
     <w:abstractNumId w:val="991"/>
   </w:num>
   <w:num w:numId="1010">
+    <w:abstractNumId w:val="991"/>
+  </w:num>
+  <w:num w:numId="1011">
     <w:abstractNumId w:val="991"/>
   </w:num>
 </w:numbering>

--- a/concept_note.docx
+++ b/concept_note.docx
@@ -15,7 +15,7 @@
         <w:pStyle w:val="Subtitle"/>
       </w:pPr>
       <w:r>
-        <w:t xml:space="preserve">Conceptual framework and proposed WPs for the Horizon Europe bid</w:t>
+        <w:t xml:space="preserve">Conceptual framework and the development of WPs for the Horizon Europe bid</w:t>
       </w:r>
     </w:p>
     <w:p>
@@ -54,150 +54,53 @@
       <w:pPr>
         <w:pStyle w:val="FirstParagraph"/>
       </w:pPr>
-      <w:r>
-        <w:rPr>
-          <w:i/>
-          <w:iCs/>
-        </w:rPr>
-        <w:t xml:space="preserve">Keep in mind - important to be eligible for submission!*</w:t>
-      </w:r>
-    </w:p>
-    <w:p>
-      <w:pPr>
-        <w:pStyle w:val="Compact"/>
-        <w:numPr>
-          <w:ilvl w:val="0"/>
-          <w:numId w:val="1001"/>
-        </w:numPr>
-      </w:pPr>
-      <w:r>
-        <w:rPr>
-          <w:i/>
-          <w:iCs/>
-        </w:rPr>
-        <w:t xml:space="preserve">This is a two-stage call with the first stage being a 10-page</w:t>
-      </w:r>
-      <w:r>
-        <w:rPr>
-          <w:i/>
-          <w:iCs/>
-        </w:rPr>
-        <w:t xml:space="preserve"> </w:t>
-      </w:r>
       <w:r>
         <w:rPr>
           <w:b/>
           <w:bCs/>
-          <w:i/>
-          <w:iCs/>
-        </w:rPr>
-        <w:t xml:space="preserve">blind</w:t>
-      </w:r>
-      <w:r>
-        <w:rPr>
-          <w:i/>
-          <w:iCs/>
-        </w:rPr>
-        <w:t xml:space="preserve"> </w:t>
-      </w:r>
-      <w:r>
-        <w:rPr>
-          <w:i/>
-          <w:iCs/>
-        </w:rPr>
-        <w:t xml:space="preserve">submission, meaning no names of researchers, no institutions are named (only in second stage) - of course, we should still have all personnel in place when submitting to the first stage</w:t>
-      </w:r>
-    </w:p>
-    <w:p>
-      <w:pPr>
-        <w:pStyle w:val="Compact"/>
-        <w:numPr>
-          <w:ilvl w:val="0"/>
-          <w:numId w:val="1001"/>
-        </w:numPr>
-      </w:pPr>
-      <w:r>
-        <w:rPr>
-          <w:i/>
-          <w:iCs/>
-        </w:rPr>
-        <w:t xml:space="preserve">We need at least one but ideally more civil society institutions as beneficiary (WP lead) or affiliated partner (Taks lead). I suggest Tactical Tech (or similar) is the main lead of WP9 and we try to get a fact-checking organisation on board for WP4 plus maybe another think tank to partner with us for dissemination (WP10).</w:t>
-      </w:r>
-    </w:p>
-    <w:p>
-      <w:pPr>
-        <w:pStyle w:val="Compact"/>
-        <w:numPr>
-          <w:ilvl w:val="0"/>
-          <w:numId w:val="1001"/>
-        </w:numPr>
-      </w:pPr>
-      <w:r>
-        <w:rPr>
-          <w:i/>
-          <w:iCs/>
-        </w:rPr>
-        <w:t xml:space="preserve">We need to have at least one policy-making institution being involved - not necessarily as beneficiary but as affiliated partner(s). DFAT and a European component…? Any ideas?</w:t>
-      </w:r>
-    </w:p>
-    <w:p>
-      <w:pPr>
-        <w:pStyle w:val="Compact"/>
-        <w:numPr>
-          <w:ilvl w:val="0"/>
-          <w:numId w:val="1001"/>
-        </w:numPr>
-      </w:pPr>
-      <w:r>
-        <w:rPr>
-          <w:i/>
-          <w:iCs/>
-        </w:rPr>
-        <w:t xml:space="preserve">We need to have a midterm assessment of our outcomes in place, with specific democracy practicioners and policy-makers committed to do so when we submit!</w:t>
-      </w:r>
-    </w:p>
-    <w:p>
-      <w:pPr>
-        <w:pStyle w:val="Compact"/>
-        <w:numPr>
-          <w:ilvl w:val="0"/>
-          <w:numId w:val="1001"/>
-        </w:numPr>
-      </w:pPr>
-      <w:r>
-        <w:rPr>
-          <w:i/>
-          <w:iCs/>
-        </w:rPr>
-        <w:t xml:space="preserve">I re-read the other (single-stage) call again on</w:t>
-      </w:r>
-      <w:r>
-        <w:rPr>
-          <w:i/>
-          <w:iCs/>
-        </w:rPr>
-        <w:t xml:space="preserve"> </w:t>
-      </w:r>
-      <w:r>
-        <w:rPr>
-          <w:i/>
-          <w:iCs/>
-        </w:rPr>
-        <w:t xml:space="preserve">“Addressing the impact of artificial intelligence, cyberviolence, and deepfakes on equality, democracy and inclusive societies”</w:t>
-      </w:r>
-      <w:r>
-        <w:rPr>
-          <w:i/>
-          <w:iCs/>
-        </w:rPr>
-        <w:t xml:space="preserve"> </w:t>
-      </w:r>
-      <w:r>
-        <w:rPr>
-          <w:i/>
-          <w:iCs/>
-        </w:rPr>
-        <w:t xml:space="preserve">and suggest we only focus on this call if we do not make it to the second stage of the other call as we would need to re-structure our proposal substantially to also cover cyberviolence and it would also need to become much more techy.</w:t>
+        </w:rPr>
+        <w:t xml:space="preserve">Please note:</w:t>
+      </w:r>
+      <w:r>
+        <w:t xml:space="preserve"> </w:t>
+      </w:r>
+      <w:r>
+        <w:rPr>
+          <w:i/>
+          <w:iCs/>
+        </w:rPr>
+        <w:t xml:space="preserve">This document is not yet the proposal itself. It serves to conceptualize the overarching theoretical framework on which we will develop the work packages, before we draft the actual proposal. The Horizon Europe two-stage application process requires a very specific structure for the first stage: the submission is blind (no names of researchers or institutions), strictly limited to 10 pages, and must strictly follow this structure: 1. Excellence — 1.1 Objectives and ambition, 1.2 Methodology; 2. Impact — 2.1 Project’s pathways towards impact. This means the framework as well as the WPs and their objectives need to be woven into this structure, which is why we will focus on writing this up only once the framework and work packages are developed sufficiently — that is, after the Dec 9/10 workshop.</w:t>
+      </w:r>
+    </w:p>
+    <w:p>
+      <w:pPr>
+        <w:pStyle w:val="BodyText"/>
+      </w:pPr>
+      <w:r>
+        <w:rPr>
+          <w:b/>
+          <w:bCs/>
+        </w:rPr>
+        <w:t xml:space="preserve">What we need from you now:</w:t>
+      </w:r>
+      <w:r>
+        <w:t xml:space="preserve"> </w:t>
+      </w:r>
+      <w:r>
+        <w:rPr>
+          <w:i/>
+          <w:iCs/>
+        </w:rPr>
+        <w:t xml:space="preserve">Please critically assess the theoretical framework for its clarity and pertinence and add any comments or suggestions you might have. We also kindly ask WP leads/co-leads/task leads to look at the proposed outline of their work package/task and add their comments and suggestions, especially also if you have ideas on what civil society organisation or policy-making institution we could still involve — nothing more is needed at this point. During the workshop, the team will split into work-package groups to develop each WP’s own objectives, methodology, and pathways to impact in the detail the proposal requires. Thank you, your input is really appreciated!</w:t>
+      </w:r>
+    </w:p>
+    <w:bookmarkStart w:id="27" w:name="X8a9c738e2d1139ee7d64c7fbb3789b80681789b"/>
+    <w:p>
+      <w:pPr>
+        <w:pStyle w:val="Heading1"/>
+      </w:pPr>
+      <w:r>
+        <w:t xml:space="preserve">1. Theoretical framework: informational resilience of democracy</w:t>
       </w:r>
     </w:p>
     <w:p>
@@ -205,6 +108,63 @@
         <w:pStyle w:val="FirstParagraph"/>
       </w:pPr>
       <w:r>
+        <w:t xml:space="preserve">The resilience of democracies worldwide is being tested like never before by mounting internal and external pressures, including inequality, declining trust, governance failures, climate change, and authoritarian aggression, all of which threaten core democratic institutions and practices. The rapid societal uptake of advanced artificial intelligence (AI) since the early 2020s has compounded some of these pressures while introducing new concerns about the risks of</w:t>
+      </w:r>
+      <w:r>
+        <w:t xml:space="preserve"> </w:t>
+      </w:r>
+      <w:r>
+        <w:t xml:space="preserve">“runaway AI.”</w:t>
+      </w:r>
+    </w:p>
+    <w:p>
+      <w:pPr>
+        <w:pStyle w:val="BodyText"/>
+      </w:pPr>
+      <w:r>
+        <w:t xml:space="preserve">Scholars have grappled with these twin developments by identifying the institutional and discursive conditions that underpin democratic resilience</w:t>
+      </w:r>
+      <w:r>
+        <w:t xml:space="preserve"> </w:t>
+      </w:r>
+      <w:r>
+        <w:t xml:space="preserve">(Biddle et al., 2025; Boese et al., 2021; Croissant &amp; Lott, 2026; Dryzek et al., 2019; Ercan et al., 2025; Merkel, 2026)</w:t>
+      </w:r>
+      <w:r>
+        <w:t xml:space="preserve">, developing frameworks for understanding AI’s effects on democracy</w:t>
+      </w:r>
+      <w:r>
+        <w:t xml:space="preserve"> </w:t>
+      </w:r>
+      <w:r>
+        <w:t xml:space="preserve">(Altman, 2026; Garbe &amp; Maerz, 2026; Notley et al., 2026; Schroeder et al., 2026; Summerfield et al., 2025)</w:t>
+      </w:r>
+      <w:r>
+        <w:t xml:space="preserve">, and examining how AI might strengthen democratic governance and popular participation</w:t>
+      </w:r>
+      <w:r>
+        <w:t xml:space="preserve"> </w:t>
+      </w:r>
+      <w:r>
+        <w:t xml:space="preserve">(Margetts et al., 2024; Noveck, 2026; Tessler et al., 2024)</w:t>
+      </w:r>
+      <w:r>
+        <w:t xml:space="preserve">. Yet we still lack a systematic account of how AI affects democratic resilience and, consequently, of how policy can maximize its benefits while limiting its risks.</w:t>
+      </w:r>
+    </w:p>
+    <w:p>
+      <w:pPr>
+        <w:pStyle w:val="BodyText"/>
+      </w:pPr>
+      <w:r>
+        <w:t xml:space="preserve">To fill this gap, we propose a new model of informational resilience: it conceptualizes democratic resilience as a property of systems of information feedback, and identifies how AI can undermine or strengthen a system’s capacity to sustain or restore its core democratic qualities under pressure. The overarching objective of this project is therefore to diagnose AI-driven erosion of democratic qualities and to develop, test and transfer the tools that counter it. We develop and pilot these tools in the EU and Australia — two consolidated democratic settings with contrasting regulatory environments — and extend the diagnosis to hybrid and backsliding cases in Southeast Asia and the Pacific, where AI’s disruptive potential is least constrained. This design yields evidence and instruments that are robust across regulatory regimes rather than specific to one, and directly usable by EU institutions, national decision-makers and civil society organisations.</w:t>
+      </w:r>
+    </w:p>
+    <w:p>
+      <w:pPr>
+        <w:pStyle w:val="BodyText"/>
+      </w:pPr>
+      <w:r>
         <w:t xml:space="preserve">We define democratic resilience as a political system’s capacity to sustain or restore its core democratic qualities under pressure</w:t>
       </w:r>
       <w:r>
@@ -214,25 +174,43 @@
         <w:t xml:space="preserve">(Biddle et al., 2025; Boese et al., 2021; Croissant &amp; Lott, 2026; Lührmann, 2021; Merkel, 2026)</w:t>
       </w:r>
       <w:r>
-        <w:t xml:space="preserve">. We study it as a citizen–information–institution loop</w:t>
-      </w:r>
-      <w:r>
-        <w:t xml:space="preserve"> </w:t>
-      </w:r>
-      <w:r>
-        <w:t xml:space="preserve">(Easton, 1965)</w:t>
-      </w:r>
-      <w:r>
-        <w:t xml:space="preserve">: citizen demands are the input, institutions convert them into decisions through a throughput process, and the resulting output feeds back to citizens as the next round of input. Following the classical distinction between what citizens do, what carries information between citizens and institutions, and what institutions do</w:t>
-      </w:r>
-      <w:r>
-        <w:t xml:space="preserve"> </w:t>
-      </w:r>
-      <w:r>
-        <w:t xml:space="preserve">(Almond &amp; Powell, 1966)</w:t>
-      </w:r>
-      <w:r>
-        <w:t xml:space="preserve">, we split the loop into three components: informational autonomy, informational integrity, and informational accountability.</w:t>
+        <w:t xml:space="preserve">, which depends on the system’s capacity to gather and process information, make decisions, and respond adequately to citizens’ needs. For a democracy to be informationally resilient, citizens must have autonomy to gather information, form opinions and act on their own judgments</w:t>
+      </w:r>
+      <w:r>
+        <w:t xml:space="preserve"> </w:t>
+      </w:r>
+      <w:r>
+        <w:t xml:space="preserve">(Anderson &amp; Pro, 2026; Dahl, 1989)</w:t>
+      </w:r>
+      <w:r>
+        <w:t xml:space="preserve">, information circulating through the system must have integrity</w:t>
+      </w:r>
+      <w:r>
+        <w:t xml:space="preserve"> </w:t>
+      </w:r>
+      <w:r>
+        <w:t xml:space="preserve">(Dahl, 1989; Habermas, 1962)</w:t>
+      </w:r>
+      <w:r>
+        <w:t xml:space="preserve">, and institutions must remain accountable for how that information is turned into regulation and policy</w:t>
+      </w:r>
+      <w:r>
+        <w:t xml:space="preserve"> </w:t>
+      </w:r>
+      <w:r>
+        <w:t xml:space="preserve">(Bovens, 2007; Schedler, 1999)</w:t>
+      </w:r>
+      <w:r>
+        <w:t xml:space="preserve">. All three are a pre-condition for resilience and must work equitably: when only the best-resourced can claim autonomy, integrity, or accountability, that inequality makes democratic backsliding more likely</w:t>
+      </w:r>
+      <w:r>
+        <w:t xml:space="preserve"> </w:t>
+      </w:r>
+      <w:r>
+        <w:t xml:space="preserve">(Lührmann &amp; Lindberg, 2019; Merkel &amp; Lührmann, 2021)</w:t>
+      </w:r>
+      <w:r>
+        <w:t xml:space="preserve">.</w:t>
       </w:r>
     </w:p>
     <w:p>
@@ -240,86 +218,34 @@
         <w:pStyle w:val="BodyText"/>
       </w:pPr>
       <w:r>
-        <w:t xml:space="preserve">Informational autonomy is citizens’ capacity to form and act on their own judgments</w:t>
-      </w:r>
-      <w:r>
-        <w:t xml:space="preserve"> </w:t>
-      </w:r>
-      <w:r>
-        <w:t xml:space="preserve">(Anderson &amp; Pro, 2026; Dahl, 1989)</w:t>
-      </w:r>
-      <w:r>
-        <w:t xml:space="preserve">. Informational integrity is the accuracy and plurality of the shared evidence base and information ecosystems citizens and institutions draw on</w:t>
-      </w:r>
-      <w:r>
-        <w:t xml:space="preserve"> </w:t>
-      </w:r>
-      <w:r>
-        <w:t xml:space="preserve">(Dahl, 1989; Habermas, 1962)</w:t>
-      </w:r>
-      <w:r>
-        <w:t xml:space="preserve">. Informational accountability is institutions’ exposure to being checked and corrected</w:t>
-      </w:r>
-      <w:r>
-        <w:t xml:space="preserve"> </w:t>
-      </w:r>
-      <w:r>
-        <w:t xml:space="preserve">(Bovens, 2007; Schedler, 1999)</w:t>
-      </w:r>
-      <w:r>
-        <w:t xml:space="preserve">. Resilience requires all three to work equitably: when only the best-resourced can claim autonomy, integrity, or accountability, that inequality makes democratic backsliding more likely</w:t>
-      </w:r>
-      <w:r>
-        <w:t xml:space="preserve"> </w:t>
-      </w:r>
-      <w:r>
-        <w:t xml:space="preserve">(Lührmann &amp; Lindberg, 2019; Merkel &amp; Lührmann, 2021)</w:t>
+        <w:t xml:space="preserve">AI disrupts this information loop directly, reshaping how citizens form judgments and how institutions are scrutinised</w:t>
+      </w:r>
+      <w:r>
+        <w:t xml:space="preserve"> </w:t>
+      </w:r>
+      <w:r>
+        <w:t xml:space="preserve">(Farrell, 2026; Jungherr, 2023; Kreps &amp; Kriner, 2023; Wiewiura et al., 2026)</w:t>
+      </w:r>
+      <w:r>
+        <w:t xml:space="preserve">. Three forms carry this disruption: generative AI, which fabricates content; ranking and recommendation systems, which shape what is seen; and agentic AI, which increasingly executes rather than just informs decisions</w:t>
+      </w:r>
+      <w:r>
+        <w:t xml:space="preserve"> </w:t>
+      </w:r>
+      <w:r>
+        <w:t xml:space="preserve">(Schmid et al., 2026)</w:t>
+      </w:r>
+      <w:r>
+        <w:t xml:space="preserve">. Each is dual-use: the same capability that erodes a component by default can strengthen it by design</w:t>
+      </w:r>
+      <w:r>
+        <w:t xml:space="preserve"> </w:t>
+      </w:r>
+      <w:r>
+        <w:t xml:space="preserve">(Cavaliere &amp; Romeo, 2022; König &amp; Wenzelburger, 2022; Noveck, 2026; Ovadya, 2023)</w:t>
       </w:r>
       <w:r>
         <w:t xml:space="preserve">.</w:t>
-      </w:r>
-    </w:p>
-    <w:p>
-      <w:pPr>
-        <w:pStyle w:val="BodyText"/>
-      </w:pPr>
-      <w:r>
-        <w:t xml:space="preserve">Artificial intelligence disrupts this loop directly, reshaping how citizens form judgments and how institutions are scrutinised</w:t>
-      </w:r>
-      <w:r>
-        <w:t xml:space="preserve"> </w:t>
-      </w:r>
-      <w:r>
-        <w:t xml:space="preserve">(Farrell, 2026; Jungherr, 2023; Kreps &amp; Kriner, 2023; Wiewiura et al., 2026)</w:t>
-      </w:r>
-      <w:r>
-        <w:t xml:space="preserve">. Three forms carry this disruption: generative AI, which fabricates content; ranking and recommendation systems, which shape what is seen; and agentic AI, which increasingly executes rather than just informs decisions</w:t>
-      </w:r>
-      <w:r>
-        <w:t xml:space="preserve"> </w:t>
-      </w:r>
-      <w:r>
-        <w:t xml:space="preserve">(Schmid et al., 2026)</w:t>
-      </w:r>
-      <w:r>
-        <w:t xml:space="preserve">. Each is dual-use: the same capability that erodes a component by default can strengthen it by design</w:t>
-      </w:r>
-      <w:r>
-        <w:t xml:space="preserve"> </w:t>
-      </w:r>
-      <w:r>
-        <w:t xml:space="preserve">(Cavaliere &amp; Romeo, 2022; König &amp; Wenzelburger, 2022; Noveck, 2026; Ovadya, 2023)</w:t>
-      </w:r>
-      <w:r>
-        <w:t xml:space="preserve">.</w:t>
-      </w:r>
-    </w:p>
-    <w:p>
-      <w:pPr>
-        <w:pStyle w:val="BodyText"/>
-      </w:pPr>
-      <w:r>
-        <w:t xml:space="preserve">Our goal is to diagnose this erosion and build the tools that reverse it. We pilot these tools in the EU and Australia — two consolidated democracies with different regulatory starting points — and extend the diagnosis to Southeast Asia and the Pacific’s hybrid and backsliding cases, capturing the fuller range of AI’s disruptive power.</w:t>
       </w:r>
     </w:p>
     <w:tbl>
@@ -417,7 +343,7 @@
         <w:t xml:space="preserve"> </w:t>
       </w:r>
       <w:r>
-        <w:t xml:space="preserve">illustrates how we conceptualize democratic resilience through the lens of informational autonomy, integrity, and accountability, and how different forms of AI disrupt the loop.</w:t>
+        <w:t xml:space="preserve">illustrates how we conceptualize informational resilience of democracy through the lens of autonomy, integrity, and accountability, and how different forms of AI disrupt the loop.</w:t>
       </w:r>
     </w:p>
     <w:bookmarkStart w:id="24" w:name="informational-autonomy-citizens"/>
@@ -426,7 +352,7 @@
         <w:pStyle w:val="Heading2"/>
       </w:pPr>
       <w:r>
-        <w:t xml:space="preserve">1 Informational Autonomy — Citizens</w:t>
+        <w:t xml:space="preserve">1.1 Informational autonomy — citizens</w:t>
       </w:r>
     </w:p>
     <w:p>
@@ -434,11 +360,51 @@
         <w:pStyle w:val="FirstParagraph"/>
       </w:pPr>
       <w:r>
-        <w:rPr>
-          <w:i/>
-          <w:iCs/>
-        </w:rPr>
-        <w:t xml:space="preserve">[Constanza to add]</w:t>
+        <w:t xml:space="preserve">Informational autonomy refers to citizens’ capacity to gather information, form opinions, and act based on their own judgments</w:t>
+      </w:r>
+      <w:r>
+        <w:t xml:space="preserve"> </w:t>
+      </w:r>
+      <w:r>
+        <w:t xml:space="preserve">(Anderson &amp; Pro, 2026; Dahl, 1989)</w:t>
+      </w:r>
+      <w:r>
+        <w:t xml:space="preserve">. Following</w:t>
+      </w:r>
+      <w:r>
+        <w:t xml:space="preserve"> </w:t>
+      </w:r>
+      <w:r>
+        <w:t xml:space="preserve">Anderson &amp; Pro (2026, p. 3)</w:t>
+      </w:r>
+      <w:r>
+        <w:t xml:space="preserve">, this informational autonomy has two dimensions:</w:t>
+      </w:r>
+      <w:r>
+        <w:t xml:space="preserve"> </w:t>
+      </w:r>
+      <w:r>
+        <w:rPr>
+          <w:i/>
+          <w:iCs/>
+        </w:rPr>
+        <w:t xml:space="preserve">authenticity</w:t>
+      </w:r>
+      <w:r>
+        <w:t xml:space="preserve">, the freedom to form beliefs, values and preferences that are genuinely one’s own, arrived at through reflection rather than manipulation; and</w:t>
+      </w:r>
+      <w:r>
+        <w:t xml:space="preserve"> </w:t>
+      </w:r>
+      <w:r>
+        <w:rPr>
+          <w:i/>
+          <w:iCs/>
+        </w:rPr>
+        <w:t xml:space="preserve">agency</w:t>
+      </w:r>
+      <w:r>
+        <w:t xml:space="preserve">, the ability to act effectively on them in private and public life. Both dimensions are unequally distributed, varying systematically with education, gender, socioeconomic status, language, disability, age and digital access, so any investigation on informational autonomy must ask not only whether the overall capacity is strengthened or eroded, but for whom specifically.</w:t>
       </w:r>
     </w:p>
     <w:p>
@@ -446,7 +412,25 @@
         <w:pStyle w:val="BodyText"/>
       </w:pPr>
       <w:r>
-        <w:t xml:space="preserve">Relevant literature Seraphine identified and tagged in Mendeley:</w:t>
+        <w:t xml:space="preserve">AI poses a risk to informational autonomy: the same systems that help citizens interpret information also help compose what they say, while ranking and recommendation systems shape what they encounter and whether their expressions are able to reach decision-makers, making it harder to tell where a citizen’s reasoning ends and the system’s contribution begins. This risk is distributional as well. Language models inherit the biases of their training data, over-representing dominant English-speaking, Western and male perspectives, and systems that enforce standard linguistic norms silence or distort minority voices</w:t>
+      </w:r>
+      <w:r>
+        <w:t xml:space="preserve"> </w:t>
+      </w:r>
+      <w:r>
+        <w:t xml:space="preserve">(Ohren et al., 2026, p. 6)</w:t>
+      </w:r>
+      <w:r>
+        <w:t xml:space="preserve">. Algorithmic selection carries the same risk under a claim of neutrality: in the Global Assembly, an algorithm excluded participants from Pacific Island states — among those most affected by climate change — on grounds of fairness</w:t>
+      </w:r>
+      <w:r>
+        <w:t xml:space="preserve"> </w:t>
+      </w:r>
+      <w:r>
+        <w:t xml:space="preserve">(Ohren et al., 2026, p. 7)</w:t>
+      </w:r>
+      <w:r>
+        <w:t xml:space="preserve">.</w:t>
       </w:r>
       <w:r>
         <w:t xml:space="preserve"> </w:t>
@@ -455,43 +439,70 @@
         <w:t xml:space="preserve">Anderson &amp; Pro (2026)</w:t>
       </w:r>
       <w:r>
-        <w:t xml:space="preserve">;</w:t>
-      </w:r>
-      <w:r>
-        <w:t xml:space="preserve"> </w:t>
-      </w:r>
-      <w:r>
-        <w:t xml:space="preserve">Croce (2025)</w:t>
-      </w:r>
-      <w:r>
-        <w:t xml:space="preserve">;</w:t>
-      </w:r>
-      <w:r>
-        <w:t xml:space="preserve"> </w:t>
-      </w:r>
-      <w:r>
-        <w:t xml:space="preserve">König (2023)</w:t>
-      </w:r>
-      <w:r>
-        <w:t xml:space="preserve">;</w:t>
-      </w:r>
-      <w:r>
-        <w:t xml:space="preserve"> </w:t>
-      </w:r>
-      <w:r>
-        <w:t xml:space="preserve">Ohren et al. (2026)</w:t>
-      </w:r>
-      <w:r>
-        <w:t xml:space="preserve">;</w:t>
-      </w:r>
-      <w:r>
-        <w:t xml:space="preserve"> </w:t>
-      </w:r>
-      <w:r>
-        <w:t xml:space="preserve">Ovadya (2023)</w:t>
-      </w:r>
-      <w:r>
-        <w:t xml:space="preserve">.</w:t>
+        <w:t xml:space="preserve"> </w:t>
+      </w:r>
+      <w:r>
+        <w:t xml:space="preserve">call this tension the</w:t>
+      </w:r>
+      <w:r>
+        <w:t xml:space="preserve"> </w:t>
+      </w:r>
+      <w:r>
+        <w:rPr>
+          <w:i/>
+          <w:iCs/>
+        </w:rPr>
+        <w:t xml:space="preserve">autonomy paradox</w:t>
+      </w:r>
+      <w:r>
+        <w:t xml:space="preserve">: AI can make participation easier while weakening the independence of judgment, or support reflective judgment while constraining citizens’ capacity to act on it.</w:t>
+      </w:r>
+    </w:p>
+    <w:p>
+      <w:pPr>
+        <w:pStyle w:val="BodyText"/>
+      </w:pPr>
+      <w:r>
+        <w:t xml:space="preserve">AI can also strengthen informational autonomy. It can reduce the cost of political learning, compliance and psychological burdens that hamper citizens’ access to information and democratic institutions, and can act as a facilitator that summarizes arguments and surfaces paths to compromise within deliberation</w:t>
+      </w:r>
+      <w:r>
+        <w:t xml:space="preserve"> </w:t>
+      </w:r>
+      <w:r>
+        <w:t xml:space="preserve">(Croce, 2025, p. 54)</w:t>
+      </w:r>
+      <w:r>
+        <w:t xml:space="preserve">. These burdens fall unevenly, and so do the gains from lifting them: the citizens least able to navigate complex administrative and informational systems could benefit most. Evidence shows that conversational agents can widen who speaks as well as how many, improving perceived conversation quality and democratic reciprocity and raising participation among under-represented groups</w:t>
+      </w:r>
+      <w:r>
+        <w:t xml:space="preserve"> </w:t>
+      </w:r>
+      <w:r>
+        <w:t xml:space="preserve">(Croce, 2025, p. 55; Ohren et al., 2026, p. 6)</w:t>
+      </w:r>
+      <w:r>
+        <w:t xml:space="preserve">, and AI-augmented representative deliberation has been proposed as a way to make participatory processes workable at scales previously out of reach</w:t>
+      </w:r>
+      <w:r>
+        <w:t xml:space="preserve"> </w:t>
+      </w:r>
+      <w:r>
+        <w:t xml:space="preserve">(Noveck, 2026; Ovadya, 2023, pp. 163, 166)</w:t>
+      </w:r>
+      <w:r>
+        <w:t xml:space="preserve"> </w:t>
+      </w:r>
+      <w:r>
+        <w:t xml:space="preserve">— but only where citizens retain control over the agenda, the information and the conclusions</w:t>
+      </w:r>
+      <w:r>
+        <w:t xml:space="preserve"> </w:t>
+      </w:r>
+      <w:r>
+        <w:t xml:space="preserve">(Ohren et al., 2026)</w:t>
+      </w:r>
+      <w:r>
+        <w:t xml:space="preserve">. For informational resilience of democracy, then, the key question is not whether citizens use AI, but whether they remain the authors of the demands that enter the political system, and whether all citizens do so on equal terms.</w:t>
       </w:r>
     </w:p>
     <w:bookmarkEnd w:id="24"/>
@@ -501,7 +512,7 @@
         <w:pStyle w:val="Heading2"/>
       </w:pPr>
       <w:r>
-        <w:t xml:space="preserve">2 Informational Integrity — The Shared Environment</w:t>
+        <w:t xml:space="preserve">1.2 Informational integrity — the shared environment</w:t>
       </w:r>
     </w:p>
     <w:p>
@@ -509,11 +520,43 @@
         <w:pStyle w:val="FirstParagraph"/>
       </w:pPr>
       <w:r>
-        <w:rPr>
-          <w:i/>
-          <w:iCs/>
-        </w:rPr>
-        <w:t xml:space="preserve">[Max to add]</w:t>
+        <w:t xml:space="preserve">Informational integrity is the extent to which the shared evidence base circulating through the democratic feedback loop is accurate, authentic, and pluralistic</w:t>
+      </w:r>
+      <w:r>
+        <w:t xml:space="preserve"> </w:t>
+      </w:r>
+      <w:r>
+        <w:t xml:space="preserve">(OECD, 2024, p. 9)</w:t>
+      </w:r>
+      <w:r>
+        <w:t xml:space="preserve">. Democracy requires citizens to understand how political institutions operate and to access evidence relevant to competing policy claims</w:t>
+      </w:r>
+      <w:r>
+        <w:t xml:space="preserve"> </w:t>
+      </w:r>
+      <w:r>
+        <w:t xml:space="preserve">(Lewandowsky et al., 2023)</w:t>
+      </w:r>
+      <w:r>
+        <w:t xml:space="preserve">. In the feedback-loop model, this requirement applies in both directions. On the input side, citizens need reliable information to form preferences, while institutions need information that accurately reflects social conditions and public demands. On the output side, citizens need reliable information about government decisions and performance to evaluate outcomes and revise their preferences. Informational integrity therefore depends on the conditions under which political information is produced, distributed, and amplified</w:t>
+      </w:r>
+      <w:r>
+        <w:t xml:space="preserve"> </w:t>
+      </w:r>
+      <w:r>
+        <w:t xml:space="preserve">(Bennett &amp; Livingston, 2018; Freelon &amp; Wells, 2020)</w:t>
+      </w:r>
+      <w:r>
+        <w:t xml:space="preserve">. It is degraded when falsehoods, exclusion, or strategic manipulation distort this shared evidence base</w:t>
+      </w:r>
+      <w:r>
+        <w:t xml:space="preserve"> </w:t>
+      </w:r>
+      <w:r>
+        <w:t xml:space="preserve">(Ecker et al., 2026; Humprecht et al., 2020)</w:t>
+      </w:r>
+      <w:r>
+        <w:t xml:space="preserve">.</w:t>
       </w:r>
     </w:p>
     <w:p>
@@ -521,40 +564,96 @@
         <w:pStyle w:val="BodyText"/>
       </w:pPr>
       <w:r>
-        <w:t xml:space="preserve">Relevant literature Seraphine identified and tagged in Mendeley:</w:t>
-      </w:r>
-      <w:r>
-        <w:t xml:space="preserve"> </w:t>
-      </w:r>
-      <w:r>
-        <w:t xml:space="preserve">Lundberg &amp; Mozelius (2025)</w:t>
-      </w:r>
-      <w:r>
-        <w:t xml:space="preserve">;</w:t>
-      </w:r>
-      <w:r>
-        <w:t xml:space="preserve"> </w:t>
-      </w:r>
-      <w:r>
-        <w:t xml:space="preserve">Dan (2019)</w:t>
-      </w:r>
-      <w:r>
-        <w:t xml:space="preserve">;</w:t>
-      </w:r>
-      <w:r>
-        <w:t xml:space="preserve"> </w:t>
-      </w:r>
-      <w:r>
-        <w:t xml:space="preserve">Bhandari &amp; Bhandari (2025)</w:t>
-      </w:r>
-      <w:r>
-        <w:t xml:space="preserve">;</w:t>
-      </w:r>
-      <w:r>
-        <w:t xml:space="preserve"> </w:t>
-      </w:r>
-      <w:r>
-        <w:t xml:space="preserve">Kay et al. (2024)</w:t>
+        <w:t xml:space="preserve">AI can weaken informational integrity on both sides of the democratic feedback loop. For citizens, generative models can produce persuasive propaganda at low cost</w:t>
+      </w:r>
+      <w:r>
+        <w:t xml:space="preserve"> </w:t>
+      </w:r>
+      <w:r>
+        <w:t xml:space="preserve">(Goldstein et al., 2024)</w:t>
+      </w:r>
+      <w:r>
+        <w:t xml:space="preserve">, while deepfakes increase uncertainty about genuine evidence and reduce trust even without direct deception</w:t>
+      </w:r>
+      <w:r>
+        <w:t xml:space="preserve"> </w:t>
+      </w:r>
+      <w:r>
+        <w:t xml:space="preserve">(Lundberg &amp; Mozelius, 2025; Vaccari &amp; Chadwick, 2020)</w:t>
+      </w:r>
+      <w:r>
+        <w:t xml:space="preserve">. Generative systems may also amplify dominant narratives while marginalizing less represented voices, narrowing the evidence base entering the loop</w:t>
+      </w:r>
+      <w:r>
+        <w:t xml:space="preserve"> </w:t>
+      </w:r>
+      <w:r>
+        <w:t xml:space="preserve">(Kay et al., 2024)</w:t>
+      </w:r>
+      <w:r>
+        <w:t xml:space="preserve">. For institutions, fluent but unverifiable outputs create</w:t>
+      </w:r>
+      <w:r>
+        <w:t xml:space="preserve"> </w:t>
+      </w:r>
+      <w:r>
+        <w:t xml:space="preserve">“epistemic boundedness”</w:t>
+      </w:r>
+      <w:r>
+        <w:t xml:space="preserve"> </w:t>
+      </w:r>
+      <w:r>
+        <w:t xml:space="preserve">in administrative judgment, the policymaking equivalent of the citizen autonomy paradox</w:t>
+      </w:r>
+      <w:r>
+        <w:t xml:space="preserve"> </w:t>
+      </w:r>
+      <w:r>
+        <w:t xml:space="preserve">(Kim et al., 2026)</w:t>
+      </w:r>
+      <w:r>
+        <w:t xml:space="preserve">.</w:t>
+      </w:r>
+    </w:p>
+    <w:p>
+      <w:pPr>
+        <w:pStyle w:val="BodyText"/>
+      </w:pPr>
+      <w:r>
+        <w:t xml:space="preserve">Conversely, AI can also strengthen informational integrity, specifically by improving access to evidence and the processing of feedback. For example, evidence-based LLM dialogues can correct conspiracy beliefs or misinformation endorsement</w:t>
+      </w:r>
+      <w:r>
+        <w:t xml:space="preserve"> </w:t>
+      </w:r>
+      <w:r>
+        <w:t xml:space="preserve">(Costello et al., 2024)</w:t>
+      </w:r>
+      <w:r>
+        <w:t xml:space="preserve">, and synthesize diverse viewpoints into group statements that participants prefer to human-mediated alternatives, while better incorporating minority positions</w:t>
+      </w:r>
+      <w:r>
+        <w:t xml:space="preserve"> </w:t>
+      </w:r>
+      <w:r>
+        <w:t xml:space="preserve">(Tessler et al., 2024)</w:t>
+      </w:r>
+      <w:r>
+        <w:t xml:space="preserve">. Within government, human-in-the-loop LLM analysis can help officials process large volumes of policy documents and consultation material</w:t>
+      </w:r>
+      <w:r>
+        <w:t xml:space="preserve"> </w:t>
+      </w:r>
+      <w:r>
+        <w:t xml:space="preserve">(Turobov &amp; Coyle, 2026)</w:t>
+      </w:r>
+      <w:r>
+        <w:t xml:space="preserve">, or systematically analyze citizen input at scales that are difficult to process manually</w:t>
+      </w:r>
+      <w:r>
+        <w:t xml:space="preserve"> </w:t>
+      </w:r>
+      <w:r>
+        <w:t xml:space="preserve">(Bono Rossello et al., 2025)</w:t>
       </w:r>
       <w:r>
         <w:t xml:space="preserve">.</w:t>
@@ -567,7 +666,7 @@
         <w:pStyle w:val="Heading2"/>
       </w:pPr>
       <w:r>
-        <w:t xml:space="preserve">3 Informational Accountability — Institutions</w:t>
+        <w:t xml:space="preserve">1.3 Informational accountability — institutions</w:t>
       </w:r>
     </w:p>
     <w:p>
@@ -575,7 +674,19 @@
         <w:pStyle w:val="FirstParagraph"/>
       </w:pPr>
       <w:r>
-        <w:t xml:space="preserve">Democratic accountability is institutions’ exposure to being checked and corrected: the separation of legislative, executive, and judicial power, alongside the press and other actors that monitor them</w:t>
+        <w:t xml:space="preserve">Informational accountability concerns the information that circulates back from institutions once they act: institutions must make their decisions and the reasons behind them sufficiently visible and well explained for that information to reach those with the authority or capacity to check them, question, contest, and, where necessary, correct or sanction them. This runs on two components — an obligation to explain and justify decisions and actions, and the capacity of others to sanction or correct them when that justification fails</w:t>
+      </w:r>
+      <w:r>
+        <w:t xml:space="preserve"> </w:t>
+      </w:r>
+      <w:r>
+        <w:t xml:space="preserve">(Bovens, 2007; Lührmann et al., 2020; Schedler, 1999)</w:t>
+      </w:r>
+      <w:r>
+        <w:t xml:space="preserve"> </w:t>
+      </w:r>
+      <w:r>
+        <w:t xml:space="preserve">— which the separation of legislative, executive, and judicial power, and the press and other actors that monitor them, are designed to guarantee</w:t>
       </w:r>
       <w:r>
         <w:t xml:space="preserve"> </w:t>
@@ -584,16 +695,7 @@
         <w:t xml:space="preserve">(Schultz, 1998)</w:t>
       </w:r>
       <w:r>
-        <w:t xml:space="preserve">. Accountability has two parts — an obligation to explain and justify conduct, and the capacity of others to sanction or correct it when that justification fails</w:t>
-      </w:r>
-      <w:r>
-        <w:t xml:space="preserve"> </w:t>
-      </w:r>
-      <w:r>
-        <w:t xml:space="preserve">(Bovens, 2007; Lührmann et al., 2020; Schedler, 1999)</w:t>
-      </w:r>
-      <w:r>
-        <w:t xml:space="preserve">. An institution that explains itself without ever facing consequences is not accountable, and neither is one that can be sanctioned but is never required to answer. Both depend on information. Institutions must make their actions and the reasons for them sufficiently visible and well explained for others to critically assess them. These critical assessors must then be able to use that information to question, contest, and, where necessary, correct or sanction the institution. We therefore refer to this as informational accountability: the informational conditions through which institutions become answerable to those with the authority or capacity to check them.</w:t>
+        <w:t xml:space="preserve">. An institution that explains itself without ever facing consequences is not accountable, and neither is one that can be sanctioned but is never required to answer.</w:t>
       </w:r>
     </w:p>
     <w:p>
@@ -676,7 +778,7 @@
         <w:t xml:space="preserve">democratic AI</w:t>
       </w:r>
       <w:r>
-        <w:t xml:space="preserve">: systems developed around democratic requirements such as transparency, traceability, explanation, critical assessmnet, and opportunities for correction, rather than treating these as safeguards to be added after deployment</w:t>
+        <w:t xml:space="preserve">: systems developed around democratic requirements such as transparency, traceability, explanation, critical assessment, and opportunities for correction, rather than treating these as safeguards to be added after deployment</w:t>
       </w:r>
       <w:r>
         <w:t xml:space="preserve"> </w:t>
@@ -700,20 +802,21 @@
         <w:t xml:space="preserve"> </w:t>
       </w:r>
       <w:r>
-        <w:t xml:space="preserve">(Cavaliere &amp; Romeo, 2022; König &amp; Wenzelburger, 2022; Noveck, 2026)</w:t>
+        <w:t xml:space="preserve">(Cavaliere &amp; Romeo, 2022; König &amp; Wenzelburger, 2022)</w:t>
       </w:r>
       <w:r>
         <w:t xml:space="preserve">. Designed in this way, AI has the potential to narrow rather than widen existing asymmetries in the capacity to hold institutions to account.</w:t>
       </w:r>
     </w:p>
     <w:bookmarkEnd w:id="26"/>
-    <w:bookmarkStart w:id="41" w:name="work-packages"/>
-    <w:p>
-      <w:pPr>
-        <w:pStyle w:val="Heading2"/>
-      </w:pPr>
-      <w:r>
-        <w:t xml:space="preserve">4 Work Packages</w:t>
+    <w:bookmarkEnd w:id="27"/>
+    <w:bookmarkStart w:id="42" w:name="work-packages"/>
+    <w:p>
+      <w:pPr>
+        <w:pStyle w:val="Heading1"/>
+      </w:pPr>
+      <w:r>
+        <w:t xml:space="preserve">2. Work packages</w:t>
       </w:r>
     </w:p>
     <w:tbl>
@@ -729,7 +832,7 @@
       <w:tr>
         <w:tc>
           <w:tcPr/>
-          <w:bookmarkStart w:id="30" w:name="fig-wp"/>
+          <w:bookmarkStart w:id="31" w:name="fig-wp"/>
           <w:p>
             <w:pPr>
               <w:pStyle w:val="Compact"/>
@@ -738,20 +841,20 @@
             <w:r>
               <w:drawing>
                 <wp:inline>
-                  <wp:extent cx="5943600" cy="2584173"/>
+                  <wp:extent cx="6400800" cy="3026465"/>
                   <wp:effectExtent b="0" l="0" r="0" t="0"/>
-                  <wp:docPr descr="" title="" id="28" name="Picture"/>
+                  <wp:docPr descr="" title="" id="29" name="Picture"/>
                   <a:graphic>
                     <a:graphicData uri="http://schemas.openxmlformats.org/drawingml/2006/picture">
                       <pic:pic>
                         <pic:nvPicPr>
-                          <pic:cNvPr descr="figures/fig2_wp_derivation.png" id="29" name="Picture"/>
+                          <pic:cNvPr descr="figures/fig2_wp_derivation.png" id="30" name="Picture"/>
                           <pic:cNvPicPr>
                             <a:picLocks noChangeArrowheads="1" noChangeAspect="1"/>
                           </pic:cNvPicPr>
                         </pic:nvPicPr>
                         <pic:blipFill>
-                          <a:blip r:embed="rId27"/>
+                          <a:blip r:embed="rId28"/>
                           <a:stretch>
                             <a:fillRect/>
                           </a:stretch>
@@ -759,7 +862,7 @@
                         <pic:spPr bwMode="auto">
                           <a:xfrm>
                             <a:off x="0" y="0"/>
-                            <a:ext cx="5943600" cy="2584173"/>
+                            <a:ext cx="6400800" cy="3026465"/>
                           </a:xfrm>
                           <a:prstGeom prst="rect">
                             <a:avLst/>
@@ -788,10 +891,24 @@
               <w:pStyle w:val="ImageCaption"/>
             </w:pPr>
             <w:r>
-              <w:t xml:space="preserve">Figure 2: Our conceptual framework with the work packages added as a grey background layer.</w:t>
-            </w:r>
-          </w:p>
-          <w:bookmarkEnd w:id="30"/>
+              <w:t xml:space="preserve">Figure 2:</w:t>
+            </w:r>
+            <w:r>
+              <w:t xml:space="preserve"> </w:t>
+            </w:r>
+            <w:hyperlink w:anchor="fig-loop">
+              <w:r>
+                <w:rPr>
+                  <w:rStyle w:val="Hyperlink"/>
+                </w:rPr>
+                <w:t xml:space="preserve">Figure 1</w:t>
+              </w:r>
+            </w:hyperlink>
+            <w:r>
+              <w:t xml:space="preserve">, unchanged, with the work packages added as a grey background layer, each linked by an arrow to the component or output it operationalizes.</w:t>
+            </w:r>
+          </w:p>
+          <w:bookmarkEnd w:id="31"/>
         </w:tc>
       </w:tr>
     </w:tbl>
@@ -800,16 +917,60 @@
         <w:pStyle w:val="BodyText"/>
       </w:pPr>
       <w:r>
-        <w:t xml:space="preserve">Rules for WP development: every lead is also a task leader on a different work package, so expertise is not in silos. Second, duality: every work package diagnoses both how AI disrupts its topic as a risk factor and how that same disruption can be redirected as a benefit for citizens and democracy, rather than defaulting to the negative reading alone. Third, outreach: every work package delivers a policy-relevant product built for actual use, typically a public-facing digital tool, dashboard, or toolkit, alongside its academic output. Fourth, equity: WP9 is dedicated to the cross-group equity the call highlights, but every work package’s own risk/benefit split is read across social groups, not just in aggregate. Fifth, budget is preliminary for now but will be fairly distributed across WPs/tasks.</w:t>
-      </w:r>
-    </w:p>
-    <w:bookmarkStart w:id="31" w:name="wp1-framework"/>
-    <w:p>
-      <w:pPr>
-        <w:pStyle w:val="Heading3"/>
-      </w:pPr>
-      <w:r>
-        <w:t xml:space="preserve">4.1 WP1: Framework</w:t>
+        <w:t xml:space="preserve">Rules for WP development:</w:t>
+      </w:r>
+    </w:p>
+    <w:p>
+      <w:pPr>
+        <w:pStyle w:val="Compact"/>
+        <w:numPr>
+          <w:ilvl w:val="0"/>
+          <w:numId w:val="1001"/>
+        </w:numPr>
+      </w:pPr>
+      <w:r>
+        <w:t xml:space="preserve">Symmetry: every work package diagnoses both how AI disrupts its topic as a risk factor and how that same disruption can be redirected as a benefit for citizens and democracy (impact!).</w:t>
+      </w:r>
+    </w:p>
+    <w:p>
+      <w:pPr>
+        <w:pStyle w:val="Compact"/>
+        <w:numPr>
+          <w:ilvl w:val="0"/>
+          <w:numId w:val="1001"/>
+        </w:numPr>
+      </w:pPr>
+      <w:r>
+        <w:t xml:space="preserve">Outreach: every work package delivers a policy-relevant product built for actual use, typically a public-facing digital tool, dashboard, or toolkit, alongside its academic output.</w:t>
+      </w:r>
+    </w:p>
+    <w:p>
+      <w:pPr>
+        <w:pStyle w:val="Compact"/>
+        <w:numPr>
+          <w:ilvl w:val="0"/>
+          <w:numId w:val="1001"/>
+        </w:numPr>
+      </w:pPr>
+      <w:r>
+        <w:t xml:space="preserve">Equity: WP9 is dedicated to the cross-group equity the call highlights, but every work package’s own risk/benefit split is read across social groups, not just in aggregate. Gender is a particular priority.</w:t>
+      </w:r>
+    </w:p>
+    <w:p>
+      <w:pPr>
+        <w:pStyle w:val="FirstParagraph"/>
+      </w:pPr>
+      <w:r>
+        <w:t xml:space="preserve">Budget estimates below assume average fully-loaded EU/Australian institutional rates per FTE-year: Lead €120,000, postdoctoral researcher €75,000, project manager €70,000, and €20,000/year for distribution and dissemination activities. WP1 runs for the first six months only; WP2–WP9 run for two years starting once WP1 concludes; WP10 runs for three years, starting alongside WP1 and continuing six months beyond WP2–WP9’s conclusion to complete dissemination, since it also covers overall project management. These are illustrative averages, not institution-specific quotes, and should be replaced with actual rates before submission.</w:t>
+      </w:r>
+    </w:p>
+    <w:bookmarkStart w:id="32" w:name="wp1-framework"/>
+    <w:p>
+      <w:pPr>
+        <w:pStyle w:val="Heading2"/>
+      </w:pPr>
+      <w:r>
+        <w:t xml:space="preserve">2.1 WP1: Framework</w:t>
       </w:r>
     </w:p>
     <w:p>
@@ -827,7 +988,7 @@
         <w:t xml:space="preserve"> </w:t>
       </w:r>
       <w:r>
-        <w:t xml:space="preserve">How can AI’s risks to democratic resilience and its potential to strengthen it be captured in one shared framework, replacing fragmented, ad hoc assessments?</w:t>
+        <w:t xml:space="preserve">How can AI’s risks to democratic resilience and its potential to strengthen it be encompassed in one shared framework, overcoming fragmented, ad hoc assessments?</w:t>
       </w:r>
     </w:p>
     <w:p>
@@ -845,7 +1006,7 @@
         <w:t xml:space="preserve"> </w:t>
       </w:r>
       <w:r>
-        <w:t xml:space="preserve">Maerz, Sanhueza Petrarca, Groemping ·</w:t>
+        <w:t xml:space="preserve">Maerz ·</w:t>
       </w:r>
       <w:r>
         <w:t xml:space="preserve"> </w:t>
@@ -855,17 +1016,36 @@
           <w:b/>
           <w:bCs/>
         </w:rPr>
+        <w:t xml:space="preserve">Co-lead(s):</w:t>
+      </w:r>
+      <w:r>
+        <w:t xml:space="preserve"> </w:t>
+      </w:r>
+      <w:r>
+        <w:t xml:space="preserve">Sanhueza Petrarca, Groemping</w:t>
+      </w:r>
+    </w:p>
+    <w:p>
+      <w:pPr>
+        <w:pStyle w:val="BodyText"/>
+      </w:pPr>
+      <w:r>
+        <w:rPr>
+          <w:b/>
+          <w:bCs/>
+        </w:rPr>
         <w:t xml:space="preserve">Impact:</w:t>
       </w:r>
       <w:r>
         <w:t xml:space="preserve"> </w:t>
       </w:r>
       <w:r>
-        <w:t xml:space="preserve">gives every other WP a common vocabulary and a public-facing tool to score a country’s exposure to AI-driven democratic erosion.</w:t>
-      </w:r>
-    </w:p>
-    <w:p>
-      <w:pPr>
+        <w:t xml:space="preserve">gives every other WP a common framework, vocabulary and a public-facing tool to score a country’s exposure to AI-driven democratic erosion.</w:t>
+      </w:r>
+    </w:p>
+    <w:p>
+      <w:pPr>
+        <w:pStyle w:val="Compact"/>
         <w:numPr>
           <w:ilvl w:val="0"/>
           <w:numId w:val="1002"/>
@@ -876,17 +1056,60 @@
           <w:b/>
           <w:bCs/>
         </w:rPr>
-        <w:t xml:space="preserve">Task 1.1: Synthesizing the literature</w:t>
-      </w:r>
-      <w:r>
-        <w:t xml:space="preserve"> </w:t>
-      </w:r>
-      <w:r>
-        <w:t xml:space="preserve">— Which concepts from political science and AI research does a shared framework need to reconcile? Output: a literature synthesis spanning both fields.</w:t>
-      </w:r>
-    </w:p>
-    <w:p>
-      <w:pPr>
+        <w:t xml:space="preserve">Synthesizing the literature</w:t>
+      </w:r>
+      <w:r>
+        <w:t xml:space="preserve"> </w:t>
+      </w:r>
+      <w:r>
+        <w:t xml:space="preserve">—</w:t>
+      </w:r>
+      <w:r>
+        <w:t xml:space="preserve"> </w:t>
+      </w:r>
+      <w:r>
+        <w:rPr>
+          <w:i/>
+          <w:iCs/>
+        </w:rPr>
+        <w:t xml:space="preserve">Guiding question:</w:t>
+      </w:r>
+      <w:r>
+        <w:t xml:space="preserve"> </w:t>
+      </w:r>
+      <w:r>
+        <w:t xml:space="preserve">Which concepts from political science and AI research does an encompassing framework need to reconcile?</w:t>
+      </w:r>
+      <w:r>
+        <w:t xml:space="preserve"> </w:t>
+      </w:r>
+      <w:r>
+        <w:rPr>
+          <w:i/>
+          <w:iCs/>
+        </w:rPr>
+        <w:t xml:space="preserve">Output(s):</w:t>
+      </w:r>
+      <w:r>
+        <w:t xml:space="preserve"> </w:t>
+      </w:r>
+      <w:r>
+        <w:t xml:space="preserve">a literature synthesis spanning both fields.</w:t>
+      </w:r>
+      <w:r>
+        <w:t xml:space="preserve"> </w:t>
+      </w:r>
+      <w:r>
+        <w:rPr>
+          <w:i/>
+          <w:iCs/>
+        </w:rPr>
+        <w:t xml:space="preserve">Task leader:</w:t>
+      </w:r>
+    </w:p>
+    <w:p>
+      <w:pPr>
+        <w:pStyle w:val="Compact"/>
         <w:numPr>
           <w:ilvl w:val="0"/>
           <w:numId w:val="1002"/>
@@ -897,13 +1120,29 @@
           <w:b/>
           <w:bCs/>
         </w:rPr>
-        <w:t xml:space="preserve">Task 1.2: Building a shared coding scheme</w:t>
-      </w:r>
-      <w:r>
-        <w:t xml:space="preserve"> </w:t>
-      </w:r>
-      <w:r>
-        <w:t xml:space="preserve">— How should</w:t>
+        <w:t xml:space="preserve">Building a shared coding scheme</w:t>
+      </w:r>
+      <w:r>
+        <w:t xml:space="preserve"> </w:t>
+      </w:r>
+      <w:r>
+        <w:t xml:space="preserve">—</w:t>
+      </w:r>
+      <w:r>
+        <w:t xml:space="preserve"> </w:t>
+      </w:r>
+      <w:r>
+        <w:rPr>
+          <w:i/>
+          <w:iCs/>
+        </w:rPr>
+        <w:t xml:space="preserve">Guiding question:</w:t>
+      </w:r>
+      <w:r>
+        <w:t xml:space="preserve"> </w:t>
+      </w:r>
+      <w:r>
+        <w:t xml:space="preserve">How should</w:t>
       </w:r>
       <w:r>
         <w:t xml:space="preserve"> </w:t>
@@ -927,11 +1166,38 @@
         <w:t xml:space="preserve"> </w:t>
       </w:r>
       <w:r>
-        <w:t xml:space="preserve">be operationalized consistently across all other WPs? Output: a shared coding scheme used project-wide.</w:t>
-      </w:r>
-    </w:p>
-    <w:p>
-      <w:pPr>
+        <w:t xml:space="preserve">be operationalized consistently across all other WPs?</w:t>
+      </w:r>
+      <w:r>
+        <w:t xml:space="preserve"> </w:t>
+      </w:r>
+      <w:r>
+        <w:rPr>
+          <w:i/>
+          <w:iCs/>
+        </w:rPr>
+        <w:t xml:space="preserve">Output(s):</w:t>
+      </w:r>
+      <w:r>
+        <w:t xml:space="preserve"> </w:t>
+      </w:r>
+      <w:r>
+        <w:t xml:space="preserve">a shared coding scheme used project-wide.</w:t>
+      </w:r>
+      <w:r>
+        <w:t xml:space="preserve"> </w:t>
+      </w:r>
+      <w:r>
+        <w:rPr>
+          <w:i/>
+          <w:iCs/>
+        </w:rPr>
+        <w:t xml:space="preserve">Task leader:</w:t>
+      </w:r>
+    </w:p>
+    <w:p>
+      <w:pPr>
+        <w:pStyle w:val="Compact"/>
         <w:numPr>
           <w:ilvl w:val="0"/>
           <w:numId w:val="1002"/>
@@ -942,17 +1208,66 @@
           <w:b/>
           <w:bCs/>
         </w:rPr>
-        <w:t xml:space="preserve">Task 1.3: Selecting comparative cases</w:t>
-      </w:r>
-      <w:r>
-        <w:t xml:space="preserve"> </w:t>
-      </w:r>
-      <w:r>
-        <w:t xml:space="preserve">— Which cases in the EU, Australia, and Southeast Asia/Pacific give the fullest range of AI’s disruptive power? Output: the project’s comparative case selection.</w:t>
-      </w:r>
-    </w:p>
-    <w:p>
-      <w:pPr>
+        <w:t xml:space="preserve">Selecting comparative cases</w:t>
+      </w:r>
+      <w:r>
+        <w:t xml:space="preserve"> </w:t>
+      </w:r>
+      <w:r>
+        <w:t xml:space="preserve">—</w:t>
+      </w:r>
+      <w:r>
+        <w:t xml:space="preserve"> </w:t>
+      </w:r>
+      <w:r>
+        <w:rPr>
+          <w:i/>
+          <w:iCs/>
+        </w:rPr>
+        <w:t xml:space="preserve">Guiding question:</w:t>
+      </w:r>
+      <w:r>
+        <w:t xml:space="preserve"> </w:t>
+      </w:r>
+      <w:r>
+        <w:t xml:space="preserve">Which cases in the EU, Australia, and Southeast Asia/Pacific give the fullest range of AI’s disruptive power?</w:t>
+      </w:r>
+      <w:r>
+        <w:t xml:space="preserve"> </w:t>
+      </w:r>
+      <w:r>
+        <w:rPr>
+          <w:i/>
+          <w:iCs/>
+        </w:rPr>
+        <w:t xml:space="preserve">Output(s):</w:t>
+      </w:r>
+      <w:r>
+        <w:t xml:space="preserve"> </w:t>
+      </w:r>
+      <w:r>
+        <w:t xml:space="preserve">the project’s comparative case selection.</w:t>
+      </w:r>
+      <w:r>
+        <w:t xml:space="preserve"> </w:t>
+      </w:r>
+      <w:r>
+        <w:rPr>
+          <w:i/>
+          <w:iCs/>
+        </w:rPr>
+        <w:t xml:space="preserve">Task leader:</w:t>
+      </w:r>
+      <w:r>
+        <w:t xml:space="preserve"> </w:t>
+      </w:r>
+      <w:r>
+        <w:t xml:space="preserve">Sombatpoonsiri</w:t>
+      </w:r>
+    </w:p>
+    <w:p>
+      <w:pPr>
+        <w:pStyle w:val="Compact"/>
         <w:numPr>
           <w:ilvl w:val="0"/>
           <w:numId w:val="1002"/>
@@ -963,13 +1278,61 @@
           <w:b/>
           <w:bCs/>
         </w:rPr>
-        <w:t xml:space="preserve">Task 1.4: Building the diagnostic tool</w:t>
-      </w:r>
-      <w:r>
-        <w:t xml:space="preserve"> </w:t>
-      </w:r>
-      <w:r>
-        <w:t xml:space="preserve">— How can the framework be made usable outside academia? Output: the framework paper, policy briefs, and the Resilience Diagnostic web tool.</w:t>
+        <w:t xml:space="preserve">Building the diagnostic tool</w:t>
+      </w:r>
+      <w:r>
+        <w:t xml:space="preserve"> </w:t>
+      </w:r>
+      <w:r>
+        <w:t xml:space="preserve">—</w:t>
+      </w:r>
+      <w:r>
+        <w:t xml:space="preserve"> </w:t>
+      </w:r>
+      <w:r>
+        <w:rPr>
+          <w:i/>
+          <w:iCs/>
+        </w:rPr>
+        <w:t xml:space="preserve">Guiding question:</w:t>
+      </w:r>
+      <w:r>
+        <w:t xml:space="preserve"> </w:t>
+      </w:r>
+      <w:r>
+        <w:t xml:space="preserve">How can the framework be made usable outside academia?</w:t>
+      </w:r>
+      <w:r>
+        <w:t xml:space="preserve"> </w:t>
+      </w:r>
+      <w:r>
+        <w:rPr>
+          <w:i/>
+          <w:iCs/>
+        </w:rPr>
+        <w:t xml:space="preserve">Output(s):</w:t>
+      </w:r>
+      <w:r>
+        <w:t xml:space="preserve"> </w:t>
+      </w:r>
+      <w:r>
+        <w:t xml:space="preserve">the framework paper, policy briefs, and the Resilience Diagnostic web tool.</w:t>
+      </w:r>
+      <w:r>
+        <w:t xml:space="preserve"> </w:t>
+      </w:r>
+      <w:r>
+        <w:rPr>
+          <w:i/>
+          <w:iCs/>
+        </w:rPr>
+        <w:t xml:space="preserve">Task leader:</w:t>
+      </w:r>
+      <w:r>
+        <w:t xml:space="preserve"> </w:t>
+      </w:r>
+      <w:r>
+        <w:t xml:space="preserve">Rejon</w:t>
       </w:r>
     </w:p>
     <w:p>
@@ -981,23 +1344,250 @@
           <w:b/>
           <w:bCs/>
         </w:rPr>
-        <w:t xml:space="preserve">Preliminary budget:</w:t>
-      </w:r>
-      <w:r>
-        <w:t xml:space="preserve"> </w:t>
-      </w:r>
-      <w:r>
-        <w:t xml:space="preserve">€300,000 (preliminary — total project budget ÷ 10 WPs).</w:t>
-      </w:r>
-    </w:p>
-    <w:bookmarkEnd w:id="31"/>
-    <w:bookmarkStart w:id="32" w:name="wp2-citizen-trust"/>
-    <w:p>
-      <w:pPr>
-        <w:pStyle w:val="Heading3"/>
-      </w:pPr>
-      <w:r>
-        <w:t xml:space="preserve">4.2 WP2: Citizen Trust</w:t>
+        <w:t xml:space="preserve">Budget (preliminary estimates):</w:t>
+      </w:r>
+    </w:p>
+    <w:tbl>
+      <w:tblPr>
+        <w:tblStyle w:val="Table"/>
+        <w:tblW w:type="auto" w:w="0"/>
+        <w:tblLook w:firstRow="1" w:lastRow="0" w:firstColumn="0" w:lastColumn="0" w:noHBand="0" w:noVBand="0" w:val="0020"/>
+      </w:tblPr>
+      <w:tblGrid>
+        <w:gridCol w:w="2640"/>
+        <w:gridCol w:w="2640"/>
+        <w:gridCol w:w="2640"/>
+      </w:tblGrid>
+      <w:tr>
+        <w:trPr>
+          <w:tblHeader w:val="on"/>
+        </w:trPr>
+        <w:tc>
+          <w:tcPr/>
+          <w:p>
+            <w:pPr>
+              <w:pStyle w:val="Compact"/>
+            </w:pPr>
+            <w:r>
+              <w:t xml:space="preserve">Item</w:t>
+            </w:r>
+          </w:p>
+        </w:tc>
+        <w:tc>
+          <w:tcPr/>
+          <w:p>
+            <w:pPr>
+              <w:pStyle w:val="Compact"/>
+            </w:pPr>
+            <w:r>
+              <w:t xml:space="preserve">FTE</w:t>
+            </w:r>
+          </w:p>
+        </w:tc>
+        <w:tc>
+          <w:tcPr/>
+          <w:p>
+            <w:pPr>
+              <w:pStyle w:val="Compact"/>
+            </w:pPr>
+            <w:r>
+              <w:t xml:space="preserve">Estimated cost (€)</w:t>
+            </w:r>
+          </w:p>
+        </w:tc>
+      </w:tr>
+      <w:tr>
+        <w:tc>
+          <w:tcPr/>
+          <w:p>
+            <w:pPr>
+              <w:pStyle w:val="Compact"/>
+            </w:pPr>
+            <w:r>
+              <w:t xml:space="preserve">Lead (0.2 FTE, 6 months)</w:t>
+            </w:r>
+          </w:p>
+        </w:tc>
+        <w:tc>
+          <w:tcPr/>
+          <w:p>
+            <w:pPr>
+              <w:pStyle w:val="Compact"/>
+            </w:pPr>
+            <w:r>
+              <w:t xml:space="preserve">0.2</w:t>
+            </w:r>
+          </w:p>
+        </w:tc>
+        <w:tc>
+          <w:tcPr/>
+          <w:p>
+            <w:pPr>
+              <w:pStyle w:val="Compact"/>
+            </w:pPr>
+            <w:r>
+              <w:t xml:space="preserve">12,000</w:t>
+            </w:r>
+          </w:p>
+        </w:tc>
+      </w:tr>
+      <w:tr>
+        <w:tc>
+          <w:tcPr/>
+          <w:p>
+            <w:pPr>
+              <w:pStyle w:val="Compact"/>
+            </w:pPr>
+            <w:r>
+              <w:t xml:space="preserve">Project Manager (0.5 FTE, 6 months)</w:t>
+            </w:r>
+          </w:p>
+        </w:tc>
+        <w:tc>
+          <w:tcPr/>
+          <w:p>
+            <w:pPr>
+              <w:pStyle w:val="Compact"/>
+            </w:pPr>
+            <w:r>
+              <w:t xml:space="preserve">0.5</w:t>
+            </w:r>
+          </w:p>
+        </w:tc>
+        <w:tc>
+          <w:tcPr/>
+          <w:p>
+            <w:pPr>
+              <w:pStyle w:val="Compact"/>
+            </w:pPr>
+            <w:r>
+              <w:t xml:space="preserve">17,500</w:t>
+            </w:r>
+          </w:p>
+        </w:tc>
+      </w:tr>
+      <w:tr>
+        <w:tc>
+          <w:tcPr/>
+          <w:p>
+            <w:pPr>
+              <w:pStyle w:val="Compact"/>
+            </w:pPr>
+            <w:r>
+              <w:t xml:space="preserve">Resilience Diagnostic web tool (design &amp; hosting)</w:t>
+            </w:r>
+          </w:p>
+        </w:tc>
+        <w:tc>
+          <w:tcPr/>
+          <w:p>
+            <w:pPr>
+              <w:pStyle w:val="Compact"/>
+            </w:pPr>
+            <w:r>
+              <w:t xml:space="preserve">—</w:t>
+            </w:r>
+          </w:p>
+        </w:tc>
+        <w:tc>
+          <w:tcPr/>
+          <w:p>
+            <w:pPr>
+              <w:pStyle w:val="Compact"/>
+            </w:pPr>
+            <w:r>
+              <w:t xml:space="preserve">10,000</w:t>
+            </w:r>
+          </w:p>
+        </w:tc>
+      </w:tr>
+      <w:tr>
+        <w:tc>
+          <w:tcPr/>
+          <w:p>
+            <w:pPr>
+              <w:pStyle w:val="Compact"/>
+            </w:pPr>
+          </w:p>
+        </w:tc>
+        <w:tc>
+          <w:tcPr/>
+          <w:p>
+            <w:pPr>
+              <w:pStyle w:val="Compact"/>
+            </w:pPr>
+          </w:p>
+        </w:tc>
+        <w:tc>
+          <w:tcPr/>
+          <w:p>
+            <w:pPr>
+              <w:pStyle w:val="Compact"/>
+            </w:pPr>
+          </w:p>
+        </w:tc>
+      </w:tr>
+      <w:tr>
+        <w:tc>
+          <w:tcPr/>
+          <w:p>
+            <w:pPr>
+              <w:pStyle w:val="Compact"/>
+            </w:pPr>
+            <w:r>
+              <w:rPr>
+                <w:b/>
+                <w:bCs/>
+              </w:rPr>
+              <w:t xml:space="preserve">Total (estimated)</w:t>
+            </w:r>
+          </w:p>
+        </w:tc>
+        <w:tc>
+          <w:tcPr/>
+          <w:p>
+            <w:pPr>
+              <w:pStyle w:val="Compact"/>
+            </w:pPr>
+          </w:p>
+        </w:tc>
+        <w:tc>
+          <w:tcPr/>
+          <w:p>
+            <w:pPr>
+              <w:pStyle w:val="Compact"/>
+            </w:pPr>
+            <w:r>
+              <w:rPr>
+                <w:b/>
+                <w:bCs/>
+              </w:rPr>
+              <w:t xml:space="preserve">€39,500</w:t>
+            </w:r>
+          </w:p>
+        </w:tc>
+      </w:tr>
+    </w:tbl>
+    <w:p>
+      <w:pPr>
+        <w:pStyle w:val="BodyText"/>
+      </w:pPr>
+      <w:r>
+        <w:rPr>
+          <w:i/>
+          <w:iCs/>
+        </w:rPr>
+        <w:t xml:space="preserve">You can add further budget items to the table above; update the total to match.</w:t>
+      </w:r>
+    </w:p>
+    <w:bookmarkEnd w:id="32"/>
+    <w:bookmarkStart w:id="33" w:name="wp2-citizen-trust"/>
+    <w:p>
+      <w:pPr>
+        <w:pStyle w:val="Heading2"/>
+      </w:pPr>
+      <w:r>
+        <w:t xml:space="preserve">2.2 WP2: Citizen Trust</w:t>
       </w:r>
     </w:p>
     <w:p>
@@ -1015,7 +1605,7 @@
         <w:t xml:space="preserve"> </w:t>
       </w:r>
       <w:r>
-        <w:t xml:space="preserve">Does exposure to AI-generated political content erode citizens’ trust in democratic institutions, and can calibrated AI transparency tools rebuild it?</w:t>
+        <w:t xml:space="preserve">Does exposure to AI-generated political content erode citizens’ trust in political actors and institutions, can AI-based tools help rebuild it, and who is most affected?</w:t>
       </w:r>
     </w:p>
     <w:p>
@@ -1033,7 +1623,7 @@
         <w:t xml:space="preserve"> </w:t>
       </w:r>
       <w:r>
-        <w:t xml:space="preserve">Sanhueza Petrarca, Jackman, Kolczynska ·</w:t>
+        <w:t xml:space="preserve">Sanhueza Petrarca ·</w:t>
       </w:r>
       <w:r>
         <w:t xml:space="preserve"> </w:t>
@@ -1043,17 +1633,48 @@
           <w:b/>
           <w:bCs/>
         </w:rPr>
+        <w:t xml:space="preserve">Co-lead(s):</w:t>
+      </w:r>
+      <w:r>
+        <w:t xml:space="preserve"> </w:t>
+      </w:r>
+      <w:r>
+        <w:t xml:space="preserve">Jackman</w:t>
+      </w:r>
+    </w:p>
+    <w:p>
+      <w:pPr>
+        <w:pStyle w:val="BodyText"/>
+      </w:pPr>
+      <w:r>
+        <w:rPr>
+          <w:b/>
+          <w:bCs/>
+        </w:rPr>
+        <w:t xml:space="preserve">Civil-society/policy-making organization to be involved:</w:t>
+      </w:r>
+    </w:p>
+    <w:p>
+      <w:pPr>
+        <w:pStyle w:val="BodyText"/>
+      </w:pPr>
+      <w:r>
+        <w:rPr>
+          <w:b/>
+          <w:bCs/>
+        </w:rPr>
         <w:t xml:space="preserve">Impact:</w:t>
       </w:r>
       <w:r>
         <w:t xml:space="preserve"> </w:t>
       </w:r>
       <w:r>
-        <w:t xml:space="preserve">gives electoral commissions and civic educators an evidence-based, field-tested way to counter AI-driven trust erosion rather than guessing at it.</w:t>
-      </w:r>
-    </w:p>
-    <w:p>
-      <w:pPr>
+        <w:t xml:space="preserve">delivers comparative evidence on how AI-generated content affects trust and which countermeasures work, measured across social groups so electoral commissions, parliaments and civic educators get interventions that reach the citizens who need them most.</w:t>
+      </w:r>
+    </w:p>
+    <w:p>
+      <w:pPr>
+        <w:pStyle w:val="Compact"/>
         <w:numPr>
           <w:ilvl w:val="0"/>
           <w:numId w:val="1003"/>
@@ -1064,17 +1685,66 @@
           <w:b/>
           <w:bCs/>
         </w:rPr>
-        <w:t xml:space="preserve">Task 2.1: Measuring the erosion</w:t>
-      </w:r>
-      <w:r>
-        <w:t xml:space="preserve"> </w:t>
-      </w:r>
-      <w:r>
-        <w:t xml:space="preserve">— How much does exposure to AI-generated political content shift citizens’ trust in specific institutions? Output: a panel survey measuring trust before and after exposure, feeding the public-trust index.</w:t>
-      </w:r>
-    </w:p>
-    <w:p>
-      <w:pPr>
+        <w:t xml:space="preserve">Measuring trust erosion</w:t>
+      </w:r>
+      <w:r>
+        <w:t xml:space="preserve"> </w:t>
+      </w:r>
+      <w:r>
+        <w:t xml:space="preserve">—</w:t>
+      </w:r>
+      <w:r>
+        <w:t xml:space="preserve"> </w:t>
+      </w:r>
+      <w:r>
+        <w:rPr>
+          <w:i/>
+          <w:iCs/>
+        </w:rPr>
+        <w:t xml:space="preserve">Guiding question:</w:t>
+      </w:r>
+      <w:r>
+        <w:t xml:space="preserve"> </w:t>
+      </w:r>
+      <w:r>
+        <w:t xml:space="preserve">How much does exposure to AI-generated political content affect trust in institutions and democracy?</w:t>
+      </w:r>
+      <w:r>
+        <w:t xml:space="preserve"> </w:t>
+      </w:r>
+      <w:r>
+        <w:rPr>
+          <w:i/>
+          <w:iCs/>
+        </w:rPr>
+        <w:t xml:space="preserve">Output(s):</w:t>
+      </w:r>
+      <w:r>
+        <w:t xml:space="preserve"> </w:t>
+      </w:r>
+      <w:r>
+        <w:t xml:space="preserve">cross-national and panel survey data; the AI-Political Trust Index.</w:t>
+      </w:r>
+      <w:r>
+        <w:t xml:space="preserve"> </w:t>
+      </w:r>
+      <w:r>
+        <w:rPr>
+          <w:i/>
+          <w:iCs/>
+        </w:rPr>
+        <w:t xml:space="preserve">Task leader:</w:t>
+      </w:r>
+      <w:r>
+        <w:t xml:space="preserve"> </w:t>
+      </w:r>
+      <w:r>
+        <w:t xml:space="preserve">Martinez I Coma</w:t>
+      </w:r>
+    </w:p>
+    <w:p>
+      <w:pPr>
+        <w:pStyle w:val="Compact"/>
         <w:numPr>
           <w:ilvl w:val="0"/>
           <w:numId w:val="1003"/>
@@ -1085,17 +1755,60 @@
           <w:b/>
           <w:bCs/>
         </w:rPr>
-        <w:t xml:space="preserve">Task 2.2: Testing what rebuilds it</w:t>
-      </w:r>
-      <w:r>
-        <w:t xml:space="preserve"> </w:t>
-      </w:r>
-      <w:r>
-        <w:t xml:space="preserve">— Which AI transparency labels actually restore trust rather than just adding noise? Output: a survey experiment comparing labelling designs.</w:t>
-      </w:r>
-    </w:p>
-    <w:p>
-      <w:pPr>
+        <w:t xml:space="preserve">Testing what restores trust</w:t>
+      </w:r>
+      <w:r>
+        <w:t xml:space="preserve"> </w:t>
+      </w:r>
+      <w:r>
+        <w:t xml:space="preserve">—</w:t>
+      </w:r>
+      <w:r>
+        <w:t xml:space="preserve"> </w:t>
+      </w:r>
+      <w:r>
+        <w:rPr>
+          <w:i/>
+          <w:iCs/>
+        </w:rPr>
+        <w:t xml:space="preserve">Guiding question:</w:t>
+      </w:r>
+      <w:r>
+        <w:t xml:space="preserve"> </w:t>
+      </w:r>
+      <w:r>
+        <w:t xml:space="preserve">Which transparency interventions restore trust and discernment, and which backfire?</w:t>
+      </w:r>
+      <w:r>
+        <w:t xml:space="preserve"> </w:t>
+      </w:r>
+      <w:r>
+        <w:rPr>
+          <w:i/>
+          <w:iCs/>
+        </w:rPr>
+        <w:t xml:space="preserve">Output(s):</w:t>
+      </w:r>
+      <w:r>
+        <w:t xml:space="preserve"> </w:t>
+      </w:r>
+      <w:r>
+        <w:t xml:space="preserve">a survey experiment comparing AI transparency labelling designs.</w:t>
+      </w:r>
+      <w:r>
+        <w:t xml:space="preserve"> </w:t>
+      </w:r>
+      <w:r>
+        <w:rPr>
+          <w:i/>
+          <w:iCs/>
+        </w:rPr>
+        <w:t xml:space="preserve">Task leader:</w:t>
+      </w:r>
+    </w:p>
+    <w:p>
+      <w:pPr>
+        <w:pStyle w:val="Compact"/>
         <w:numPr>
           <w:ilvl w:val="0"/>
           <w:numId w:val="1003"/>
@@ -1106,17 +1819,60 @@
           <w:b/>
           <w:bCs/>
         </w:rPr>
-        <w:t xml:space="preserve">Task 2.3: Making it usable for institutions</w:t>
-      </w:r>
-      <w:r>
-        <w:t xml:space="preserve"> </w:t>
-      </w:r>
-      <w:r>
-        <w:t xml:space="preserve">— What should an electoral commission actually do with these findings? Output: an electoral-commission brief translating the evidence into practice.</w:t>
-      </w:r>
-    </w:p>
-    <w:p>
-      <w:pPr>
+        <w:t xml:space="preserve">Translating into institutional practice</w:t>
+      </w:r>
+      <w:r>
+        <w:t xml:space="preserve"> </w:t>
+      </w:r>
+      <w:r>
+        <w:t xml:space="preserve">—</w:t>
+      </w:r>
+      <w:r>
+        <w:t xml:space="preserve"> </w:t>
+      </w:r>
+      <w:r>
+        <w:rPr>
+          <w:i/>
+          <w:iCs/>
+        </w:rPr>
+        <w:t xml:space="preserve">Guiding question:</w:t>
+      </w:r>
+      <w:r>
+        <w:t xml:space="preserve"> </w:t>
+      </w:r>
+      <w:r>
+        <w:t xml:space="preserve">What can electoral commissions and civic educators do with these findings?</w:t>
+      </w:r>
+      <w:r>
+        <w:t xml:space="preserve"> </w:t>
+      </w:r>
+      <w:r>
+        <w:rPr>
+          <w:i/>
+          <w:iCs/>
+        </w:rPr>
+        <w:t xml:space="preserve">Output(s):</w:t>
+      </w:r>
+      <w:r>
+        <w:t xml:space="preserve"> </w:t>
+      </w:r>
+      <w:r>
+        <w:t xml:space="preserve">a decision-oriented brief and a practitioner workshop.</w:t>
+      </w:r>
+      <w:r>
+        <w:t xml:space="preserve"> </w:t>
+      </w:r>
+      <w:r>
+        <w:rPr>
+          <w:i/>
+          <w:iCs/>
+        </w:rPr>
+        <w:t xml:space="preserve">Task leader:</w:t>
+      </w:r>
+    </w:p>
+    <w:p>
+      <w:pPr>
+        <w:pStyle w:val="Compact"/>
         <w:numPr>
           <w:ilvl w:val="0"/>
           <w:numId w:val="1003"/>
@@ -1127,13 +1883,61 @@
           <w:b/>
           <w:bCs/>
         </w:rPr>
-        <w:t xml:space="preserve">Task 2.4: Tracking it over time</w:t>
-      </w:r>
-      <w:r>
-        <w:t xml:space="preserve"> </w:t>
-      </w:r>
-      <w:r>
-        <w:t xml:space="preserve">— How does trust move as AI content and countermeasures evolve? Output: a public trust-tracker dashboard.</w:t>
+        <w:t xml:space="preserve">Tracking trust over time</w:t>
+      </w:r>
+      <w:r>
+        <w:t xml:space="preserve"> </w:t>
+      </w:r>
+      <w:r>
+        <w:t xml:space="preserve">—</w:t>
+      </w:r>
+      <w:r>
+        <w:t xml:space="preserve"> </w:t>
+      </w:r>
+      <w:r>
+        <w:rPr>
+          <w:i/>
+          <w:iCs/>
+        </w:rPr>
+        <w:t xml:space="preserve">Guiding question:</w:t>
+      </w:r>
+      <w:r>
+        <w:t xml:space="preserve"> </w:t>
+      </w:r>
+      <w:r>
+        <w:t xml:space="preserve">How does trust move as AI content and countermeasures evolve?</w:t>
+      </w:r>
+      <w:r>
+        <w:t xml:space="preserve"> </w:t>
+      </w:r>
+      <w:r>
+        <w:rPr>
+          <w:i/>
+          <w:iCs/>
+        </w:rPr>
+        <w:t xml:space="preserve">Output(s):</w:t>
+      </w:r>
+      <w:r>
+        <w:t xml:space="preserve"> </w:t>
+      </w:r>
+      <w:r>
+        <w:t xml:space="preserve">a public trust-tracker dashboard.</w:t>
+      </w:r>
+      <w:r>
+        <w:t xml:space="preserve"> </w:t>
+      </w:r>
+      <w:r>
+        <w:rPr>
+          <w:i/>
+          <w:iCs/>
+        </w:rPr>
+        <w:t xml:space="preserve">Task leader:</w:t>
+      </w:r>
+      <w:r>
+        <w:t xml:space="preserve"> </w:t>
+      </w:r>
+      <w:r>
+        <w:t xml:space="preserve">Hovy</w:t>
       </w:r>
     </w:p>
     <w:p>
@@ -1145,23 +1949,321 @@
           <w:b/>
           <w:bCs/>
         </w:rPr>
-        <w:t xml:space="preserve">Preliminary budget:</w:t>
-      </w:r>
-      <w:r>
-        <w:t xml:space="preserve"> </w:t>
-      </w:r>
-      <w:r>
-        <w:t xml:space="preserve">€300,000 (preliminary — total project budget ÷ 10 WPs).</w:t>
-      </w:r>
-    </w:p>
-    <w:bookmarkEnd w:id="32"/>
-    <w:bookmarkStart w:id="33" w:name="wp3-deliberative-democracy-pilot"/>
-    <w:p>
-      <w:pPr>
-        <w:pStyle w:val="Heading3"/>
-      </w:pPr>
-      <w:r>
-        <w:t xml:space="preserve">4.3 WP3: Deliberative Democracy Pilot</w:t>
+        <w:t xml:space="preserve">Budget (preliminary estimates):</w:t>
+      </w:r>
+    </w:p>
+    <w:tbl>
+      <w:tblPr>
+        <w:tblStyle w:val="Table"/>
+        <w:tblW w:type="pct" w:w="5000"/>
+        <w:tblLayout w:type="fixed"/>
+        <w:tblLook w:firstRow="1" w:lastRow="0" w:firstColumn="0" w:lastColumn="0" w:noHBand="0" w:noVBand="0" w:val="0020"/>
+      </w:tblPr>
+      <w:tblGrid>
+        <w:gridCol w:w="2640"/>
+        <w:gridCol w:w="2640"/>
+        <w:gridCol w:w="2640"/>
+      </w:tblGrid>
+      <w:tr>
+        <w:trPr>
+          <w:tblHeader w:val="on"/>
+        </w:trPr>
+        <w:tc>
+          <w:tcPr/>
+          <w:p>
+            <w:pPr>
+              <w:pStyle w:val="Compact"/>
+            </w:pPr>
+            <w:r>
+              <w:t xml:space="preserve">Item</w:t>
+            </w:r>
+          </w:p>
+        </w:tc>
+        <w:tc>
+          <w:tcPr/>
+          <w:p>
+            <w:pPr>
+              <w:pStyle w:val="Compact"/>
+            </w:pPr>
+            <w:r>
+              <w:t xml:space="preserve">FTE</w:t>
+            </w:r>
+          </w:p>
+        </w:tc>
+        <w:tc>
+          <w:tcPr/>
+          <w:p>
+            <w:pPr>
+              <w:pStyle w:val="Compact"/>
+            </w:pPr>
+            <w:r>
+              <w:t xml:space="preserve">Estimated cost (€)</w:t>
+            </w:r>
+          </w:p>
+        </w:tc>
+      </w:tr>
+      <w:tr>
+        <w:tc>
+          <w:tcPr/>
+          <w:p>
+            <w:pPr>
+              <w:pStyle w:val="Compact"/>
+            </w:pPr>
+            <w:r>
+              <w:t xml:space="preserve">Lead (0.2 FTE, 2 years)</w:t>
+            </w:r>
+          </w:p>
+        </w:tc>
+        <w:tc>
+          <w:tcPr/>
+          <w:p>
+            <w:pPr>
+              <w:pStyle w:val="Compact"/>
+            </w:pPr>
+            <w:r>
+              <w:t xml:space="preserve">0.2</w:t>
+            </w:r>
+          </w:p>
+        </w:tc>
+        <w:tc>
+          <w:tcPr/>
+          <w:p>
+            <w:pPr>
+              <w:pStyle w:val="Compact"/>
+            </w:pPr>
+            <w:r>
+              <w:t xml:space="preserve">48,000</w:t>
+            </w:r>
+          </w:p>
+        </w:tc>
+      </w:tr>
+      <w:tr>
+        <w:tc>
+          <w:tcPr/>
+          <w:p>
+            <w:pPr>
+              <w:pStyle w:val="Compact"/>
+            </w:pPr>
+            <w:r>
+              <w:t xml:space="preserve">Postdoctoral researcher (1.0 FTE, 2 years)</w:t>
+            </w:r>
+          </w:p>
+        </w:tc>
+        <w:tc>
+          <w:tcPr/>
+          <w:p>
+            <w:pPr>
+              <w:pStyle w:val="Compact"/>
+            </w:pPr>
+            <w:r>
+              <w:t xml:space="preserve">1.0</w:t>
+            </w:r>
+          </w:p>
+        </w:tc>
+        <w:tc>
+          <w:tcPr/>
+          <w:p>
+            <w:pPr>
+              <w:pStyle w:val="Compact"/>
+            </w:pPr>
+            <w:r>
+              <w:t xml:space="preserve">150,000</w:t>
+            </w:r>
+          </w:p>
+        </w:tc>
+      </w:tr>
+      <w:tr>
+        <w:tc>
+          <w:tcPr/>
+          <w:p>
+            <w:pPr>
+              <w:pStyle w:val="Compact"/>
+            </w:pPr>
+            <w:r>
+              <w:t xml:space="preserve">Survey fieldwork (cross-national, panel, experimental data collection)</w:t>
+            </w:r>
+          </w:p>
+        </w:tc>
+        <w:tc>
+          <w:tcPr/>
+          <w:p>
+            <w:pPr>
+              <w:pStyle w:val="Compact"/>
+            </w:pPr>
+            <w:r>
+              <w:t xml:space="preserve">—</w:t>
+            </w:r>
+          </w:p>
+        </w:tc>
+        <w:tc>
+          <w:tcPr/>
+          <w:p>
+            <w:pPr>
+              <w:pStyle w:val="Compact"/>
+            </w:pPr>
+            <w:r>
+              <w:t xml:space="preserve">60,000</w:t>
+            </w:r>
+          </w:p>
+        </w:tc>
+      </w:tr>
+      <w:tr>
+        <w:tc>
+          <w:tcPr/>
+          <w:p>
+            <w:pPr>
+              <w:pStyle w:val="Compact"/>
+            </w:pPr>
+            <w:r>
+              <w:t xml:space="preserve">Trust-tracker dashboard (design &amp; hosting)</w:t>
+            </w:r>
+          </w:p>
+        </w:tc>
+        <w:tc>
+          <w:tcPr/>
+          <w:p>
+            <w:pPr>
+              <w:pStyle w:val="Compact"/>
+            </w:pPr>
+            <w:r>
+              <w:t xml:space="preserve">—</w:t>
+            </w:r>
+          </w:p>
+        </w:tc>
+        <w:tc>
+          <w:tcPr/>
+          <w:p>
+            <w:pPr>
+              <w:pStyle w:val="Compact"/>
+            </w:pPr>
+            <w:r>
+              <w:t xml:space="preserve">8,000</w:t>
+            </w:r>
+          </w:p>
+        </w:tc>
+      </w:tr>
+      <w:tr>
+        <w:tc>
+          <w:tcPr/>
+          <w:p>
+            <w:pPr>
+              <w:pStyle w:val="Compact"/>
+            </w:pPr>
+            <w:r>
+              <w:t xml:space="preserve">Practitioner workshop (venue &amp; travel)</w:t>
+            </w:r>
+          </w:p>
+        </w:tc>
+        <w:tc>
+          <w:tcPr/>
+          <w:p>
+            <w:pPr>
+              <w:pStyle w:val="Compact"/>
+            </w:pPr>
+            <w:r>
+              <w:t xml:space="preserve">—</w:t>
+            </w:r>
+          </w:p>
+        </w:tc>
+        <w:tc>
+          <w:tcPr/>
+          <w:p>
+            <w:pPr>
+              <w:pStyle w:val="Compact"/>
+            </w:pPr>
+            <w:r>
+              <w:t xml:space="preserve">6,000</w:t>
+            </w:r>
+          </w:p>
+        </w:tc>
+      </w:tr>
+      <w:tr>
+        <w:tc>
+          <w:tcPr/>
+          <w:p>
+            <w:pPr>
+              <w:pStyle w:val="Compact"/>
+            </w:pPr>
+          </w:p>
+        </w:tc>
+        <w:tc>
+          <w:tcPr/>
+          <w:p>
+            <w:pPr>
+              <w:pStyle w:val="Compact"/>
+            </w:pPr>
+          </w:p>
+        </w:tc>
+        <w:tc>
+          <w:tcPr/>
+          <w:p>
+            <w:pPr>
+              <w:pStyle w:val="Compact"/>
+            </w:pPr>
+          </w:p>
+        </w:tc>
+      </w:tr>
+      <w:tr>
+        <w:tc>
+          <w:tcPr/>
+          <w:p>
+            <w:pPr>
+              <w:pStyle w:val="Compact"/>
+            </w:pPr>
+            <w:r>
+              <w:rPr>
+                <w:b/>
+                <w:bCs/>
+              </w:rPr>
+              <w:t xml:space="preserve">Total (estimated)</w:t>
+            </w:r>
+          </w:p>
+        </w:tc>
+        <w:tc>
+          <w:tcPr/>
+          <w:p>
+            <w:pPr>
+              <w:pStyle w:val="Compact"/>
+            </w:pPr>
+          </w:p>
+        </w:tc>
+        <w:tc>
+          <w:tcPr/>
+          <w:p>
+            <w:pPr>
+              <w:pStyle w:val="Compact"/>
+            </w:pPr>
+            <w:r>
+              <w:rPr>
+                <w:b/>
+                <w:bCs/>
+              </w:rPr>
+              <w:t xml:space="preserve">€272,000</w:t>
+            </w:r>
+          </w:p>
+        </w:tc>
+      </w:tr>
+    </w:tbl>
+    <w:p>
+      <w:pPr>
+        <w:pStyle w:val="BodyText"/>
+      </w:pPr>
+      <w:r>
+        <w:rPr>
+          <w:i/>
+          <w:iCs/>
+        </w:rPr>
+        <w:t xml:space="preserve">You can add further budget items to the table above; update the total to match.</w:t>
+      </w:r>
+    </w:p>
+    <w:bookmarkEnd w:id="33"/>
+    <w:bookmarkStart w:id="34" w:name="wp3-deliberative-democracy-pilot"/>
+    <w:p>
+      <w:pPr>
+        <w:pStyle w:val="Heading2"/>
+      </w:pPr>
+      <w:r>
+        <w:t xml:space="preserve">2.3 WP3: Deliberative Democracy Pilot</w:t>
       </w:r>
     </w:p>
     <w:p>
@@ -1197,7 +2299,7 @@
         <w:t xml:space="preserve"> </w:t>
       </w:r>
       <w:r>
-        <w:t xml:space="preserve">Kolczynska, Webb, Hovy, Kashima, Notely ·</w:t>
+        <w:t xml:space="preserve">Kolczynska ·</w:t>
       </w:r>
       <w:r>
         <w:t xml:space="preserve"> </w:t>
@@ -1207,6 +2309,36 @@
           <w:b/>
           <w:bCs/>
         </w:rPr>
+        <w:t xml:space="preserve">Co-lead(s):</w:t>
+      </w:r>
+      <w:r>
+        <w:t xml:space="preserve"> </w:t>
+      </w:r>
+      <w:r>
+        <w:t xml:space="preserve">Webb</w:t>
+      </w:r>
+    </w:p>
+    <w:p>
+      <w:pPr>
+        <w:pStyle w:val="BodyText"/>
+      </w:pPr>
+      <w:r>
+        <w:rPr>
+          <w:b/>
+          <w:bCs/>
+        </w:rPr>
+        <w:t xml:space="preserve">Civil-society/policy-making organization to be involved:</w:t>
+      </w:r>
+    </w:p>
+    <w:p>
+      <w:pPr>
+        <w:pStyle w:val="BodyText"/>
+      </w:pPr>
+      <w:r>
+        <w:rPr>
+          <w:b/>
+          <w:bCs/>
+        </w:rPr>
         <w:t xml:space="preserve">Impact:</w:t>
       </w:r>
       <w:r>
@@ -1218,6 +2350,7 @@
     </w:p>
     <w:p>
       <w:pPr>
+        <w:pStyle w:val="Compact"/>
         <w:numPr>
           <w:ilvl w:val="0"/>
           <w:numId w:val="1004"/>
@@ -1228,17 +2361,60 @@
           <w:b/>
           <w:bCs/>
         </w:rPr>
-        <w:t xml:space="preserve">Task 3.1: Designing the platform</w:t>
-      </w:r>
-      <w:r>
-        <w:t xml:space="preserve"> </w:t>
-      </w:r>
-      <w:r>
-        <w:t xml:space="preserve">— What does an AI moderator need to do differently from a recommendation algorithm to support rather than distort deliberation? Output: the AI-moderated deliberation platform design.</w:t>
-      </w:r>
-    </w:p>
-    <w:p>
-      <w:pPr>
+        <w:t xml:space="preserve">Designing the platform</w:t>
+      </w:r>
+      <w:r>
+        <w:t xml:space="preserve"> </w:t>
+      </w:r>
+      <w:r>
+        <w:t xml:space="preserve">—</w:t>
+      </w:r>
+      <w:r>
+        <w:t xml:space="preserve"> </w:t>
+      </w:r>
+      <w:r>
+        <w:rPr>
+          <w:i/>
+          <w:iCs/>
+        </w:rPr>
+        <w:t xml:space="preserve">Guiding question:</w:t>
+      </w:r>
+      <w:r>
+        <w:t xml:space="preserve"> </w:t>
+      </w:r>
+      <w:r>
+        <w:t xml:space="preserve">What does an AI moderator need to do differently from a recommendation algorithm to support rather than distort deliberation?</w:t>
+      </w:r>
+      <w:r>
+        <w:t xml:space="preserve"> </w:t>
+      </w:r>
+      <w:r>
+        <w:rPr>
+          <w:i/>
+          <w:iCs/>
+        </w:rPr>
+        <w:t xml:space="preserve">Output(s):</w:t>
+      </w:r>
+      <w:r>
+        <w:t xml:space="preserve"> </w:t>
+      </w:r>
+      <w:r>
+        <w:t xml:space="preserve">the AI-moderated deliberation platform design.</w:t>
+      </w:r>
+      <w:r>
+        <w:t xml:space="preserve"> </w:t>
+      </w:r>
+      <w:r>
+        <w:rPr>
+          <w:i/>
+          <w:iCs/>
+        </w:rPr>
+        <w:t xml:space="preserve">Task leader:</w:t>
+      </w:r>
+    </w:p>
+    <w:p>
+      <w:pPr>
+        <w:pStyle w:val="Compact"/>
         <w:numPr>
           <w:ilvl w:val="0"/>
           <w:numId w:val="1004"/>
@@ -1249,17 +2425,60 @@
           <w:b/>
           <w:bCs/>
         </w:rPr>
-        <w:t xml:space="preserve">Task 3.2: Running the live pilot</w:t>
-      </w:r>
-      <w:r>
-        <w:t xml:space="preserve"> </w:t>
-      </w:r>
-      <w:r>
-        <w:t xml:space="preserve">— Does AI moderation change what citizen assemblies actually discuss and agree on? Output: live citizen-assembly pilots run in parallel with human-facilitated sessions.</w:t>
-      </w:r>
-    </w:p>
-    <w:p>
-      <w:pPr>
+        <w:t xml:space="preserve">Running the live pilot</w:t>
+      </w:r>
+      <w:r>
+        <w:t xml:space="preserve"> </w:t>
+      </w:r>
+      <w:r>
+        <w:t xml:space="preserve">—</w:t>
+      </w:r>
+      <w:r>
+        <w:t xml:space="preserve"> </w:t>
+      </w:r>
+      <w:r>
+        <w:rPr>
+          <w:i/>
+          <w:iCs/>
+        </w:rPr>
+        <w:t xml:space="preserve">Guiding question:</w:t>
+      </w:r>
+      <w:r>
+        <w:t xml:space="preserve"> </w:t>
+      </w:r>
+      <w:r>
+        <w:t xml:space="preserve">Does AI moderation change what citizen assemblies actually discuss and agree on?</w:t>
+      </w:r>
+      <w:r>
+        <w:t xml:space="preserve"> </w:t>
+      </w:r>
+      <w:r>
+        <w:rPr>
+          <w:i/>
+          <w:iCs/>
+        </w:rPr>
+        <w:t xml:space="preserve">Output(s):</w:t>
+      </w:r>
+      <w:r>
+        <w:t xml:space="preserve"> </w:t>
+      </w:r>
+      <w:r>
+        <w:t xml:space="preserve">live citizen-assembly pilots run in parallel with human-facilitated sessions.</w:t>
+      </w:r>
+      <w:r>
+        <w:t xml:space="preserve"> </w:t>
+      </w:r>
+      <w:r>
+        <w:rPr>
+          <w:i/>
+          <w:iCs/>
+        </w:rPr>
+        <w:t xml:space="preserve">Task leader:</w:t>
+      </w:r>
+    </w:p>
+    <w:p>
+      <w:pPr>
+        <w:pStyle w:val="Compact"/>
         <w:numPr>
           <w:ilvl w:val="0"/>
           <w:numId w:val="1004"/>
@@ -1270,13 +2489,55 @@
           <w:b/>
           <w:bCs/>
         </w:rPr>
-        <w:t xml:space="preserve">Task 3.3: Comparing outcomes</w:t>
-      </w:r>
-      <w:r>
-        <w:t xml:space="preserve"> </w:t>
-      </w:r>
-      <w:r>
-        <w:t xml:space="preserve">— Where does AI-moderated consensus hold up under scrutiny, and where does it just look like agreement? Output: the comparative paper and a participation-design toolkit for practitioners.</w:t>
+        <w:t xml:space="preserve">Comparing outcomes</w:t>
+      </w:r>
+      <w:r>
+        <w:t xml:space="preserve"> </w:t>
+      </w:r>
+      <w:r>
+        <w:t xml:space="preserve">—</w:t>
+      </w:r>
+      <w:r>
+        <w:t xml:space="preserve"> </w:t>
+      </w:r>
+      <w:r>
+        <w:rPr>
+          <w:i/>
+          <w:iCs/>
+        </w:rPr>
+        <w:t xml:space="preserve">Guiding question:</w:t>
+      </w:r>
+      <w:r>
+        <w:t xml:space="preserve"> </w:t>
+      </w:r>
+      <w:r>
+        <w:t xml:space="preserve">Where does AI-moderated consensus hold up under scrutiny, and where does it just look like agreement?</w:t>
+      </w:r>
+      <w:r>
+        <w:t xml:space="preserve"> </w:t>
+      </w:r>
+      <w:r>
+        <w:rPr>
+          <w:i/>
+          <w:iCs/>
+        </w:rPr>
+        <w:t xml:space="preserve">Output(s):</w:t>
+      </w:r>
+      <w:r>
+        <w:t xml:space="preserve"> </w:t>
+      </w:r>
+      <w:r>
+        <w:t xml:space="preserve">the comparative paper and a participation-design toolkit for practitioners.</w:t>
+      </w:r>
+      <w:r>
+        <w:t xml:space="preserve"> </w:t>
+      </w:r>
+      <w:r>
+        <w:rPr>
+          <w:i/>
+          <w:iCs/>
+        </w:rPr>
+        <w:t xml:space="preserve">Task leader:</w:t>
       </w:r>
     </w:p>
     <w:p>
@@ -1288,23 +2549,286 @@
           <w:b/>
           <w:bCs/>
         </w:rPr>
-        <w:t xml:space="preserve">Preliminary budget:</w:t>
-      </w:r>
-      <w:r>
-        <w:t xml:space="preserve"> </w:t>
-      </w:r>
-      <w:r>
-        <w:t xml:space="preserve">€300,000 (preliminary — total project budget ÷ 10 WPs).</w:t>
-      </w:r>
-    </w:p>
-    <w:bookmarkEnd w:id="33"/>
-    <w:bookmarkStart w:id="34" w:name="wp4-disinformation-monitoring"/>
-    <w:p>
-      <w:pPr>
-        <w:pStyle w:val="Heading3"/>
-      </w:pPr>
-      <w:r>
-        <w:t xml:space="preserve">4.4 WP4: Disinformation Monitoring</w:t>
+        <w:t xml:space="preserve">Budget (preliminary estimates):</w:t>
+      </w:r>
+    </w:p>
+    <w:tbl>
+      <w:tblPr>
+        <w:tblStyle w:val="Table"/>
+        <w:tblW w:type="pct" w:w="5000"/>
+        <w:tblLayout w:type="fixed"/>
+        <w:tblLook w:firstRow="1" w:lastRow="0" w:firstColumn="0" w:lastColumn="0" w:noHBand="0" w:noVBand="0" w:val="0020"/>
+      </w:tblPr>
+      <w:tblGrid>
+        <w:gridCol w:w="2640"/>
+        <w:gridCol w:w="2640"/>
+        <w:gridCol w:w="2640"/>
+      </w:tblGrid>
+      <w:tr>
+        <w:trPr>
+          <w:tblHeader w:val="on"/>
+        </w:trPr>
+        <w:tc>
+          <w:tcPr/>
+          <w:p>
+            <w:pPr>
+              <w:pStyle w:val="Compact"/>
+            </w:pPr>
+            <w:r>
+              <w:t xml:space="preserve">Item</w:t>
+            </w:r>
+          </w:p>
+        </w:tc>
+        <w:tc>
+          <w:tcPr/>
+          <w:p>
+            <w:pPr>
+              <w:pStyle w:val="Compact"/>
+            </w:pPr>
+            <w:r>
+              <w:t xml:space="preserve">FTE</w:t>
+            </w:r>
+          </w:p>
+        </w:tc>
+        <w:tc>
+          <w:tcPr/>
+          <w:p>
+            <w:pPr>
+              <w:pStyle w:val="Compact"/>
+            </w:pPr>
+            <w:r>
+              <w:t xml:space="preserve">Estimated cost (€)</w:t>
+            </w:r>
+          </w:p>
+        </w:tc>
+      </w:tr>
+      <w:tr>
+        <w:tc>
+          <w:tcPr/>
+          <w:p>
+            <w:pPr>
+              <w:pStyle w:val="Compact"/>
+            </w:pPr>
+            <w:r>
+              <w:t xml:space="preserve">Lead (0.2 FTE, 2 years)</w:t>
+            </w:r>
+          </w:p>
+        </w:tc>
+        <w:tc>
+          <w:tcPr/>
+          <w:p>
+            <w:pPr>
+              <w:pStyle w:val="Compact"/>
+            </w:pPr>
+            <w:r>
+              <w:t xml:space="preserve">0.2</w:t>
+            </w:r>
+          </w:p>
+        </w:tc>
+        <w:tc>
+          <w:tcPr/>
+          <w:p>
+            <w:pPr>
+              <w:pStyle w:val="Compact"/>
+            </w:pPr>
+            <w:r>
+              <w:t xml:space="preserve">48,000</w:t>
+            </w:r>
+          </w:p>
+        </w:tc>
+      </w:tr>
+      <w:tr>
+        <w:tc>
+          <w:tcPr/>
+          <w:p>
+            <w:pPr>
+              <w:pStyle w:val="Compact"/>
+            </w:pPr>
+            <w:r>
+              <w:t xml:space="preserve">Postdoctoral researcher (1.0 FTE, 2 years)</w:t>
+            </w:r>
+          </w:p>
+        </w:tc>
+        <w:tc>
+          <w:tcPr/>
+          <w:p>
+            <w:pPr>
+              <w:pStyle w:val="Compact"/>
+            </w:pPr>
+            <w:r>
+              <w:t xml:space="preserve">1.0</w:t>
+            </w:r>
+          </w:p>
+        </w:tc>
+        <w:tc>
+          <w:tcPr/>
+          <w:p>
+            <w:pPr>
+              <w:pStyle w:val="Compact"/>
+            </w:pPr>
+            <w:r>
+              <w:t xml:space="preserve">150,000</w:t>
+            </w:r>
+          </w:p>
+        </w:tc>
+      </w:tr>
+      <w:tr>
+        <w:tc>
+          <w:tcPr/>
+          <w:p>
+            <w:pPr>
+              <w:pStyle w:val="Compact"/>
+            </w:pPr>
+            <w:r>
+              <w:t xml:space="preserve">AI-moderated deliberation platform (development)</w:t>
+            </w:r>
+          </w:p>
+        </w:tc>
+        <w:tc>
+          <w:tcPr/>
+          <w:p>
+            <w:pPr>
+              <w:pStyle w:val="Compact"/>
+            </w:pPr>
+            <w:r>
+              <w:t xml:space="preserve">—</w:t>
+            </w:r>
+          </w:p>
+        </w:tc>
+        <w:tc>
+          <w:tcPr/>
+          <w:p>
+            <w:pPr>
+              <w:pStyle w:val="Compact"/>
+            </w:pPr>
+            <w:r>
+              <w:t xml:space="preserve">15,000</w:t>
+            </w:r>
+          </w:p>
+        </w:tc>
+      </w:tr>
+      <w:tr>
+        <w:tc>
+          <w:tcPr/>
+          <w:p>
+            <w:pPr>
+              <w:pStyle w:val="Compact"/>
+            </w:pPr>
+            <w:r>
+              <w:t xml:space="preserve">Citizen-assembly pilots (venues, facilitation, participant compensation)</w:t>
+            </w:r>
+          </w:p>
+        </w:tc>
+        <w:tc>
+          <w:tcPr/>
+          <w:p>
+            <w:pPr>
+              <w:pStyle w:val="Compact"/>
+            </w:pPr>
+            <w:r>
+              <w:t xml:space="preserve">—</w:t>
+            </w:r>
+          </w:p>
+        </w:tc>
+        <w:tc>
+          <w:tcPr/>
+          <w:p>
+            <w:pPr>
+              <w:pStyle w:val="Compact"/>
+            </w:pPr>
+            <w:r>
+              <w:t xml:space="preserve">25,000</w:t>
+            </w:r>
+          </w:p>
+        </w:tc>
+      </w:tr>
+      <w:tr>
+        <w:tc>
+          <w:tcPr/>
+          <w:p>
+            <w:pPr>
+              <w:pStyle w:val="Compact"/>
+            </w:pPr>
+          </w:p>
+        </w:tc>
+        <w:tc>
+          <w:tcPr/>
+          <w:p>
+            <w:pPr>
+              <w:pStyle w:val="Compact"/>
+            </w:pPr>
+          </w:p>
+        </w:tc>
+        <w:tc>
+          <w:tcPr/>
+          <w:p>
+            <w:pPr>
+              <w:pStyle w:val="Compact"/>
+            </w:pPr>
+          </w:p>
+        </w:tc>
+      </w:tr>
+      <w:tr>
+        <w:tc>
+          <w:tcPr/>
+          <w:p>
+            <w:pPr>
+              <w:pStyle w:val="Compact"/>
+            </w:pPr>
+            <w:r>
+              <w:rPr>
+                <w:b/>
+                <w:bCs/>
+              </w:rPr>
+              <w:t xml:space="preserve">Total (estimated)</w:t>
+            </w:r>
+          </w:p>
+        </w:tc>
+        <w:tc>
+          <w:tcPr/>
+          <w:p>
+            <w:pPr>
+              <w:pStyle w:val="Compact"/>
+            </w:pPr>
+          </w:p>
+        </w:tc>
+        <w:tc>
+          <w:tcPr/>
+          <w:p>
+            <w:pPr>
+              <w:pStyle w:val="Compact"/>
+            </w:pPr>
+            <w:r>
+              <w:rPr>
+                <w:b/>
+                <w:bCs/>
+              </w:rPr>
+              <w:t xml:space="preserve">€238,000</w:t>
+            </w:r>
+          </w:p>
+        </w:tc>
+      </w:tr>
+    </w:tbl>
+    <w:p>
+      <w:pPr>
+        <w:pStyle w:val="BodyText"/>
+      </w:pPr>
+      <w:r>
+        <w:rPr>
+          <w:i/>
+          <w:iCs/>
+        </w:rPr>
+        <w:t xml:space="preserve">You can add further budget items to the table above; update the total to match.</w:t>
+      </w:r>
+    </w:p>
+    <w:bookmarkEnd w:id="34"/>
+    <w:bookmarkStart w:id="35" w:name="wp4-disinformation-monitoring"/>
+    <w:p>
+      <w:pPr>
+        <w:pStyle w:val="Heading2"/>
+      </w:pPr>
+      <w:r>
+        <w:t xml:space="preserve">2.4 WP4: Disinformation Monitoring</w:t>
       </w:r>
     </w:p>
     <w:p>
@@ -1340,7 +2864,7 @@
         <w:t xml:space="preserve"> </w:t>
       </w:r>
       <w:r>
-        <w:t xml:space="preserve">Carson, Glazunova, de Kock, Wilson, fact-checking civil-society organisation ·</w:t>
+        <w:t xml:space="preserve">Carson ·</w:t>
       </w:r>
       <w:r>
         <w:t xml:space="preserve"> </w:t>
@@ -1350,6 +2874,36 @@
           <w:b/>
           <w:bCs/>
         </w:rPr>
+        <w:t xml:space="preserve">Co-lead(s):</w:t>
+      </w:r>
+      <w:r>
+        <w:t xml:space="preserve"> </w:t>
+      </w:r>
+      <w:r>
+        <w:t xml:space="preserve">de Kock, Hovy, fact-checking civil-society organisation</w:t>
+      </w:r>
+    </w:p>
+    <w:p>
+      <w:pPr>
+        <w:pStyle w:val="BodyText"/>
+      </w:pPr>
+      <w:r>
+        <w:rPr>
+          <w:b/>
+          <w:bCs/>
+        </w:rPr>
+        <w:t xml:space="preserve">Civil-society/policy-making organization to be involved:</w:t>
+      </w:r>
+    </w:p>
+    <w:p>
+      <w:pPr>
+        <w:pStyle w:val="BodyText"/>
+      </w:pPr>
+      <w:r>
+        <w:rPr>
+          <w:b/>
+          <w:bCs/>
+        </w:rPr>
         <w:t xml:space="preserve">Impact:</w:t>
       </w:r>
       <w:r>
@@ -1361,6 +2915,7 @@
     </w:p>
     <w:p>
       <w:pPr>
+        <w:pStyle w:val="Compact"/>
         <w:numPr>
           <w:ilvl w:val="0"/>
           <w:numId w:val="1005"/>
@@ -1371,17 +2926,60 @@
           <w:b/>
           <w:bCs/>
         </w:rPr>
-        <w:t xml:space="preserve">Task 4.1: Building the pipeline</w:t>
-      </w:r>
-      <w:r>
-        <w:t xml:space="preserve"> </w:t>
-      </w:r>
-      <w:r>
-        <w:t xml:space="preserve">— What signals reliably distinguish AI-generated disinformation from ordinary misleading content, across countries? Output: the cross-country detection pipeline.</w:t>
-      </w:r>
-    </w:p>
-    <w:p>
-      <w:pPr>
+        <w:t xml:space="preserve">Building the pipeline</w:t>
+      </w:r>
+      <w:r>
+        <w:t xml:space="preserve"> </w:t>
+      </w:r>
+      <w:r>
+        <w:t xml:space="preserve">—</w:t>
+      </w:r>
+      <w:r>
+        <w:t xml:space="preserve"> </w:t>
+      </w:r>
+      <w:r>
+        <w:rPr>
+          <w:i/>
+          <w:iCs/>
+        </w:rPr>
+        <w:t xml:space="preserve">Guiding question:</w:t>
+      </w:r>
+      <w:r>
+        <w:t xml:space="preserve"> </w:t>
+      </w:r>
+      <w:r>
+        <w:t xml:space="preserve">What signals reliably distinguish AI-generated disinformation from ordinary misleading content, across countries?</w:t>
+      </w:r>
+      <w:r>
+        <w:t xml:space="preserve"> </w:t>
+      </w:r>
+      <w:r>
+        <w:rPr>
+          <w:i/>
+          <w:iCs/>
+        </w:rPr>
+        <w:t xml:space="preserve">Output(s):</w:t>
+      </w:r>
+      <w:r>
+        <w:t xml:space="preserve"> </w:t>
+      </w:r>
+      <w:r>
+        <w:t xml:space="preserve">the cross-country detection pipeline.</w:t>
+      </w:r>
+      <w:r>
+        <w:t xml:space="preserve"> </w:t>
+      </w:r>
+      <w:r>
+        <w:rPr>
+          <w:i/>
+          <w:iCs/>
+        </w:rPr>
+        <w:t xml:space="preserve">Task leader:</w:t>
+      </w:r>
+    </w:p>
+    <w:p>
+      <w:pPr>
+        <w:pStyle w:val="Compact"/>
         <w:numPr>
           <w:ilvl w:val="0"/>
           <w:numId w:val="1005"/>
@@ -1392,17 +2990,60 @@
           <w:b/>
           <w:bCs/>
         </w:rPr>
-        <w:t xml:space="preserve">Task 4.2: Validating against real judgments</w:t>
-      </w:r>
-      <w:r>
-        <w:t xml:space="preserve"> </w:t>
-      </w:r>
-      <w:r>
-        <w:t xml:space="preserve">— Does the pipeline’s flagging match what professional fact-checkers actually conclude? Output: validation against partner fact-checkers’ assessments, producing the FAIR dataset.</w:t>
-      </w:r>
-    </w:p>
-    <w:p>
-      <w:pPr>
+        <w:t xml:space="preserve">Validating against real judgments</w:t>
+      </w:r>
+      <w:r>
+        <w:t xml:space="preserve"> </w:t>
+      </w:r>
+      <w:r>
+        <w:t xml:space="preserve">—</w:t>
+      </w:r>
+      <w:r>
+        <w:t xml:space="preserve"> </w:t>
+      </w:r>
+      <w:r>
+        <w:rPr>
+          <w:i/>
+          <w:iCs/>
+        </w:rPr>
+        <w:t xml:space="preserve">Guiding question:</w:t>
+      </w:r>
+      <w:r>
+        <w:t xml:space="preserve"> </w:t>
+      </w:r>
+      <w:r>
+        <w:t xml:space="preserve">Does the pipeline’s flagging match what professional fact-checkers actually conclude?</w:t>
+      </w:r>
+      <w:r>
+        <w:t xml:space="preserve"> </w:t>
+      </w:r>
+      <w:r>
+        <w:rPr>
+          <w:i/>
+          <w:iCs/>
+        </w:rPr>
+        <w:t xml:space="preserve">Output(s):</w:t>
+      </w:r>
+      <w:r>
+        <w:t xml:space="preserve"> </w:t>
+      </w:r>
+      <w:r>
+        <w:t xml:space="preserve">validation against partner fact-checkers’ assessments; the FAIR dataset.</w:t>
+      </w:r>
+      <w:r>
+        <w:t xml:space="preserve"> </w:t>
+      </w:r>
+      <w:r>
+        <w:rPr>
+          <w:i/>
+          <w:iCs/>
+        </w:rPr>
+        <w:t xml:space="preserve">Task leader:</w:t>
+      </w:r>
+    </w:p>
+    <w:p>
+      <w:pPr>
+        <w:pStyle w:val="Compact"/>
         <w:numPr>
           <w:ilvl w:val="0"/>
           <w:numId w:val="1005"/>
@@ -1413,17 +3054,60 @@
           <w:b/>
           <w:bCs/>
         </w:rPr>
-        <w:t xml:space="preserve">Task 4.3: Getting it into institutional hands</w:t>
-      </w:r>
-      <w:r>
-        <w:t xml:space="preserve"> </w:t>
-      </w:r>
-      <w:r>
-        <w:t xml:space="preserve">— What do regulators need from a detection signal to act on it? Output: the regulator brief.</w:t>
-      </w:r>
-    </w:p>
-    <w:p>
-      <w:pPr>
+        <w:t xml:space="preserve">Getting it into institutional hands</w:t>
+      </w:r>
+      <w:r>
+        <w:t xml:space="preserve"> </w:t>
+      </w:r>
+      <w:r>
+        <w:t xml:space="preserve">—</w:t>
+      </w:r>
+      <w:r>
+        <w:t xml:space="preserve"> </w:t>
+      </w:r>
+      <w:r>
+        <w:rPr>
+          <w:i/>
+          <w:iCs/>
+        </w:rPr>
+        <w:t xml:space="preserve">Guiding question:</w:t>
+      </w:r>
+      <w:r>
+        <w:t xml:space="preserve"> </w:t>
+      </w:r>
+      <w:r>
+        <w:t xml:space="preserve">What do regulators need from a detection signal to act on it?</w:t>
+      </w:r>
+      <w:r>
+        <w:t xml:space="preserve"> </w:t>
+      </w:r>
+      <w:r>
+        <w:rPr>
+          <w:i/>
+          <w:iCs/>
+        </w:rPr>
+        <w:t xml:space="preserve">Output(s):</w:t>
+      </w:r>
+      <w:r>
+        <w:t xml:space="preserve"> </w:t>
+      </w:r>
+      <w:r>
+        <w:t xml:space="preserve">the regulator brief.</w:t>
+      </w:r>
+      <w:r>
+        <w:t xml:space="preserve"> </w:t>
+      </w:r>
+      <w:r>
+        <w:rPr>
+          <w:i/>
+          <w:iCs/>
+        </w:rPr>
+        <w:t xml:space="preserve">Task leader:</w:t>
+      </w:r>
+    </w:p>
+    <w:p>
+      <w:pPr>
+        <w:pStyle w:val="Compact"/>
         <w:numPr>
           <w:ilvl w:val="0"/>
           <w:numId w:val="1005"/>
@@ -1434,13 +3118,55 @@
           <w:b/>
           <w:bCs/>
         </w:rPr>
-        <w:t xml:space="preserve">Task 4.4: Getting it into newsroom hands</w:t>
-      </w:r>
-      <w:r>
-        <w:t xml:space="preserve"> </w:t>
-      </w:r>
-      <w:r>
-        <w:t xml:space="preserve">— What do time-pressed newsrooms need from a detection signal to use it daily? Output: the fact-check toolkit for newsrooms.</w:t>
+        <w:t xml:space="preserve">Getting it into newsroom hands</w:t>
+      </w:r>
+      <w:r>
+        <w:t xml:space="preserve"> </w:t>
+      </w:r>
+      <w:r>
+        <w:t xml:space="preserve">—</w:t>
+      </w:r>
+      <w:r>
+        <w:t xml:space="preserve"> </w:t>
+      </w:r>
+      <w:r>
+        <w:rPr>
+          <w:i/>
+          <w:iCs/>
+        </w:rPr>
+        <w:t xml:space="preserve">Guiding question:</w:t>
+      </w:r>
+      <w:r>
+        <w:t xml:space="preserve"> </w:t>
+      </w:r>
+      <w:r>
+        <w:t xml:space="preserve">What do time-pressed newsrooms need from a detection signal to use it daily?</w:t>
+      </w:r>
+      <w:r>
+        <w:t xml:space="preserve"> </w:t>
+      </w:r>
+      <w:r>
+        <w:rPr>
+          <w:i/>
+          <w:iCs/>
+        </w:rPr>
+        <w:t xml:space="preserve">Output(s):</w:t>
+      </w:r>
+      <w:r>
+        <w:t xml:space="preserve"> </w:t>
+      </w:r>
+      <w:r>
+        <w:t xml:space="preserve">the fact-check toolkit for newsrooms.</w:t>
+      </w:r>
+      <w:r>
+        <w:t xml:space="preserve"> </w:t>
+      </w:r>
+      <w:r>
+        <w:rPr>
+          <w:i/>
+          <w:iCs/>
+        </w:rPr>
+        <w:t xml:space="preserve">Task leader:</w:t>
       </w:r>
     </w:p>
     <w:p>
@@ -1452,23 +3178,320 @@
           <w:b/>
           <w:bCs/>
         </w:rPr>
-        <w:t xml:space="preserve">Preliminary budget:</w:t>
-      </w:r>
-      <w:r>
-        <w:t xml:space="preserve"> </w:t>
-      </w:r>
-      <w:r>
-        <w:t xml:space="preserve">€300,000 (preliminary — total project budget ÷ 10 WPs).</w:t>
-      </w:r>
-    </w:p>
-    <w:bookmarkEnd w:id="34"/>
-    <w:bookmarkStart w:id="35" w:name="wp5-evidence-integrity"/>
-    <w:p>
-      <w:pPr>
-        <w:pStyle w:val="Heading3"/>
-      </w:pPr>
-      <w:r>
-        <w:t xml:space="preserve">4.5 WP5: Evidence Integrity</w:t>
+        <w:t xml:space="preserve">Budget (preliminary estimates):</w:t>
+      </w:r>
+    </w:p>
+    <w:tbl>
+      <w:tblPr>
+        <w:tblStyle w:val="Table"/>
+        <w:tblW w:type="auto" w:w="0"/>
+        <w:tblLook w:firstRow="1" w:lastRow="0" w:firstColumn="0" w:lastColumn="0" w:noHBand="0" w:noVBand="0" w:val="0020"/>
+      </w:tblPr>
+      <w:tblGrid>
+        <w:gridCol w:w="2640"/>
+        <w:gridCol w:w="2640"/>
+        <w:gridCol w:w="2640"/>
+      </w:tblGrid>
+      <w:tr>
+        <w:trPr>
+          <w:tblHeader w:val="on"/>
+        </w:trPr>
+        <w:tc>
+          <w:tcPr/>
+          <w:p>
+            <w:pPr>
+              <w:pStyle w:val="Compact"/>
+            </w:pPr>
+            <w:r>
+              <w:t xml:space="preserve">Item</w:t>
+            </w:r>
+          </w:p>
+        </w:tc>
+        <w:tc>
+          <w:tcPr/>
+          <w:p>
+            <w:pPr>
+              <w:pStyle w:val="Compact"/>
+            </w:pPr>
+            <w:r>
+              <w:t xml:space="preserve">FTE</w:t>
+            </w:r>
+          </w:p>
+        </w:tc>
+        <w:tc>
+          <w:tcPr/>
+          <w:p>
+            <w:pPr>
+              <w:pStyle w:val="Compact"/>
+            </w:pPr>
+            <w:r>
+              <w:t xml:space="preserve">Estimated cost (€)</w:t>
+            </w:r>
+          </w:p>
+        </w:tc>
+      </w:tr>
+      <w:tr>
+        <w:tc>
+          <w:tcPr/>
+          <w:p>
+            <w:pPr>
+              <w:pStyle w:val="Compact"/>
+            </w:pPr>
+            <w:r>
+              <w:t xml:space="preserve">Lead (0.2 FTE, 2 years)</w:t>
+            </w:r>
+          </w:p>
+        </w:tc>
+        <w:tc>
+          <w:tcPr/>
+          <w:p>
+            <w:pPr>
+              <w:pStyle w:val="Compact"/>
+            </w:pPr>
+            <w:r>
+              <w:t xml:space="preserve">0.2</w:t>
+            </w:r>
+          </w:p>
+        </w:tc>
+        <w:tc>
+          <w:tcPr/>
+          <w:p>
+            <w:pPr>
+              <w:pStyle w:val="Compact"/>
+            </w:pPr>
+            <w:r>
+              <w:t xml:space="preserve">48,000</w:t>
+            </w:r>
+          </w:p>
+        </w:tc>
+      </w:tr>
+      <w:tr>
+        <w:tc>
+          <w:tcPr/>
+          <w:p>
+            <w:pPr>
+              <w:pStyle w:val="Compact"/>
+            </w:pPr>
+            <w:r>
+              <w:t xml:space="preserve">Postdoctoral researcher (1.0 FTE, 2 years)</w:t>
+            </w:r>
+          </w:p>
+        </w:tc>
+        <w:tc>
+          <w:tcPr/>
+          <w:p>
+            <w:pPr>
+              <w:pStyle w:val="Compact"/>
+            </w:pPr>
+            <w:r>
+              <w:t xml:space="preserve">1.0</w:t>
+            </w:r>
+          </w:p>
+        </w:tc>
+        <w:tc>
+          <w:tcPr/>
+          <w:p>
+            <w:pPr>
+              <w:pStyle w:val="Compact"/>
+            </w:pPr>
+            <w:r>
+              <w:t xml:space="preserve">150,000</w:t>
+            </w:r>
+          </w:p>
+        </w:tc>
+      </w:tr>
+      <w:tr>
+        <w:tc>
+          <w:tcPr/>
+          <w:p>
+            <w:pPr>
+              <w:pStyle w:val="Compact"/>
+            </w:pPr>
+            <w:r>
+              <w:t xml:space="preserve">Cross-country detection pipeline (development)</w:t>
+            </w:r>
+          </w:p>
+        </w:tc>
+        <w:tc>
+          <w:tcPr/>
+          <w:p>
+            <w:pPr>
+              <w:pStyle w:val="Compact"/>
+            </w:pPr>
+            <w:r>
+              <w:t xml:space="preserve">—</w:t>
+            </w:r>
+          </w:p>
+        </w:tc>
+        <w:tc>
+          <w:tcPr/>
+          <w:p>
+            <w:pPr>
+              <w:pStyle w:val="Compact"/>
+            </w:pPr>
+            <w:r>
+              <w:t xml:space="preserve">15,000</w:t>
+            </w:r>
+          </w:p>
+        </w:tc>
+      </w:tr>
+      <w:tr>
+        <w:tc>
+          <w:tcPr/>
+          <w:p>
+            <w:pPr>
+              <w:pStyle w:val="Compact"/>
+            </w:pPr>
+            <w:r>
+              <w:t xml:space="preserve">FAIR dataset curation &amp; hosting</w:t>
+            </w:r>
+          </w:p>
+        </w:tc>
+        <w:tc>
+          <w:tcPr/>
+          <w:p>
+            <w:pPr>
+              <w:pStyle w:val="Compact"/>
+            </w:pPr>
+            <w:r>
+              <w:t xml:space="preserve">—</w:t>
+            </w:r>
+          </w:p>
+        </w:tc>
+        <w:tc>
+          <w:tcPr/>
+          <w:p>
+            <w:pPr>
+              <w:pStyle w:val="Compact"/>
+            </w:pPr>
+            <w:r>
+              <w:t xml:space="preserve">5,000</w:t>
+            </w:r>
+          </w:p>
+        </w:tc>
+      </w:tr>
+      <w:tr>
+        <w:tc>
+          <w:tcPr/>
+          <w:p>
+            <w:pPr>
+              <w:pStyle w:val="Compact"/>
+            </w:pPr>
+            <w:r>
+              <w:t xml:space="preserve">Fact-check toolkit production</w:t>
+            </w:r>
+          </w:p>
+        </w:tc>
+        <w:tc>
+          <w:tcPr/>
+          <w:p>
+            <w:pPr>
+              <w:pStyle w:val="Compact"/>
+            </w:pPr>
+            <w:r>
+              <w:t xml:space="preserve">—</w:t>
+            </w:r>
+          </w:p>
+        </w:tc>
+        <w:tc>
+          <w:tcPr/>
+          <w:p>
+            <w:pPr>
+              <w:pStyle w:val="Compact"/>
+            </w:pPr>
+            <w:r>
+              <w:t xml:space="preserve">5,000</w:t>
+            </w:r>
+          </w:p>
+        </w:tc>
+      </w:tr>
+      <w:tr>
+        <w:tc>
+          <w:tcPr/>
+          <w:p>
+            <w:pPr>
+              <w:pStyle w:val="Compact"/>
+            </w:pPr>
+          </w:p>
+        </w:tc>
+        <w:tc>
+          <w:tcPr/>
+          <w:p>
+            <w:pPr>
+              <w:pStyle w:val="Compact"/>
+            </w:pPr>
+          </w:p>
+        </w:tc>
+        <w:tc>
+          <w:tcPr/>
+          <w:p>
+            <w:pPr>
+              <w:pStyle w:val="Compact"/>
+            </w:pPr>
+          </w:p>
+        </w:tc>
+      </w:tr>
+      <w:tr>
+        <w:tc>
+          <w:tcPr/>
+          <w:p>
+            <w:pPr>
+              <w:pStyle w:val="Compact"/>
+            </w:pPr>
+            <w:r>
+              <w:rPr>
+                <w:b/>
+                <w:bCs/>
+              </w:rPr>
+              <w:t xml:space="preserve">Total (estimated)</w:t>
+            </w:r>
+          </w:p>
+        </w:tc>
+        <w:tc>
+          <w:tcPr/>
+          <w:p>
+            <w:pPr>
+              <w:pStyle w:val="Compact"/>
+            </w:pPr>
+          </w:p>
+        </w:tc>
+        <w:tc>
+          <w:tcPr/>
+          <w:p>
+            <w:pPr>
+              <w:pStyle w:val="Compact"/>
+            </w:pPr>
+            <w:r>
+              <w:rPr>
+                <w:b/>
+                <w:bCs/>
+              </w:rPr>
+              <w:t xml:space="preserve">€223,000</w:t>
+            </w:r>
+          </w:p>
+        </w:tc>
+      </w:tr>
+    </w:tbl>
+    <w:p>
+      <w:pPr>
+        <w:pStyle w:val="BodyText"/>
+      </w:pPr>
+      <w:r>
+        <w:rPr>
+          <w:i/>
+          <w:iCs/>
+        </w:rPr>
+        <w:t xml:space="preserve">You can add further budget items to the table above; update the total to match.</w:t>
+      </w:r>
+    </w:p>
+    <w:bookmarkEnd w:id="35"/>
+    <w:bookmarkStart w:id="36" w:name="wp5-evidence-integrity"/>
+    <w:p>
+      <w:pPr>
+        <w:pStyle w:val="Heading2"/>
+      </w:pPr>
+      <w:r>
+        <w:t xml:space="preserve">2.5 WP5: Evidence Integrity</w:t>
       </w:r>
     </w:p>
     <w:p>
@@ -1504,7 +3527,7 @@
         <w:t xml:space="preserve"> </w:t>
       </w:r>
       <w:r>
-        <w:t xml:space="preserve">Groemping, O’Brien, Koenig ·</w:t>
+        <w:t xml:space="preserve">Groemping ·</w:t>
       </w:r>
       <w:r>
         <w:t xml:space="preserve"> </w:t>
@@ -1514,6 +3537,36 @@
           <w:b/>
           <w:bCs/>
         </w:rPr>
+        <w:t xml:space="preserve">Co-lead(s):</w:t>
+      </w:r>
+      <w:r>
+        <w:t xml:space="preserve"> </w:t>
+      </w:r>
+      <w:r>
+        <w:t xml:space="preserve">O’Brien</w:t>
+      </w:r>
+    </w:p>
+    <w:p>
+      <w:pPr>
+        <w:pStyle w:val="BodyText"/>
+      </w:pPr>
+      <w:r>
+        <w:rPr>
+          <w:b/>
+          <w:bCs/>
+        </w:rPr>
+        <w:t xml:space="preserve">Civil-society/policy-making organization to be involved:</w:t>
+      </w:r>
+    </w:p>
+    <w:p>
+      <w:pPr>
+        <w:pStyle w:val="BodyText"/>
+      </w:pPr>
+      <w:r>
+        <w:rPr>
+          <w:b/>
+          <w:bCs/>
+        </w:rPr>
         <w:t xml:space="preserve">Impact:</w:t>
       </w:r>
       <w:r>
@@ -1525,6 +3578,7 @@
     </w:p>
     <w:p>
       <w:pPr>
+        <w:pStyle w:val="Compact"/>
         <w:numPr>
           <w:ilvl w:val="0"/>
           <w:numId w:val="1006"/>
@@ -1535,17 +3589,60 @@
           <w:b/>
           <w:bCs/>
         </w:rPr>
-        <w:t xml:space="preserve">Task 5.1: Designing the protocol</w:t>
-      </w:r>
-      <w:r>
-        <w:t xml:space="preserve"> </w:t>
-      </w:r>
-      <w:r>
-        <w:t xml:space="preserve">— What provenance markers can reliably separate AI-generated from human-verified evidence? Output: the provenance-tagging and certification protocol.</w:t>
-      </w:r>
-    </w:p>
-    <w:p>
-      <w:pPr>
+        <w:t xml:space="preserve">Designing the protocol</w:t>
+      </w:r>
+      <w:r>
+        <w:t xml:space="preserve"> </w:t>
+      </w:r>
+      <w:r>
+        <w:t xml:space="preserve">—</w:t>
+      </w:r>
+      <w:r>
+        <w:t xml:space="preserve"> </w:t>
+      </w:r>
+      <w:r>
+        <w:rPr>
+          <w:i/>
+          <w:iCs/>
+        </w:rPr>
+        <w:t xml:space="preserve">Guiding question:</w:t>
+      </w:r>
+      <w:r>
+        <w:t xml:space="preserve"> </w:t>
+      </w:r>
+      <w:r>
+        <w:t xml:space="preserve">What provenance markers can reliably separate AI-generated from human-verified evidence?</w:t>
+      </w:r>
+      <w:r>
+        <w:t xml:space="preserve"> </w:t>
+      </w:r>
+      <w:r>
+        <w:rPr>
+          <w:i/>
+          <w:iCs/>
+        </w:rPr>
+        <w:t xml:space="preserve">Output(s):</w:t>
+      </w:r>
+      <w:r>
+        <w:t xml:space="preserve"> </w:t>
+      </w:r>
+      <w:r>
+        <w:t xml:space="preserve">the provenance-tagging and certification protocol.</w:t>
+      </w:r>
+      <w:r>
+        <w:t xml:space="preserve"> </w:t>
+      </w:r>
+      <w:r>
+        <w:rPr>
+          <w:i/>
+          <w:iCs/>
+        </w:rPr>
+        <w:t xml:space="preserve">Task leader:</w:t>
+      </w:r>
+    </w:p>
+    <w:p>
+      <w:pPr>
+        <w:pStyle w:val="Compact"/>
         <w:numPr>
           <w:ilvl w:val="0"/>
           <w:numId w:val="1006"/>
@@ -1556,17 +3653,60 @@
           <w:b/>
           <w:bCs/>
         </w:rPr>
-        <w:t xml:space="preserve">Task 5.2: Testing it with real users</w:t>
-      </w:r>
-      <w:r>
-        <w:t xml:space="preserve"> </w:t>
-      </w:r>
-      <w:r>
-        <w:t xml:space="preserve">— Does the protocol hold up when newsroom partners actually try to use it under deadline pressure? Output: field-testing with newsroom partners, feeding the paper.</w:t>
-      </w:r>
-    </w:p>
-    <w:p>
-      <w:pPr>
+        <w:t xml:space="preserve">Testing it with real users</w:t>
+      </w:r>
+      <w:r>
+        <w:t xml:space="preserve"> </w:t>
+      </w:r>
+      <w:r>
+        <w:t xml:space="preserve">—</w:t>
+      </w:r>
+      <w:r>
+        <w:t xml:space="preserve"> </w:t>
+      </w:r>
+      <w:r>
+        <w:rPr>
+          <w:i/>
+          <w:iCs/>
+        </w:rPr>
+        <w:t xml:space="preserve">Guiding question:</w:t>
+      </w:r>
+      <w:r>
+        <w:t xml:space="preserve"> </w:t>
+      </w:r>
+      <w:r>
+        <w:t xml:space="preserve">Does the protocol hold up when newsroom partners actually try to use it under deadline pressure?</w:t>
+      </w:r>
+      <w:r>
+        <w:t xml:space="preserve"> </w:t>
+      </w:r>
+      <w:r>
+        <w:rPr>
+          <w:i/>
+          <w:iCs/>
+        </w:rPr>
+        <w:t xml:space="preserve">Output(s):</w:t>
+      </w:r>
+      <w:r>
+        <w:t xml:space="preserve"> </w:t>
+      </w:r>
+      <w:r>
+        <w:t xml:space="preserve">field-testing with newsroom partners; the paper.</w:t>
+      </w:r>
+      <w:r>
+        <w:t xml:space="preserve"> </w:t>
+      </w:r>
+      <w:r>
+        <w:rPr>
+          <w:i/>
+          <w:iCs/>
+        </w:rPr>
+        <w:t xml:space="preserve">Task leader:</w:t>
+      </w:r>
+    </w:p>
+    <w:p>
+      <w:pPr>
+        <w:pStyle w:val="Compact"/>
         <w:numPr>
           <w:ilvl w:val="0"/>
           <w:numId w:val="1006"/>
@@ -1577,13 +3717,55 @@
           <w:b/>
           <w:bCs/>
         </w:rPr>
-        <w:t xml:space="preserve">Task 5.3: Making it publicly checkable</w:t>
-      </w:r>
-      <w:r>
-        <w:t xml:space="preserve"> </w:t>
-      </w:r>
-      <w:r>
-        <w:t xml:space="preserve">— How can anyone, not just partner newsrooms, verify a piece of evidence’s certification status? Output: the certification toolkit and public verification API.</w:t>
+        <w:t xml:space="preserve">Making it publicly checkable</w:t>
+      </w:r>
+      <w:r>
+        <w:t xml:space="preserve"> </w:t>
+      </w:r>
+      <w:r>
+        <w:t xml:space="preserve">—</w:t>
+      </w:r>
+      <w:r>
+        <w:t xml:space="preserve"> </w:t>
+      </w:r>
+      <w:r>
+        <w:rPr>
+          <w:i/>
+          <w:iCs/>
+        </w:rPr>
+        <w:t xml:space="preserve">Guiding question:</w:t>
+      </w:r>
+      <w:r>
+        <w:t xml:space="preserve"> </w:t>
+      </w:r>
+      <w:r>
+        <w:t xml:space="preserve">How can anyone, not just partner newsrooms, verify a piece of evidence’s certification status?</w:t>
+      </w:r>
+      <w:r>
+        <w:t xml:space="preserve"> </w:t>
+      </w:r>
+      <w:r>
+        <w:rPr>
+          <w:i/>
+          <w:iCs/>
+        </w:rPr>
+        <w:t xml:space="preserve">Output(s):</w:t>
+      </w:r>
+      <w:r>
+        <w:t xml:space="preserve"> </w:t>
+      </w:r>
+      <w:r>
+        <w:t xml:space="preserve">the certification toolkit and public verification API.</w:t>
+      </w:r>
+      <w:r>
+        <w:t xml:space="preserve"> </w:t>
+      </w:r>
+      <w:r>
+        <w:rPr>
+          <w:i/>
+          <w:iCs/>
+        </w:rPr>
+        <w:t xml:space="preserve">Task leader:</w:t>
       </w:r>
     </w:p>
     <w:p>
@@ -1595,23 +3777,285 @@
           <w:b/>
           <w:bCs/>
         </w:rPr>
-        <w:t xml:space="preserve">Preliminary budget:</w:t>
-      </w:r>
-      <w:r>
-        <w:t xml:space="preserve"> </w:t>
-      </w:r>
-      <w:r>
-        <w:t xml:space="preserve">€300,000 (preliminary — total project budget ÷ 10 WPs).</w:t>
-      </w:r>
-    </w:p>
-    <w:bookmarkEnd w:id="35"/>
-    <w:bookmarkStart w:id="36" w:name="wp6-repression-monitoring"/>
-    <w:p>
-      <w:pPr>
-        <w:pStyle w:val="Heading3"/>
-      </w:pPr>
-      <w:r>
-        <w:t xml:space="preserve">4.6 WP6: Repression Monitoring</w:t>
+        <w:t xml:space="preserve">Budget (preliminary estimates):</w:t>
+      </w:r>
+    </w:p>
+    <w:tbl>
+      <w:tblPr>
+        <w:tblStyle w:val="Table"/>
+        <w:tblW w:type="auto" w:w="0"/>
+        <w:tblLook w:firstRow="1" w:lastRow="0" w:firstColumn="0" w:lastColumn="0" w:noHBand="0" w:noVBand="0" w:val="0020"/>
+      </w:tblPr>
+      <w:tblGrid>
+        <w:gridCol w:w="2640"/>
+        <w:gridCol w:w="2640"/>
+        <w:gridCol w:w="2640"/>
+      </w:tblGrid>
+      <w:tr>
+        <w:trPr>
+          <w:tblHeader w:val="on"/>
+        </w:trPr>
+        <w:tc>
+          <w:tcPr/>
+          <w:p>
+            <w:pPr>
+              <w:pStyle w:val="Compact"/>
+            </w:pPr>
+            <w:r>
+              <w:t xml:space="preserve">Item</w:t>
+            </w:r>
+          </w:p>
+        </w:tc>
+        <w:tc>
+          <w:tcPr/>
+          <w:p>
+            <w:pPr>
+              <w:pStyle w:val="Compact"/>
+            </w:pPr>
+            <w:r>
+              <w:t xml:space="preserve">FTE</w:t>
+            </w:r>
+          </w:p>
+        </w:tc>
+        <w:tc>
+          <w:tcPr/>
+          <w:p>
+            <w:pPr>
+              <w:pStyle w:val="Compact"/>
+            </w:pPr>
+            <w:r>
+              <w:t xml:space="preserve">Estimated cost (€)</w:t>
+            </w:r>
+          </w:p>
+        </w:tc>
+      </w:tr>
+      <w:tr>
+        <w:tc>
+          <w:tcPr/>
+          <w:p>
+            <w:pPr>
+              <w:pStyle w:val="Compact"/>
+            </w:pPr>
+            <w:r>
+              <w:t xml:space="preserve">Lead (0.2 FTE, 2 years)</w:t>
+            </w:r>
+          </w:p>
+        </w:tc>
+        <w:tc>
+          <w:tcPr/>
+          <w:p>
+            <w:pPr>
+              <w:pStyle w:val="Compact"/>
+            </w:pPr>
+            <w:r>
+              <w:t xml:space="preserve">0.2</w:t>
+            </w:r>
+          </w:p>
+        </w:tc>
+        <w:tc>
+          <w:tcPr/>
+          <w:p>
+            <w:pPr>
+              <w:pStyle w:val="Compact"/>
+            </w:pPr>
+            <w:r>
+              <w:t xml:space="preserve">48,000</w:t>
+            </w:r>
+          </w:p>
+        </w:tc>
+      </w:tr>
+      <w:tr>
+        <w:tc>
+          <w:tcPr/>
+          <w:p>
+            <w:pPr>
+              <w:pStyle w:val="Compact"/>
+            </w:pPr>
+            <w:r>
+              <w:t xml:space="preserve">Postdoctoral researcher (1.0 FTE, 2 years)</w:t>
+            </w:r>
+          </w:p>
+        </w:tc>
+        <w:tc>
+          <w:tcPr/>
+          <w:p>
+            <w:pPr>
+              <w:pStyle w:val="Compact"/>
+            </w:pPr>
+            <w:r>
+              <w:t xml:space="preserve">1.0</w:t>
+            </w:r>
+          </w:p>
+        </w:tc>
+        <w:tc>
+          <w:tcPr/>
+          <w:p>
+            <w:pPr>
+              <w:pStyle w:val="Compact"/>
+            </w:pPr>
+            <w:r>
+              <w:t xml:space="preserve">150,000</w:t>
+            </w:r>
+          </w:p>
+        </w:tc>
+      </w:tr>
+      <w:tr>
+        <w:tc>
+          <w:tcPr/>
+          <w:p>
+            <w:pPr>
+              <w:pStyle w:val="Compact"/>
+            </w:pPr>
+            <w:r>
+              <w:t xml:space="preserve">Certification toolkit (development)</w:t>
+            </w:r>
+          </w:p>
+        </w:tc>
+        <w:tc>
+          <w:tcPr/>
+          <w:p>
+            <w:pPr>
+              <w:pStyle w:val="Compact"/>
+            </w:pPr>
+            <w:r>
+              <w:t xml:space="preserve">—</w:t>
+            </w:r>
+          </w:p>
+        </w:tc>
+        <w:tc>
+          <w:tcPr/>
+          <w:p>
+            <w:pPr>
+              <w:pStyle w:val="Compact"/>
+            </w:pPr>
+            <w:r>
+              <w:t xml:space="preserve">12,000</w:t>
+            </w:r>
+          </w:p>
+        </w:tc>
+      </w:tr>
+      <w:tr>
+        <w:tc>
+          <w:tcPr/>
+          <w:p>
+            <w:pPr>
+              <w:pStyle w:val="Compact"/>
+            </w:pPr>
+            <w:r>
+              <w:t xml:space="preserve">Public verification API (development &amp; hosting)</w:t>
+            </w:r>
+          </w:p>
+        </w:tc>
+        <w:tc>
+          <w:tcPr/>
+          <w:p>
+            <w:pPr>
+              <w:pStyle w:val="Compact"/>
+            </w:pPr>
+            <w:r>
+              <w:t xml:space="preserve">—</w:t>
+            </w:r>
+          </w:p>
+        </w:tc>
+        <w:tc>
+          <w:tcPr/>
+          <w:p>
+            <w:pPr>
+              <w:pStyle w:val="Compact"/>
+            </w:pPr>
+            <w:r>
+              <w:t xml:space="preserve">10,000</w:t>
+            </w:r>
+          </w:p>
+        </w:tc>
+      </w:tr>
+      <w:tr>
+        <w:tc>
+          <w:tcPr/>
+          <w:p>
+            <w:pPr>
+              <w:pStyle w:val="Compact"/>
+            </w:pPr>
+          </w:p>
+        </w:tc>
+        <w:tc>
+          <w:tcPr/>
+          <w:p>
+            <w:pPr>
+              <w:pStyle w:val="Compact"/>
+            </w:pPr>
+          </w:p>
+        </w:tc>
+        <w:tc>
+          <w:tcPr/>
+          <w:p>
+            <w:pPr>
+              <w:pStyle w:val="Compact"/>
+            </w:pPr>
+          </w:p>
+        </w:tc>
+      </w:tr>
+      <w:tr>
+        <w:tc>
+          <w:tcPr/>
+          <w:p>
+            <w:pPr>
+              <w:pStyle w:val="Compact"/>
+            </w:pPr>
+            <w:r>
+              <w:rPr>
+                <w:b/>
+                <w:bCs/>
+              </w:rPr>
+              <w:t xml:space="preserve">Total (estimated)</w:t>
+            </w:r>
+          </w:p>
+        </w:tc>
+        <w:tc>
+          <w:tcPr/>
+          <w:p>
+            <w:pPr>
+              <w:pStyle w:val="Compact"/>
+            </w:pPr>
+          </w:p>
+        </w:tc>
+        <w:tc>
+          <w:tcPr/>
+          <w:p>
+            <w:pPr>
+              <w:pStyle w:val="Compact"/>
+            </w:pPr>
+            <w:r>
+              <w:rPr>
+                <w:b/>
+                <w:bCs/>
+              </w:rPr>
+              <w:t xml:space="preserve">€220,000</w:t>
+            </w:r>
+          </w:p>
+        </w:tc>
+      </w:tr>
+    </w:tbl>
+    <w:p>
+      <w:pPr>
+        <w:pStyle w:val="BodyText"/>
+      </w:pPr>
+      <w:r>
+        <w:rPr>
+          <w:i/>
+          <w:iCs/>
+        </w:rPr>
+        <w:t xml:space="preserve">You can add further budget items to the table above; update the total to match.</w:t>
+      </w:r>
+    </w:p>
+    <w:bookmarkEnd w:id="36"/>
+    <w:bookmarkStart w:id="37" w:name="wp6-repression-monitoring"/>
+    <w:p>
+      <w:pPr>
+        <w:pStyle w:val="Heading2"/>
+      </w:pPr>
+      <w:r>
+        <w:t xml:space="preserve">2.6 WP6: Repression Monitoring</w:t>
       </w:r>
     </w:p>
     <w:p>
@@ -1647,7 +4091,7 @@
         <w:t xml:space="preserve"> </w:t>
       </w:r>
       <w:r>
-        <w:t xml:space="preserve">Wilson, Knutsen, Croissant, Sombatpoonsiri, Maerz ·</w:t>
+        <w:t xml:space="preserve">Wilson ·</w:t>
       </w:r>
       <w:r>
         <w:t xml:space="preserve"> </w:t>
@@ -1657,6 +4101,36 @@
           <w:b/>
           <w:bCs/>
         </w:rPr>
+        <w:t xml:space="preserve">Co-lead(s):</w:t>
+      </w:r>
+      <w:r>
+        <w:t xml:space="preserve"> </w:t>
+      </w:r>
+      <w:r>
+        <w:t xml:space="preserve">Knutsen, Croissant</w:t>
+      </w:r>
+    </w:p>
+    <w:p>
+      <w:pPr>
+        <w:pStyle w:val="BodyText"/>
+      </w:pPr>
+      <w:r>
+        <w:rPr>
+          <w:b/>
+          <w:bCs/>
+        </w:rPr>
+        <w:t xml:space="preserve">Civil-society/policy-making organization to be involved:</w:t>
+      </w:r>
+    </w:p>
+    <w:p>
+      <w:pPr>
+        <w:pStyle w:val="BodyText"/>
+      </w:pPr>
+      <w:r>
+        <w:rPr>
+          <w:b/>
+          <w:bCs/>
+        </w:rPr>
         <w:t xml:space="preserve">Impact:</w:t>
       </w:r>
       <w:r>
@@ -1668,6 +4142,7 @@
     </w:p>
     <w:p>
       <w:pPr>
+        <w:pStyle w:val="Compact"/>
         <w:numPr>
           <w:ilvl w:val="0"/>
           <w:numId w:val="1007"/>
@@ -1678,17 +4153,66 @@
           <w:b/>
           <w:bCs/>
         </w:rPr>
-        <w:t xml:space="preserve">Task 6.1: Tracking deployment</w:t>
-      </w:r>
-      <w:r>
-        <w:t xml:space="preserve"> </w:t>
-      </w:r>
-      <w:r>
-        <w:t xml:space="preserve">— Which AI-enabled surveillance and censorship tools are backsliding states actually deploying, and where? Output: expert-coded tracking across cases.</w:t>
-      </w:r>
-    </w:p>
-    <w:p>
-      <w:pPr>
+        <w:t xml:space="preserve">Tracking deployment</w:t>
+      </w:r>
+      <w:r>
+        <w:t xml:space="preserve"> </w:t>
+      </w:r>
+      <w:r>
+        <w:t xml:space="preserve">—</w:t>
+      </w:r>
+      <w:r>
+        <w:t xml:space="preserve"> </w:t>
+      </w:r>
+      <w:r>
+        <w:rPr>
+          <w:i/>
+          <w:iCs/>
+        </w:rPr>
+        <w:t xml:space="preserve">Guiding question:</w:t>
+      </w:r>
+      <w:r>
+        <w:t xml:space="preserve"> </w:t>
+      </w:r>
+      <w:r>
+        <w:t xml:space="preserve">Which AI-enabled surveillance and censorship tools are backsliding states actually deploying, and where?</w:t>
+      </w:r>
+      <w:r>
+        <w:t xml:space="preserve"> </w:t>
+      </w:r>
+      <w:r>
+        <w:rPr>
+          <w:i/>
+          <w:iCs/>
+        </w:rPr>
+        <w:t xml:space="preserve">Output(s):</w:t>
+      </w:r>
+      <w:r>
+        <w:t xml:space="preserve"> </w:t>
+      </w:r>
+      <w:r>
+        <w:t xml:space="preserve">expert-coded tracking across cases.</w:t>
+      </w:r>
+      <w:r>
+        <w:t xml:space="preserve"> </w:t>
+      </w:r>
+      <w:r>
+        <w:rPr>
+          <w:i/>
+          <w:iCs/>
+        </w:rPr>
+        <w:t xml:space="preserve">Task leader:</w:t>
+      </w:r>
+      <w:r>
+        <w:t xml:space="preserve"> </w:t>
+      </w:r>
+      <w:r>
+        <w:t xml:space="preserve">Sombatpoonsiri</w:t>
+      </w:r>
+    </w:p>
+    <w:p>
+      <w:pPr>
+        <w:pStyle w:val="Compact"/>
         <w:numPr>
           <w:ilvl w:val="0"/>
           <w:numId w:val="1007"/>
@@ -1699,17 +4223,60 @@
           <w:b/>
           <w:bCs/>
         </w:rPr>
-        <w:t xml:space="preserve">Task 6.2: Automating the signal</w:t>
-      </w:r>
-      <w:r>
-        <w:t xml:space="preserve"> </w:t>
-      </w:r>
-      <w:r>
-        <w:t xml:space="preserve">— Can automated media monitoring catch deployment as it happens, rather than months later? Output: the automated media-monitoring component.</w:t>
-      </w:r>
-    </w:p>
-    <w:p>
-      <w:pPr>
+        <w:t xml:space="preserve">Automating the signal</w:t>
+      </w:r>
+      <w:r>
+        <w:t xml:space="preserve"> </w:t>
+      </w:r>
+      <w:r>
+        <w:t xml:space="preserve">—</w:t>
+      </w:r>
+      <w:r>
+        <w:t xml:space="preserve"> </w:t>
+      </w:r>
+      <w:r>
+        <w:rPr>
+          <w:i/>
+          <w:iCs/>
+        </w:rPr>
+        <w:t xml:space="preserve">Guiding question:</w:t>
+      </w:r>
+      <w:r>
+        <w:t xml:space="preserve"> </w:t>
+      </w:r>
+      <w:r>
+        <w:t xml:space="preserve">Can automated media monitoring catch deployment as it happens, rather than months later?</w:t>
+      </w:r>
+      <w:r>
+        <w:t xml:space="preserve"> </w:t>
+      </w:r>
+      <w:r>
+        <w:rPr>
+          <w:i/>
+          <w:iCs/>
+        </w:rPr>
+        <w:t xml:space="preserve">Output(s):</w:t>
+      </w:r>
+      <w:r>
+        <w:t xml:space="preserve"> </w:t>
+      </w:r>
+      <w:r>
+        <w:t xml:space="preserve">the automated media-monitoring component.</w:t>
+      </w:r>
+      <w:r>
+        <w:t xml:space="preserve"> </w:t>
+      </w:r>
+      <w:r>
+        <w:rPr>
+          <w:i/>
+          <w:iCs/>
+        </w:rPr>
+        <w:t xml:space="preserve">Task leader:</w:t>
+      </w:r>
+    </w:p>
+    <w:p>
+      <w:pPr>
+        <w:pStyle w:val="Compact"/>
         <w:numPr>
           <w:ilvl w:val="0"/>
           <w:numId w:val="1007"/>
@@ -1720,13 +4287,55 @@
           <w:b/>
           <w:bCs/>
         </w:rPr>
-        <w:t xml:space="preserve">Task 6.3: Turning tracking into warning</w:t>
-      </w:r>
-      <w:r>
-        <w:t xml:space="preserve"> </w:t>
-      </w:r>
-      <w:r>
-        <w:t xml:space="preserve">— What pattern in this tracking data actually predicts further backsliding, early enough to act on? Output: the paper and the early-warning dashboard for human-rights monitors.</w:t>
+        <w:t xml:space="preserve">Turning tracking into warning</w:t>
+      </w:r>
+      <w:r>
+        <w:t xml:space="preserve"> </w:t>
+      </w:r>
+      <w:r>
+        <w:t xml:space="preserve">—</w:t>
+      </w:r>
+      <w:r>
+        <w:t xml:space="preserve"> </w:t>
+      </w:r>
+      <w:r>
+        <w:rPr>
+          <w:i/>
+          <w:iCs/>
+        </w:rPr>
+        <w:t xml:space="preserve">Guiding question:</w:t>
+      </w:r>
+      <w:r>
+        <w:t xml:space="preserve"> </w:t>
+      </w:r>
+      <w:r>
+        <w:t xml:space="preserve">What pattern in this tracking data actually predicts further backsliding, early enough to act on?</w:t>
+      </w:r>
+      <w:r>
+        <w:t xml:space="preserve"> </w:t>
+      </w:r>
+      <w:r>
+        <w:rPr>
+          <w:i/>
+          <w:iCs/>
+        </w:rPr>
+        <w:t xml:space="preserve">Output(s):</w:t>
+      </w:r>
+      <w:r>
+        <w:t xml:space="preserve"> </w:t>
+      </w:r>
+      <w:r>
+        <w:t xml:space="preserve">the paper and the early-warning dashboard for human-rights monitors.</w:t>
+      </w:r>
+      <w:r>
+        <w:t xml:space="preserve"> </w:t>
+      </w:r>
+      <w:r>
+        <w:rPr>
+          <w:i/>
+          <w:iCs/>
+        </w:rPr>
+        <w:t xml:space="preserve">Task leader:</w:t>
       </w:r>
     </w:p>
     <w:p>
@@ -1738,23 +4347,286 @@
           <w:b/>
           <w:bCs/>
         </w:rPr>
-        <w:t xml:space="preserve">Preliminary budget:</w:t>
-      </w:r>
-      <w:r>
-        <w:t xml:space="preserve"> </w:t>
-      </w:r>
-      <w:r>
-        <w:t xml:space="preserve">€300,000 (preliminary — total project budget ÷ 10 WPs).</w:t>
-      </w:r>
-    </w:p>
-    <w:bookmarkEnd w:id="36"/>
-    <w:bookmarkStart w:id="37" w:name="wp7-ai-governance"/>
-    <w:p>
-      <w:pPr>
-        <w:pStyle w:val="Heading3"/>
-      </w:pPr>
-      <w:r>
-        <w:t xml:space="preserve">4.7 WP7: AI Governance</w:t>
+        <w:t xml:space="preserve">Budget (preliminary estimates):</w:t>
+      </w:r>
+    </w:p>
+    <w:tbl>
+      <w:tblPr>
+        <w:tblStyle w:val="Table"/>
+        <w:tblW w:type="pct" w:w="5000"/>
+        <w:tblLayout w:type="fixed"/>
+        <w:tblLook w:firstRow="1" w:lastRow="0" w:firstColumn="0" w:lastColumn="0" w:noHBand="0" w:noVBand="0" w:val="0020"/>
+      </w:tblPr>
+      <w:tblGrid>
+        <w:gridCol w:w="2640"/>
+        <w:gridCol w:w="2640"/>
+        <w:gridCol w:w="2640"/>
+      </w:tblGrid>
+      <w:tr>
+        <w:trPr>
+          <w:tblHeader w:val="on"/>
+        </w:trPr>
+        <w:tc>
+          <w:tcPr/>
+          <w:p>
+            <w:pPr>
+              <w:pStyle w:val="Compact"/>
+            </w:pPr>
+            <w:r>
+              <w:t xml:space="preserve">Item</w:t>
+            </w:r>
+          </w:p>
+        </w:tc>
+        <w:tc>
+          <w:tcPr/>
+          <w:p>
+            <w:pPr>
+              <w:pStyle w:val="Compact"/>
+            </w:pPr>
+            <w:r>
+              <w:t xml:space="preserve">FTE</w:t>
+            </w:r>
+          </w:p>
+        </w:tc>
+        <w:tc>
+          <w:tcPr/>
+          <w:p>
+            <w:pPr>
+              <w:pStyle w:val="Compact"/>
+            </w:pPr>
+            <w:r>
+              <w:t xml:space="preserve">Estimated cost (€)</w:t>
+            </w:r>
+          </w:p>
+        </w:tc>
+      </w:tr>
+      <w:tr>
+        <w:tc>
+          <w:tcPr/>
+          <w:p>
+            <w:pPr>
+              <w:pStyle w:val="Compact"/>
+            </w:pPr>
+            <w:r>
+              <w:t xml:space="preserve">Lead (0.2 FTE, 2 years)</w:t>
+            </w:r>
+          </w:p>
+        </w:tc>
+        <w:tc>
+          <w:tcPr/>
+          <w:p>
+            <w:pPr>
+              <w:pStyle w:val="Compact"/>
+            </w:pPr>
+            <w:r>
+              <w:t xml:space="preserve">0.2</w:t>
+            </w:r>
+          </w:p>
+        </w:tc>
+        <w:tc>
+          <w:tcPr/>
+          <w:p>
+            <w:pPr>
+              <w:pStyle w:val="Compact"/>
+            </w:pPr>
+            <w:r>
+              <w:t xml:space="preserve">48,000</w:t>
+            </w:r>
+          </w:p>
+        </w:tc>
+      </w:tr>
+      <w:tr>
+        <w:tc>
+          <w:tcPr/>
+          <w:p>
+            <w:pPr>
+              <w:pStyle w:val="Compact"/>
+            </w:pPr>
+            <w:r>
+              <w:t xml:space="preserve">Postdoctoral researcher (1.0 FTE, 2 years)</w:t>
+            </w:r>
+          </w:p>
+        </w:tc>
+        <w:tc>
+          <w:tcPr/>
+          <w:p>
+            <w:pPr>
+              <w:pStyle w:val="Compact"/>
+            </w:pPr>
+            <w:r>
+              <w:t xml:space="preserve">1.0</w:t>
+            </w:r>
+          </w:p>
+        </w:tc>
+        <w:tc>
+          <w:tcPr/>
+          <w:p>
+            <w:pPr>
+              <w:pStyle w:val="Compact"/>
+            </w:pPr>
+            <w:r>
+              <w:t xml:space="preserve">150,000</w:t>
+            </w:r>
+          </w:p>
+        </w:tc>
+      </w:tr>
+      <w:tr>
+        <w:tc>
+          <w:tcPr/>
+          <w:p>
+            <w:pPr>
+              <w:pStyle w:val="Compact"/>
+            </w:pPr>
+            <w:r>
+              <w:t xml:space="preserve">Automated media-monitoring component (development &amp; data access)</w:t>
+            </w:r>
+          </w:p>
+        </w:tc>
+        <w:tc>
+          <w:tcPr/>
+          <w:p>
+            <w:pPr>
+              <w:pStyle w:val="Compact"/>
+            </w:pPr>
+            <w:r>
+              <w:t xml:space="preserve">—</w:t>
+            </w:r>
+          </w:p>
+        </w:tc>
+        <w:tc>
+          <w:tcPr/>
+          <w:p>
+            <w:pPr>
+              <w:pStyle w:val="Compact"/>
+            </w:pPr>
+            <w:r>
+              <w:t xml:space="preserve">15,000</w:t>
+            </w:r>
+          </w:p>
+        </w:tc>
+      </w:tr>
+      <w:tr>
+        <w:tc>
+          <w:tcPr/>
+          <w:p>
+            <w:pPr>
+              <w:pStyle w:val="Compact"/>
+            </w:pPr>
+            <w:r>
+              <w:t xml:space="preserve">Early-warning dashboard (design &amp; hosting)</w:t>
+            </w:r>
+          </w:p>
+        </w:tc>
+        <w:tc>
+          <w:tcPr/>
+          <w:p>
+            <w:pPr>
+              <w:pStyle w:val="Compact"/>
+            </w:pPr>
+            <w:r>
+              <w:t xml:space="preserve">—</w:t>
+            </w:r>
+          </w:p>
+        </w:tc>
+        <w:tc>
+          <w:tcPr/>
+          <w:p>
+            <w:pPr>
+              <w:pStyle w:val="Compact"/>
+            </w:pPr>
+            <w:r>
+              <w:t xml:space="preserve">8,000</w:t>
+            </w:r>
+          </w:p>
+        </w:tc>
+      </w:tr>
+      <w:tr>
+        <w:tc>
+          <w:tcPr/>
+          <w:p>
+            <w:pPr>
+              <w:pStyle w:val="Compact"/>
+            </w:pPr>
+          </w:p>
+        </w:tc>
+        <w:tc>
+          <w:tcPr/>
+          <w:p>
+            <w:pPr>
+              <w:pStyle w:val="Compact"/>
+            </w:pPr>
+          </w:p>
+        </w:tc>
+        <w:tc>
+          <w:tcPr/>
+          <w:p>
+            <w:pPr>
+              <w:pStyle w:val="Compact"/>
+            </w:pPr>
+          </w:p>
+        </w:tc>
+      </w:tr>
+      <w:tr>
+        <w:tc>
+          <w:tcPr/>
+          <w:p>
+            <w:pPr>
+              <w:pStyle w:val="Compact"/>
+            </w:pPr>
+            <w:r>
+              <w:rPr>
+                <w:b/>
+                <w:bCs/>
+              </w:rPr>
+              <w:t xml:space="preserve">Total (estimated)</w:t>
+            </w:r>
+          </w:p>
+        </w:tc>
+        <w:tc>
+          <w:tcPr/>
+          <w:p>
+            <w:pPr>
+              <w:pStyle w:val="Compact"/>
+            </w:pPr>
+          </w:p>
+        </w:tc>
+        <w:tc>
+          <w:tcPr/>
+          <w:p>
+            <w:pPr>
+              <w:pStyle w:val="Compact"/>
+            </w:pPr>
+            <w:r>
+              <w:rPr>
+                <w:b/>
+                <w:bCs/>
+              </w:rPr>
+              <w:t xml:space="preserve">€221,000</w:t>
+            </w:r>
+          </w:p>
+        </w:tc>
+      </w:tr>
+    </w:tbl>
+    <w:p>
+      <w:pPr>
+        <w:pStyle w:val="BodyText"/>
+      </w:pPr>
+      <w:r>
+        <w:rPr>
+          <w:i/>
+          <w:iCs/>
+        </w:rPr>
+        <w:t xml:space="preserve">You can add further budget items to the table above; update the total to match.</w:t>
+      </w:r>
+    </w:p>
+    <w:bookmarkEnd w:id="37"/>
+    <w:bookmarkStart w:id="38" w:name="wp7-ai-governance"/>
+    <w:p>
+      <w:pPr>
+        <w:pStyle w:val="Heading2"/>
+      </w:pPr>
+      <w:r>
+        <w:t xml:space="preserve">2.7 WP7: AI Governance</w:t>
       </w:r>
     </w:p>
     <w:p>
@@ -1800,6 +4672,36 @@
           <w:b/>
           <w:bCs/>
         </w:rPr>
+        <w:t xml:space="preserve">Co-lead(s):</w:t>
+      </w:r>
+      <w:r>
+        <w:t xml:space="preserve"> </w:t>
+      </w:r>
+      <w:r>
+        <w:t xml:space="preserve">Pascal might be able to suggest someone who can also come to the workshop</w:t>
+      </w:r>
+    </w:p>
+    <w:p>
+      <w:pPr>
+        <w:pStyle w:val="BodyText"/>
+      </w:pPr>
+      <w:r>
+        <w:rPr>
+          <w:b/>
+          <w:bCs/>
+        </w:rPr>
+        <w:t xml:space="preserve">Civil-society/policy-making organization to be involved:</w:t>
+      </w:r>
+    </w:p>
+    <w:p>
+      <w:pPr>
+        <w:pStyle w:val="BodyText"/>
+      </w:pPr>
+      <w:r>
+        <w:rPr>
+          <w:b/>
+          <w:bCs/>
+        </w:rPr>
         <w:t xml:space="preserve">Impact:</w:t>
       </w:r>
       <w:r>
@@ -1811,6 +4713,7 @@
     </w:p>
     <w:p>
       <w:pPr>
+        <w:pStyle w:val="Compact"/>
         <w:numPr>
           <w:ilvl w:val="0"/>
           <w:numId w:val="1008"/>
@@ -1821,17 +4724,60 @@
           <w:b/>
           <w:bCs/>
         </w:rPr>
-        <w:t xml:space="preserve">Task 7.1: Mapping what’s on the books</w:t>
-      </w:r>
-      <w:r>
-        <w:t xml:space="preserve"> </w:t>
-      </w:r>
-      <w:r>
-        <w:t xml:space="preserve">— What do AI governance regimes in the EU, Australia, and Southeast Asia/Pacific formally require of AI-mediated institutional decisions? Output: the regulatory-comparison tracker.</w:t>
-      </w:r>
-    </w:p>
-    <w:p>
-      <w:pPr>
+        <w:t xml:space="preserve">Mapping what’s on the books</w:t>
+      </w:r>
+      <w:r>
+        <w:t xml:space="preserve"> </w:t>
+      </w:r>
+      <w:r>
+        <w:t xml:space="preserve">—</w:t>
+      </w:r>
+      <w:r>
+        <w:t xml:space="preserve"> </w:t>
+      </w:r>
+      <w:r>
+        <w:rPr>
+          <w:i/>
+          <w:iCs/>
+        </w:rPr>
+        <w:t xml:space="preserve">Guiding question:</w:t>
+      </w:r>
+      <w:r>
+        <w:t xml:space="preserve"> </w:t>
+      </w:r>
+      <w:r>
+        <w:t xml:space="preserve">What do AI governance regimes in the EU, Australia, and Southeast Asia/Pacific formally require of AI-mediated institutional decisions?</w:t>
+      </w:r>
+      <w:r>
+        <w:t xml:space="preserve"> </w:t>
+      </w:r>
+      <w:r>
+        <w:rPr>
+          <w:i/>
+          <w:iCs/>
+        </w:rPr>
+        <w:t xml:space="preserve">Output(s):</w:t>
+      </w:r>
+      <w:r>
+        <w:t xml:space="preserve"> </w:t>
+      </w:r>
+      <w:r>
+        <w:t xml:space="preserve">the regulatory-comparison tracker.</w:t>
+      </w:r>
+      <w:r>
+        <w:t xml:space="preserve"> </w:t>
+      </w:r>
+      <w:r>
+        <w:rPr>
+          <w:i/>
+          <w:iCs/>
+        </w:rPr>
+        <w:t xml:space="preserve">Task leader:</w:t>
+      </w:r>
+    </w:p>
+    <w:p>
+      <w:pPr>
+        <w:pStyle w:val="Compact"/>
         <w:numPr>
           <w:ilvl w:val="0"/>
           <w:numId w:val="1008"/>
@@ -1842,17 +4788,60 @@
           <w:b/>
           <w:bCs/>
         </w:rPr>
-        <w:t xml:space="preserve">Task 7.2: Testing enforcement</w:t>
-      </w:r>
-      <w:r>
-        <w:t xml:space="preserve"> </w:t>
-      </w:r>
-      <w:r>
-        <w:t xml:space="preserve">— Which of these formal requirements are actually enforced, and which are checkbox compliance? Output: the comparative paper.</w:t>
-      </w:r>
-    </w:p>
-    <w:p>
-      <w:pPr>
+        <w:t xml:space="preserve">Testing enforcement</w:t>
+      </w:r>
+      <w:r>
+        <w:t xml:space="preserve"> </w:t>
+      </w:r>
+      <w:r>
+        <w:t xml:space="preserve">—</w:t>
+      </w:r>
+      <w:r>
+        <w:t xml:space="preserve"> </w:t>
+      </w:r>
+      <w:r>
+        <w:rPr>
+          <w:i/>
+          <w:iCs/>
+        </w:rPr>
+        <w:t xml:space="preserve">Guiding question:</w:t>
+      </w:r>
+      <w:r>
+        <w:t xml:space="preserve"> </w:t>
+      </w:r>
+      <w:r>
+        <w:t xml:space="preserve">Which of these formal requirements are actually enforced, and which are checkbox compliance?</w:t>
+      </w:r>
+      <w:r>
+        <w:t xml:space="preserve"> </w:t>
+      </w:r>
+      <w:r>
+        <w:rPr>
+          <w:i/>
+          <w:iCs/>
+        </w:rPr>
+        <w:t xml:space="preserve">Output(s):</w:t>
+      </w:r>
+      <w:r>
+        <w:t xml:space="preserve"> </w:t>
+      </w:r>
+      <w:r>
+        <w:t xml:space="preserve">the comparative paper.</w:t>
+      </w:r>
+      <w:r>
+        <w:t xml:space="preserve"> </w:t>
+      </w:r>
+      <w:r>
+        <w:rPr>
+          <w:i/>
+          <w:iCs/>
+        </w:rPr>
+        <w:t xml:space="preserve">Task leader:</w:t>
+      </w:r>
+    </w:p>
+    <w:p>
+      <w:pPr>
+        <w:pStyle w:val="Compact"/>
         <w:numPr>
           <w:ilvl w:val="0"/>
           <w:numId w:val="1008"/>
@@ -1863,13 +4852,55 @@
           <w:b/>
           <w:bCs/>
         </w:rPr>
-        <w:t xml:space="preserve">Task 7.3: Identifying what travels</w:t>
-      </w:r>
-      <w:r>
-        <w:t xml:space="preserve"> </w:t>
-      </w:r>
-      <w:r>
-        <w:t xml:space="preserve">— Which accountability provisions transfer across very different regulatory contexts, and which don’t? Output: policy recommendations.</w:t>
+        <w:t xml:space="preserve">Identifying what travels</w:t>
+      </w:r>
+      <w:r>
+        <w:t xml:space="preserve"> </w:t>
+      </w:r>
+      <w:r>
+        <w:t xml:space="preserve">—</w:t>
+      </w:r>
+      <w:r>
+        <w:t xml:space="preserve"> </w:t>
+      </w:r>
+      <w:r>
+        <w:rPr>
+          <w:i/>
+          <w:iCs/>
+        </w:rPr>
+        <w:t xml:space="preserve">Guiding question:</w:t>
+      </w:r>
+      <w:r>
+        <w:t xml:space="preserve"> </w:t>
+      </w:r>
+      <w:r>
+        <w:t xml:space="preserve">Which accountability provisions transfer across very different regulatory contexts, and which don’t?</w:t>
+      </w:r>
+      <w:r>
+        <w:t xml:space="preserve"> </w:t>
+      </w:r>
+      <w:r>
+        <w:rPr>
+          <w:i/>
+          <w:iCs/>
+        </w:rPr>
+        <w:t xml:space="preserve">Output(s):</w:t>
+      </w:r>
+      <w:r>
+        <w:t xml:space="preserve"> </w:t>
+      </w:r>
+      <w:r>
+        <w:t xml:space="preserve">policy recommendations.</w:t>
+      </w:r>
+      <w:r>
+        <w:t xml:space="preserve"> </w:t>
+      </w:r>
+      <w:r>
+        <w:rPr>
+          <w:i/>
+          <w:iCs/>
+        </w:rPr>
+        <w:t xml:space="preserve">Task leader:</w:t>
       </w:r>
     </w:p>
     <w:p>
@@ -1881,23 +4912,250 @@
           <w:b/>
           <w:bCs/>
         </w:rPr>
-        <w:t xml:space="preserve">Preliminary budget:</w:t>
-      </w:r>
-      <w:r>
-        <w:t xml:space="preserve"> </w:t>
-      </w:r>
-      <w:r>
-        <w:t xml:space="preserve">€300,000 (preliminary — total project budget ÷ 10 WPs).</w:t>
-      </w:r>
-    </w:p>
-    <w:bookmarkEnd w:id="37"/>
-    <w:bookmarkStart w:id="38" w:name="wp8-resilience-radar"/>
-    <w:p>
-      <w:pPr>
-        <w:pStyle w:val="Heading3"/>
-      </w:pPr>
-      <w:r>
-        <w:t xml:space="preserve">4.8 WP8: Resilience Radar</w:t>
+        <w:t xml:space="preserve">Budget (preliminary estimates):</w:t>
+      </w:r>
+    </w:p>
+    <w:tbl>
+      <w:tblPr>
+        <w:tblStyle w:val="Table"/>
+        <w:tblW w:type="auto" w:w="0"/>
+        <w:tblLook w:firstRow="1" w:lastRow="0" w:firstColumn="0" w:lastColumn="0" w:noHBand="0" w:noVBand="0" w:val="0020"/>
+      </w:tblPr>
+      <w:tblGrid>
+        <w:gridCol w:w="2640"/>
+        <w:gridCol w:w="2640"/>
+        <w:gridCol w:w="2640"/>
+      </w:tblGrid>
+      <w:tr>
+        <w:trPr>
+          <w:tblHeader w:val="on"/>
+        </w:trPr>
+        <w:tc>
+          <w:tcPr/>
+          <w:p>
+            <w:pPr>
+              <w:pStyle w:val="Compact"/>
+            </w:pPr>
+            <w:r>
+              <w:t xml:space="preserve">Item</w:t>
+            </w:r>
+          </w:p>
+        </w:tc>
+        <w:tc>
+          <w:tcPr/>
+          <w:p>
+            <w:pPr>
+              <w:pStyle w:val="Compact"/>
+            </w:pPr>
+            <w:r>
+              <w:t xml:space="preserve">FTE</w:t>
+            </w:r>
+          </w:p>
+        </w:tc>
+        <w:tc>
+          <w:tcPr/>
+          <w:p>
+            <w:pPr>
+              <w:pStyle w:val="Compact"/>
+            </w:pPr>
+            <w:r>
+              <w:t xml:space="preserve">Estimated cost (€)</w:t>
+            </w:r>
+          </w:p>
+        </w:tc>
+      </w:tr>
+      <w:tr>
+        <w:tc>
+          <w:tcPr/>
+          <w:p>
+            <w:pPr>
+              <w:pStyle w:val="Compact"/>
+            </w:pPr>
+            <w:r>
+              <w:t xml:space="preserve">Lead (0.2 FTE, 2 years)</w:t>
+            </w:r>
+          </w:p>
+        </w:tc>
+        <w:tc>
+          <w:tcPr/>
+          <w:p>
+            <w:pPr>
+              <w:pStyle w:val="Compact"/>
+            </w:pPr>
+            <w:r>
+              <w:t xml:space="preserve">0.2</w:t>
+            </w:r>
+          </w:p>
+        </w:tc>
+        <w:tc>
+          <w:tcPr/>
+          <w:p>
+            <w:pPr>
+              <w:pStyle w:val="Compact"/>
+            </w:pPr>
+            <w:r>
+              <w:t xml:space="preserve">48,000</w:t>
+            </w:r>
+          </w:p>
+        </w:tc>
+      </w:tr>
+      <w:tr>
+        <w:tc>
+          <w:tcPr/>
+          <w:p>
+            <w:pPr>
+              <w:pStyle w:val="Compact"/>
+            </w:pPr>
+            <w:r>
+              <w:t xml:space="preserve">Postdoctoral researcher (1.0 FTE, 2 years)</w:t>
+            </w:r>
+          </w:p>
+        </w:tc>
+        <w:tc>
+          <w:tcPr/>
+          <w:p>
+            <w:pPr>
+              <w:pStyle w:val="Compact"/>
+            </w:pPr>
+            <w:r>
+              <w:t xml:space="preserve">1.0</w:t>
+            </w:r>
+          </w:p>
+        </w:tc>
+        <w:tc>
+          <w:tcPr/>
+          <w:p>
+            <w:pPr>
+              <w:pStyle w:val="Compact"/>
+            </w:pPr>
+            <w:r>
+              <w:t xml:space="preserve">150,000</w:t>
+            </w:r>
+          </w:p>
+        </w:tc>
+      </w:tr>
+      <w:tr>
+        <w:tc>
+          <w:tcPr/>
+          <w:p>
+            <w:pPr>
+              <w:pStyle w:val="Compact"/>
+            </w:pPr>
+            <w:r>
+              <w:t xml:space="preserve">Regulatory-comparison tracker (design &amp; hosting)</w:t>
+            </w:r>
+          </w:p>
+        </w:tc>
+        <w:tc>
+          <w:tcPr/>
+          <w:p>
+            <w:pPr>
+              <w:pStyle w:val="Compact"/>
+            </w:pPr>
+            <w:r>
+              <w:t xml:space="preserve">—</w:t>
+            </w:r>
+          </w:p>
+        </w:tc>
+        <w:tc>
+          <w:tcPr/>
+          <w:p>
+            <w:pPr>
+              <w:pStyle w:val="Compact"/>
+            </w:pPr>
+            <w:r>
+              <w:t xml:space="preserve">8,000</w:t>
+            </w:r>
+          </w:p>
+        </w:tc>
+      </w:tr>
+      <w:tr>
+        <w:tc>
+          <w:tcPr/>
+          <w:p>
+            <w:pPr>
+              <w:pStyle w:val="Compact"/>
+            </w:pPr>
+          </w:p>
+        </w:tc>
+        <w:tc>
+          <w:tcPr/>
+          <w:p>
+            <w:pPr>
+              <w:pStyle w:val="Compact"/>
+            </w:pPr>
+          </w:p>
+        </w:tc>
+        <w:tc>
+          <w:tcPr/>
+          <w:p>
+            <w:pPr>
+              <w:pStyle w:val="Compact"/>
+            </w:pPr>
+          </w:p>
+        </w:tc>
+      </w:tr>
+      <w:tr>
+        <w:tc>
+          <w:tcPr/>
+          <w:p>
+            <w:pPr>
+              <w:pStyle w:val="Compact"/>
+            </w:pPr>
+            <w:r>
+              <w:rPr>
+                <w:b/>
+                <w:bCs/>
+              </w:rPr>
+              <w:t xml:space="preserve">Total (estimated)</w:t>
+            </w:r>
+          </w:p>
+        </w:tc>
+        <w:tc>
+          <w:tcPr/>
+          <w:p>
+            <w:pPr>
+              <w:pStyle w:val="Compact"/>
+            </w:pPr>
+          </w:p>
+        </w:tc>
+        <w:tc>
+          <w:tcPr/>
+          <w:p>
+            <w:pPr>
+              <w:pStyle w:val="Compact"/>
+            </w:pPr>
+            <w:r>
+              <w:rPr>
+                <w:b/>
+                <w:bCs/>
+              </w:rPr>
+              <w:t xml:space="preserve">€206,000</w:t>
+            </w:r>
+          </w:p>
+        </w:tc>
+      </w:tr>
+    </w:tbl>
+    <w:p>
+      <w:pPr>
+        <w:pStyle w:val="BodyText"/>
+      </w:pPr>
+      <w:r>
+        <w:rPr>
+          <w:i/>
+          <w:iCs/>
+        </w:rPr>
+        <w:t xml:space="preserve">You can add further budget items to the table above; update the total to match.</w:t>
+      </w:r>
+    </w:p>
+    <w:bookmarkEnd w:id="38"/>
+    <w:bookmarkStart w:id="39" w:name="wp8-democratic-resilience-radar"/>
+    <w:p>
+      <w:pPr>
+        <w:pStyle w:val="Heading2"/>
+      </w:pPr>
+      <w:r>
+        <w:t xml:space="preserve">2.8 WP8: Democratic Resilience Radar</w:t>
       </w:r>
     </w:p>
     <w:p>
@@ -1933,7 +5191,7 @@
         <w:t xml:space="preserve"> </w:t>
       </w:r>
       <w:r>
-        <w:t xml:space="preserve">Sebok, Croissant, Maerz ·</w:t>
+        <w:t xml:space="preserve">Sebok ·</w:t>
       </w:r>
       <w:r>
         <w:t xml:space="preserve"> </w:t>
@@ -1943,6 +5201,36 @@
           <w:b/>
           <w:bCs/>
         </w:rPr>
+        <w:t xml:space="preserve">Co-lead(s):</w:t>
+      </w:r>
+      <w:r>
+        <w:t xml:space="preserve"> </w:t>
+      </w:r>
+      <w:r>
+        <w:t xml:space="preserve">Croissant, Knutsen</w:t>
+      </w:r>
+    </w:p>
+    <w:p>
+      <w:pPr>
+        <w:pStyle w:val="BodyText"/>
+      </w:pPr>
+      <w:r>
+        <w:rPr>
+          <w:b/>
+          <w:bCs/>
+        </w:rPr>
+        <w:t xml:space="preserve">Civil-society/policy-making organization to be involved:</w:t>
+      </w:r>
+    </w:p>
+    <w:p>
+      <w:pPr>
+        <w:pStyle w:val="BodyText"/>
+      </w:pPr>
+      <w:r>
+        <w:rPr>
+          <w:b/>
+          <w:bCs/>
+        </w:rPr>
         <w:t xml:space="preserve">Impact:</w:t>
       </w:r>
       <w:r>
@@ -1954,6 +5242,7 @@
     </w:p>
     <w:p>
       <w:pPr>
+        <w:pStyle w:val="Compact"/>
         <w:numPr>
           <w:ilvl w:val="0"/>
           <w:numId w:val="1009"/>
@@ -1964,17 +5253,60 @@
           <w:b/>
           <w:bCs/>
         </w:rPr>
-        <w:t xml:space="preserve">Task 8.1: Integrating the indicators</w:t>
-      </w:r>
-      <w:r>
-        <w:t xml:space="preserve"> </w:t>
-      </w:r>
-      <w:r>
-        <w:t xml:space="preserve">— How compatible are the indicators coming out of WP2–WP7, and what does it take to put them on one common panel? Output: the integrated cross-country panel.</w:t>
-      </w:r>
-    </w:p>
-    <w:p>
-      <w:pPr>
+        <w:t xml:space="preserve">Integrating the indicators</w:t>
+      </w:r>
+      <w:r>
+        <w:t xml:space="preserve"> </w:t>
+      </w:r>
+      <w:r>
+        <w:t xml:space="preserve">—</w:t>
+      </w:r>
+      <w:r>
+        <w:t xml:space="preserve"> </w:t>
+      </w:r>
+      <w:r>
+        <w:rPr>
+          <w:i/>
+          <w:iCs/>
+        </w:rPr>
+        <w:t xml:space="preserve">Guiding question:</w:t>
+      </w:r>
+      <w:r>
+        <w:t xml:space="preserve"> </w:t>
+      </w:r>
+      <w:r>
+        <w:t xml:space="preserve">How compatible are the indicators coming out of WP2–WP7, and what does it take to put them on one common panel?</w:t>
+      </w:r>
+      <w:r>
+        <w:t xml:space="preserve"> </w:t>
+      </w:r>
+      <w:r>
+        <w:rPr>
+          <w:i/>
+          <w:iCs/>
+        </w:rPr>
+        <w:t xml:space="preserve">Output(s):</w:t>
+      </w:r>
+      <w:r>
+        <w:t xml:space="preserve"> </w:t>
+      </w:r>
+      <w:r>
+        <w:t xml:space="preserve">the integrated cross-country panel.</w:t>
+      </w:r>
+      <w:r>
+        <w:t xml:space="preserve"> </w:t>
+      </w:r>
+      <w:r>
+        <w:rPr>
+          <w:i/>
+          <w:iCs/>
+        </w:rPr>
+        <w:t xml:space="preserve">Task leader:</w:t>
+      </w:r>
+    </w:p>
+    <w:p>
+      <w:pPr>
+        <w:pStyle w:val="Compact"/>
         <w:numPr>
           <w:ilvl w:val="0"/>
           <w:numId w:val="1009"/>
@@ -1985,17 +5317,60 @@
           <w:b/>
           <w:bCs/>
         </w:rPr>
-        <w:t xml:space="preserve">Task 8.2: Building the classifier</w:t>
-      </w:r>
-      <w:r>
-        <w:t xml:space="preserve"> </w:t>
-      </w:r>
-      <w:r>
-        <w:t xml:space="preserve">— Can an LLM classifier trained on this panel reliably distinguish real resilience shifts from noise? Output: the trained LLM classifier and methods paper.</w:t>
-      </w:r>
-    </w:p>
-    <w:p>
-      <w:pPr>
+        <w:t xml:space="preserve">Building the classifier</w:t>
+      </w:r>
+      <w:r>
+        <w:t xml:space="preserve"> </w:t>
+      </w:r>
+      <w:r>
+        <w:t xml:space="preserve">—</w:t>
+      </w:r>
+      <w:r>
+        <w:t xml:space="preserve"> </w:t>
+      </w:r>
+      <w:r>
+        <w:rPr>
+          <w:i/>
+          <w:iCs/>
+        </w:rPr>
+        <w:t xml:space="preserve">Guiding question:</w:t>
+      </w:r>
+      <w:r>
+        <w:t xml:space="preserve"> </w:t>
+      </w:r>
+      <w:r>
+        <w:t xml:space="preserve">Can an LLM classifier trained on this panel reliably distinguish real resilience shifts from noise?</w:t>
+      </w:r>
+      <w:r>
+        <w:t xml:space="preserve"> </w:t>
+      </w:r>
+      <w:r>
+        <w:rPr>
+          <w:i/>
+          <w:iCs/>
+        </w:rPr>
+        <w:t xml:space="preserve">Output(s):</w:t>
+      </w:r>
+      <w:r>
+        <w:t xml:space="preserve"> </w:t>
+      </w:r>
+      <w:r>
+        <w:t xml:space="preserve">the trained LLM classifier and methods paper.</w:t>
+      </w:r>
+      <w:r>
+        <w:t xml:space="preserve"> </w:t>
+      </w:r>
+      <w:r>
+        <w:rPr>
+          <w:i/>
+          <w:iCs/>
+        </w:rPr>
+        <w:t xml:space="preserve">Task leader:</w:t>
+      </w:r>
+    </w:p>
+    <w:p>
+      <w:pPr>
+        <w:pStyle w:val="Compact"/>
         <w:numPr>
           <w:ilvl w:val="0"/>
           <w:numId w:val="1009"/>
@@ -2006,13 +5381,55 @@
           <w:b/>
           <w:bCs/>
         </w:rPr>
-        <w:t xml:space="preserve">Task 8.3: Making it public</w:t>
-      </w:r>
-      <w:r>
-        <w:t xml:space="preserve"> </w:t>
-      </w:r>
-      <w:r>
-        <w:t xml:space="preserve">— How should this signal be presented so outside users can actually act on it? Output: the FAIR toolkit and the Resilience Radar dashboard.</w:t>
+        <w:t xml:space="preserve">Making it public</w:t>
+      </w:r>
+      <w:r>
+        <w:t xml:space="preserve"> </w:t>
+      </w:r>
+      <w:r>
+        <w:t xml:space="preserve">—</w:t>
+      </w:r>
+      <w:r>
+        <w:t xml:space="preserve"> </w:t>
+      </w:r>
+      <w:r>
+        <w:rPr>
+          <w:i/>
+          <w:iCs/>
+        </w:rPr>
+        <w:t xml:space="preserve">Guiding question:</w:t>
+      </w:r>
+      <w:r>
+        <w:t xml:space="preserve"> </w:t>
+      </w:r>
+      <w:r>
+        <w:t xml:space="preserve">How should this signal be presented so outside users can actually act on it?</w:t>
+      </w:r>
+      <w:r>
+        <w:t xml:space="preserve"> </w:t>
+      </w:r>
+      <w:r>
+        <w:rPr>
+          <w:i/>
+          <w:iCs/>
+        </w:rPr>
+        <w:t xml:space="preserve">Output(s):</w:t>
+      </w:r>
+      <w:r>
+        <w:t xml:space="preserve"> </w:t>
+      </w:r>
+      <w:r>
+        <w:t xml:space="preserve">the FAIR toolkit and the Resilience Radar dashboard.</w:t>
+      </w:r>
+      <w:r>
+        <w:t xml:space="preserve"> </w:t>
+      </w:r>
+      <w:r>
+        <w:rPr>
+          <w:i/>
+          <w:iCs/>
+        </w:rPr>
+        <w:t xml:space="preserve">Task leader:</w:t>
       </w:r>
     </w:p>
     <w:p>
@@ -2024,23 +5441,285 @@
           <w:b/>
           <w:bCs/>
         </w:rPr>
-        <w:t xml:space="preserve">Preliminary budget:</w:t>
-      </w:r>
-      <w:r>
-        <w:t xml:space="preserve"> </w:t>
-      </w:r>
-      <w:r>
-        <w:t xml:space="preserve">€300,000 (preliminary — total project budget ÷ 10 WPs).</w:t>
-      </w:r>
-    </w:p>
-    <w:bookmarkEnd w:id="38"/>
-    <w:bookmarkStart w:id="39" w:name="wp9-equitable-ai-literacy"/>
-    <w:p>
-      <w:pPr>
-        <w:pStyle w:val="Heading3"/>
-      </w:pPr>
-      <w:r>
-        <w:t xml:space="preserve">4.9 WP9: Equitable AI Literacy</w:t>
+        <w:t xml:space="preserve">Budget (preliminary estimates):</w:t>
+      </w:r>
+    </w:p>
+    <w:tbl>
+      <w:tblPr>
+        <w:tblStyle w:val="Table"/>
+        <w:tblW w:type="auto" w:w="0"/>
+        <w:tblLook w:firstRow="1" w:lastRow="0" w:firstColumn="0" w:lastColumn="0" w:noHBand="0" w:noVBand="0" w:val="0020"/>
+      </w:tblPr>
+      <w:tblGrid>
+        <w:gridCol w:w="2640"/>
+        <w:gridCol w:w="2640"/>
+        <w:gridCol w:w="2640"/>
+      </w:tblGrid>
+      <w:tr>
+        <w:trPr>
+          <w:tblHeader w:val="on"/>
+        </w:trPr>
+        <w:tc>
+          <w:tcPr/>
+          <w:p>
+            <w:pPr>
+              <w:pStyle w:val="Compact"/>
+            </w:pPr>
+            <w:r>
+              <w:t xml:space="preserve">Item</w:t>
+            </w:r>
+          </w:p>
+        </w:tc>
+        <w:tc>
+          <w:tcPr/>
+          <w:p>
+            <w:pPr>
+              <w:pStyle w:val="Compact"/>
+            </w:pPr>
+            <w:r>
+              <w:t xml:space="preserve">FTE</w:t>
+            </w:r>
+          </w:p>
+        </w:tc>
+        <w:tc>
+          <w:tcPr/>
+          <w:p>
+            <w:pPr>
+              <w:pStyle w:val="Compact"/>
+            </w:pPr>
+            <w:r>
+              <w:t xml:space="preserve">Estimated cost (€)</w:t>
+            </w:r>
+          </w:p>
+        </w:tc>
+      </w:tr>
+      <w:tr>
+        <w:tc>
+          <w:tcPr/>
+          <w:p>
+            <w:pPr>
+              <w:pStyle w:val="Compact"/>
+            </w:pPr>
+            <w:r>
+              <w:t xml:space="preserve">Lead (0.2 FTE, 2 years)</w:t>
+            </w:r>
+          </w:p>
+        </w:tc>
+        <w:tc>
+          <w:tcPr/>
+          <w:p>
+            <w:pPr>
+              <w:pStyle w:val="Compact"/>
+            </w:pPr>
+            <w:r>
+              <w:t xml:space="preserve">0.2</w:t>
+            </w:r>
+          </w:p>
+        </w:tc>
+        <w:tc>
+          <w:tcPr/>
+          <w:p>
+            <w:pPr>
+              <w:pStyle w:val="Compact"/>
+            </w:pPr>
+            <w:r>
+              <w:t xml:space="preserve">48,000</w:t>
+            </w:r>
+          </w:p>
+        </w:tc>
+      </w:tr>
+      <w:tr>
+        <w:tc>
+          <w:tcPr/>
+          <w:p>
+            <w:pPr>
+              <w:pStyle w:val="Compact"/>
+            </w:pPr>
+            <w:r>
+              <w:t xml:space="preserve">Postdoctoral researcher (1.0 FTE, 2 years)</w:t>
+            </w:r>
+          </w:p>
+        </w:tc>
+        <w:tc>
+          <w:tcPr/>
+          <w:p>
+            <w:pPr>
+              <w:pStyle w:val="Compact"/>
+            </w:pPr>
+            <w:r>
+              <w:t xml:space="preserve">1.0</w:t>
+            </w:r>
+          </w:p>
+        </w:tc>
+        <w:tc>
+          <w:tcPr/>
+          <w:p>
+            <w:pPr>
+              <w:pStyle w:val="Compact"/>
+            </w:pPr>
+            <w:r>
+              <w:t xml:space="preserve">150,000</w:t>
+            </w:r>
+          </w:p>
+        </w:tc>
+      </w:tr>
+      <w:tr>
+        <w:tc>
+          <w:tcPr/>
+          <w:p>
+            <w:pPr>
+              <w:pStyle w:val="Compact"/>
+            </w:pPr>
+            <w:r>
+              <w:t xml:space="preserve">LLM classifier (compute &amp; API costs)</w:t>
+            </w:r>
+          </w:p>
+        </w:tc>
+        <w:tc>
+          <w:tcPr/>
+          <w:p>
+            <w:pPr>
+              <w:pStyle w:val="Compact"/>
+            </w:pPr>
+            <w:r>
+              <w:t xml:space="preserve">—</w:t>
+            </w:r>
+          </w:p>
+        </w:tc>
+        <w:tc>
+          <w:tcPr/>
+          <w:p>
+            <w:pPr>
+              <w:pStyle w:val="Compact"/>
+            </w:pPr>
+            <w:r>
+              <w:t xml:space="preserve">20,000</w:t>
+            </w:r>
+          </w:p>
+        </w:tc>
+      </w:tr>
+      <w:tr>
+        <w:tc>
+          <w:tcPr/>
+          <w:p>
+            <w:pPr>
+              <w:pStyle w:val="Compact"/>
+            </w:pPr>
+            <w:r>
+              <w:t xml:space="preserve">Resilience Radar dashboard (design &amp; hosting)</w:t>
+            </w:r>
+          </w:p>
+        </w:tc>
+        <w:tc>
+          <w:tcPr/>
+          <w:p>
+            <w:pPr>
+              <w:pStyle w:val="Compact"/>
+            </w:pPr>
+            <w:r>
+              <w:t xml:space="preserve">—</w:t>
+            </w:r>
+          </w:p>
+        </w:tc>
+        <w:tc>
+          <w:tcPr/>
+          <w:p>
+            <w:pPr>
+              <w:pStyle w:val="Compact"/>
+            </w:pPr>
+            <w:r>
+              <w:t xml:space="preserve">12,000</w:t>
+            </w:r>
+          </w:p>
+        </w:tc>
+      </w:tr>
+      <w:tr>
+        <w:tc>
+          <w:tcPr/>
+          <w:p>
+            <w:pPr>
+              <w:pStyle w:val="Compact"/>
+            </w:pPr>
+          </w:p>
+        </w:tc>
+        <w:tc>
+          <w:tcPr/>
+          <w:p>
+            <w:pPr>
+              <w:pStyle w:val="Compact"/>
+            </w:pPr>
+          </w:p>
+        </w:tc>
+        <w:tc>
+          <w:tcPr/>
+          <w:p>
+            <w:pPr>
+              <w:pStyle w:val="Compact"/>
+            </w:pPr>
+          </w:p>
+        </w:tc>
+      </w:tr>
+      <w:tr>
+        <w:tc>
+          <w:tcPr/>
+          <w:p>
+            <w:pPr>
+              <w:pStyle w:val="Compact"/>
+            </w:pPr>
+            <w:r>
+              <w:rPr>
+                <w:b/>
+                <w:bCs/>
+              </w:rPr>
+              <w:t xml:space="preserve">Total (estimated)</w:t>
+            </w:r>
+          </w:p>
+        </w:tc>
+        <w:tc>
+          <w:tcPr/>
+          <w:p>
+            <w:pPr>
+              <w:pStyle w:val="Compact"/>
+            </w:pPr>
+          </w:p>
+        </w:tc>
+        <w:tc>
+          <w:tcPr/>
+          <w:p>
+            <w:pPr>
+              <w:pStyle w:val="Compact"/>
+            </w:pPr>
+            <w:r>
+              <w:rPr>
+                <w:b/>
+                <w:bCs/>
+              </w:rPr>
+              <w:t xml:space="preserve">€230,000</w:t>
+            </w:r>
+          </w:p>
+        </w:tc>
+      </w:tr>
+    </w:tbl>
+    <w:p>
+      <w:pPr>
+        <w:pStyle w:val="BodyText"/>
+      </w:pPr>
+      <w:r>
+        <w:rPr>
+          <w:i/>
+          <w:iCs/>
+        </w:rPr>
+        <w:t xml:space="preserve">You can add further budget items to the table above; update the total to match.</w:t>
+      </w:r>
+    </w:p>
+    <w:bookmarkEnd w:id="39"/>
+    <w:bookmarkStart w:id="40" w:name="wp9-equitable-ai-literacy"/>
+    <w:p>
+      <w:pPr>
+        <w:pStyle w:val="Heading2"/>
+      </w:pPr>
+      <w:r>
+        <w:t xml:space="preserve">2.9 WP9: Equitable AI Literacy</w:t>
       </w:r>
     </w:p>
     <w:p>
@@ -2076,7 +5755,7 @@
         <w:t xml:space="preserve"> </w:t>
       </w:r>
       <w:r>
-        <w:t xml:space="preserve">Tactical Tech, Notely, Williams ·</w:t>
+        <w:t xml:space="preserve">Tactical Tech ·</w:t>
       </w:r>
       <w:r>
         <w:t xml:space="preserve"> </w:t>
@@ -2086,6 +5765,36 @@
           <w:b/>
           <w:bCs/>
         </w:rPr>
+        <w:t xml:space="preserve">Co-lead(s):</w:t>
+      </w:r>
+      <w:r>
+        <w:t xml:space="preserve"> </w:t>
+      </w:r>
+      <w:r>
+        <w:t xml:space="preserve">Notely, Williams</w:t>
+      </w:r>
+    </w:p>
+    <w:p>
+      <w:pPr>
+        <w:pStyle w:val="BodyText"/>
+      </w:pPr>
+      <w:r>
+        <w:rPr>
+          <w:b/>
+          <w:bCs/>
+        </w:rPr>
+        <w:t xml:space="preserve">Civil-society/policy-making organization to be involved:</w:t>
+      </w:r>
+    </w:p>
+    <w:p>
+      <w:pPr>
+        <w:pStyle w:val="BodyText"/>
+      </w:pPr>
+      <w:r>
+        <w:rPr>
+          <w:b/>
+          <w:bCs/>
+        </w:rPr>
         <w:t xml:space="preserve">Impact:</w:t>
       </w:r>
       <w:r>
@@ -2097,6 +5806,7 @@
     </w:p>
     <w:p>
       <w:pPr>
+        <w:pStyle w:val="Compact"/>
         <w:numPr>
           <w:ilvl w:val="0"/>
           <w:numId w:val="1010"/>
@@ -2107,17 +5817,60 @@
           <w:b/>
           <w:bCs/>
         </w:rPr>
-        <w:t xml:space="preserve">Task 9.1: Co-designing with the communities affected</w:t>
-      </w:r>
-      <w:r>
-        <w:t xml:space="preserve"> </w:t>
-      </w:r>
-      <w:r>
-        <w:t xml:space="preserve">— What do underserved communities themselves identify as the gap in their ability to engage with AI-mediated content? Output: co-designed curriculum content.</w:t>
-      </w:r>
-    </w:p>
-    <w:p>
-      <w:pPr>
+        <w:t xml:space="preserve">Co-designing with the communities affected</w:t>
+      </w:r>
+      <w:r>
+        <w:t xml:space="preserve"> </w:t>
+      </w:r>
+      <w:r>
+        <w:t xml:space="preserve">—</w:t>
+      </w:r>
+      <w:r>
+        <w:t xml:space="preserve"> </w:t>
+      </w:r>
+      <w:r>
+        <w:rPr>
+          <w:i/>
+          <w:iCs/>
+        </w:rPr>
+        <w:t xml:space="preserve">Guiding question:</w:t>
+      </w:r>
+      <w:r>
+        <w:t xml:space="preserve"> </w:t>
+      </w:r>
+      <w:r>
+        <w:t xml:space="preserve">What do underserved communities themselves identify as the gap in their ability to engage with AI-mediated content?</w:t>
+      </w:r>
+      <w:r>
+        <w:t xml:space="preserve"> </w:t>
+      </w:r>
+      <w:r>
+        <w:rPr>
+          <w:i/>
+          <w:iCs/>
+        </w:rPr>
+        <w:t xml:space="preserve">Output(s):</w:t>
+      </w:r>
+      <w:r>
+        <w:t xml:space="preserve"> </w:t>
+      </w:r>
+      <w:r>
+        <w:t xml:space="preserve">co-designed curriculum content.</w:t>
+      </w:r>
+      <w:r>
+        <w:t xml:space="preserve"> </w:t>
+      </w:r>
+      <w:r>
+        <w:rPr>
+          <w:i/>
+          <w:iCs/>
+        </w:rPr>
+        <w:t xml:space="preserve">Task leader:</w:t>
+      </w:r>
+    </w:p>
+    <w:p>
+      <w:pPr>
+        <w:pStyle w:val="Compact"/>
         <w:numPr>
           <w:ilvl w:val="0"/>
           <w:numId w:val="1010"/>
@@ -2128,17 +5881,60 @@
           <w:b/>
           <w:bCs/>
         </w:rPr>
-        <w:t xml:space="preserve">Task 9.2: Piloting formats head-to-head</w:t>
-      </w:r>
-      <w:r>
-        <w:t xml:space="preserve"> </w:t>
-      </w:r>
-      <w:r>
-        <w:t xml:space="preserve">— Which training formats and delivery modes, tested against each other, close the gap fastest? Output: the pilot comparing formats.</w:t>
-      </w:r>
-    </w:p>
-    <w:p>
-      <w:pPr>
+        <w:t xml:space="preserve">Piloting formats head-to-head</w:t>
+      </w:r>
+      <w:r>
+        <w:t xml:space="preserve"> </w:t>
+      </w:r>
+      <w:r>
+        <w:t xml:space="preserve">—</w:t>
+      </w:r>
+      <w:r>
+        <w:t xml:space="preserve"> </w:t>
+      </w:r>
+      <w:r>
+        <w:rPr>
+          <w:i/>
+          <w:iCs/>
+        </w:rPr>
+        <w:t xml:space="preserve">Guiding question:</w:t>
+      </w:r>
+      <w:r>
+        <w:t xml:space="preserve"> </w:t>
+      </w:r>
+      <w:r>
+        <w:t xml:space="preserve">Which training formats and delivery modes, tested against each other, close the gap fastest?</w:t>
+      </w:r>
+      <w:r>
+        <w:t xml:space="preserve"> </w:t>
+      </w:r>
+      <w:r>
+        <w:rPr>
+          <w:i/>
+          <w:iCs/>
+        </w:rPr>
+        <w:t xml:space="preserve">Output(s):</w:t>
+      </w:r>
+      <w:r>
+        <w:t xml:space="preserve"> </w:t>
+      </w:r>
+      <w:r>
+        <w:t xml:space="preserve">the pilot comparing formats.</w:t>
+      </w:r>
+      <w:r>
+        <w:t xml:space="preserve"> </w:t>
+      </w:r>
+      <w:r>
+        <w:rPr>
+          <w:i/>
+          <w:iCs/>
+        </w:rPr>
+        <w:t xml:space="preserve">Task leader:</w:t>
+      </w:r>
+    </w:p>
+    <w:p>
+      <w:pPr>
+        <w:pStyle w:val="Compact"/>
         <w:numPr>
           <w:ilvl w:val="0"/>
           <w:numId w:val="1010"/>
@@ -2149,17 +5945,60 @@
           <w:b/>
           <w:bCs/>
         </w:rPr>
-        <w:t xml:space="preserve">Task 9.3: Packaging what works</w:t>
-      </w:r>
-      <w:r>
-        <w:t xml:space="preserve"> </w:t>
-      </w:r>
-      <w:r>
-        <w:t xml:space="preserve">— How can the format that works best be packaged for reuse beyond the pilot communities? Output: the accessible AI-literacy curriculum and training toolkit.</w:t>
-      </w:r>
-    </w:p>
-    <w:p>
-      <w:pPr>
+        <w:t xml:space="preserve">Packaging what works</w:t>
+      </w:r>
+      <w:r>
+        <w:t xml:space="preserve"> </w:t>
+      </w:r>
+      <w:r>
+        <w:t xml:space="preserve">—</w:t>
+      </w:r>
+      <w:r>
+        <w:t xml:space="preserve"> </w:t>
+      </w:r>
+      <w:r>
+        <w:rPr>
+          <w:i/>
+          <w:iCs/>
+        </w:rPr>
+        <w:t xml:space="preserve">Guiding question:</w:t>
+      </w:r>
+      <w:r>
+        <w:t xml:space="preserve"> </w:t>
+      </w:r>
+      <w:r>
+        <w:t xml:space="preserve">How can the format that works best be packaged for reuse beyond the pilot communities?</w:t>
+      </w:r>
+      <w:r>
+        <w:t xml:space="preserve"> </w:t>
+      </w:r>
+      <w:r>
+        <w:rPr>
+          <w:i/>
+          <w:iCs/>
+        </w:rPr>
+        <w:t xml:space="preserve">Output(s):</w:t>
+      </w:r>
+      <w:r>
+        <w:t xml:space="preserve"> </w:t>
+      </w:r>
+      <w:r>
+        <w:t xml:space="preserve">the accessible AI-literacy curriculum and training toolkit.</w:t>
+      </w:r>
+      <w:r>
+        <w:t xml:space="preserve"> </w:t>
+      </w:r>
+      <w:r>
+        <w:rPr>
+          <w:i/>
+          <w:iCs/>
+        </w:rPr>
+        <w:t xml:space="preserve">Task leader:</w:t>
+      </w:r>
+    </w:p>
+    <w:p>
+      <w:pPr>
+        <w:pStyle w:val="Compact"/>
         <w:numPr>
           <w:ilvl w:val="0"/>
           <w:numId w:val="1010"/>
@@ -2170,13 +6009,55 @@
           <w:b/>
           <w:bCs/>
         </w:rPr>
-        <w:t xml:space="preserve">Task 9.4: Documenting the gap</w:t>
-      </w:r>
-      <w:r>
-        <w:t xml:space="preserve"> </w:t>
-      </w:r>
-      <w:r>
-        <w:t xml:space="preserve">— How large is the equity gap in AI-mediated participation, and how much does it close? Output: the paper on the equity gap.</w:t>
+        <w:t xml:space="preserve">Documenting the gap</w:t>
+      </w:r>
+      <w:r>
+        <w:t xml:space="preserve"> </w:t>
+      </w:r>
+      <w:r>
+        <w:t xml:space="preserve">—</w:t>
+      </w:r>
+      <w:r>
+        <w:t xml:space="preserve"> </w:t>
+      </w:r>
+      <w:r>
+        <w:rPr>
+          <w:i/>
+          <w:iCs/>
+        </w:rPr>
+        <w:t xml:space="preserve">Guiding question:</w:t>
+      </w:r>
+      <w:r>
+        <w:t xml:space="preserve"> </w:t>
+      </w:r>
+      <w:r>
+        <w:t xml:space="preserve">How large is the equity gap in AI-mediated participation, and how much does it close?</w:t>
+      </w:r>
+      <w:r>
+        <w:t xml:space="preserve"> </w:t>
+      </w:r>
+      <w:r>
+        <w:rPr>
+          <w:i/>
+          <w:iCs/>
+        </w:rPr>
+        <w:t xml:space="preserve">Output(s):</w:t>
+      </w:r>
+      <w:r>
+        <w:t xml:space="preserve"> </w:t>
+      </w:r>
+      <w:r>
+        <w:t xml:space="preserve">the paper on the equity gap.</w:t>
+      </w:r>
+      <w:r>
+        <w:t xml:space="preserve"> </w:t>
+      </w:r>
+      <w:r>
+        <w:rPr>
+          <w:i/>
+          <w:iCs/>
+        </w:rPr>
+        <w:t xml:space="preserve">Task leader:</w:t>
       </w:r>
     </w:p>
     <w:p>
@@ -2188,23 +6069,321 @@
           <w:b/>
           <w:bCs/>
         </w:rPr>
-        <w:t xml:space="preserve">Preliminary budget:</w:t>
-      </w:r>
-      <w:r>
-        <w:t xml:space="preserve"> </w:t>
-      </w:r>
-      <w:r>
-        <w:t xml:space="preserve">€300,000 (preliminary — total project budget ÷ 10 WPs).</w:t>
-      </w:r>
-    </w:p>
-    <w:bookmarkEnd w:id="39"/>
-    <w:bookmarkStart w:id="40" w:name="wp10-public-engagement-dissemination"/>
-    <w:p>
-      <w:pPr>
-        <w:pStyle w:val="Heading3"/>
-      </w:pPr>
-      <w:r>
-        <w:t xml:space="preserve">4.10 WP10: Public Engagement &amp; Dissemination</w:t>
+        <w:t xml:space="preserve">Budget (preliminary estimates):</w:t>
+      </w:r>
+    </w:p>
+    <w:tbl>
+      <w:tblPr>
+        <w:tblStyle w:val="Table"/>
+        <w:tblW w:type="pct" w:w="5000"/>
+        <w:tblLayout w:type="fixed"/>
+        <w:tblLook w:firstRow="1" w:lastRow="0" w:firstColumn="0" w:lastColumn="0" w:noHBand="0" w:noVBand="0" w:val="0020"/>
+      </w:tblPr>
+      <w:tblGrid>
+        <w:gridCol w:w="2640"/>
+        <w:gridCol w:w="2640"/>
+        <w:gridCol w:w="2640"/>
+      </w:tblGrid>
+      <w:tr>
+        <w:trPr>
+          <w:tblHeader w:val="on"/>
+        </w:trPr>
+        <w:tc>
+          <w:tcPr/>
+          <w:p>
+            <w:pPr>
+              <w:pStyle w:val="Compact"/>
+            </w:pPr>
+            <w:r>
+              <w:t xml:space="preserve">Item</w:t>
+            </w:r>
+          </w:p>
+        </w:tc>
+        <w:tc>
+          <w:tcPr/>
+          <w:p>
+            <w:pPr>
+              <w:pStyle w:val="Compact"/>
+            </w:pPr>
+            <w:r>
+              <w:t xml:space="preserve">FTE</w:t>
+            </w:r>
+          </w:p>
+        </w:tc>
+        <w:tc>
+          <w:tcPr/>
+          <w:p>
+            <w:pPr>
+              <w:pStyle w:val="Compact"/>
+            </w:pPr>
+            <w:r>
+              <w:t xml:space="preserve">Estimated cost (€)</w:t>
+            </w:r>
+          </w:p>
+        </w:tc>
+      </w:tr>
+      <w:tr>
+        <w:tc>
+          <w:tcPr/>
+          <w:p>
+            <w:pPr>
+              <w:pStyle w:val="Compact"/>
+            </w:pPr>
+            <w:r>
+              <w:t xml:space="preserve">Lead (0.2 FTE, 2 years)</w:t>
+            </w:r>
+          </w:p>
+        </w:tc>
+        <w:tc>
+          <w:tcPr/>
+          <w:p>
+            <w:pPr>
+              <w:pStyle w:val="Compact"/>
+            </w:pPr>
+            <w:r>
+              <w:t xml:space="preserve">0.2</w:t>
+            </w:r>
+          </w:p>
+        </w:tc>
+        <w:tc>
+          <w:tcPr/>
+          <w:p>
+            <w:pPr>
+              <w:pStyle w:val="Compact"/>
+            </w:pPr>
+            <w:r>
+              <w:t xml:space="preserve">48,000</w:t>
+            </w:r>
+          </w:p>
+        </w:tc>
+      </w:tr>
+      <w:tr>
+        <w:tc>
+          <w:tcPr/>
+          <w:p>
+            <w:pPr>
+              <w:pStyle w:val="Compact"/>
+            </w:pPr>
+            <w:r>
+              <w:t xml:space="preserve">Postdoctoral researcher (1.0 FTE, 2 years)</w:t>
+            </w:r>
+          </w:p>
+        </w:tc>
+        <w:tc>
+          <w:tcPr/>
+          <w:p>
+            <w:pPr>
+              <w:pStyle w:val="Compact"/>
+            </w:pPr>
+            <w:r>
+              <w:t xml:space="preserve">1.0</w:t>
+            </w:r>
+          </w:p>
+        </w:tc>
+        <w:tc>
+          <w:tcPr/>
+          <w:p>
+            <w:pPr>
+              <w:pStyle w:val="Compact"/>
+            </w:pPr>
+            <w:r>
+              <w:t xml:space="preserve">150,000</w:t>
+            </w:r>
+          </w:p>
+        </w:tc>
+      </w:tr>
+      <w:tr>
+        <w:tc>
+          <w:tcPr/>
+          <w:p>
+            <w:pPr>
+              <w:pStyle w:val="Compact"/>
+            </w:pPr>
+            <w:r>
+              <w:t xml:space="preserve">Curriculum co-design workshops</w:t>
+            </w:r>
+          </w:p>
+        </w:tc>
+        <w:tc>
+          <w:tcPr/>
+          <w:p>
+            <w:pPr>
+              <w:pStyle w:val="Compact"/>
+            </w:pPr>
+            <w:r>
+              <w:t xml:space="preserve">—</w:t>
+            </w:r>
+          </w:p>
+        </w:tc>
+        <w:tc>
+          <w:tcPr/>
+          <w:p>
+            <w:pPr>
+              <w:pStyle w:val="Compact"/>
+            </w:pPr>
+            <w:r>
+              <w:t xml:space="preserve">10,000</w:t>
+            </w:r>
+          </w:p>
+        </w:tc>
+      </w:tr>
+      <w:tr>
+        <w:tc>
+          <w:tcPr/>
+          <w:p>
+            <w:pPr>
+              <w:pStyle w:val="Compact"/>
+            </w:pPr>
+            <w:r>
+              <w:t xml:space="preserve">AI-literacy toolkit production (incl. translation &amp; accessibility)</w:t>
+            </w:r>
+          </w:p>
+        </w:tc>
+        <w:tc>
+          <w:tcPr/>
+          <w:p>
+            <w:pPr>
+              <w:pStyle w:val="Compact"/>
+            </w:pPr>
+            <w:r>
+              <w:t xml:space="preserve">—</w:t>
+            </w:r>
+          </w:p>
+        </w:tc>
+        <w:tc>
+          <w:tcPr/>
+          <w:p>
+            <w:pPr>
+              <w:pStyle w:val="Compact"/>
+            </w:pPr>
+            <w:r>
+              <w:t xml:space="preserve">12,000</w:t>
+            </w:r>
+          </w:p>
+        </w:tc>
+      </w:tr>
+      <w:tr>
+        <w:tc>
+          <w:tcPr/>
+          <w:p>
+            <w:pPr>
+              <w:pStyle w:val="Compact"/>
+            </w:pPr>
+            <w:r>
+              <w:t xml:space="preserve">Format-piloting costs (participant compensation)</w:t>
+            </w:r>
+          </w:p>
+        </w:tc>
+        <w:tc>
+          <w:tcPr/>
+          <w:p>
+            <w:pPr>
+              <w:pStyle w:val="Compact"/>
+            </w:pPr>
+            <w:r>
+              <w:t xml:space="preserve">—</w:t>
+            </w:r>
+          </w:p>
+        </w:tc>
+        <w:tc>
+          <w:tcPr/>
+          <w:p>
+            <w:pPr>
+              <w:pStyle w:val="Compact"/>
+            </w:pPr>
+            <w:r>
+              <w:t xml:space="preserve">10,000</w:t>
+            </w:r>
+          </w:p>
+        </w:tc>
+      </w:tr>
+      <w:tr>
+        <w:tc>
+          <w:tcPr/>
+          <w:p>
+            <w:pPr>
+              <w:pStyle w:val="Compact"/>
+            </w:pPr>
+          </w:p>
+        </w:tc>
+        <w:tc>
+          <w:tcPr/>
+          <w:p>
+            <w:pPr>
+              <w:pStyle w:val="Compact"/>
+            </w:pPr>
+          </w:p>
+        </w:tc>
+        <w:tc>
+          <w:tcPr/>
+          <w:p>
+            <w:pPr>
+              <w:pStyle w:val="Compact"/>
+            </w:pPr>
+          </w:p>
+        </w:tc>
+      </w:tr>
+      <w:tr>
+        <w:tc>
+          <w:tcPr/>
+          <w:p>
+            <w:pPr>
+              <w:pStyle w:val="Compact"/>
+            </w:pPr>
+            <w:r>
+              <w:rPr>
+                <w:b/>
+                <w:bCs/>
+              </w:rPr>
+              <w:t xml:space="preserve">Total (estimated)</w:t>
+            </w:r>
+          </w:p>
+        </w:tc>
+        <w:tc>
+          <w:tcPr/>
+          <w:p>
+            <w:pPr>
+              <w:pStyle w:val="Compact"/>
+            </w:pPr>
+          </w:p>
+        </w:tc>
+        <w:tc>
+          <w:tcPr/>
+          <w:p>
+            <w:pPr>
+              <w:pStyle w:val="Compact"/>
+            </w:pPr>
+            <w:r>
+              <w:rPr>
+                <w:b/>
+                <w:bCs/>
+              </w:rPr>
+              <w:t xml:space="preserve">€230,000</w:t>
+            </w:r>
+          </w:p>
+        </w:tc>
+      </w:tr>
+    </w:tbl>
+    <w:p>
+      <w:pPr>
+        <w:pStyle w:val="BodyText"/>
+      </w:pPr>
+      <w:r>
+        <w:rPr>
+          <w:i/>
+          <w:iCs/>
+        </w:rPr>
+        <w:t xml:space="preserve">You can add further budget items to the table above; update the total to match.</w:t>
+      </w:r>
+    </w:p>
+    <w:bookmarkEnd w:id="40"/>
+    <w:bookmarkStart w:id="41" w:name="wp10-public-engagement-dissemination"/>
+    <w:p>
+      <w:pPr>
+        <w:pStyle w:val="Heading2"/>
+      </w:pPr>
+      <w:r>
+        <w:t xml:space="preserve">2.10 WP10: Public Engagement &amp; Dissemination</w:t>
       </w:r>
     </w:p>
     <w:p>
@@ -2240,7 +6419,7 @@
         <w:t xml:space="preserve"> </w:t>
       </w:r>
       <w:r>
-        <w:t xml:space="preserve">Maerz, UniMelb Research Office, Tactical Tech ·</w:t>
+        <w:t xml:space="preserve">Maerz ·</w:t>
       </w:r>
       <w:r>
         <w:t xml:space="preserve"> </w:t>
@@ -2250,6 +6429,36 @@
           <w:b/>
           <w:bCs/>
         </w:rPr>
+        <w:t xml:space="preserve">Co-lead(s):</w:t>
+      </w:r>
+      <w:r>
+        <w:t xml:space="preserve"> </w:t>
+      </w:r>
+      <w:r>
+        <w:t xml:space="preserve">Project Manager</w:t>
+      </w:r>
+    </w:p>
+    <w:p>
+      <w:pPr>
+        <w:pStyle w:val="BodyText"/>
+      </w:pPr>
+      <w:r>
+        <w:rPr>
+          <w:b/>
+          <w:bCs/>
+        </w:rPr>
+        <w:t xml:space="preserve">Civil-society/policy-making organization to be involved:</w:t>
+      </w:r>
+    </w:p>
+    <w:p>
+      <w:pPr>
+        <w:pStyle w:val="BodyText"/>
+      </w:pPr>
+      <w:r>
+        <w:rPr>
+          <w:b/>
+          <w:bCs/>
+        </w:rPr>
         <w:t xml:space="preserve">Impact:</w:t>
       </w:r>
       <w:r>
@@ -2261,6 +6470,7 @@
     </w:p>
     <w:p>
       <w:pPr>
+        <w:pStyle w:val="Compact"/>
         <w:numPr>
           <w:ilvl w:val="0"/>
           <w:numId w:val="1011"/>
@@ -2271,17 +6481,60 @@
           <w:b/>
           <w:bCs/>
         </w:rPr>
-        <w:t xml:space="preserve">Task 10.1: Building the public-facing tool</w:t>
-      </w:r>
-      <w:r>
-        <w:t xml:space="preserve"> </w:t>
-      </w:r>
-      <w:r>
-        <w:t xml:space="preserve">— How can nine WPs’ worth of technical findings become one usable app for ordinary citizens? Output: the Resilience Companion app launch.</w:t>
-      </w:r>
-    </w:p>
-    <w:p>
-      <w:pPr>
+        <w:t xml:space="preserve">Building the public-facing tool</w:t>
+      </w:r>
+      <w:r>
+        <w:t xml:space="preserve"> </w:t>
+      </w:r>
+      <w:r>
+        <w:t xml:space="preserve">—</w:t>
+      </w:r>
+      <w:r>
+        <w:t xml:space="preserve"> </w:t>
+      </w:r>
+      <w:r>
+        <w:rPr>
+          <w:i/>
+          <w:iCs/>
+        </w:rPr>
+        <w:t xml:space="preserve">Guiding question:</w:t>
+      </w:r>
+      <w:r>
+        <w:t xml:space="preserve"> </w:t>
+      </w:r>
+      <w:r>
+        <w:t xml:space="preserve">How can nine WPs’ worth of technical findings become one usable app for ordinary citizens?</w:t>
+      </w:r>
+      <w:r>
+        <w:t xml:space="preserve"> </w:t>
+      </w:r>
+      <w:r>
+        <w:rPr>
+          <w:i/>
+          <w:iCs/>
+        </w:rPr>
+        <w:t xml:space="preserve">Output(s):</w:t>
+      </w:r>
+      <w:r>
+        <w:t xml:space="preserve"> </w:t>
+      </w:r>
+      <w:r>
+        <w:t xml:space="preserve">the Resilience Companion app launch.</w:t>
+      </w:r>
+      <w:r>
+        <w:t xml:space="preserve"> </w:t>
+      </w:r>
+      <w:r>
+        <w:rPr>
+          <w:i/>
+          <w:iCs/>
+        </w:rPr>
+        <w:t xml:space="preserve">Task leader:</w:t>
+      </w:r>
+    </w:p>
+    <w:p>
+      <w:pPr>
+        <w:pStyle w:val="Compact"/>
         <w:numPr>
           <w:ilvl w:val="0"/>
           <w:numId w:val="1011"/>
@@ -2292,17 +6545,60 @@
           <w:b/>
           <w:bCs/>
         </w:rPr>
-        <w:t xml:space="preserve">Task 10.2: Reaching policymakers and civil society</w:t>
-      </w:r>
-      <w:r>
-        <w:t xml:space="preserve"> </w:t>
-      </w:r>
-      <w:r>
-        <w:t xml:space="preserve">— What do policymakers and civil-society partners need from this project to actually act on it? Output: policymaker and civil-society workshops, and the brief compendium.</w:t>
-      </w:r>
-    </w:p>
-    <w:p>
-      <w:pPr>
+        <w:t xml:space="preserve">Reaching policymakers and civil society</w:t>
+      </w:r>
+      <w:r>
+        <w:t xml:space="preserve"> </w:t>
+      </w:r>
+      <w:r>
+        <w:t xml:space="preserve">—</w:t>
+      </w:r>
+      <w:r>
+        <w:t xml:space="preserve"> </w:t>
+      </w:r>
+      <w:r>
+        <w:rPr>
+          <w:i/>
+          <w:iCs/>
+        </w:rPr>
+        <w:t xml:space="preserve">Guiding question:</w:t>
+      </w:r>
+      <w:r>
+        <w:t xml:space="preserve"> </w:t>
+      </w:r>
+      <w:r>
+        <w:t xml:space="preserve">What do policymakers and civil-society partners need from this project to actually act on it?</w:t>
+      </w:r>
+      <w:r>
+        <w:t xml:space="preserve"> </w:t>
+      </w:r>
+      <w:r>
+        <w:rPr>
+          <w:i/>
+          <w:iCs/>
+        </w:rPr>
+        <w:t xml:space="preserve">Output(s):</w:t>
+      </w:r>
+      <w:r>
+        <w:t xml:space="preserve"> </w:t>
+      </w:r>
+      <w:r>
+        <w:t xml:space="preserve">policymaker and civil-society workshops; the brief compendium.</w:t>
+      </w:r>
+      <w:r>
+        <w:t xml:space="preserve"> </w:t>
+      </w:r>
+      <w:r>
+        <w:rPr>
+          <w:i/>
+          <w:iCs/>
+        </w:rPr>
+        <w:t xml:space="preserve">Task leader:</w:t>
+      </w:r>
+    </w:p>
+    <w:p>
+      <w:pPr>
+        <w:pStyle w:val="Compact"/>
         <w:numPr>
           <w:ilvl w:val="0"/>
           <w:numId w:val="1011"/>
@@ -2313,13 +6609,55 @@
           <w:b/>
           <w:bCs/>
         </w:rPr>
-        <w:t xml:space="preserve">Task 10.3: Closing out the project</w:t>
-      </w:r>
-      <w:r>
-        <w:t xml:space="preserve"> </w:t>
-      </w:r>
-      <w:r>
-        <w:t xml:space="preserve">— How is the full body of findings synthesized and reported to funders and partners? Output: the final report.</w:t>
+        <w:t xml:space="preserve">Closing out the project</w:t>
+      </w:r>
+      <w:r>
+        <w:t xml:space="preserve"> </w:t>
+      </w:r>
+      <w:r>
+        <w:t xml:space="preserve">—</w:t>
+      </w:r>
+      <w:r>
+        <w:t xml:space="preserve"> </w:t>
+      </w:r>
+      <w:r>
+        <w:rPr>
+          <w:i/>
+          <w:iCs/>
+        </w:rPr>
+        <w:t xml:space="preserve">Guiding question:</w:t>
+      </w:r>
+      <w:r>
+        <w:t xml:space="preserve"> </w:t>
+      </w:r>
+      <w:r>
+        <w:t xml:space="preserve">How is the full body of findings synthesized and reported to funders and partners?</w:t>
+      </w:r>
+      <w:r>
+        <w:t xml:space="preserve"> </w:t>
+      </w:r>
+      <w:r>
+        <w:rPr>
+          <w:i/>
+          <w:iCs/>
+        </w:rPr>
+        <w:t xml:space="preserve">Output(s):</w:t>
+      </w:r>
+      <w:r>
+        <w:t xml:space="preserve"> </w:t>
+      </w:r>
+      <w:r>
+        <w:t xml:space="preserve">the final report.</w:t>
+      </w:r>
+      <w:r>
+        <w:t xml:space="preserve"> </w:t>
+      </w:r>
+      <w:r>
+        <w:rPr>
+          <w:i/>
+          <w:iCs/>
+        </w:rPr>
+        <w:t xml:space="preserve">Task leader:</w:t>
       </w:r>
     </w:p>
     <w:p>
@@ -2331,50 +6669,358 @@
           <w:b/>
           <w:bCs/>
         </w:rPr>
-        <w:t xml:space="preserve">Preliminary budget:</w:t>
-      </w:r>
-      <w:r>
-        <w:t xml:space="preserve"> </w:t>
-      </w:r>
-      <w:r>
-        <w:t xml:space="preserve">€300,000 (preliminary — total project budget ÷ 10 WPs).</w:t>
-      </w:r>
-    </w:p>
-    <w:bookmarkEnd w:id="40"/>
+        <w:t xml:space="preserve">Budget (preliminary estimates):</w:t>
+      </w:r>
+    </w:p>
+    <w:tbl>
+      <w:tblPr>
+        <w:tblStyle w:val="Table"/>
+        <w:tblW w:type="auto" w:w="0"/>
+        <w:tblLook w:firstRow="1" w:lastRow="0" w:firstColumn="0" w:lastColumn="0" w:noHBand="0" w:noVBand="0" w:val="0020"/>
+      </w:tblPr>
+      <w:tblGrid>
+        <w:gridCol w:w="2640"/>
+        <w:gridCol w:w="2640"/>
+        <w:gridCol w:w="2640"/>
+      </w:tblGrid>
+      <w:tr>
+        <w:trPr>
+          <w:tblHeader w:val="on"/>
+        </w:trPr>
+        <w:tc>
+          <w:tcPr/>
+          <w:p>
+            <w:pPr>
+              <w:pStyle w:val="Compact"/>
+            </w:pPr>
+            <w:r>
+              <w:t xml:space="preserve">Item</w:t>
+            </w:r>
+          </w:p>
+        </w:tc>
+        <w:tc>
+          <w:tcPr/>
+          <w:p>
+            <w:pPr>
+              <w:pStyle w:val="Compact"/>
+            </w:pPr>
+            <w:r>
+              <w:t xml:space="preserve">FTE</w:t>
+            </w:r>
+          </w:p>
+        </w:tc>
+        <w:tc>
+          <w:tcPr/>
+          <w:p>
+            <w:pPr>
+              <w:pStyle w:val="Compact"/>
+            </w:pPr>
+            <w:r>
+              <w:t xml:space="preserve">Estimated cost (€)</w:t>
+            </w:r>
+          </w:p>
+        </w:tc>
+      </w:tr>
+      <w:tr>
+        <w:tc>
+          <w:tcPr/>
+          <w:p>
+            <w:pPr>
+              <w:pStyle w:val="Compact"/>
+            </w:pPr>
+            <w:r>
+              <w:t xml:space="preserve">Lead (0.2 FTE, 3 years)</w:t>
+            </w:r>
+          </w:p>
+        </w:tc>
+        <w:tc>
+          <w:tcPr/>
+          <w:p>
+            <w:pPr>
+              <w:pStyle w:val="Compact"/>
+            </w:pPr>
+            <w:r>
+              <w:t xml:space="preserve">0.2</w:t>
+            </w:r>
+          </w:p>
+        </w:tc>
+        <w:tc>
+          <w:tcPr/>
+          <w:p>
+            <w:pPr>
+              <w:pStyle w:val="Compact"/>
+            </w:pPr>
+            <w:r>
+              <w:t xml:space="preserve">72,000</w:t>
+            </w:r>
+          </w:p>
+        </w:tc>
+      </w:tr>
+      <w:tr>
+        <w:tc>
+          <w:tcPr/>
+          <w:p>
+            <w:pPr>
+              <w:pStyle w:val="Compact"/>
+            </w:pPr>
+            <w:r>
+              <w:t xml:space="preserve">Project Manager (0.5 FTE, 3 years)</w:t>
+            </w:r>
+          </w:p>
+        </w:tc>
+        <w:tc>
+          <w:tcPr/>
+          <w:p>
+            <w:pPr>
+              <w:pStyle w:val="Compact"/>
+            </w:pPr>
+            <w:r>
+              <w:t xml:space="preserve">0.5</w:t>
+            </w:r>
+          </w:p>
+        </w:tc>
+        <w:tc>
+          <w:tcPr/>
+          <w:p>
+            <w:pPr>
+              <w:pStyle w:val="Compact"/>
+            </w:pPr>
+            <w:r>
+              <w:t xml:space="preserve">105,000</w:t>
+            </w:r>
+          </w:p>
+        </w:tc>
+      </w:tr>
+      <w:tr>
+        <w:tc>
+          <w:tcPr/>
+          <w:p>
+            <w:pPr>
+              <w:pStyle w:val="Compact"/>
+            </w:pPr>
+            <w:r>
+              <w:t xml:space="preserve">Distribution &amp; dissemination costs (3 years)</w:t>
+            </w:r>
+          </w:p>
+        </w:tc>
+        <w:tc>
+          <w:tcPr/>
+          <w:p>
+            <w:pPr>
+              <w:pStyle w:val="Compact"/>
+            </w:pPr>
+            <w:r>
+              <w:t xml:space="preserve">—</w:t>
+            </w:r>
+          </w:p>
+        </w:tc>
+        <w:tc>
+          <w:tcPr/>
+          <w:p>
+            <w:pPr>
+              <w:pStyle w:val="Compact"/>
+            </w:pPr>
+            <w:r>
+              <w:t xml:space="preserve">60,000</w:t>
+            </w:r>
+          </w:p>
+        </w:tc>
+      </w:tr>
+      <w:tr>
+        <w:tc>
+          <w:tcPr/>
+          <w:p>
+            <w:pPr>
+              <w:pStyle w:val="Compact"/>
+            </w:pPr>
+            <w:r>
+              <w:t xml:space="preserve">Resilience Companion app (development)</w:t>
+            </w:r>
+          </w:p>
+        </w:tc>
+        <w:tc>
+          <w:tcPr/>
+          <w:p>
+            <w:pPr>
+              <w:pStyle w:val="Compact"/>
+            </w:pPr>
+            <w:r>
+              <w:t xml:space="preserve">—</w:t>
+            </w:r>
+          </w:p>
+        </w:tc>
+        <w:tc>
+          <w:tcPr/>
+          <w:p>
+            <w:pPr>
+              <w:pStyle w:val="Compact"/>
+            </w:pPr>
+            <w:r>
+              <w:t xml:space="preserve">40,000</w:t>
+            </w:r>
+          </w:p>
+        </w:tc>
+      </w:tr>
+      <w:tr>
+        <w:tc>
+          <w:tcPr/>
+          <w:p>
+            <w:pPr>
+              <w:pStyle w:val="Compact"/>
+            </w:pPr>
+          </w:p>
+        </w:tc>
+        <w:tc>
+          <w:tcPr/>
+          <w:p>
+            <w:pPr>
+              <w:pStyle w:val="Compact"/>
+            </w:pPr>
+          </w:p>
+        </w:tc>
+        <w:tc>
+          <w:tcPr/>
+          <w:p>
+            <w:pPr>
+              <w:pStyle w:val="Compact"/>
+            </w:pPr>
+          </w:p>
+        </w:tc>
+      </w:tr>
+      <w:tr>
+        <w:tc>
+          <w:tcPr/>
+          <w:p>
+            <w:pPr>
+              <w:pStyle w:val="Compact"/>
+            </w:pPr>
+            <w:r>
+              <w:rPr>
+                <w:b/>
+                <w:bCs/>
+              </w:rPr>
+              <w:t xml:space="preserve">Total (estimated)</w:t>
+            </w:r>
+          </w:p>
+        </w:tc>
+        <w:tc>
+          <w:tcPr/>
+          <w:p>
+            <w:pPr>
+              <w:pStyle w:val="Compact"/>
+            </w:pPr>
+          </w:p>
+        </w:tc>
+        <w:tc>
+          <w:tcPr/>
+          <w:p>
+            <w:pPr>
+              <w:pStyle w:val="Compact"/>
+            </w:pPr>
+            <w:r>
+              <w:rPr>
+                <w:b/>
+                <w:bCs/>
+              </w:rPr>
+              <w:t xml:space="preserve">€277,000</w:t>
+            </w:r>
+          </w:p>
+        </w:tc>
+      </w:tr>
+    </w:tbl>
+    <w:p>
+      <w:pPr>
+        <w:pStyle w:val="BodyText"/>
+      </w:pPr>
+      <w:r>
+        <w:rPr>
+          <w:i/>
+          <w:iCs/>
+        </w:rPr>
+        <w:t xml:space="preserve">You can add further budget items to the table above; update the total to match.</w:t>
+      </w:r>
+    </w:p>
     <w:bookmarkEnd w:id="41"/>
-    <w:bookmarkStart w:id="117" w:name="references"/>
+    <w:bookmarkEnd w:id="42"/>
+    <w:bookmarkStart w:id="143" w:name="midterm-review"/>
+    <w:p>
+      <w:pPr>
+        <w:pStyle w:val="Heading1"/>
+      </w:pPr>
+      <w:r>
+        <w:t xml:space="preserve">3. Midterm Review</w:t>
+      </w:r>
+    </w:p>
+    <w:p>
+      <w:pPr>
+        <w:pStyle w:val="FirstParagraph"/>
+      </w:pPr>
+      <w:r>
+        <w:t xml:space="preserve">At the project’s midpoint, an independent review will assess progress against the objectives and impact pathways set out above, jointly conducted by a democracy-practitioner organization and a civil-society organization, so the assessment reflects both those who would apply the project’s outputs and those who hold AI-mediated institutions accountable to the public.</w:t>
+      </w:r>
+    </w:p>
+    <w:p>
+      <w:pPr>
+        <w:pStyle w:val="Compact"/>
+        <w:numPr>
+          <w:ilvl w:val="0"/>
+          <w:numId w:val="1012"/>
+        </w:numPr>
+      </w:pPr>
+      <w:r>
+        <w:rPr>
+          <w:b/>
+          <w:bCs/>
+        </w:rPr>
+        <w:t xml:space="preserve">Practitioner reviewer:</w:t>
+      </w:r>
+      <w:r>
+        <w:t xml:space="preserve"> </w:t>
+      </w:r>
+      <w:r>
+        <w:t xml:space="preserve">International IDEA (but they might come to the workshop, so might be involved as WP co-leads or task leads) or Inter-parliamentary Union (Alex Reid, cannot be at workshop but showed a lot of interest in the project)</w:t>
+      </w:r>
+    </w:p>
+    <w:p>
+      <w:pPr>
+        <w:pStyle w:val="Compact"/>
+        <w:numPr>
+          <w:ilvl w:val="0"/>
+          <w:numId w:val="1012"/>
+        </w:numPr>
+      </w:pPr>
+      <w:r>
+        <w:rPr>
+          <w:b/>
+          <w:bCs/>
+        </w:rPr>
+        <w:t xml:space="preserve">Civil-society reviewer:</w:t>
+      </w:r>
+      <w:r>
+        <w:t xml:space="preserve"> </w:t>
+      </w:r>
+      <w:r>
+        <w:t xml:space="preserve">AlgorithmWatch or who else?</w:t>
+      </w:r>
+    </w:p>
+    <w:p>
+      <w:pPr>
+        <w:pStyle w:val="FirstParagraph"/>
+      </w:pPr>
+      <w:r>
+        <w:t xml:space="preserve">Both reviewers’ commitment to this role should be secured, and named in the second-stage submission.</w:t>
+      </w:r>
+    </w:p>
+    <w:bookmarkStart w:id="142" w:name="references"/>
     <w:p>
       <w:pPr>
         <w:pStyle w:val="Heading2"/>
       </w:pPr>
       <w:r>
-        <w:t xml:space="preserve">5 References</w:t>
-      </w:r>
-    </w:p>
-    <w:bookmarkStart w:id="116" w:name="refs"/>
-    <w:bookmarkStart w:id="42" w:name="ref-almondpowell1966"/>
-    <w:p>
-      <w:pPr>
-        <w:pStyle w:val="Bibliography"/>
-      </w:pPr>
-      <w:r>
-        <w:t xml:space="preserve">Almond, G. A., &amp; Powell, G. B. (1966).</w:t>
-      </w:r>
-      <w:r>
-        <w:t xml:space="preserve"> </w:t>
-      </w:r>
-      <w:r>
-        <w:rPr>
-          <w:i/>
-          <w:iCs/>
-        </w:rPr>
-        <w:t xml:space="preserve">Comparative politics: A developmental approach</w:t>
-      </w:r>
-      <w:r>
-        <w:t xml:space="preserve">. Little, Brown.</w:t>
-      </w:r>
-    </w:p>
-    <w:bookmarkEnd w:id="42"/>
+        <w:t xml:space="preserve">3.1 References</w:t>
+      </w:r>
+    </w:p>
+    <w:bookmarkStart w:id="141" w:name="refs"/>
     <w:bookmarkStart w:id="44" w:name="ref-altman2026"/>
     <w:p>
       <w:pPr>
@@ -2515,23 +7161,23 @@
       </w:hyperlink>
     </w:p>
     <w:bookmarkEnd w:id="48"/>
-    <w:bookmarkStart w:id="50" w:name="ref-Bhandari2025"/>
+    <w:bookmarkStart w:id="50" w:name="ref-bennettlivingston2018"/>
     <w:p>
       <w:pPr>
         <w:pStyle w:val="Bibliography"/>
       </w:pPr>
       <w:r>
-        <w:t xml:space="preserve">Bhandari, R., &amp; Bhandari, S. (2025). Artificial intelligence: Understanding deepfakes.</w:t>
-      </w:r>
-      <w:r>
-        <w:t xml:space="preserve"> </w:t>
-      </w:r>
-      <w:r>
-        <w:rPr>
-          <w:i/>
-          <w:iCs/>
-        </w:rPr>
-        <w:t xml:space="preserve">EDPACS</w:t>
+        <w:t xml:space="preserve">Bennett, W. L., &amp; Livingston, S. (2018). The disinformation order: Disruptive communication and the decline of democratic institutions.</w:t>
+      </w:r>
+      <w:r>
+        <w:t xml:space="preserve"> </w:t>
+      </w:r>
+      <w:r>
+        <w:rPr>
+          <w:i/>
+          <w:iCs/>
+        </w:rPr>
+        <w:t xml:space="preserve">European Journal of Communication</w:t>
       </w:r>
       <w:r>
         <w:t xml:space="preserve">,</w:t>
@@ -2544,10 +7190,10 @@
           <w:i/>
           <w:iCs/>
         </w:rPr>
-        <w:t xml:space="preserve">70</w:t>
-      </w:r>
-      <w:r>
-        <w:t xml:space="preserve">, 21–31.</w:t>
+        <w:t xml:space="preserve">33</w:t>
+      </w:r>
+      <w:r>
+        <w:t xml:space="preserve">(2), 122–139.</w:t>
       </w:r>
       <w:r>
         <w:t xml:space="preserve"> </w:t>
@@ -2557,7 +7203,7 @@
           <w:rPr>
             <w:rStyle w:val="Hyperlink"/>
           </w:rPr>
-          <w:t xml:space="preserve">https://doi.org/10.1080/07366981.2025.2484863</w:t>
+          <w:t xml:space="preserve">https://doi.org/10.1177/0267323118760317</w:t>
         </w:r>
       </w:hyperlink>
     </w:p>
@@ -2635,12 +7281,35 @@
       </w:hyperlink>
     </w:p>
     <w:bookmarkEnd w:id="53"/>
-    <w:bookmarkStart w:id="55" w:name="ref-bovens2007analysing"/>
+    <w:bookmarkStart w:id="54" w:name="ref-bonorosselloetal2025"/>
     <w:p>
       <w:pPr>
         <w:pStyle w:val="Bibliography"/>
       </w:pPr>
       <w:r>
+        <w:t xml:space="preserve">Bono Rossello, N., Simonofski, A., &amp; Castiaux, A. (2025). Artificial intelligence for digital citizen participation: Design principles for a collective intelligence architecture.</w:t>
+      </w:r>
+      <w:r>
+        <w:t xml:space="preserve"> </w:t>
+      </w:r>
+      <w:r>
+        <w:rPr>
+          <w:i/>
+          <w:iCs/>
+        </w:rPr>
+        <w:t xml:space="preserve">Government Information Quarterly</w:t>
+      </w:r>
+      <w:r>
+        <w:t xml:space="preserve">.</w:t>
+      </w:r>
+    </w:p>
+    <w:bookmarkEnd w:id="54"/>
+    <w:bookmarkStart w:id="56" w:name="ref-bovens2007analysing"/>
+    <w:p>
+      <w:pPr>
+        <w:pStyle w:val="Bibliography"/>
+      </w:pPr>
+      <w:r>
         <w:t xml:space="preserve">Bovens, M. (2007). Analysing and assessing accountability: A conceptual framework.</w:t>
       </w:r>
       <w:r>
@@ -2672,7 +7341,7 @@
       <w:r>
         <w:t xml:space="preserve"> </w:t>
       </w:r>
-      <w:hyperlink r:id="rId54">
+      <w:hyperlink r:id="rId55">
         <w:r>
           <w:rPr>
             <w:rStyle w:val="Hyperlink"/>
@@ -2681,8 +7350,8 @@
         </w:r>
       </w:hyperlink>
     </w:p>
-    <w:bookmarkEnd w:id="55"/>
-    <w:bookmarkStart w:id="57" w:name="ref-busuioc2021"/>
+    <w:bookmarkEnd w:id="56"/>
+    <w:bookmarkStart w:id="58" w:name="ref-busuioc2021"/>
     <w:p>
       <w:pPr>
         <w:pStyle w:val="Bibliography"/>
@@ -2719,7 +7388,7 @@
       <w:r>
         <w:t xml:space="preserve"> </w:t>
       </w:r>
-      <w:hyperlink r:id="rId56">
+      <w:hyperlink r:id="rId57">
         <w:r>
           <w:rPr>
             <w:rStyle w:val="Hyperlink"/>
@@ -2728,8 +7397,8 @@
         </w:r>
       </w:hyperlink>
     </w:p>
-    <w:bookmarkEnd w:id="57"/>
-    <w:bookmarkStart w:id="59" w:name="ref-Cavaliere2022"/>
+    <w:bookmarkEnd w:id="58"/>
+    <w:bookmarkStart w:id="60" w:name="ref-Cavaliere2022"/>
     <w:p>
       <w:pPr>
         <w:pStyle w:val="Bibliography"/>
@@ -2766,7 +7435,7 @@
       <w:r>
         <w:t xml:space="preserve"> </w:t>
       </w:r>
-      <w:hyperlink r:id="rId58">
+      <w:hyperlink r:id="rId59">
         <w:r>
           <w:rPr>
             <w:rStyle w:val="Hyperlink"/>
@@ -2775,13 +7444,60 @@
         </w:r>
       </w:hyperlink>
     </w:p>
-    <w:bookmarkEnd w:id="59"/>
-    <w:bookmarkStart w:id="61" w:name="ref-Croce2025"/>
+    <w:bookmarkEnd w:id="60"/>
+    <w:bookmarkStart w:id="62" w:name="ref-costelloetal2024"/>
     <w:p>
       <w:pPr>
         <w:pStyle w:val="Bibliography"/>
       </w:pPr>
       <w:r>
+        <w:t xml:space="preserve">Costello, T. H., Pennycook, G., &amp; Rand, D. G. (2024). Durably reducing conspiracy beliefs through dialogues with AI.</w:t>
+      </w:r>
+      <w:r>
+        <w:t xml:space="preserve"> </w:t>
+      </w:r>
+      <w:r>
+        <w:rPr>
+          <w:i/>
+          <w:iCs/>
+        </w:rPr>
+        <w:t xml:space="preserve">Science</w:t>
+      </w:r>
+      <w:r>
+        <w:t xml:space="preserve">,</w:t>
+      </w:r>
+      <w:r>
+        <w:t xml:space="preserve"> </w:t>
+      </w:r>
+      <w:r>
+        <w:rPr>
+          <w:i/>
+          <w:iCs/>
+        </w:rPr>
+        <w:t xml:space="preserve">385</w:t>
+      </w:r>
+      <w:r>
+        <w:t xml:space="preserve">(6714).</w:t>
+      </w:r>
+      <w:r>
+        <w:t xml:space="preserve"> </w:t>
+      </w:r>
+      <w:hyperlink r:id="rId61">
+        <w:r>
+          <w:rPr>
+            <w:rStyle w:val="Hyperlink"/>
+          </w:rPr>
+          <w:t xml:space="preserve">https://doi.org/10.1126/science.adq1814</w:t>
+        </w:r>
+      </w:hyperlink>
+    </w:p>
+    <w:bookmarkEnd w:id="62"/>
+    <w:bookmarkStart w:id="64" w:name="ref-Croce2025"/>
+    <w:p>
+      <w:pPr>
+        <w:pStyle w:val="Bibliography"/>
+      </w:pPr>
+      <w:r>
         <w:t xml:space="preserve">Croce, N. (2025). Chatbot democracy.</w:t>
       </w:r>
       <w:r>
@@ -2813,7 +7529,7 @@
       <w:r>
         <w:t xml:space="preserve"> </w:t>
       </w:r>
-      <w:hyperlink r:id="rId60">
+      <w:hyperlink r:id="rId63">
         <w:r>
           <w:rPr>
             <w:rStyle w:val="Hyperlink"/>
@@ -2822,8 +7538,8 @@
         </w:r>
       </w:hyperlink>
     </w:p>
-    <w:bookmarkEnd w:id="61"/>
-    <w:bookmarkStart w:id="63" w:name="ref-croissantlott2025"/>
+    <w:bookmarkEnd w:id="64"/>
+    <w:bookmarkStart w:id="66" w:name="ref-croissantlott2025"/>
     <w:p>
       <w:pPr>
         <w:pStyle w:val="Bibliography"/>
@@ -2860,7 +7576,7 @@
       <w:r>
         <w:t xml:space="preserve"> </w:t>
       </w:r>
-      <w:hyperlink r:id="rId62">
+      <w:hyperlink r:id="rId65">
         <w:r>
           <w:rPr>
             <w:rStyle w:val="Hyperlink"/>
@@ -2869,8 +7585,8 @@
         </w:r>
       </w:hyperlink>
     </w:p>
-    <w:bookmarkEnd w:id="63"/>
-    <w:bookmarkStart w:id="64" w:name="ref-dahl1989democracy"/>
+    <w:bookmarkEnd w:id="66"/>
+    <w:bookmarkStart w:id="67" w:name="ref-dahl1989democracy"/>
     <w:p>
       <w:pPr>
         <w:pStyle w:val="Bibliography"/>
@@ -2892,24 +7608,24 @@
         <w:t xml:space="preserve">. Yale University Press.</w:t>
       </w:r>
     </w:p>
-    <w:bookmarkEnd w:id="64"/>
-    <w:bookmarkStart w:id="66" w:name="ref-Dan2019"/>
+    <w:bookmarkEnd w:id="67"/>
+    <w:bookmarkStart w:id="69" w:name="ref-dryzeketal2019"/>
     <w:p>
       <w:pPr>
         <w:pStyle w:val="Bibliography"/>
       </w:pPr>
       <w:r>
-        <w:t xml:space="preserve">Dan, V. (2019). Deepfakes as a democratic threat: Experimental evidence shows noxious effects that are reducible through journalistic fact checks.</w:t>
-      </w:r>
-      <w:r>
-        <w:t xml:space="preserve"> </w:t>
-      </w:r>
-      <w:r>
-        <w:rPr>
-          <w:i/>
-          <w:iCs/>
-        </w:rPr>
-        <w:t xml:space="preserve">International Journal of Press/Politics</w:t>
+        <w:t xml:space="preserve">Dryzek, J. S., Bächtiger, A., Chambers, S., Cohen, J., Druckman, J. N., Felicetti, A., Fishkin, J. S., Farrell, D. M., Fung, A., Gutmann, A., Landemore, H., Mansbridge, J., Marien, S., Neblo, M. A., Niemeyer, S., Setälä, M., Slothuus, R., Suiter, J., Thompson, D., &amp; Warren, M. E. (2019). The crisis of democracy and the science of deliberation.</w:t>
+      </w:r>
+      <w:r>
+        <w:t xml:space="preserve"> </w:t>
+      </w:r>
+      <w:r>
+        <w:rPr>
+          <w:i/>
+          <w:iCs/>
+        </w:rPr>
+        <w:t xml:space="preserve">Science</w:t>
       </w:r>
       <w:r>
         <w:t xml:space="preserve">,</w:t>
@@ -2922,53 +7638,87 @@
           <w:i/>
           <w:iCs/>
         </w:rPr>
-        <w:t xml:space="preserve">31</w:t>
-      </w:r>
-      <w:r>
-        <w:t xml:space="preserve">, 525–550.</w:t>
-      </w:r>
-      <w:r>
-        <w:t xml:space="preserve"> </w:t>
-      </w:r>
-      <w:hyperlink r:id="rId65">
+        <w:t xml:space="preserve">363</w:t>
+      </w:r>
+      <w:r>
+        <w:t xml:space="preserve">(6432), 1144–1146.</w:t>
+      </w:r>
+      <w:r>
+        <w:t xml:space="preserve"> </w:t>
+      </w:r>
+      <w:hyperlink r:id="rId68">
         <w:r>
           <w:rPr>
             <w:rStyle w:val="Hyperlink"/>
           </w:rPr>
-          <w:t xml:space="preserve">https://doi.org/10.1177/19401612251317766</w:t>
+          <w:t xml:space="preserve">https://doi.org/10.1126/science.aaw2694</w:t>
         </w:r>
       </w:hyperlink>
     </w:p>
-    <w:bookmarkEnd w:id="66"/>
-    <w:bookmarkStart w:id="67" w:name="ref-easton1965"/>
+    <w:bookmarkEnd w:id="69"/>
+    <w:bookmarkStart w:id="70" w:name="ref-eckeretal2026"/>
     <w:p>
       <w:pPr>
         <w:pStyle w:val="Bibliography"/>
       </w:pPr>
       <w:r>
-        <w:t xml:space="preserve">Easton, D. (1965).</w:t>
-      </w:r>
-      <w:r>
-        <w:t xml:space="preserve"> </w:t>
-      </w:r>
-      <w:r>
-        <w:rPr>
-          <w:i/>
-          <w:iCs/>
-        </w:rPr>
-        <w:t xml:space="preserve">A systems analysis of political life</w:t>
-      </w:r>
-      <w:r>
-        <w:t xml:space="preserve">. John Wiley &amp; Sons.</w:t>
-      </w:r>
-    </w:p>
-    <w:bookmarkEnd w:id="67"/>
-    <w:bookmarkStart w:id="69" w:name="ref-Farrell2026"/>
+        <w:t xml:space="preserve">Ecker, U. K. H., Spearing, E. R., DiResta, R., &amp; Lewandowsky, S. (2026). Misinformation as strategy: Epistemic consequences and the undermining of shared truth.</w:t>
+      </w:r>
+      <w:r>
+        <w:t xml:space="preserve"> </w:t>
+      </w:r>
+      <w:r>
+        <w:rPr>
+          <w:i/>
+          <w:iCs/>
+        </w:rPr>
+        <w:t xml:space="preserve">Trends in Cognitive Sciences</w:t>
+      </w:r>
+      <w:r>
+        <w:t xml:space="preserve">.</w:t>
+      </w:r>
+    </w:p>
+    <w:bookmarkEnd w:id="70"/>
+    <w:bookmarkStart w:id="72" w:name="ref-ercanetal2025"/>
     <w:p>
       <w:pPr>
         <w:pStyle w:val="Bibliography"/>
       </w:pPr>
       <w:r>
+        <w:t xml:space="preserve">Ercan, S. A., McSwiney, J., Beausoleil, E., Fitzpatrick, C., &amp; Felicetti, A. (2025). Bouncing back or forward? Two approaches to democratic resilience after extremist attacks.</w:t>
+      </w:r>
+      <w:r>
+        <w:t xml:space="preserve"> </w:t>
+      </w:r>
+      <w:r>
+        <w:rPr>
+          <w:i/>
+          <w:iCs/>
+        </w:rPr>
+        <w:t xml:space="preserve">Political Studies</w:t>
+      </w:r>
+      <w:r>
+        <w:t xml:space="preserve">.</w:t>
+      </w:r>
+      <w:r>
+        <w:t xml:space="preserve"> </w:t>
+      </w:r>
+      <w:hyperlink r:id="rId71">
+        <w:r>
+          <w:rPr>
+            <w:rStyle w:val="Hyperlink"/>
+          </w:rPr>
+          <w:t xml:space="preserve">https://doi.org/10.1177/00323217251353659</w:t>
+        </w:r>
+      </w:hyperlink>
+    </w:p>
+    <w:bookmarkEnd w:id="72"/>
+    <w:bookmarkStart w:id="74" w:name="ref-Farrell2026"/>
+    <w:p>
+      <w:pPr>
+        <w:pStyle w:val="Bibliography"/>
+      </w:pPr>
+      <w:r>
         <w:t xml:space="preserve">Farrell, H. (2026).</w:t>
       </w:r>
       <w:r>
@@ -3000,7 +7750,7 @@
       <w:r>
         <w:t xml:space="preserve"> </w:t>
       </w:r>
-      <w:hyperlink r:id="rId68">
+      <w:hyperlink r:id="rId73">
         <w:r>
           <w:rPr>
             <w:rStyle w:val="Hyperlink"/>
@@ -3009,8 +7759,8 @@
         </w:r>
       </w:hyperlink>
     </w:p>
-    <w:bookmarkEnd w:id="69"/>
-    <w:bookmarkStart w:id="70" w:name="ref-feldstein2021"/>
+    <w:bookmarkEnd w:id="74"/>
+    <w:bookmarkStart w:id="75" w:name="ref-feldstein2021"/>
     <w:p>
       <w:pPr>
         <w:pStyle w:val="Bibliography"/>
@@ -3032,13 +7782,60 @@
         <w:t xml:space="preserve">. Oxford University Press.</w:t>
       </w:r>
     </w:p>
-    <w:bookmarkEnd w:id="70"/>
-    <w:bookmarkStart w:id="72" w:name="ref-garbemaerz2025"/>
+    <w:bookmarkEnd w:id="75"/>
+    <w:bookmarkStart w:id="77" w:name="ref-freelonwells2020"/>
     <w:p>
       <w:pPr>
         <w:pStyle w:val="Bibliography"/>
       </w:pPr>
       <w:r>
+        <w:t xml:space="preserve">Freelon, D., &amp; Wells, C. (2020). Disinformation as political communication.</w:t>
+      </w:r>
+      <w:r>
+        <w:t xml:space="preserve"> </w:t>
+      </w:r>
+      <w:r>
+        <w:rPr>
+          <w:i/>
+          <w:iCs/>
+        </w:rPr>
+        <w:t xml:space="preserve">Political Communication</w:t>
+      </w:r>
+      <w:r>
+        <w:t xml:space="preserve">,</w:t>
+      </w:r>
+      <w:r>
+        <w:t xml:space="preserve"> </w:t>
+      </w:r>
+      <w:r>
+        <w:rPr>
+          <w:i/>
+          <w:iCs/>
+        </w:rPr>
+        <w:t xml:space="preserve">37</w:t>
+      </w:r>
+      <w:r>
+        <w:t xml:space="preserve">(2), 145–156.</w:t>
+      </w:r>
+      <w:r>
+        <w:t xml:space="preserve"> </w:t>
+      </w:r>
+      <w:hyperlink r:id="rId76">
+        <w:r>
+          <w:rPr>
+            <w:rStyle w:val="Hyperlink"/>
+          </w:rPr>
+          <w:t xml:space="preserve">https://doi.org/10.1080/10584609.2020.1723755</w:t>
+        </w:r>
+      </w:hyperlink>
+    </w:p>
+    <w:bookmarkEnd w:id="77"/>
+    <w:bookmarkStart w:id="79" w:name="ref-garbemaerz2025"/>
+    <w:p>
+      <w:pPr>
+        <w:pStyle w:val="Bibliography"/>
+      </w:pPr>
+      <w:r>
         <w:t xml:space="preserve">Garbe, L., &amp; Maerz, S. F. (2026). The rise of authoritarian informationalism: Escalating surveillance, manipulation, and control.</w:t>
       </w:r>
       <w:r>
@@ -3070,7 +7867,7 @@
       <w:r>
         <w:t xml:space="preserve"> </w:t>
       </w:r>
-      <w:hyperlink r:id="rId71">
+      <w:hyperlink r:id="rId78">
         <w:r>
           <w:rPr>
             <w:rStyle w:val="Hyperlink"/>
@@ -3079,13 +7876,60 @@
         </w:r>
       </w:hyperlink>
     </w:p>
-    <w:bookmarkEnd w:id="72"/>
-    <w:bookmarkStart w:id="73" w:name="ref-habermas1962strukturwandel"/>
+    <w:bookmarkEnd w:id="79"/>
+    <w:bookmarkStart w:id="81" w:name="ref-goldsteinetal2024"/>
     <w:p>
       <w:pPr>
         <w:pStyle w:val="Bibliography"/>
       </w:pPr>
       <w:r>
+        <w:t xml:space="preserve">Goldstein, J. A., Chao, J., Grossman, S., Stamos, A., &amp; Tomz, M. (2024). How persuasive is AI-generated propaganda?</w:t>
+      </w:r>
+      <w:r>
+        <w:t xml:space="preserve"> </w:t>
+      </w:r>
+      <w:r>
+        <w:rPr>
+          <w:i/>
+          <w:iCs/>
+        </w:rPr>
+        <w:t xml:space="preserve">PNAS Nexus</w:t>
+      </w:r>
+      <w:r>
+        <w:t xml:space="preserve">,</w:t>
+      </w:r>
+      <w:r>
+        <w:t xml:space="preserve"> </w:t>
+      </w:r>
+      <w:r>
+        <w:rPr>
+          <w:i/>
+          <w:iCs/>
+        </w:rPr>
+        <w:t xml:space="preserve">3</w:t>
+      </w:r>
+      <w:r>
+        <w:t xml:space="preserve">(2).</w:t>
+      </w:r>
+      <w:r>
+        <w:t xml:space="preserve"> </w:t>
+      </w:r>
+      <w:hyperlink r:id="rId80">
+        <w:r>
+          <w:rPr>
+            <w:rStyle w:val="Hyperlink"/>
+          </w:rPr>
+          <w:t xml:space="preserve">https://doi.org/10.1093/pnasnexus/pgae034</w:t>
+        </w:r>
+      </w:hyperlink>
+    </w:p>
+    <w:bookmarkEnd w:id="81"/>
+    <w:bookmarkStart w:id="82" w:name="ref-habermas1962strukturwandel"/>
+    <w:p>
+      <w:pPr>
+        <w:pStyle w:val="Bibliography"/>
+      </w:pPr>
+      <w:r>
         <w:t xml:space="preserve">Habermas, J. (1962).</w:t>
       </w:r>
       <w:r>
@@ -3137,13 +7981,60 @@
         <w:t xml:space="preserve">. Luchterhand.</w:t>
       </w:r>
     </w:p>
-    <w:bookmarkEnd w:id="73"/>
-    <w:bookmarkStart w:id="75" w:name="ref-jackson2025realdangers"/>
+    <w:bookmarkEnd w:id="82"/>
+    <w:bookmarkStart w:id="84" w:name="ref-humprechtetal2020"/>
     <w:p>
       <w:pPr>
         <w:pStyle w:val="Bibliography"/>
       </w:pPr>
       <w:r>
+        <w:t xml:space="preserve">Humprecht, E., Esser, F., &amp; Van Aelst, P. (2020). Resilience to online disinformation: A framework for cross-national comparative research.</w:t>
+      </w:r>
+      <w:r>
+        <w:t xml:space="preserve"> </w:t>
+      </w:r>
+      <w:r>
+        <w:rPr>
+          <w:i/>
+          <w:iCs/>
+        </w:rPr>
+        <w:t xml:space="preserve">The International Journal of Press/Politics</w:t>
+      </w:r>
+      <w:r>
+        <w:t xml:space="preserve">,</w:t>
+      </w:r>
+      <w:r>
+        <w:t xml:space="preserve"> </w:t>
+      </w:r>
+      <w:r>
+        <w:rPr>
+          <w:i/>
+          <w:iCs/>
+        </w:rPr>
+        <w:t xml:space="preserve">25</w:t>
+      </w:r>
+      <w:r>
+        <w:t xml:space="preserve">(3), 493–516.</w:t>
+      </w:r>
+      <w:r>
+        <w:t xml:space="preserve"> </w:t>
+      </w:r>
+      <w:hyperlink r:id="rId83">
+        <w:r>
+          <w:rPr>
+            <w:rStyle w:val="Hyperlink"/>
+          </w:rPr>
+          <w:t xml:space="preserve">https://doi.org/10.1177/1940161219900126</w:t>
+        </w:r>
+      </w:hyperlink>
+    </w:p>
+    <w:bookmarkEnd w:id="84"/>
+    <w:bookmarkStart w:id="86" w:name="ref-jackson2025realdangers"/>
+    <w:p>
+      <w:pPr>
+        <w:pStyle w:val="Bibliography"/>
+      </w:pPr>
+      <w:r>
         <w:t xml:space="preserve">Jackson, D., &amp; Woolley, S. C. (2025).</w:t>
       </w:r>
       <w:r>
@@ -3184,7 +8075,7 @@
       <w:r>
         <w:t xml:space="preserve"> </w:t>
       </w:r>
-      <w:hyperlink r:id="rId74">
+      <w:hyperlink r:id="rId85">
         <w:r>
           <w:rPr>
             <w:rStyle w:val="Hyperlink"/>
@@ -3193,8 +8084,8 @@
         </w:r>
       </w:hyperlink>
     </w:p>
-    <w:bookmarkEnd w:id="75"/>
-    <w:bookmarkStart w:id="77" w:name="ref-jungherr2023"/>
+    <w:bookmarkEnd w:id="86"/>
+    <w:bookmarkStart w:id="88" w:name="ref-jungherr2023"/>
     <w:p>
       <w:pPr>
         <w:pStyle w:val="Bibliography"/>
@@ -3231,7 +8122,7 @@
       <w:r>
         <w:t xml:space="preserve"> </w:t>
       </w:r>
-      <w:hyperlink r:id="rId76">
+      <w:hyperlink r:id="rId87">
         <w:r>
           <w:rPr>
             <w:rStyle w:val="Hyperlink"/>
@@ -3240,8 +8131,8 @@
         </w:r>
       </w:hyperlink>
     </w:p>
-    <w:bookmarkEnd w:id="77"/>
-    <w:bookmarkStart w:id="79" w:name="ref-Kay2024"/>
+    <w:bookmarkEnd w:id="88"/>
+    <w:bookmarkStart w:id="90" w:name="ref-Kay2024"/>
     <w:p>
       <w:pPr>
         <w:pStyle w:val="Bibliography"/>
@@ -3265,7 +8156,7 @@
       <w:r>
         <w:t xml:space="preserve"> </w:t>
       </w:r>
-      <w:hyperlink r:id="rId78">
+      <w:hyperlink r:id="rId89">
         <w:r>
           <w:rPr>
             <w:rStyle w:val="Hyperlink"/>
@@ -3274,24 +8165,24 @@
         </w:r>
       </w:hyperlink>
     </w:p>
-    <w:bookmarkEnd w:id="79"/>
-    <w:bookmarkStart w:id="81" w:name="ref-konig2023"/>
+    <w:bookmarkEnd w:id="90"/>
+    <w:bookmarkStart w:id="92" w:name="ref-kimetal2026"/>
     <w:p>
       <w:pPr>
         <w:pStyle w:val="Bibliography"/>
       </w:pPr>
       <w:r>
-        <w:t xml:space="preserve">König, P. D. (2023). Citizen conceptions of democracy and support for artificial intelligence in government and politics.</w:t>
-      </w:r>
-      <w:r>
-        <w:t xml:space="preserve"> </w:t>
-      </w:r>
-      <w:r>
-        <w:rPr>
-          <w:i/>
-          <w:iCs/>
-        </w:rPr>
-        <w:t xml:space="preserve">European Journal of Political Research</w:t>
+        <w:t xml:space="preserve">Kim, Y., Kim, J., Kim, T., &amp; Cho, H.-C. (2026). Administrative decision-making with generative AI: The challenge of epistemic boundedness.</w:t>
+      </w:r>
+      <w:r>
+        <w:t xml:space="preserve"> </w:t>
+      </w:r>
+      <w:r>
+        <w:rPr>
+          <w:i/>
+          <w:iCs/>
+        </w:rPr>
+        <w:t xml:space="preserve">Administration &amp; Society</w:t>
       </w:r>
       <w:r>
         <w:t xml:space="preserve">,</w:t>
@@ -3304,25 +8195,25 @@
           <w:i/>
           <w:iCs/>
         </w:rPr>
-        <w:t xml:space="preserve">62</w:t>
-      </w:r>
-      <w:r>
-        <w:t xml:space="preserve">, 1280–1300.</w:t>
-      </w:r>
-      <w:r>
-        <w:t xml:space="preserve"> </w:t>
-      </w:r>
-      <w:hyperlink r:id="rId80">
+        <w:t xml:space="preserve">58</w:t>
+      </w:r>
+      <w:r>
+        <w:t xml:space="preserve">(2), 284–304.</w:t>
+      </w:r>
+      <w:r>
+        <w:t xml:space="preserve"> </w:t>
+      </w:r>
+      <w:hyperlink r:id="rId91">
         <w:r>
           <w:rPr>
             <w:rStyle w:val="Hyperlink"/>
           </w:rPr>
-          <w:t xml:space="preserve">https://doi.org/10.1111/1475-6765.12570</w:t>
+          <w:t xml:space="preserve">https://doi.org/10.1177/00953997251409156</w:t>
         </w:r>
       </w:hyperlink>
     </w:p>
-    <w:bookmarkEnd w:id="81"/>
-    <w:bookmarkStart w:id="83" w:name="ref-koenigwenz2022"/>
+    <w:bookmarkEnd w:id="92"/>
+    <w:bookmarkStart w:id="94" w:name="ref-koenigwenz2022"/>
     <w:p>
       <w:pPr>
         <w:pStyle w:val="Bibliography"/>
@@ -3359,7 +8250,7 @@
       <w:r>
         <w:t xml:space="preserve"> </w:t>
       </w:r>
-      <w:hyperlink r:id="rId82">
+      <w:hyperlink r:id="rId93">
         <w:r>
           <w:rPr>
             <w:rStyle w:val="Hyperlink"/>
@@ -3368,8 +8259,8 @@
         </w:r>
       </w:hyperlink>
     </w:p>
-    <w:bookmarkEnd w:id="83"/>
-    <w:bookmarkStart w:id="85" w:name="ref-Kreps2023"/>
+    <w:bookmarkEnd w:id="94"/>
+    <w:bookmarkStart w:id="96" w:name="ref-Kreps2023"/>
     <w:p>
       <w:pPr>
         <w:pStyle w:val="Bibliography"/>
@@ -3406,7 +8297,7 @@
       <w:r>
         <w:t xml:space="preserve"> </w:t>
       </w:r>
-      <w:hyperlink r:id="rId84">
+      <w:hyperlink r:id="rId95">
         <w:r>
           <w:rPr>
             <w:rStyle w:val="Hyperlink"/>
@@ -3415,13 +8306,60 @@
         </w:r>
       </w:hyperlink>
     </w:p>
-    <w:bookmarkEnd w:id="85"/>
-    <w:bookmarkStart w:id="87" w:name="ref-luhrmann2021"/>
+    <w:bookmarkEnd w:id="96"/>
+    <w:bookmarkStart w:id="98" w:name="ref-lewandowskyetal2023"/>
     <w:p>
       <w:pPr>
         <w:pStyle w:val="Bibliography"/>
       </w:pPr>
       <w:r>
+        <w:t xml:space="preserve">Lewandowsky, S., Ecker, U. K. H., Cook, J., Linden, S. van der, Roozenbeek, J., &amp; Oreskes, N. (2023). Misinformation and the epistemic integrity of democracy.</w:t>
+      </w:r>
+      <w:r>
+        <w:t xml:space="preserve"> </w:t>
+      </w:r>
+      <w:r>
+        <w:rPr>
+          <w:i/>
+          <w:iCs/>
+        </w:rPr>
+        <w:t xml:space="preserve">Current Opinion in Psychology</w:t>
+      </w:r>
+      <w:r>
+        <w:t xml:space="preserve">,</w:t>
+      </w:r>
+      <w:r>
+        <w:t xml:space="preserve"> </w:t>
+      </w:r>
+      <w:r>
+        <w:rPr>
+          <w:i/>
+          <w:iCs/>
+        </w:rPr>
+        <w:t xml:space="preserve">54</w:t>
+      </w:r>
+      <w:r>
+        <w:t xml:space="preserve">.</w:t>
+      </w:r>
+      <w:r>
+        <w:t xml:space="preserve"> </w:t>
+      </w:r>
+      <w:hyperlink r:id="rId97">
+        <w:r>
+          <w:rPr>
+            <w:rStyle w:val="Hyperlink"/>
+          </w:rPr>
+          <w:t xml:space="preserve">https://doi.org/10.1016/j.copsyc.2023.101711</w:t>
+        </w:r>
+      </w:hyperlink>
+    </w:p>
+    <w:bookmarkEnd w:id="98"/>
+    <w:bookmarkStart w:id="100" w:name="ref-luhrmann2021"/>
+    <w:p>
+      <w:pPr>
+        <w:pStyle w:val="Bibliography"/>
+      </w:pPr>
+      <w:r>
         <w:t xml:space="preserve">Lührmann, A. (2021). Disrupting the autocratization sequence: Towards democratic resilience.</w:t>
       </w:r>
       <w:r>
@@ -3453,7 +8391,7 @@
       <w:r>
         <w:t xml:space="preserve"> </w:t>
       </w:r>
-      <w:hyperlink r:id="rId86">
+      <w:hyperlink r:id="rId99">
         <w:r>
           <w:rPr>
             <w:rStyle w:val="Hyperlink"/>
@@ -3462,8 +8400,8 @@
         </w:r>
       </w:hyperlink>
     </w:p>
-    <w:bookmarkEnd w:id="87"/>
-    <w:bookmarkStart w:id="88" w:name="ref-lührmannlindberg2019"/>
+    <w:bookmarkEnd w:id="100"/>
+    <w:bookmarkStart w:id="101" w:name="ref-lührmannlindberg2019"/>
     <w:p>
       <w:pPr>
         <w:pStyle w:val="Bibliography"/>
@@ -3498,8 +8436,8 @@
         <w:t xml:space="preserve">(7), 1095–1113.</w:t>
       </w:r>
     </w:p>
-    <w:bookmarkEnd w:id="88"/>
-    <w:bookmarkStart w:id="90" w:name="ref-Luhrmann2020"/>
+    <w:bookmarkEnd w:id="101"/>
+    <w:bookmarkStart w:id="103" w:name="ref-Luhrmann2020"/>
     <w:p>
       <w:pPr>
         <w:pStyle w:val="Bibliography"/>
@@ -3536,7 +8474,7 @@
       <w:r>
         <w:t xml:space="preserve"> </w:t>
       </w:r>
-      <w:hyperlink r:id="rId89">
+      <w:hyperlink r:id="rId102">
         <w:r>
           <w:rPr>
             <w:rStyle w:val="Hyperlink"/>
@@ -3545,8 +8483,8 @@
         </w:r>
       </w:hyperlink>
     </w:p>
-    <w:bookmarkEnd w:id="90"/>
-    <w:bookmarkStart w:id="92" w:name="ref-Lundberg2025"/>
+    <w:bookmarkEnd w:id="103"/>
+    <w:bookmarkStart w:id="105" w:name="ref-Lundberg2025"/>
     <w:p>
       <w:pPr>
         <w:pStyle w:val="Bibliography"/>
@@ -3583,7 +8521,7 @@
       <w:r>
         <w:t xml:space="preserve"> </w:t>
       </w:r>
-      <w:hyperlink r:id="rId91">
+      <w:hyperlink r:id="rId104">
         <w:r>
           <w:rPr>
             <w:rStyle w:val="Hyperlink"/>
@@ -3592,8 +8530,8 @@
         </w:r>
       </w:hyperlink>
     </w:p>
-    <w:bookmarkEnd w:id="92"/>
-    <w:bookmarkStart w:id="94" w:name="ref-margettsdorobantu2019"/>
+    <w:bookmarkEnd w:id="105"/>
+    <w:bookmarkStart w:id="107" w:name="ref-margettsdorobantu2019"/>
     <w:p>
       <w:pPr>
         <w:pStyle w:val="Bibliography"/>
@@ -3639,7 +8577,7 @@
       <w:r>
         <w:t xml:space="preserve"> </w:t>
       </w:r>
-      <w:hyperlink r:id="rId93">
+      <w:hyperlink r:id="rId106">
         <w:r>
           <w:rPr>
             <w:rStyle w:val="Hyperlink"/>
@@ -3648,13 +8586,60 @@
         </w:r>
       </w:hyperlink>
     </w:p>
-    <w:bookmarkEnd w:id="94"/>
-    <w:bookmarkStart w:id="96" w:name="ref-merkel2026"/>
+    <w:bookmarkEnd w:id="107"/>
+    <w:bookmarkStart w:id="109" w:name="ref-Margetts2024"/>
     <w:p>
       <w:pPr>
         <w:pStyle w:val="Bibliography"/>
       </w:pPr>
       <w:r>
+        <w:t xml:space="preserve">Margetts, H., Dorobantu, C., &amp; Bright, J. (2024). How to build progressive public services with data science and artificial intelligence.</w:t>
+      </w:r>
+      <w:r>
+        <w:t xml:space="preserve"> </w:t>
+      </w:r>
+      <w:r>
+        <w:rPr>
+          <w:i/>
+          <w:iCs/>
+        </w:rPr>
+        <w:t xml:space="preserve">Political Quarterly</w:t>
+      </w:r>
+      <w:r>
+        <w:t xml:space="preserve">,</w:t>
+      </w:r>
+      <w:r>
+        <w:t xml:space="preserve"> </w:t>
+      </w:r>
+      <w:r>
+        <w:rPr>
+          <w:i/>
+          <w:iCs/>
+        </w:rPr>
+        <w:t xml:space="preserve">95</w:t>
+      </w:r>
+      <w:r>
+        <w:t xml:space="preserve">, 653–662.</w:t>
+      </w:r>
+      <w:r>
+        <w:t xml:space="preserve"> </w:t>
+      </w:r>
+      <w:hyperlink r:id="rId108">
+        <w:r>
+          <w:rPr>
+            <w:rStyle w:val="Hyperlink"/>
+          </w:rPr>
+          <w:t xml:space="preserve">https://doi.org/10.1111/1467-923X.13448</w:t>
+        </w:r>
+      </w:hyperlink>
+    </w:p>
+    <w:bookmarkEnd w:id="109"/>
+    <w:bookmarkStart w:id="111" w:name="ref-merkel2026"/>
+    <w:p>
+      <w:pPr>
+        <w:pStyle w:val="Bibliography"/>
+      </w:pPr>
+      <w:r>
         <w:t xml:space="preserve">Merkel, W. (2026). What is democratic resilience?</w:t>
       </w:r>
       <w:r>
@@ -3686,7 +8671,7 @@
       <w:r>
         <w:t xml:space="preserve"> </w:t>
       </w:r>
-      <w:hyperlink r:id="rId95">
+      <w:hyperlink r:id="rId110">
         <w:r>
           <w:rPr>
             <w:rStyle w:val="Hyperlink"/>
@@ -3695,8 +8680,8 @@
         </w:r>
       </w:hyperlink>
     </w:p>
-    <w:bookmarkEnd w:id="96"/>
-    <w:bookmarkStart w:id="97" w:name="ref-merkellührmann2021"/>
+    <w:bookmarkEnd w:id="111"/>
+    <w:bookmarkStart w:id="112" w:name="ref-merkellührmann2021"/>
     <w:p>
       <w:pPr>
         <w:pStyle w:val="Bibliography"/>
@@ -3731,8 +8716,8 @@
         <w:t xml:space="preserve">(5), 869–884.</w:t>
       </w:r>
     </w:p>
-    <w:bookmarkEnd w:id="97"/>
-    <w:bookmarkStart w:id="99" w:name="ref-Nasi2025"/>
+    <w:bookmarkEnd w:id="112"/>
+    <w:bookmarkStart w:id="114" w:name="ref-Nasi2025"/>
     <w:p>
       <w:pPr>
         <w:pStyle w:val="Bibliography"/>
@@ -3769,7 +8754,7 @@
       <w:r>
         <w:t xml:space="preserve"> </w:t>
       </w:r>
-      <w:hyperlink r:id="rId98">
+      <w:hyperlink r:id="rId113">
         <w:r>
           <w:rPr>
             <w:rStyle w:val="Hyperlink"/>
@@ -3778,13 +8763,36 @@
         </w:r>
       </w:hyperlink>
     </w:p>
-    <w:bookmarkEnd w:id="99"/>
-    <w:bookmarkStart w:id="101" w:name="ref-Noveck2026"/>
+    <w:bookmarkEnd w:id="114"/>
+    <w:bookmarkStart w:id="115" w:name="ref-notleyetal2026"/>
     <w:p>
       <w:pPr>
         <w:pStyle w:val="Bibliography"/>
       </w:pPr>
       <w:r>
+        <w:t xml:space="preserve">Notley, T., Dezuanni, M., Park, S., Thomson, T. J., &amp; Hourigan, A. (2026).</w:t>
+      </w:r>
+      <w:r>
+        <w:t xml:space="preserve"> </w:t>
+      </w:r>
+      <w:r>
+        <w:rPr>
+          <w:i/>
+          <w:iCs/>
+        </w:rPr>
+        <w:t xml:space="preserve">Living with misinformation: A media literacy approach</w:t>
+      </w:r>
+      <w:r>
+        <w:t xml:space="preserve">. Routledge.</w:t>
+      </w:r>
+    </w:p>
+    <w:bookmarkEnd w:id="115"/>
+    <w:bookmarkStart w:id="117" w:name="ref-Noveck2026"/>
+    <w:p>
+      <w:pPr>
+        <w:pStyle w:val="Bibliography"/>
+      </w:pPr>
+      <w:r>
         <w:t xml:space="preserve">Noveck, B. S. (2026).</w:t>
       </w:r>
       <w:r>
@@ -3803,7 +8811,7 @@
       <w:r>
         <w:t xml:space="preserve"> </w:t>
       </w:r>
-      <w:hyperlink r:id="rId100">
+      <w:hyperlink r:id="rId116">
         <w:r>
           <w:rPr>
             <w:rStyle w:val="Hyperlink"/>
@@ -3812,13 +8820,47 @@
         </w:r>
       </w:hyperlink>
     </w:p>
-    <w:bookmarkEnd w:id="101"/>
-    <w:bookmarkStart w:id="103" w:name="ref-Ohren2026"/>
+    <w:bookmarkEnd w:id="117"/>
+    <w:bookmarkStart w:id="119" w:name="ref-oecd2024factsnotfakes"/>
     <w:p>
       <w:pPr>
         <w:pStyle w:val="Bibliography"/>
       </w:pPr>
       <w:r>
+        <w:t xml:space="preserve">OECD. (2024).</w:t>
+      </w:r>
+      <w:r>
+        <w:t xml:space="preserve"> </w:t>
+      </w:r>
+      <w:r>
+        <w:rPr>
+          <w:i/>
+          <w:iCs/>
+        </w:rPr>
+        <w:t xml:space="preserve">Facts not fakes: Tackling disinformation, strengthening information integrity</w:t>
+      </w:r>
+      <w:r>
+        <w:t xml:space="preserve">. OECD Publishing.</w:t>
+      </w:r>
+      <w:r>
+        <w:t xml:space="preserve"> </w:t>
+      </w:r>
+      <w:hyperlink r:id="rId118">
+        <w:r>
+          <w:rPr>
+            <w:rStyle w:val="Hyperlink"/>
+          </w:rPr>
+          <w:t xml:space="preserve">https://doi.org/10.1787/d909ff7a-en</w:t>
+        </w:r>
+      </w:hyperlink>
+    </w:p>
+    <w:bookmarkEnd w:id="119"/>
+    <w:bookmarkStart w:id="121" w:name="ref-Ohren2026"/>
+    <w:p>
+      <w:pPr>
+        <w:pStyle w:val="Bibliography"/>
+      </w:pPr>
+      <w:r>
         <w:t xml:space="preserve">Ohren, A., Lüning, E. C., &amp; Markov, Č. (2026). From efficiency to deliberation: Rethinking AI’s role in institutionalizing democratic innovations.</w:t>
       </w:r>
       <w:r>
@@ -3850,7 +8892,7 @@
       <w:r>
         <w:t xml:space="preserve"> </w:t>
       </w:r>
-      <w:hyperlink r:id="rId102">
+      <w:hyperlink r:id="rId120">
         <w:r>
           <w:rPr>
             <w:rStyle w:val="Hyperlink"/>
@@ -3859,8 +8901,8 @@
         </w:r>
       </w:hyperlink>
     </w:p>
-    <w:bookmarkEnd w:id="103"/>
-    <w:bookmarkStart w:id="105" w:name="ref-Ovadya2023"/>
+    <w:bookmarkEnd w:id="121"/>
+    <w:bookmarkStart w:id="123" w:name="ref-Ovadya2023"/>
     <w:p>
       <w:pPr>
         <w:pStyle w:val="Bibliography"/>
@@ -3897,7 +8939,7 @@
       <w:r>
         <w:t xml:space="preserve"> </w:t>
       </w:r>
-      <w:hyperlink r:id="rId104">
+      <w:hyperlink r:id="rId122">
         <w:r>
           <w:rPr>
             <w:rStyle w:val="Hyperlink"/>
@@ -3906,8 +8948,8 @@
         </w:r>
       </w:hyperlink>
     </w:p>
-    <w:bookmarkEnd w:id="105"/>
-    <w:bookmarkStart w:id="106" w:name="ref-schedler1999conceptualizing"/>
+    <w:bookmarkEnd w:id="123"/>
+    <w:bookmarkStart w:id="124" w:name="ref-schedler1999conceptualizing"/>
     <w:p>
       <w:pPr>
         <w:pStyle w:val="Bibliography"/>
@@ -3929,8 +8971,8 @@
         <w:t xml:space="preserve">, 13–28.</w:t>
       </w:r>
     </w:p>
-    <w:bookmarkEnd w:id="106"/>
-    <w:bookmarkStart w:id="108" w:name="ref-Schmid2026"/>
+    <w:bookmarkEnd w:id="124"/>
+    <w:bookmarkStart w:id="126" w:name="ref-Schmid2026"/>
     <w:p>
       <w:pPr>
         <w:pStyle w:val="Bibliography"/>
@@ -3954,7 +8996,7 @@
       <w:r>
         <w:t xml:space="preserve"> </w:t>
       </w:r>
-      <w:hyperlink r:id="rId107">
+      <w:hyperlink r:id="rId125">
         <w:r>
           <w:rPr>
             <w:rStyle w:val="Hyperlink"/>
@@ -3963,13 +9005,60 @@
         </w:r>
       </w:hyperlink>
     </w:p>
-    <w:bookmarkEnd w:id="108"/>
-    <w:bookmarkStart w:id="109" w:name="ref-schultz1998"/>
+    <w:bookmarkEnd w:id="126"/>
+    <w:bookmarkStart w:id="128" w:name="ref-Schroeder2026"/>
     <w:p>
       <w:pPr>
         <w:pStyle w:val="Bibliography"/>
       </w:pPr>
       <w:r>
+        <w:t xml:space="preserve">Schroeder, D. T., Cha, M., Baronchelli, A., Bostrom, N., Christakis, N. A., Garcia, D., Goldenberg, A., Kyrychenko, Y., Leyton-Brown, K., Lutz, N., Marcus, G., Menczer, F., Pennycook, G., Rand, D. G., Ressa, M., Schweitzer, F., Song, D., Summerfield, C., Tang, A., … Kunst, J. R. (2026). How malicious AI swarms can threaten democracy the fusion of agentic AI and LLMs marks a new frontier in information warfare.</w:t>
+      </w:r>
+      <w:r>
+        <w:t xml:space="preserve"> </w:t>
+      </w:r>
+      <w:r>
+        <w:rPr>
+          <w:i/>
+          <w:iCs/>
+        </w:rPr>
+        <w:t xml:space="preserve">Science</w:t>
+      </w:r>
+      <w:r>
+        <w:t xml:space="preserve">,</w:t>
+      </w:r>
+      <w:r>
+        <w:t xml:space="preserve"> </w:t>
+      </w:r>
+      <w:r>
+        <w:rPr>
+          <w:i/>
+          <w:iCs/>
+        </w:rPr>
+        <w:t xml:space="preserve">391</w:t>
+      </w:r>
+      <w:r>
+        <w:t xml:space="preserve">, 354–357.</w:t>
+      </w:r>
+      <w:r>
+        <w:t xml:space="preserve"> </w:t>
+      </w:r>
+      <w:hyperlink r:id="rId127">
+        <w:r>
+          <w:rPr>
+            <w:rStyle w:val="Hyperlink"/>
+          </w:rPr>
+          <w:t xml:space="preserve">https://doi.org/10.1126/science.adz1697</w:t>
+        </w:r>
+      </w:hyperlink>
+    </w:p>
+    <w:bookmarkEnd w:id="128"/>
+    <w:bookmarkStart w:id="129" w:name="ref-schultz1998"/>
+    <w:p>
+      <w:pPr>
+        <w:pStyle w:val="Bibliography"/>
+      </w:pPr>
+      <w:r>
         <w:t xml:space="preserve">Schultz, J. (1998).</w:t>
       </w:r>
       <w:r>
@@ -3986,8 +9075,8 @@
         <w:t xml:space="preserve">. Cambridge University Press.</w:t>
       </w:r>
     </w:p>
-    <w:bookmarkEnd w:id="109"/>
-    <w:bookmarkStart w:id="111" w:name="ref-summerfieldetal2025"/>
+    <w:bookmarkEnd w:id="129"/>
+    <w:bookmarkStart w:id="131" w:name="ref-summerfieldetal2025"/>
     <w:p>
       <w:pPr>
         <w:pStyle w:val="Bibliography"/>
@@ -4036,7 +9125,7 @@
       <w:r>
         <w:t xml:space="preserve"> </w:t>
       </w:r>
-      <w:hyperlink r:id="rId110">
+      <w:hyperlink r:id="rId130">
         <w:r>
           <w:rPr>
             <w:rStyle w:val="Hyperlink"/>
@@ -4045,13 +9134,130 @@
         </w:r>
       </w:hyperlink>
     </w:p>
-    <w:bookmarkEnd w:id="111"/>
-    <w:bookmarkStart w:id="113" w:name="ref-wieringa2020"/>
+    <w:bookmarkEnd w:id="131"/>
+    <w:bookmarkStart w:id="133" w:name="ref-tessleretal2024"/>
     <w:p>
       <w:pPr>
         <w:pStyle w:val="Bibliography"/>
       </w:pPr>
       <w:r>
+        <w:t xml:space="preserve">Tessler, M. H., Bakker, M. A., Jarrett, D., Sheahan, H., Chadwick, M. J., Koster, R., Evans, G., Campbell-Gillingham, L., Collins, T., Parkes, D. C., Botvinick, M., &amp; Summerfield, C. (2024). AI can help humans find common ground in democratic deliberation.</w:t>
+      </w:r>
+      <w:r>
+        <w:t xml:space="preserve"> </w:t>
+      </w:r>
+      <w:r>
+        <w:rPr>
+          <w:i/>
+          <w:iCs/>
+        </w:rPr>
+        <w:t xml:space="preserve">Science</w:t>
+      </w:r>
+      <w:r>
+        <w:t xml:space="preserve">,</w:t>
+      </w:r>
+      <w:r>
+        <w:t xml:space="preserve"> </w:t>
+      </w:r>
+      <w:r>
+        <w:rPr>
+          <w:i/>
+          <w:iCs/>
+        </w:rPr>
+        <w:t xml:space="preserve">386</w:t>
+      </w:r>
+      <w:r>
+        <w:t xml:space="preserve">(6719).</w:t>
+      </w:r>
+      <w:r>
+        <w:t xml:space="preserve"> </w:t>
+      </w:r>
+      <w:hyperlink r:id="rId132">
+        <w:r>
+          <w:rPr>
+            <w:rStyle w:val="Hyperlink"/>
+          </w:rPr>
+          <w:t xml:space="preserve">https://doi.org/10.1126/science.adq2852</w:t>
+        </w:r>
+      </w:hyperlink>
+    </w:p>
+    <w:bookmarkEnd w:id="133"/>
+    <w:bookmarkStart w:id="134" w:name="ref-turobovcoyle2026"/>
+    <w:p>
+      <w:pPr>
+        <w:pStyle w:val="Bibliography"/>
+      </w:pPr>
+      <w:r>
+        <w:t xml:space="preserve">Turobov, A., &amp; Coyle, D. (2026). Governing the evidence base: An empirical framework of AI archetypes for policy analysis.</w:t>
+      </w:r>
+      <w:r>
+        <w:t xml:space="preserve"> </w:t>
+      </w:r>
+      <w:r>
+        <w:rPr>
+          <w:i/>
+          <w:iCs/>
+        </w:rPr>
+        <w:t xml:space="preserve">Data &amp; Policy</w:t>
+      </w:r>
+      <w:r>
+        <w:t xml:space="preserve">.</w:t>
+      </w:r>
+    </w:p>
+    <w:bookmarkEnd w:id="134"/>
+    <w:bookmarkStart w:id="136" w:name="ref-vaccarichadwick2020"/>
+    <w:p>
+      <w:pPr>
+        <w:pStyle w:val="Bibliography"/>
+      </w:pPr>
+      <w:r>
+        <w:t xml:space="preserve">Vaccari, C., &amp; Chadwick, A. (2020). Deepfakes and disinformation: Exploring the impact of synthetic political video on deception, uncertainty, and trust in news.</w:t>
+      </w:r>
+      <w:r>
+        <w:t xml:space="preserve"> </w:t>
+      </w:r>
+      <w:r>
+        <w:rPr>
+          <w:i/>
+          <w:iCs/>
+        </w:rPr>
+        <w:t xml:space="preserve">Social Media + Society</w:t>
+      </w:r>
+      <w:r>
+        <w:t xml:space="preserve">,</w:t>
+      </w:r>
+      <w:r>
+        <w:t xml:space="preserve"> </w:t>
+      </w:r>
+      <w:r>
+        <w:rPr>
+          <w:i/>
+          <w:iCs/>
+        </w:rPr>
+        <w:t xml:space="preserve">6</w:t>
+      </w:r>
+      <w:r>
+        <w:t xml:space="preserve">(1).</w:t>
+      </w:r>
+      <w:r>
+        <w:t xml:space="preserve"> </w:t>
+      </w:r>
+      <w:hyperlink r:id="rId135">
+        <w:r>
+          <w:rPr>
+            <w:rStyle w:val="Hyperlink"/>
+          </w:rPr>
+          <w:t xml:space="preserve">https://doi.org/10.1177/2056305120903408</w:t>
+        </w:r>
+      </w:hyperlink>
+    </w:p>
+    <w:bookmarkEnd w:id="136"/>
+    <w:bookmarkStart w:id="138" w:name="ref-wieringa2020"/>
+    <w:p>
+      <w:pPr>
+        <w:pStyle w:val="Bibliography"/>
+      </w:pPr>
+      <w:r>
         <w:t xml:space="preserve">Wieringa, M. (2020). What to account for when accounting for algorithms: A systematic literature review on algorithmic accountability.</w:t>
       </w:r>
       <w:r>
@@ -4070,7 +9276,7 @@
       <w:r>
         <w:t xml:space="preserve"> </w:t>
       </w:r>
-      <w:hyperlink r:id="rId112">
+      <w:hyperlink r:id="rId137">
         <w:r>
           <w:rPr>
             <w:rStyle w:val="Hyperlink"/>
@@ -4079,8 +9285,8 @@
         </w:r>
       </w:hyperlink>
     </w:p>
-    <w:bookmarkEnd w:id="113"/>
-    <w:bookmarkStart w:id="115" w:name="ref-wiewiuraetal2026"/>
+    <w:bookmarkEnd w:id="138"/>
+    <w:bookmarkStart w:id="140" w:name="ref-wiewiuraetal2026"/>
     <w:p>
       <w:pPr>
         <w:pStyle w:val="Bibliography"/>
@@ -4129,7 +9335,7 @@
       <w:r>
         <w:t xml:space="preserve"> </w:t>
       </w:r>
-      <w:hyperlink r:id="rId114">
+      <w:hyperlink r:id="rId139">
         <w:r>
           <w:rPr>
             <w:rStyle w:val="Hyperlink"/>
@@ -4138,9 +9344,10 @@
         </w:r>
       </w:hyperlink>
     </w:p>
-    <w:bookmarkEnd w:id="115"/>
-    <w:bookmarkEnd w:id="116"/>
-    <w:bookmarkEnd w:id="117"/>
+    <w:bookmarkEnd w:id="140"/>
+    <w:bookmarkEnd w:id="141"/>
+    <w:bookmarkEnd w:id="142"/>
+    <w:bookmarkEnd w:id="143"/>
     <w:sectPr>
       <w:pgSz w:h="15840" w:w="12240"/>
       <w:pgMar w:bottom="1440" w:footer="720" w:gutter="0" w:header="720" w:left="1080" w:right="1080" w:top="1440"/>
@@ -4250,6 +9457,91 @@
       </w:pPr>
     </w:lvl>
   </w:abstractNum>
+  <w:abstractNum w:abstractNumId="99411">
+    <w:nsid w:val="00A99411"/>
+    <w:multiLevelType w:val="multilevel"/>
+    <w:lvl w:ilvl="0">
+      <w:start w:val="1"/>
+      <w:numFmt w:val="decimal"/>
+      <w:lvlText w:val="%1."/>
+      <w:lvlJc w:val="left"/>
+      <w:pPr>
+        <w:ind w:left="720" w:hanging="360"/>
+      </w:pPr>
+    </w:lvl>
+    <w:lvl w:ilvl="1">
+      <w:start w:val="1"/>
+      <w:numFmt w:val="decimal"/>
+      <w:lvlText w:val="%2."/>
+      <w:lvlJc w:val="left"/>
+      <w:pPr>
+        <w:ind w:left="1440" w:hanging="360"/>
+      </w:pPr>
+    </w:lvl>
+    <w:lvl w:ilvl="2">
+      <w:start w:val="1"/>
+      <w:numFmt w:val="decimal"/>
+      <w:lvlText w:val="%3."/>
+      <w:lvlJc w:val="left"/>
+      <w:pPr>
+        <w:ind w:left="2160" w:hanging="360"/>
+      </w:pPr>
+    </w:lvl>
+    <w:lvl w:ilvl="3">
+      <w:start w:val="1"/>
+      <w:numFmt w:val="decimal"/>
+      <w:lvlText w:val="%4."/>
+      <w:lvlJc w:val="left"/>
+      <w:pPr>
+        <w:ind w:left="2880" w:hanging="360"/>
+      </w:pPr>
+    </w:lvl>
+    <w:lvl w:ilvl="4">
+      <w:start w:val="1"/>
+      <w:numFmt w:val="decimal"/>
+      <w:lvlText w:val="%5."/>
+      <w:lvlJc w:val="left"/>
+      <w:pPr>
+        <w:ind w:left="3600" w:hanging="360"/>
+      </w:pPr>
+    </w:lvl>
+    <w:lvl w:ilvl="5">
+      <w:start w:val="1"/>
+      <w:numFmt w:val="decimal"/>
+      <w:lvlText w:val="%6."/>
+      <w:lvlJc w:val="left"/>
+      <w:pPr>
+        <w:ind w:left="4320" w:hanging="360"/>
+      </w:pPr>
+    </w:lvl>
+    <w:lvl w:ilvl="6">
+      <w:start w:val="1"/>
+      <w:numFmt w:val="decimal"/>
+      <w:lvlText w:val="%7."/>
+      <w:lvlJc w:val="left"/>
+      <w:pPr>
+        <w:ind w:left="5040" w:hanging="360"/>
+      </w:pPr>
+    </w:lvl>
+    <w:lvl w:ilvl="7">
+      <w:start w:val="1"/>
+      <w:numFmt w:val="decimal"/>
+      <w:lvlText w:val="%8."/>
+      <w:lvlJc w:val="left"/>
+      <w:pPr>
+        <w:ind w:left="5760" w:hanging="360"/>
+      </w:pPr>
+    </w:lvl>
+    <w:lvl w:ilvl="8">
+      <w:start w:val="1"/>
+      <w:numFmt w:val="decimal"/>
+      <w:lvlText w:val="%9."/>
+      <w:lvlJc w:val="left"/>
+      <w:pPr>
+        <w:ind w:left="6480" w:hanging="360"/>
+      </w:pPr>
+    </w:lvl>
+  </w:abstractNum>
   <w:abstractNum w:abstractNumId="991">
     <w:nsid w:val="0000A991"/>
     <w:multiLevelType w:val="multilevel"/>
@@ -4357,7 +9649,34 @@
     <w:abstractNumId w:val="990"/>
   </w:num>
   <w:num w:numId="1001">
-    <w:abstractNumId w:val="991"/>
+    <w:abstractNumId w:val="99411"/>
+    <w:lvlOverride w:ilvl="0">
+      <w:startOverride w:val="1"/>
+    </w:lvlOverride>
+    <w:lvlOverride w:ilvl="1">
+      <w:startOverride w:val="1"/>
+    </w:lvlOverride>
+    <w:lvlOverride w:ilvl="2">
+      <w:startOverride w:val="1"/>
+    </w:lvlOverride>
+    <w:lvlOverride w:ilvl="3">
+      <w:startOverride w:val="1"/>
+    </w:lvlOverride>
+    <w:lvlOverride w:ilvl="4">
+      <w:startOverride w:val="1"/>
+    </w:lvlOverride>
+    <w:lvlOverride w:ilvl="5">
+      <w:startOverride w:val="1"/>
+    </w:lvlOverride>
+    <w:lvlOverride w:ilvl="6">
+      <w:startOverride w:val="1"/>
+    </w:lvlOverride>
+    <w:lvlOverride w:ilvl="7">
+      <w:startOverride w:val="1"/>
+    </w:lvlOverride>
+    <w:lvlOverride w:ilvl="8">
+      <w:startOverride w:val="1"/>
+    </w:lvlOverride>
   </w:num>
   <w:num w:numId="1002">
     <w:abstractNumId w:val="991"/>
@@ -4387,6 +9706,9 @@
     <w:abstractNumId w:val="991"/>
   </w:num>
   <w:num w:numId="1011">
+    <w:abstractNumId w:val="991"/>
+  </w:num>
+  <w:num w:numId="1012">
     <w:abstractNumId w:val="991"/>
   </w:num>
 </w:numbering>

--- a/concept_note.docx
+++ b/concept_note.docx
@@ -23,15 +23,15 @@
         <w:pStyle w:val="Author"/>
       </w:pPr>
       <w:r>
+        <w:t xml:space="preserve">Seraphine F. Maerz</w:t>
+      </w:r>
+    </w:p>
+    <w:p>
+      <w:pPr>
+        <w:pStyle w:val="Author"/>
+      </w:pPr>
+      <w:r>
         <w:t xml:space="preserve">Max Groemping</w:t>
-      </w:r>
-    </w:p>
-    <w:p>
-      <w:pPr>
-        <w:pStyle w:val="Author"/>
-      </w:pPr>
-      <w:r>
-        <w:t xml:space="preserve">Seraphine Maerz</w:t>
       </w:r>
     </w:p>
     <w:p>
@@ -69,7 +69,27 @@
           <w:i/>
           <w:iCs/>
         </w:rPr>
-        <w:t xml:space="preserve">This document is not yet the proposal itself. It serves to conceptualize the overarching theoretical framework on which we will develop the work packages, before we draft the actual proposal. The Horizon Europe two-stage application process requires a very specific structure for the first stage: the submission is blind (no names of researchers or institutions), strictly limited to 10 pages, and must strictly follow this structure: 1. Excellence — 1.1 Objectives and ambition, 1.2 Methodology; 2. Impact — 2.1 Project’s pathways towards impact. This means the framework as well as the WPs and their objectives need to be woven into this structure, which is why we will focus on writing this up only once the framework and work packages are developed sufficiently — that is, after the Dec 9/10 workshop.</w:t>
+        <w:t xml:space="preserve">This document is not yet the proposal itself. It serves to conceptualize the overarching theoretical framework on which we will develop the work packages, before we draft the actual proposal.</w:t>
+      </w:r>
+      <w:r>
+        <w:rPr>
+          <w:rStyle w:val="FootnoteReference"/>
+        </w:rPr>
+        <w:footnoteReference w:id="20"/>
+      </w:r>
+      <w:r>
+        <w:rPr>
+          <w:i/>
+          <w:iCs/>
+        </w:rPr>
+        <w:t xml:space="preserve"> </w:t>
+      </w:r>
+      <w:r>
+        <w:rPr>
+          <w:i/>
+          <w:iCs/>
+        </w:rPr>
+        <w:t xml:space="preserve">The Horizon Europe two-stage application process requires a very specific structure for the first stage: the submission is blind (no names of researchers or institutions), strictly limited to 10 pages, and must strictly follow this structure: 1. Excellence — 1.1 Objectives and ambition, 1.2 Methodology; 2. Impact — 2.1 Project’s pathways towards impact. This means the framework as well as the WPs and their objectives need to be woven into this structure, which is why we will focus on writing this up only once the framework and work packages are developed sufficiently.</w:t>
       </w:r>
     </w:p>
     <w:p>
@@ -83,18 +103,247 @@
         </w:rPr>
         <w:t xml:space="preserve">What we need from you now:</w:t>
       </w:r>
-      <w:r>
-        <w:t xml:space="preserve"> </w:t>
-      </w:r>
-      <w:r>
-        <w:rPr>
-          <w:i/>
-          <w:iCs/>
-        </w:rPr>
-        <w:t xml:space="preserve">Please critically assess the theoretical framework for its clarity and pertinence and add any comments or suggestions you might have. We also kindly ask WP leads/co-leads/task leads to look at the proposed outline of their work package/task and add their comments and suggestions, especially also if you have ideas on what civil society organisation or policy-making institution we could still involve — nothing more is needed at this point. During the workshop, the team will split into work-package groups to develop each WP’s own objectives, methodology, and pathways to impact in the detail the proposal requires. Thank you, your input is really appreciated!</w:t>
-      </w:r>
-    </w:p>
-    <w:bookmarkStart w:id="27" w:name="X8a9c738e2d1139ee7d64c7fbb3789b80681789b"/>
+    </w:p>
+    <w:p>
+      <w:pPr>
+        <w:pStyle w:val="Compact"/>
+        <w:numPr>
+          <w:ilvl w:val="0"/>
+          <w:numId w:val="1001"/>
+        </w:numPr>
+      </w:pPr>
+      <w:r>
+        <w:rPr>
+          <w:i/>
+          <w:iCs/>
+        </w:rPr>
+        <w:t xml:space="preserve">Please</w:t>
+      </w:r>
+      <w:r>
+        <w:rPr>
+          <w:i/>
+          <w:iCs/>
+        </w:rPr>
+        <w:t xml:space="preserve"> </w:t>
+      </w:r>
+      <w:r>
+        <w:rPr>
+          <w:b/>
+          <w:bCs/>
+          <w:i/>
+          <w:iCs/>
+        </w:rPr>
+        <w:t xml:space="preserve">critically assess</w:t>
+      </w:r>
+      <w:r>
+        <w:rPr>
+          <w:i/>
+          <w:iCs/>
+        </w:rPr>
+        <w:t xml:space="preserve"> </w:t>
+      </w:r>
+      <w:r>
+        <w:rPr>
+          <w:i/>
+          <w:iCs/>
+        </w:rPr>
+        <w:t xml:space="preserve">the theoretical framework for its clarity and pertinence and add any comments or suggestions you might have.</w:t>
+      </w:r>
+    </w:p>
+    <w:p>
+      <w:pPr>
+        <w:pStyle w:val="Compact"/>
+        <w:numPr>
+          <w:ilvl w:val="0"/>
+          <w:numId w:val="1001"/>
+        </w:numPr>
+      </w:pPr>
+      <w:r>
+        <w:rPr>
+          <w:i/>
+          <w:iCs/>
+        </w:rPr>
+        <w:t xml:space="preserve">Please</w:t>
+      </w:r>
+      <w:r>
+        <w:rPr>
+          <w:i/>
+          <w:iCs/>
+        </w:rPr>
+        <w:t xml:space="preserve"> </w:t>
+      </w:r>
+      <w:r>
+        <w:rPr>
+          <w:b/>
+          <w:bCs/>
+          <w:i/>
+          <w:iCs/>
+        </w:rPr>
+        <w:t xml:space="preserve">check the role</w:t>
+      </w:r>
+      <w:r>
+        <w:rPr>
+          <w:i/>
+          <w:iCs/>
+        </w:rPr>
+        <w:t xml:space="preserve"> </w:t>
+      </w:r>
+      <w:r>
+        <w:rPr>
+          <w:i/>
+          <w:iCs/>
+        </w:rPr>
+        <w:t xml:space="preserve">we have assigned you (WP Lead, WP Co-lead) on the work package(s) in Section 2 and let us know if this works for you.</w:t>
+      </w:r>
+    </w:p>
+    <w:p>
+      <w:pPr>
+        <w:pStyle w:val="Compact"/>
+        <w:numPr>
+          <w:ilvl w:val="0"/>
+          <w:numId w:val="1001"/>
+        </w:numPr>
+      </w:pPr>
+      <w:r>
+        <w:rPr>
+          <w:i/>
+          <w:iCs/>
+        </w:rPr>
+        <w:t xml:space="preserve">We also kindly ask you to</w:t>
+      </w:r>
+      <w:r>
+        <w:rPr>
+          <w:i/>
+          <w:iCs/>
+        </w:rPr>
+        <w:t xml:space="preserve"> </w:t>
+      </w:r>
+      <w:r>
+        <w:rPr>
+          <w:b/>
+          <w:bCs/>
+          <w:i/>
+          <w:iCs/>
+        </w:rPr>
+        <w:t xml:space="preserve">fill in the blank bullet points for your work package</w:t>
+      </w:r>
+      <w:r>
+        <w:rPr>
+          <w:i/>
+          <w:iCs/>
+        </w:rPr>
+        <w:t xml:space="preserve">:</w:t>
+      </w:r>
+    </w:p>
+    <w:p>
+      <w:pPr>
+        <w:pStyle w:val="Compact"/>
+        <w:numPr>
+          <w:ilvl w:val="1"/>
+          <w:numId w:val="1002"/>
+        </w:numPr>
+      </w:pPr>
+      <w:r>
+        <w:rPr>
+          <w:i/>
+          <w:iCs/>
+        </w:rPr>
+        <w:t xml:space="preserve">Impact (briefly)</w:t>
+      </w:r>
+    </w:p>
+    <w:p>
+      <w:pPr>
+        <w:pStyle w:val="Compact"/>
+        <w:numPr>
+          <w:ilvl w:val="1"/>
+          <w:numId w:val="1002"/>
+        </w:numPr>
+      </w:pPr>
+      <w:r>
+        <w:rPr>
+          <w:i/>
+          <w:iCs/>
+        </w:rPr>
+        <w:t xml:space="preserve">Tasks (draft only)</w:t>
+      </w:r>
+    </w:p>
+    <w:p>
+      <w:pPr>
+        <w:pStyle w:val="Compact"/>
+        <w:numPr>
+          <w:ilvl w:val="1"/>
+          <w:numId w:val="1002"/>
+        </w:numPr>
+      </w:pPr>
+      <w:r>
+        <w:rPr>
+          <w:i/>
+          <w:iCs/>
+        </w:rPr>
+        <w:t xml:space="preserve">Budget items for tasks and estimated costs (roughly)</w:t>
+      </w:r>
+    </w:p>
+    <w:p>
+      <w:pPr>
+        <w:pStyle w:val="Compact"/>
+        <w:numPr>
+          <w:ilvl w:val="1"/>
+          <w:numId w:val="1002"/>
+        </w:numPr>
+      </w:pPr>
+      <w:r>
+        <w:rPr>
+          <w:i/>
+          <w:iCs/>
+        </w:rPr>
+        <w:t xml:space="preserve">Which civil society organisation or policy-making institution we could still involve</w:t>
+      </w:r>
+    </w:p>
+    <w:p>
+      <w:pPr>
+        <w:pStyle w:val="Compact"/>
+        <w:numPr>
+          <w:ilvl w:val="0"/>
+          <w:numId w:val="1000"/>
+        </w:numPr>
+      </w:pPr>
+      <w:r>
+        <w:rPr>
+          <w:i/>
+          <w:iCs/>
+        </w:rPr>
+        <w:t xml:space="preserve">Please note that there is only limited scope to add more researchers to our team, so suggestions should focus primarily on the substance of the tasks.</w:t>
+      </w:r>
+    </w:p>
+    <w:p>
+      <w:pPr>
+        <w:pStyle w:val="Compact"/>
+        <w:numPr>
+          <w:ilvl w:val="0"/>
+          <w:numId w:val="1001"/>
+        </w:numPr>
+      </w:pPr>
+      <w:r>
+        <w:rPr>
+          <w:i/>
+          <w:iCs/>
+        </w:rPr>
+        <w:t xml:space="preserve">Nothing more is needed at this point. Thank you, your input is really appreciated!</w:t>
+      </w:r>
+    </w:p>
+    <w:p>
+      <w:pPr>
+        <w:pStyle w:val="FirstParagraph"/>
+      </w:pPr>
+      <w:r>
+        <w:rPr>
+          <w:i/>
+          <w:iCs/>
+        </w:rPr>
+        <w:t xml:space="preserve">During the workshop, the consortium will split into work-package groups to develop each WP’s own objectives, methodology, and pathways to impact in the detail the proposal requires.</w:t>
+      </w:r>
+    </w:p>
+    <w:bookmarkStart w:id="28" w:name="X8a9c738e2d1139ee7d64c7fbb3789b80681789b"/>
     <w:p>
       <w:pPr>
         <w:pStyle w:val="Heading1"/>
@@ -108,7 +357,7 @@
         <w:pStyle w:val="FirstParagraph"/>
       </w:pPr>
       <w:r>
-        <w:t xml:space="preserve">The resilience of democracies worldwide is being tested like never before by mounting internal and external pressures, including inequality, declining trust, governance failures, climate change, and authoritarian aggression, all of which threaten core democratic institutions and practices. The rapid societal uptake of advanced artificial intelligence (AI) since the early 2020s has compounded some of these pressures while introducing new concerns about the risks of</w:t>
+        <w:t xml:space="preserve">The resilience of democracies worldwide is being tested like never before by mounting internal and external pressures, including inequality, declining trust, governance failures, climate change, and authoritarian aggression, all of which threaten core political actors, democratic institutions and practices. The rapid societal uptake of advanced artificial intelligence (AI) since the early 2020s has compounded some of these pressures while introducing new concerns about the risks of</w:t>
       </w:r>
       <w:r>
         <w:t xml:space="preserve"> </w:t>
@@ -146,7 +395,7 @@
         <w:t xml:space="preserve"> </w:t>
       </w:r>
       <w:r>
-        <w:t xml:space="preserve">(Margetts et al., 2024; Noveck, 2026; Tessler et al., 2024)</w:t>
+        <w:t xml:space="preserve">(König, 2026; Margetts et al., 2024; Noveck, 2026; Tessler et al., 2024)</w:t>
       </w:r>
       <w:r>
         <w:t xml:space="preserve">. Yet we still lack a systematic account of how AI affects democratic resilience and, consequently, of how policy can maximize its benefits while limiting its risks.</w:t>
@@ -218,7 +467,7 @@
         <w:pStyle w:val="BodyText"/>
       </w:pPr>
       <w:r>
-        <w:t xml:space="preserve">AI disrupts this information loop directly, reshaping how citizens form judgments and how institutions are scrutinised</w:t>
+        <w:t xml:space="preserve">AI disrupts this democratic information loop directly, reshaping how citizens form judgments and how democratic institutions are scrutinised</w:t>
       </w:r>
       <w:r>
         <w:t xml:space="preserve"> </w:t>
@@ -227,7 +476,7 @@
         <w:t xml:space="preserve">(Farrell, 2026; Jungherr, 2023; Kreps &amp; Kriner, 2023; Wiewiura et al., 2026)</w:t>
       </w:r>
       <w:r>
-        <w:t xml:space="preserve">. Three forms carry this disruption: generative AI, which fabricates content; ranking and recommendation systems, which shape what is seen; and agentic AI, which increasingly executes rather than just informs decisions</w:t>
+        <w:t xml:space="preserve">. Three forms of AI carry this disruption: (1) generative AI, which fabricates content; (2) ranking and recommendation systems, which shape what is seen; and (3) agentic AI, which increasingly executes rather than just informs decisions</w:t>
       </w:r>
       <w:r>
         <w:t xml:space="preserve"> </w:t>
@@ -236,7 +485,7 @@
         <w:t xml:space="preserve">(Schmid et al., 2026)</w:t>
       </w:r>
       <w:r>
-        <w:t xml:space="preserve">. Each is dual-use: the same capability that erodes a component by default can strengthen it by design</w:t>
+        <w:t xml:space="preserve">. Each is dual use, in that the same capability that erodes a component by default can strengthen it by design</w:t>
       </w:r>
       <w:r>
         <w:t xml:space="preserve"> </w:t>
@@ -261,7 +510,7 @@
       <w:tr>
         <w:tc>
           <w:tcPr/>
-          <w:bookmarkStart w:id="23" w:name="fig-loop"/>
+          <w:bookmarkStart w:id="24" w:name="fig-loop"/>
           <w:p>
             <w:pPr>
               <w:pStyle w:val="Compact"/>
@@ -272,18 +521,18 @@
                 <wp:inline>
                   <wp:extent cx="6400800" cy="4352544"/>
                   <wp:effectExtent b="0" l="0" r="0" t="0"/>
-                  <wp:docPr descr="" title="" id="21" name="Picture"/>
+                  <wp:docPr descr="" title="" id="22" name="Picture"/>
                   <a:graphic>
                     <a:graphicData uri="http://schemas.openxmlformats.org/drawingml/2006/picture">
                       <pic:pic>
                         <pic:nvPicPr>
-                          <pic:cNvPr descr="figures/fig_combined_loop.png" id="22" name="Picture"/>
+                          <pic:cNvPr descr="figures/fig_combined_loop.png" id="23" name="Picture"/>
                           <pic:cNvPicPr>
                             <a:picLocks noChangeArrowheads="1" noChangeAspect="1"/>
                           </pic:cNvPicPr>
                         </pic:nvPicPr>
                         <pic:blipFill>
-                          <a:blip r:embed="rId20"/>
+                          <a:blip r:embed="rId21"/>
                           <a:stretch>
                             <a:fillRect/>
                           </a:stretch>
@@ -323,7 +572,7 @@
               <w:t xml:space="preserve">Figure 1: Easton’s (1965) feedback loop, regrouped into the three informational components this project focuses on, with different forms of AI as disruption.</w:t>
             </w:r>
           </w:p>
-          <w:bookmarkEnd w:id="23"/>
+          <w:bookmarkEnd w:id="24"/>
         </w:tc>
       </w:tr>
     </w:tbl>
@@ -346,7 +595,7 @@
         <w:t xml:space="preserve">illustrates how we conceptualize informational resilience of democracy through the lens of autonomy, integrity, and accountability, and how different forms of AI disrupt the loop.</w:t>
       </w:r>
     </w:p>
-    <w:bookmarkStart w:id="24" w:name="informational-autonomy-citizens"/>
+    <w:bookmarkStart w:id="25" w:name="informational-autonomy-citizens"/>
     <w:p>
       <w:pPr>
         <w:pStyle w:val="Heading2"/>
@@ -412,16 +661,19 @@
         <w:pStyle w:val="BodyText"/>
       </w:pPr>
       <w:r>
-        <w:t xml:space="preserve">AI poses a risk to informational autonomy: the same systems that help citizens interpret information also help compose what they say, while ranking and recommendation systems shape what they encounter and whether their expressions are able to reach decision-makers, making it harder to tell where a citizen’s reasoning ends and the system’s contribution begins. This risk is distributional as well. Language models inherit the biases of their training data, over-representing dominant English-speaking, Western and male perspectives, and systems that enforce standard linguistic norms silence or distort minority voices</w:t>
-      </w:r>
-      <w:r>
-        <w:t xml:space="preserve"> </w:t>
-      </w:r>
-      <w:r>
-        <w:t xml:space="preserve">(Ohren et al., 2026, p. 6)</w:t>
-      </w:r>
-      <w:r>
-        <w:t xml:space="preserve">. Algorithmic selection carries the same risk under a claim of neutrality: in the Global Assembly, an algorithm excluded participants from Pacific Island states — among those most affected by climate change — on grounds of fairness</w:t>
+        <w:t xml:space="preserve">AI poses a risk to informational autonomy: the same generative AI systems that help citizens interpret information also help compose what they say, while ranking and recommendation systems shape what they encounter and whether their expressions are able to reach decision-makers, making it harder to tell where a citizen’s reasoning ends and the system’s contribution begins. This risk is distributional as well. Language models inherit the biases of their training data, over-representing dominant English-speaking, Western and male perspectives, and algorithmic selection may paradoxically exclude affected groups under a claim of</w:t>
+      </w:r>
+      <w:r>
+        <w:t xml:space="preserve"> </w:t>
+      </w:r>
+      <w:r>
+        <w:t xml:space="preserve">“neutrality”</w:t>
+      </w:r>
+      <w:r>
+        <w:t xml:space="preserve"> </w:t>
+      </w:r>
+      <w:r>
+        <w:t xml:space="preserve">— for example Pacific Islanders in deliberations on climate change</w:t>
       </w:r>
       <w:r>
         <w:t xml:space="preserve"> </w:t>
@@ -472,13 +724,13 @@
         <w:t xml:space="preserve">(Croce, 2025, p. 54)</w:t>
       </w:r>
       <w:r>
-        <w:t xml:space="preserve">. These burdens fall unevenly, and so do the gains from lifting them: the citizens least able to navigate complex administrative and informational systems could benefit most. Evidence shows that conversational agents can widen who speaks as well as how many, improving perceived conversation quality and democratic reciprocity and raising participation among under-represented groups</w:t>
-      </w:r>
-      <w:r>
-        <w:t xml:space="preserve"> </w:t>
-      </w:r>
-      <w:r>
-        <w:t xml:space="preserve">(Croce, 2025, p. 55; Ohren et al., 2026, p. 6)</w:t>
+        <w:t xml:space="preserve">. These burdens fall unevenly, and so do the gains from lifting them, potentially benefitting most those citizens least able to navigate complex administrative and informational systems. Evidence shows that conversational agents can widen who speaks as well as how many, improving perceived conversation quality and democratic reciprocity and raising participation among under-represented groups</w:t>
+      </w:r>
+      <w:r>
+        <w:t xml:space="preserve"> </w:t>
+      </w:r>
+      <w:r>
+        <w:t xml:space="preserve">(Argyle et al., 2023)</w:t>
       </w:r>
       <w:r>
         <w:t xml:space="preserve">, and AI-augmented representative deliberation has been proposed as a way to make participatory processes workable at scales previously out of reach</w:t>
@@ -505,8 +757,8 @@
         <w:t xml:space="preserve">. For informational resilience of democracy, then, the key question is not whether citizens use AI, but whether they remain the authors of the demands that enter the political system, and whether all citizens do so on equal terms.</w:t>
       </w:r>
     </w:p>
-    <w:bookmarkEnd w:id="24"/>
-    <w:bookmarkStart w:id="25" w:name="X09fa3a4deca3aab082b9f8cab1e0efe26c91788"/>
+    <w:bookmarkEnd w:id="25"/>
+    <w:bookmarkStart w:id="26" w:name="X09fa3a4deca3aab082b9f8cab1e0efe26c91788"/>
     <w:p>
       <w:pPr>
         <w:pStyle w:val="Heading2"/>
@@ -526,7 +778,7 @@
         <w:t xml:space="preserve"> </w:t>
       </w:r>
       <w:r>
-        <w:t xml:space="preserve">(OECD, 2024, p. 9)</w:t>
+        <w:t xml:space="preserve">(OECD, 2024, p. 14)</w:t>
       </w:r>
       <w:r>
         <w:t xml:space="preserve">. Democracy requires citizens to understand how political institutions operate and to access evidence relevant to competing policy claims</w:t>
@@ -582,7 +834,7 @@
         <w:t xml:space="preserve">(Lundberg &amp; Mozelius, 2025; Vaccari &amp; Chadwick, 2020)</w:t>
       </w:r>
       <w:r>
-        <w:t xml:space="preserve">. Generative systems may also amplify dominant narratives while marginalizing less represented voices, narrowing the evidence base entering the loop</w:t>
+        <w:t xml:space="preserve">. Generative AI may also amplify dominant narratives while marginalizing less represented voices, narrowing the evidence base entering the loop</w:t>
       </w:r>
       <w:r>
         <w:t xml:space="preserve"> </w:t>
@@ -659,8 +911,8 @@
         <w:t xml:space="preserve">.</w:t>
       </w:r>
     </w:p>
-    <w:bookmarkEnd w:id="25"/>
-    <w:bookmarkStart w:id="26" w:name="X04104d363cb2d6c163a2ba95cd016267e2b7b1e"/>
+    <w:bookmarkEnd w:id="26"/>
+    <w:bookmarkStart w:id="27" w:name="X04104d363cb2d6c163a2ba95cd016267e2b7b1e"/>
     <w:p>
       <w:pPr>
         <w:pStyle w:val="Heading2"/>
@@ -703,7 +955,7 @@
         <w:pStyle w:val="BodyText"/>
       </w:pPr>
       <w:r>
-        <w:t xml:space="preserve">Artificial intelligence can weaken informational accountability by making responsibility for public decisions harder to trace. As public administrations increasingly rely on AI-mediated information and decisions, it can become more difficult to determine who is responsible for a decision, on what information it was based, and how it can be challenged or corrected</w:t>
+        <w:t xml:space="preserve">AI can weaken informational accountability by making responsibility for public decisions harder to trace. As public administrations increasingly rely on AI-mediated information and decisions, it can become more difficult to determine who is responsible for a decision, on what information it was based, and how it can be challenged or corrected</w:t>
       </w:r>
       <w:r>
         <w:t xml:space="preserve"> </w:t>
@@ -712,7 +964,7 @@
         <w:t xml:space="preserve">(Margetts &amp; Dorobantu, 2019)</w:t>
       </w:r>
       <w:r>
-        <w:t xml:space="preserve">. Hence, AI can negatively affect the public sphere and widen power asymmetries between citizens and institutions</w:t>
+        <w:t xml:space="preserve">. Hence, AI can widen power asymmetries between citizens and institutions</w:t>
       </w:r>
       <w:r>
         <w:t xml:space="preserve"> </w:t>
@@ -721,7 +973,7 @@
         <w:t xml:space="preserve">(Nasi, 2025)</w:t>
       </w:r>
       <w:r>
-        <w:t xml:space="preserve">, reshape elections and the institutional mechanisms through which accountability operates</w:t>
+        <w:t xml:space="preserve">, reshape institutional mechanisms through which accountability operates, such as elections</w:t>
       </w:r>
       <w:r>
         <w:t xml:space="preserve"> </w:t>
@@ -748,7 +1000,7 @@
         <w:t xml:space="preserve">(Feldstein, 2021; Garbe &amp; Maerz, 2026)</w:t>
       </w:r>
       <w:r>
-        <w:t xml:space="preserve">. Apart from that, the capacity to demand accountability is itself unevenly distributed: well-resourced and organised interests can compel institutions to provide information, justify decisions, or correct wrongdoing far more effectively than small civil-society groups. This makes the transparency and contestability of AI-mediated decisions particularly consequential for citizens who have the fewest resources with which to scrutinise them</w:t>
+        <w:t xml:space="preserve">. Apart from that, the capacity to demand accountability is itself unevenly distributed. For instance, well-resourced organised interests can compel institutions to provide information, justify decisions, or correct wrongdoing far more effectively than small civil society groups. This makes the transparency and contestability of AI-mediated decisions particularly consequential for citizens who have the fewest resources with which to scrutinise them</w:t>
       </w:r>
       <w:r>
         <w:t xml:space="preserve"> </w:t>
@@ -775,10 +1027,13 @@
           <w:i/>
           <w:iCs/>
         </w:rPr>
-        <w:t xml:space="preserve">democratic AI</w:t>
-      </w:r>
-      <w:r>
-        <w:t xml:space="preserve">: systems developed around democratic requirements such as transparency, traceability, explanation, critical assessment, and opportunities for correction, rather than treating these as safeguards to be added after deployment</w:t>
+        <w:t xml:space="preserve">democratic AI, meaning</w:t>
+      </w:r>
+      <w:r>
+        <w:t xml:space="preserve"> </w:t>
+      </w:r>
+      <w:r>
+        <w:t xml:space="preserve">systems developed around democratic requirements such as transparency, traceability, explanation, critical assessment, and opportunities for correction, rather than treating these as safeguards to be added after deployment</w:t>
       </w:r>
       <w:r>
         <w:t xml:space="preserve"> </w:t>
@@ -808,9 +1063,9 @@
         <w:t xml:space="preserve">. Designed in this way, AI has the potential to narrow rather than widen existing asymmetries in the capacity to hold institutions to account.</w:t>
       </w:r>
     </w:p>
-    <w:bookmarkEnd w:id="26"/>
     <w:bookmarkEnd w:id="27"/>
-    <w:bookmarkStart w:id="42" w:name="work-packages"/>
+    <w:bookmarkEnd w:id="28"/>
+    <w:bookmarkStart w:id="43" w:name="work-packages"/>
     <w:p>
       <w:pPr>
         <w:pStyle w:val="Heading1"/>
@@ -832,7 +1087,7 @@
       <w:tr>
         <w:tc>
           <w:tcPr/>
-          <w:bookmarkStart w:id="31" w:name="fig-wp"/>
+          <w:bookmarkStart w:id="32" w:name="fig-wp"/>
           <w:p>
             <w:pPr>
               <w:pStyle w:val="Compact"/>
@@ -843,18 +1098,18 @@
                 <wp:inline>
                   <wp:extent cx="6400800" cy="3026465"/>
                   <wp:effectExtent b="0" l="0" r="0" t="0"/>
-                  <wp:docPr descr="" title="" id="29" name="Picture"/>
+                  <wp:docPr descr="" title="" id="30" name="Picture"/>
                   <a:graphic>
                     <a:graphicData uri="http://schemas.openxmlformats.org/drawingml/2006/picture">
                       <pic:pic>
                         <pic:nvPicPr>
-                          <pic:cNvPr descr="figures/fig2_wp_derivation.png" id="30" name="Picture"/>
+                          <pic:cNvPr descr="figures/fig2_wp_derivation.png" id="31" name="Picture"/>
                           <pic:cNvPicPr>
                             <a:picLocks noChangeArrowheads="1" noChangeAspect="1"/>
                           </pic:cNvPicPr>
                         </pic:nvPicPr>
                         <pic:blipFill>
-                          <a:blip r:embed="rId28"/>
+                          <a:blip r:embed="rId29"/>
                           <a:stretch>
                             <a:fillRect/>
                           </a:stretch>
@@ -891,24 +1146,10 @@
               <w:pStyle w:val="ImageCaption"/>
             </w:pPr>
             <w:r>
-              <w:t xml:space="preserve">Figure 2:</w:t>
-            </w:r>
-            <w:r>
-              <w:t xml:space="preserve"> </w:t>
-            </w:r>
-            <w:hyperlink w:anchor="fig-loop">
-              <w:r>
-                <w:rPr>
-                  <w:rStyle w:val="Hyperlink"/>
-                </w:rPr>
-                <w:t xml:space="preserve">Figure 1</w:t>
-              </w:r>
-            </w:hyperlink>
-            <w:r>
-              <w:t xml:space="preserve">, unchanged, with the work packages added as a grey background layer, each linked by an arrow to the component or output it operationalizes.</w:t>
-            </w:r>
-          </w:p>
-          <w:bookmarkEnd w:id="31"/>
+              <w:t xml:space="preserve">Figure 2: Work packages</w:t>
+            </w:r>
+          </w:p>
+          <w:bookmarkEnd w:id="32"/>
         </w:tc>
       </w:tr>
     </w:tbl>
@@ -925,7 +1166,7 @@
         <w:pStyle w:val="Compact"/>
         <w:numPr>
           <w:ilvl w:val="0"/>
-          <w:numId w:val="1001"/>
+          <w:numId w:val="1003"/>
         </w:numPr>
       </w:pPr>
       <w:r>
@@ -937,7 +1178,7 @@
         <w:pStyle w:val="Compact"/>
         <w:numPr>
           <w:ilvl w:val="0"/>
-          <w:numId w:val="1001"/>
+          <w:numId w:val="1003"/>
         </w:numPr>
       </w:pPr>
       <w:r>
@@ -949,7 +1190,7 @@
         <w:pStyle w:val="Compact"/>
         <w:numPr>
           <w:ilvl w:val="0"/>
-          <w:numId w:val="1001"/>
+          <w:numId w:val="1003"/>
         </w:numPr>
       </w:pPr>
       <w:r>
@@ -961,10 +1202,10 @@
         <w:pStyle w:val="FirstParagraph"/>
       </w:pPr>
       <w:r>
-        <w:t xml:space="preserve">Budget estimates below assume average fully-loaded EU/Australian institutional rates per FTE-year: Lead €120,000, postdoctoral researcher €75,000, project manager €70,000, and €20,000/year for distribution and dissemination activities. WP1 runs for the first six months only; WP2–WP9 run for two years starting once WP1 concludes; WP10 runs for three years, starting alongside WP1 and continuing six months beyond WP2–WP9’s conclusion to complete dissemination, since it also covers overall project management. These are illustrative averages, not institution-specific quotes, and should be replaced with actual rates before submission.</w:t>
-      </w:r>
-    </w:p>
-    <w:bookmarkStart w:id="32" w:name="wp1-framework"/>
+        <w:t xml:space="preserve">The overall budget for the project sits in the €2-3.7m range. Budget estimates below assume average fully-loaded EU/Australian institutional rates per FTE-year: Lead €120,000, postdoc €75,000. WP1 runs for the first six months only; WP2–WP7 and WP9 run for two years starting once WP1 concludes; WP8 runs for 1.5 years, starting six months after WP2-WP7 and WP9; WP10 runs for three years, starting alongside WP1 and continuing six months beyond WP2–WP9’s conclusion to complete dissemination and overall project management.</w:t>
+      </w:r>
+    </w:p>
+    <w:bookmarkStart w:id="33" w:name="wp1-framework"/>
     <w:p>
       <w:pPr>
         <w:pStyle w:val="Heading2"/>
@@ -982,13 +1223,13 @@
           <w:b/>
           <w:bCs/>
         </w:rPr>
-        <w:t xml:space="preserve">Research question:</w:t>
-      </w:r>
-      <w:r>
-        <w:t xml:space="preserve"> </w:t>
-      </w:r>
-      <w:r>
-        <w:t xml:space="preserve">How can AI’s risks to democratic resilience and its potential to strengthen it be encompassed in one shared framework, overcoming fragmented, ad hoc assessments?</w:t>
+        <w:t xml:space="preserve">Objectives:</w:t>
+      </w:r>
+      <w:r>
+        <w:t xml:space="preserve"> </w:t>
+      </w:r>
+      <w:r>
+        <w:t xml:space="preserve">To encompass AI’s risks to democratic resilience and its potential to strengthen it in one shared framework, overcoming fragmented, ad hoc assessments.</w:t>
       </w:r>
     </w:p>
     <w:p>
@@ -1022,7 +1263,7 @@
         <w:t xml:space="preserve"> </w:t>
       </w:r>
       <w:r>
-        <w:t xml:space="preserve">Sanhueza Petrarca, Groemping</w:t>
+        <w:t xml:space="preserve">Sanhueza Petrarca, Groemping, Croissant</w:t>
       </w:r>
     </w:p>
     <w:p>
@@ -1041,6 +1282,18 @@
       </w:r>
       <w:r>
         <w:t xml:space="preserve">gives every other WP a common framework, vocabulary and a public-facing tool to score a country’s exposure to AI-driven democratic erosion.</w:t>
+      </w:r>
+    </w:p>
+    <w:p>
+      <w:pPr>
+        <w:pStyle w:val="BodyText"/>
+      </w:pPr>
+      <w:r>
+        <w:rPr>
+          <w:b/>
+          <w:bCs/>
+        </w:rPr>
+        <w:t xml:space="preserve">Tasks:</w:t>
       </w:r>
     </w:p>
     <w:p>
@@ -1048,7 +1301,7 @@
         <w:pStyle w:val="Compact"/>
         <w:numPr>
           <w:ilvl w:val="0"/>
-          <w:numId w:val="1002"/>
+          <w:numId w:val="1004"/>
         </w:numPr>
       </w:pPr>
       <w:r>
@@ -1095,16 +1348,6 @@
       </w:r>
       <w:r>
         <w:t xml:space="preserve">a literature synthesis spanning both fields.</w:t>
-      </w:r>
-      <w:r>
-        <w:t xml:space="preserve"> </w:t>
-      </w:r>
-      <w:r>
-        <w:rPr>
-          <w:i/>
-          <w:iCs/>
-        </w:rPr>
-        <w:t xml:space="preserve">Task leader:</w:t>
       </w:r>
     </w:p>
     <w:p>
@@ -1112,7 +1355,7 @@
         <w:pStyle w:val="Compact"/>
         <w:numPr>
           <w:ilvl w:val="0"/>
-          <w:numId w:val="1002"/>
+          <w:numId w:val="1004"/>
         </w:numPr>
       </w:pPr>
       <w:r>
@@ -1166,7 +1409,7 @@
         <w:t xml:space="preserve"> </w:t>
       </w:r>
       <w:r>
-        <w:t xml:space="preserve">be operationalized consistently across all other WPs?</w:t>
+        <w:t xml:space="preserve">be operationalised consistently across all other WPs?</w:t>
       </w:r>
       <w:r>
         <w:t xml:space="preserve"> </w:t>
@@ -1183,16 +1426,6 @@
       </w:r>
       <w:r>
         <w:t xml:space="preserve">a shared coding scheme used project-wide.</w:t>
-      </w:r>
-      <w:r>
-        <w:t xml:space="preserve"> </w:t>
-      </w:r>
-      <w:r>
-        <w:rPr>
-          <w:i/>
-          <w:iCs/>
-        </w:rPr>
-        <w:t xml:space="preserve">Task leader:</w:t>
       </w:r>
     </w:p>
     <w:p>
@@ -1200,7 +1433,7 @@
         <w:pStyle w:val="Compact"/>
         <w:numPr>
           <w:ilvl w:val="0"/>
-          <w:numId w:val="1002"/>
+          <w:numId w:val="1004"/>
         </w:numPr>
       </w:pPr>
       <w:r>
@@ -1247,22 +1480,6 @@
       </w:r>
       <w:r>
         <w:t xml:space="preserve">the project’s comparative case selection.</w:t>
-      </w:r>
-      <w:r>
-        <w:t xml:space="preserve"> </w:t>
-      </w:r>
-      <w:r>
-        <w:rPr>
-          <w:i/>
-          <w:iCs/>
-        </w:rPr>
-        <w:t xml:space="preserve">Task leader:</w:t>
-      </w:r>
-      <w:r>
-        <w:t xml:space="preserve"> </w:t>
-      </w:r>
-      <w:r>
-        <w:t xml:space="preserve">Sombatpoonsiri</w:t>
       </w:r>
     </w:p>
     <w:p>
@@ -1270,7 +1487,7 @@
         <w:pStyle w:val="Compact"/>
         <w:numPr>
           <w:ilvl w:val="0"/>
-          <w:numId w:val="1002"/>
+          <w:numId w:val="1004"/>
         </w:numPr>
       </w:pPr>
       <w:r>
@@ -1317,22 +1534,6 @@
       </w:r>
       <w:r>
         <w:t xml:space="preserve">the framework paper, policy briefs, and the Resilience Diagnostic web tool.</w:t>
-      </w:r>
-      <w:r>
-        <w:t xml:space="preserve"> </w:t>
-      </w:r>
-      <w:r>
-        <w:rPr>
-          <w:i/>
-          <w:iCs/>
-        </w:rPr>
-        <w:t xml:space="preserve">Task leader:</w:t>
-      </w:r>
-      <w:r>
-        <w:t xml:space="preserve"> </w:t>
-      </w:r>
-      <w:r>
-        <w:t xml:space="preserve">Rejon</w:t>
       </w:r>
     </w:p>
     <w:p>
@@ -1439,29 +1640,29 @@
               <w:pStyle w:val="Compact"/>
             </w:pPr>
             <w:r>
-              <w:t xml:space="preserve">Project Manager (0.5 FTE, 6 months)</w:t>
-            </w:r>
-          </w:p>
-        </w:tc>
-        <w:tc>
-          <w:tcPr/>
-          <w:p>
-            <w:pPr>
-              <w:pStyle w:val="Compact"/>
-            </w:pPr>
-            <w:r>
-              <w:t xml:space="preserve">0.5</w:t>
-            </w:r>
-          </w:p>
-        </w:tc>
-        <w:tc>
-          <w:tcPr/>
-          <w:p>
-            <w:pPr>
-              <w:pStyle w:val="Compact"/>
-            </w:pPr>
-            <w:r>
-              <w:t xml:space="preserve">17,500</w:t>
+              <w:t xml:space="preserve">Resilience Diagnostic web tool (design &amp; hosting)</w:t>
+            </w:r>
+          </w:p>
+        </w:tc>
+        <w:tc>
+          <w:tcPr/>
+          <w:p>
+            <w:pPr>
+              <w:pStyle w:val="Compact"/>
+            </w:pPr>
+            <w:r>
+              <w:t xml:space="preserve">—</w:t>
+            </w:r>
+          </w:p>
+        </w:tc>
+        <w:tc>
+          <w:tcPr/>
+          <w:p>
+            <w:pPr>
+              <w:pStyle w:val="Compact"/>
+            </w:pPr>
+            <w:r>
+              <w:t xml:space="preserve">10,000</w:t>
             </w:r>
           </w:p>
         </w:tc>
@@ -1474,7 +1675,7 @@
               <w:pStyle w:val="Compact"/>
             </w:pPr>
             <w:r>
-              <w:t xml:space="preserve">Resilience Diagnostic web tool (design &amp; hosting)</w:t>
+              <w:t xml:space="preserve">Overhead (25%)</w:t>
             </w:r>
           </w:p>
         </w:tc>
@@ -1496,34 +1697,8 @@
               <w:pStyle w:val="Compact"/>
             </w:pPr>
             <w:r>
-              <w:t xml:space="preserve">10,000</w:t>
-            </w:r>
-          </w:p>
-        </w:tc>
-      </w:tr>
-      <w:tr>
-        <w:tc>
-          <w:tcPr/>
-          <w:p>
-            <w:pPr>
-              <w:pStyle w:val="Compact"/>
-            </w:pPr>
-          </w:p>
-        </w:tc>
-        <w:tc>
-          <w:tcPr/>
-          <w:p>
-            <w:pPr>
-              <w:pStyle w:val="Compact"/>
-            </w:pPr>
-          </w:p>
-        </w:tc>
-        <w:tc>
-          <w:tcPr/>
-          <w:p>
-            <w:pPr>
-              <w:pStyle w:val="Compact"/>
-            </w:pPr>
+              <w:t xml:space="preserve">5,500</w:t>
+            </w:r>
           </w:p>
         </w:tc>
       </w:tr>
@@ -1539,7 +1714,7 @@
                 <w:b/>
                 <w:bCs/>
               </w:rPr>
-              <w:t xml:space="preserve">Total (estimated)</w:t>
+              <w:t xml:space="preserve">Total (estimated, incl. overhead)</w:t>
             </w:r>
           </w:p>
         </w:tc>
@@ -1562,26 +1737,14 @@
                 <w:b/>
                 <w:bCs/>
               </w:rPr>
-              <w:t xml:space="preserve">€39,500</w:t>
+              <w:t xml:space="preserve">€27,500</w:t>
             </w:r>
           </w:p>
         </w:tc>
       </w:tr>
     </w:tbl>
-    <w:p>
-      <w:pPr>
-        <w:pStyle w:val="BodyText"/>
-      </w:pPr>
-      <w:r>
-        <w:rPr>
-          <w:i/>
-          <w:iCs/>
-        </w:rPr>
-        <w:t xml:space="preserve">You can add further budget items to the table above; update the total to match.</w:t>
-      </w:r>
-    </w:p>
-    <w:bookmarkEnd w:id="32"/>
-    <w:bookmarkStart w:id="33" w:name="wp2-citizen-trust"/>
+    <w:bookmarkEnd w:id="33"/>
+    <w:bookmarkStart w:id="34" w:name="wp2-citizen-trust"/>
     <w:p>
       <w:pPr>
         <w:pStyle w:val="Heading2"/>
@@ -1599,13 +1762,13 @@
           <w:b/>
           <w:bCs/>
         </w:rPr>
-        <w:t xml:space="preserve">Research question:</w:t>
-      </w:r>
-      <w:r>
-        <w:t xml:space="preserve"> </w:t>
-      </w:r>
-      <w:r>
-        <w:t xml:space="preserve">Does exposure to AI-generated political content erode citizens’ trust in political actors and institutions, can AI-based tools help rebuild it, and who is most affected?</w:t>
+        <w:t xml:space="preserve">Objectives:</w:t>
+      </w:r>
+      <w:r>
+        <w:t xml:space="preserve"> </w:t>
+      </w:r>
+      <w:r>
+        <w:t xml:space="preserve">To determine whether exposure to AI-generated political content erodes citizens’ trust in political actors and institutions, whether AI-based tools can help rebuild it, and who is most affected.</w:t>
       </w:r>
     </w:p>
     <w:p>
@@ -1639,7 +1802,7 @@
         <w:t xml:space="preserve"> </w:t>
       </w:r>
       <w:r>
-        <w:t xml:space="preserve">Jackman</w:t>
+        <w:t xml:space="preserve">Kolczynska, Jackman</w:t>
       </w:r>
     </w:p>
     <w:p>
@@ -1674,1243 +1837,14 @@
     </w:p>
     <w:p>
       <w:pPr>
-        <w:pStyle w:val="Compact"/>
-        <w:numPr>
-          <w:ilvl w:val="0"/>
-          <w:numId w:val="1003"/>
-        </w:numPr>
+        <w:pStyle w:val="BodyText"/>
       </w:pPr>
       <w:r>
         <w:rPr>
           <w:b/>
           <w:bCs/>
         </w:rPr>
-        <w:t xml:space="preserve">Measuring trust erosion</w:t>
-      </w:r>
-      <w:r>
-        <w:t xml:space="preserve"> </w:t>
-      </w:r>
-      <w:r>
-        <w:t xml:space="preserve">—</w:t>
-      </w:r>
-      <w:r>
-        <w:t xml:space="preserve"> </w:t>
-      </w:r>
-      <w:r>
-        <w:rPr>
-          <w:i/>
-          <w:iCs/>
-        </w:rPr>
-        <w:t xml:space="preserve">Guiding question:</w:t>
-      </w:r>
-      <w:r>
-        <w:t xml:space="preserve"> </w:t>
-      </w:r>
-      <w:r>
-        <w:t xml:space="preserve">How much does exposure to AI-generated political content affect trust in institutions and democracy?</w:t>
-      </w:r>
-      <w:r>
-        <w:t xml:space="preserve"> </w:t>
-      </w:r>
-      <w:r>
-        <w:rPr>
-          <w:i/>
-          <w:iCs/>
-        </w:rPr>
-        <w:t xml:space="preserve">Output(s):</w:t>
-      </w:r>
-      <w:r>
-        <w:t xml:space="preserve"> </w:t>
-      </w:r>
-      <w:r>
-        <w:t xml:space="preserve">cross-national and panel survey data; the AI-Political Trust Index.</w:t>
-      </w:r>
-      <w:r>
-        <w:t xml:space="preserve"> </w:t>
-      </w:r>
-      <w:r>
-        <w:rPr>
-          <w:i/>
-          <w:iCs/>
-        </w:rPr>
-        <w:t xml:space="preserve">Task leader:</w:t>
-      </w:r>
-      <w:r>
-        <w:t xml:space="preserve"> </w:t>
-      </w:r>
-      <w:r>
-        <w:t xml:space="preserve">Martinez I Coma</w:t>
-      </w:r>
-    </w:p>
-    <w:p>
-      <w:pPr>
-        <w:pStyle w:val="Compact"/>
-        <w:numPr>
-          <w:ilvl w:val="0"/>
-          <w:numId w:val="1003"/>
-        </w:numPr>
-      </w:pPr>
-      <w:r>
-        <w:rPr>
-          <w:b/>
-          <w:bCs/>
-        </w:rPr>
-        <w:t xml:space="preserve">Testing what restores trust</w:t>
-      </w:r>
-      <w:r>
-        <w:t xml:space="preserve"> </w:t>
-      </w:r>
-      <w:r>
-        <w:t xml:space="preserve">—</w:t>
-      </w:r>
-      <w:r>
-        <w:t xml:space="preserve"> </w:t>
-      </w:r>
-      <w:r>
-        <w:rPr>
-          <w:i/>
-          <w:iCs/>
-        </w:rPr>
-        <w:t xml:space="preserve">Guiding question:</w:t>
-      </w:r>
-      <w:r>
-        <w:t xml:space="preserve"> </w:t>
-      </w:r>
-      <w:r>
-        <w:t xml:space="preserve">Which transparency interventions restore trust and discernment, and which backfire?</w:t>
-      </w:r>
-      <w:r>
-        <w:t xml:space="preserve"> </w:t>
-      </w:r>
-      <w:r>
-        <w:rPr>
-          <w:i/>
-          <w:iCs/>
-        </w:rPr>
-        <w:t xml:space="preserve">Output(s):</w:t>
-      </w:r>
-      <w:r>
-        <w:t xml:space="preserve"> </w:t>
-      </w:r>
-      <w:r>
-        <w:t xml:space="preserve">a survey experiment comparing AI transparency labelling designs.</w:t>
-      </w:r>
-      <w:r>
-        <w:t xml:space="preserve"> </w:t>
-      </w:r>
-      <w:r>
-        <w:rPr>
-          <w:i/>
-          <w:iCs/>
-        </w:rPr>
-        <w:t xml:space="preserve">Task leader:</w:t>
-      </w:r>
-    </w:p>
-    <w:p>
-      <w:pPr>
-        <w:pStyle w:val="Compact"/>
-        <w:numPr>
-          <w:ilvl w:val="0"/>
-          <w:numId w:val="1003"/>
-        </w:numPr>
-      </w:pPr>
-      <w:r>
-        <w:rPr>
-          <w:b/>
-          <w:bCs/>
-        </w:rPr>
-        <w:t xml:space="preserve">Translating into institutional practice</w:t>
-      </w:r>
-      <w:r>
-        <w:t xml:space="preserve"> </w:t>
-      </w:r>
-      <w:r>
-        <w:t xml:space="preserve">—</w:t>
-      </w:r>
-      <w:r>
-        <w:t xml:space="preserve"> </w:t>
-      </w:r>
-      <w:r>
-        <w:rPr>
-          <w:i/>
-          <w:iCs/>
-        </w:rPr>
-        <w:t xml:space="preserve">Guiding question:</w:t>
-      </w:r>
-      <w:r>
-        <w:t xml:space="preserve"> </w:t>
-      </w:r>
-      <w:r>
-        <w:t xml:space="preserve">What can electoral commissions and civic educators do with these findings?</w:t>
-      </w:r>
-      <w:r>
-        <w:t xml:space="preserve"> </w:t>
-      </w:r>
-      <w:r>
-        <w:rPr>
-          <w:i/>
-          <w:iCs/>
-        </w:rPr>
-        <w:t xml:space="preserve">Output(s):</w:t>
-      </w:r>
-      <w:r>
-        <w:t xml:space="preserve"> </w:t>
-      </w:r>
-      <w:r>
-        <w:t xml:space="preserve">a decision-oriented brief and a practitioner workshop.</w:t>
-      </w:r>
-      <w:r>
-        <w:t xml:space="preserve"> </w:t>
-      </w:r>
-      <w:r>
-        <w:rPr>
-          <w:i/>
-          <w:iCs/>
-        </w:rPr>
-        <w:t xml:space="preserve">Task leader:</w:t>
-      </w:r>
-    </w:p>
-    <w:p>
-      <w:pPr>
-        <w:pStyle w:val="Compact"/>
-        <w:numPr>
-          <w:ilvl w:val="0"/>
-          <w:numId w:val="1003"/>
-        </w:numPr>
-      </w:pPr>
-      <w:r>
-        <w:rPr>
-          <w:b/>
-          <w:bCs/>
-        </w:rPr>
-        <w:t xml:space="preserve">Tracking trust over time</w:t>
-      </w:r>
-      <w:r>
-        <w:t xml:space="preserve"> </w:t>
-      </w:r>
-      <w:r>
-        <w:t xml:space="preserve">—</w:t>
-      </w:r>
-      <w:r>
-        <w:t xml:space="preserve"> </w:t>
-      </w:r>
-      <w:r>
-        <w:rPr>
-          <w:i/>
-          <w:iCs/>
-        </w:rPr>
-        <w:t xml:space="preserve">Guiding question:</w:t>
-      </w:r>
-      <w:r>
-        <w:t xml:space="preserve"> </w:t>
-      </w:r>
-      <w:r>
-        <w:t xml:space="preserve">How does trust move as AI content and countermeasures evolve?</w:t>
-      </w:r>
-      <w:r>
-        <w:t xml:space="preserve"> </w:t>
-      </w:r>
-      <w:r>
-        <w:rPr>
-          <w:i/>
-          <w:iCs/>
-        </w:rPr>
-        <w:t xml:space="preserve">Output(s):</w:t>
-      </w:r>
-      <w:r>
-        <w:t xml:space="preserve"> </w:t>
-      </w:r>
-      <w:r>
-        <w:t xml:space="preserve">a public trust-tracker dashboard.</w:t>
-      </w:r>
-      <w:r>
-        <w:t xml:space="preserve"> </w:t>
-      </w:r>
-      <w:r>
-        <w:rPr>
-          <w:i/>
-          <w:iCs/>
-        </w:rPr>
-        <w:t xml:space="preserve">Task leader:</w:t>
-      </w:r>
-      <w:r>
-        <w:t xml:space="preserve"> </w:t>
-      </w:r>
-      <w:r>
-        <w:t xml:space="preserve">Hovy</w:t>
-      </w:r>
-    </w:p>
-    <w:p>
-      <w:pPr>
-        <w:pStyle w:val="FirstParagraph"/>
-      </w:pPr>
-      <w:r>
-        <w:rPr>
-          <w:b/>
-          <w:bCs/>
-        </w:rPr>
-        <w:t xml:space="preserve">Budget (preliminary estimates):</w:t>
-      </w:r>
-    </w:p>
-    <w:tbl>
-      <w:tblPr>
-        <w:tblStyle w:val="Table"/>
-        <w:tblW w:type="pct" w:w="5000"/>
-        <w:tblLayout w:type="fixed"/>
-        <w:tblLook w:firstRow="1" w:lastRow="0" w:firstColumn="0" w:lastColumn="0" w:noHBand="0" w:noVBand="0" w:val="0020"/>
-      </w:tblPr>
-      <w:tblGrid>
-        <w:gridCol w:w="2640"/>
-        <w:gridCol w:w="2640"/>
-        <w:gridCol w:w="2640"/>
-      </w:tblGrid>
-      <w:tr>
-        <w:trPr>
-          <w:tblHeader w:val="on"/>
-        </w:trPr>
-        <w:tc>
-          <w:tcPr/>
-          <w:p>
-            <w:pPr>
-              <w:pStyle w:val="Compact"/>
-            </w:pPr>
-            <w:r>
-              <w:t xml:space="preserve">Item</w:t>
-            </w:r>
-          </w:p>
-        </w:tc>
-        <w:tc>
-          <w:tcPr/>
-          <w:p>
-            <w:pPr>
-              <w:pStyle w:val="Compact"/>
-            </w:pPr>
-            <w:r>
-              <w:t xml:space="preserve">FTE</w:t>
-            </w:r>
-          </w:p>
-        </w:tc>
-        <w:tc>
-          <w:tcPr/>
-          <w:p>
-            <w:pPr>
-              <w:pStyle w:val="Compact"/>
-            </w:pPr>
-            <w:r>
-              <w:t xml:space="preserve">Estimated cost (€)</w:t>
-            </w:r>
-          </w:p>
-        </w:tc>
-      </w:tr>
-      <w:tr>
-        <w:tc>
-          <w:tcPr/>
-          <w:p>
-            <w:pPr>
-              <w:pStyle w:val="Compact"/>
-            </w:pPr>
-            <w:r>
-              <w:t xml:space="preserve">Lead (0.2 FTE, 2 years)</w:t>
-            </w:r>
-          </w:p>
-        </w:tc>
-        <w:tc>
-          <w:tcPr/>
-          <w:p>
-            <w:pPr>
-              <w:pStyle w:val="Compact"/>
-            </w:pPr>
-            <w:r>
-              <w:t xml:space="preserve">0.2</w:t>
-            </w:r>
-          </w:p>
-        </w:tc>
-        <w:tc>
-          <w:tcPr/>
-          <w:p>
-            <w:pPr>
-              <w:pStyle w:val="Compact"/>
-            </w:pPr>
-            <w:r>
-              <w:t xml:space="preserve">48,000</w:t>
-            </w:r>
-          </w:p>
-        </w:tc>
-      </w:tr>
-      <w:tr>
-        <w:tc>
-          <w:tcPr/>
-          <w:p>
-            <w:pPr>
-              <w:pStyle w:val="Compact"/>
-            </w:pPr>
-            <w:r>
-              <w:t xml:space="preserve">Postdoctoral researcher (1.0 FTE, 2 years)</w:t>
-            </w:r>
-          </w:p>
-        </w:tc>
-        <w:tc>
-          <w:tcPr/>
-          <w:p>
-            <w:pPr>
-              <w:pStyle w:val="Compact"/>
-            </w:pPr>
-            <w:r>
-              <w:t xml:space="preserve">1.0</w:t>
-            </w:r>
-          </w:p>
-        </w:tc>
-        <w:tc>
-          <w:tcPr/>
-          <w:p>
-            <w:pPr>
-              <w:pStyle w:val="Compact"/>
-            </w:pPr>
-            <w:r>
-              <w:t xml:space="preserve">150,000</w:t>
-            </w:r>
-          </w:p>
-        </w:tc>
-      </w:tr>
-      <w:tr>
-        <w:tc>
-          <w:tcPr/>
-          <w:p>
-            <w:pPr>
-              <w:pStyle w:val="Compact"/>
-            </w:pPr>
-            <w:r>
-              <w:t xml:space="preserve">Survey fieldwork (cross-national, panel, experimental data collection)</w:t>
-            </w:r>
-          </w:p>
-        </w:tc>
-        <w:tc>
-          <w:tcPr/>
-          <w:p>
-            <w:pPr>
-              <w:pStyle w:val="Compact"/>
-            </w:pPr>
-            <w:r>
-              <w:t xml:space="preserve">—</w:t>
-            </w:r>
-          </w:p>
-        </w:tc>
-        <w:tc>
-          <w:tcPr/>
-          <w:p>
-            <w:pPr>
-              <w:pStyle w:val="Compact"/>
-            </w:pPr>
-            <w:r>
-              <w:t xml:space="preserve">60,000</w:t>
-            </w:r>
-          </w:p>
-        </w:tc>
-      </w:tr>
-      <w:tr>
-        <w:tc>
-          <w:tcPr/>
-          <w:p>
-            <w:pPr>
-              <w:pStyle w:val="Compact"/>
-            </w:pPr>
-            <w:r>
-              <w:t xml:space="preserve">Trust-tracker dashboard (design &amp; hosting)</w:t>
-            </w:r>
-          </w:p>
-        </w:tc>
-        <w:tc>
-          <w:tcPr/>
-          <w:p>
-            <w:pPr>
-              <w:pStyle w:val="Compact"/>
-            </w:pPr>
-            <w:r>
-              <w:t xml:space="preserve">—</w:t>
-            </w:r>
-          </w:p>
-        </w:tc>
-        <w:tc>
-          <w:tcPr/>
-          <w:p>
-            <w:pPr>
-              <w:pStyle w:val="Compact"/>
-            </w:pPr>
-            <w:r>
-              <w:t xml:space="preserve">8,000</w:t>
-            </w:r>
-          </w:p>
-        </w:tc>
-      </w:tr>
-      <w:tr>
-        <w:tc>
-          <w:tcPr/>
-          <w:p>
-            <w:pPr>
-              <w:pStyle w:val="Compact"/>
-            </w:pPr>
-            <w:r>
-              <w:t xml:space="preserve">Practitioner workshop (venue &amp; travel)</w:t>
-            </w:r>
-          </w:p>
-        </w:tc>
-        <w:tc>
-          <w:tcPr/>
-          <w:p>
-            <w:pPr>
-              <w:pStyle w:val="Compact"/>
-            </w:pPr>
-            <w:r>
-              <w:t xml:space="preserve">—</w:t>
-            </w:r>
-          </w:p>
-        </w:tc>
-        <w:tc>
-          <w:tcPr/>
-          <w:p>
-            <w:pPr>
-              <w:pStyle w:val="Compact"/>
-            </w:pPr>
-            <w:r>
-              <w:t xml:space="preserve">6,000</w:t>
-            </w:r>
-          </w:p>
-        </w:tc>
-      </w:tr>
-      <w:tr>
-        <w:tc>
-          <w:tcPr/>
-          <w:p>
-            <w:pPr>
-              <w:pStyle w:val="Compact"/>
-            </w:pPr>
-          </w:p>
-        </w:tc>
-        <w:tc>
-          <w:tcPr/>
-          <w:p>
-            <w:pPr>
-              <w:pStyle w:val="Compact"/>
-            </w:pPr>
-          </w:p>
-        </w:tc>
-        <w:tc>
-          <w:tcPr/>
-          <w:p>
-            <w:pPr>
-              <w:pStyle w:val="Compact"/>
-            </w:pPr>
-          </w:p>
-        </w:tc>
-      </w:tr>
-      <w:tr>
-        <w:tc>
-          <w:tcPr/>
-          <w:p>
-            <w:pPr>
-              <w:pStyle w:val="Compact"/>
-            </w:pPr>
-            <w:r>
-              <w:rPr>
-                <w:b/>
-                <w:bCs/>
-              </w:rPr>
-              <w:t xml:space="preserve">Total (estimated)</w:t>
-            </w:r>
-          </w:p>
-        </w:tc>
-        <w:tc>
-          <w:tcPr/>
-          <w:p>
-            <w:pPr>
-              <w:pStyle w:val="Compact"/>
-            </w:pPr>
-          </w:p>
-        </w:tc>
-        <w:tc>
-          <w:tcPr/>
-          <w:p>
-            <w:pPr>
-              <w:pStyle w:val="Compact"/>
-            </w:pPr>
-            <w:r>
-              <w:rPr>
-                <w:b/>
-                <w:bCs/>
-              </w:rPr>
-              <w:t xml:space="preserve">€272,000</w:t>
-            </w:r>
-          </w:p>
-        </w:tc>
-      </w:tr>
-    </w:tbl>
-    <w:p>
-      <w:pPr>
-        <w:pStyle w:val="BodyText"/>
-      </w:pPr>
-      <w:r>
-        <w:rPr>
-          <w:i/>
-          <w:iCs/>
-        </w:rPr>
-        <w:t xml:space="preserve">You can add further budget items to the table above; update the total to match.</w:t>
-      </w:r>
-    </w:p>
-    <w:bookmarkEnd w:id="33"/>
-    <w:bookmarkStart w:id="34" w:name="wp3-deliberative-democracy-pilot"/>
-    <w:p>
-      <w:pPr>
-        <w:pStyle w:val="Heading2"/>
-      </w:pPr>
-      <w:r>
-        <w:t xml:space="preserve">2.3 WP3: Deliberative Democracy Pilot</w:t>
-      </w:r>
-    </w:p>
-    <w:p>
-      <w:pPr>
-        <w:pStyle w:val="FirstParagraph"/>
-      </w:pPr>
-      <w:r>
-        <w:rPr>
-          <w:b/>
-          <w:bCs/>
-        </w:rPr>
-        <w:t xml:space="preserve">Research question:</w:t>
-      </w:r>
-      <w:r>
-        <w:t xml:space="preserve"> </w:t>
-      </w:r>
-      <w:r>
-        <w:t xml:space="preserve">Can a structured AI moderator help citizen assemblies find genuine common ground, or does it just manufacture the appearance of consensus?</w:t>
-      </w:r>
-    </w:p>
-    <w:p>
-      <w:pPr>
-        <w:pStyle w:val="BodyText"/>
-      </w:pPr>
-      <w:r>
-        <w:rPr>
-          <w:b/>
-          <w:bCs/>
-        </w:rPr>
-        <w:t xml:space="preserve">Lead:</w:t>
-      </w:r>
-      <w:r>
-        <w:t xml:space="preserve"> </w:t>
-      </w:r>
-      <w:r>
-        <w:t xml:space="preserve">Kolczynska ·</w:t>
-      </w:r>
-      <w:r>
-        <w:t xml:space="preserve"> </w:t>
-      </w:r>
-      <w:r>
-        <w:rPr>
-          <w:b/>
-          <w:bCs/>
-        </w:rPr>
-        <w:t xml:space="preserve">Co-lead(s):</w:t>
-      </w:r>
-      <w:r>
-        <w:t xml:space="preserve"> </w:t>
-      </w:r>
-      <w:r>
-        <w:t xml:space="preserve">Webb</w:t>
-      </w:r>
-    </w:p>
-    <w:p>
-      <w:pPr>
-        <w:pStyle w:val="BodyText"/>
-      </w:pPr>
-      <w:r>
-        <w:rPr>
-          <w:b/>
-          <w:bCs/>
-        </w:rPr>
-        <w:t xml:space="preserve">Civil-society/policy-making organization to be involved:</w:t>
-      </w:r>
-    </w:p>
-    <w:p>
-      <w:pPr>
-        <w:pStyle w:val="BodyText"/>
-      </w:pPr>
-      <w:r>
-        <w:rPr>
-          <w:b/>
-          <w:bCs/>
-        </w:rPr>
-        <w:t xml:space="preserve">Impact:</w:t>
-      </w:r>
-      <w:r>
-        <w:t xml:space="preserve"> </w:t>
-      </w:r>
-      <w:r>
-        <w:t xml:space="preserve">gives practitioners a tested, field-ready alternative to purely human-facilitated deliberation, with evidence on where AI moderation helps and where it fails.</w:t>
-      </w:r>
-    </w:p>
-    <w:p>
-      <w:pPr>
-        <w:pStyle w:val="Compact"/>
-        <w:numPr>
-          <w:ilvl w:val="0"/>
-          <w:numId w:val="1004"/>
-        </w:numPr>
-      </w:pPr>
-      <w:r>
-        <w:rPr>
-          <w:b/>
-          <w:bCs/>
-        </w:rPr>
-        <w:t xml:space="preserve">Designing the platform</w:t>
-      </w:r>
-      <w:r>
-        <w:t xml:space="preserve"> </w:t>
-      </w:r>
-      <w:r>
-        <w:t xml:space="preserve">—</w:t>
-      </w:r>
-      <w:r>
-        <w:t xml:space="preserve"> </w:t>
-      </w:r>
-      <w:r>
-        <w:rPr>
-          <w:i/>
-          <w:iCs/>
-        </w:rPr>
-        <w:t xml:space="preserve">Guiding question:</w:t>
-      </w:r>
-      <w:r>
-        <w:t xml:space="preserve"> </w:t>
-      </w:r>
-      <w:r>
-        <w:t xml:space="preserve">What does an AI moderator need to do differently from a recommendation algorithm to support rather than distort deliberation?</w:t>
-      </w:r>
-      <w:r>
-        <w:t xml:space="preserve"> </w:t>
-      </w:r>
-      <w:r>
-        <w:rPr>
-          <w:i/>
-          <w:iCs/>
-        </w:rPr>
-        <w:t xml:space="preserve">Output(s):</w:t>
-      </w:r>
-      <w:r>
-        <w:t xml:space="preserve"> </w:t>
-      </w:r>
-      <w:r>
-        <w:t xml:space="preserve">the AI-moderated deliberation platform design.</w:t>
-      </w:r>
-      <w:r>
-        <w:t xml:space="preserve"> </w:t>
-      </w:r>
-      <w:r>
-        <w:rPr>
-          <w:i/>
-          <w:iCs/>
-        </w:rPr>
-        <w:t xml:space="preserve">Task leader:</w:t>
-      </w:r>
-    </w:p>
-    <w:p>
-      <w:pPr>
-        <w:pStyle w:val="Compact"/>
-        <w:numPr>
-          <w:ilvl w:val="0"/>
-          <w:numId w:val="1004"/>
-        </w:numPr>
-      </w:pPr>
-      <w:r>
-        <w:rPr>
-          <w:b/>
-          <w:bCs/>
-        </w:rPr>
-        <w:t xml:space="preserve">Running the live pilot</w:t>
-      </w:r>
-      <w:r>
-        <w:t xml:space="preserve"> </w:t>
-      </w:r>
-      <w:r>
-        <w:t xml:space="preserve">—</w:t>
-      </w:r>
-      <w:r>
-        <w:t xml:space="preserve"> </w:t>
-      </w:r>
-      <w:r>
-        <w:rPr>
-          <w:i/>
-          <w:iCs/>
-        </w:rPr>
-        <w:t xml:space="preserve">Guiding question:</w:t>
-      </w:r>
-      <w:r>
-        <w:t xml:space="preserve"> </w:t>
-      </w:r>
-      <w:r>
-        <w:t xml:space="preserve">Does AI moderation change what citizen assemblies actually discuss and agree on?</w:t>
-      </w:r>
-      <w:r>
-        <w:t xml:space="preserve"> </w:t>
-      </w:r>
-      <w:r>
-        <w:rPr>
-          <w:i/>
-          <w:iCs/>
-        </w:rPr>
-        <w:t xml:space="preserve">Output(s):</w:t>
-      </w:r>
-      <w:r>
-        <w:t xml:space="preserve"> </w:t>
-      </w:r>
-      <w:r>
-        <w:t xml:space="preserve">live citizen-assembly pilots run in parallel with human-facilitated sessions.</w:t>
-      </w:r>
-      <w:r>
-        <w:t xml:space="preserve"> </w:t>
-      </w:r>
-      <w:r>
-        <w:rPr>
-          <w:i/>
-          <w:iCs/>
-        </w:rPr>
-        <w:t xml:space="preserve">Task leader:</w:t>
-      </w:r>
-    </w:p>
-    <w:p>
-      <w:pPr>
-        <w:pStyle w:val="Compact"/>
-        <w:numPr>
-          <w:ilvl w:val="0"/>
-          <w:numId w:val="1004"/>
-        </w:numPr>
-      </w:pPr>
-      <w:r>
-        <w:rPr>
-          <w:b/>
-          <w:bCs/>
-        </w:rPr>
-        <w:t xml:space="preserve">Comparing outcomes</w:t>
-      </w:r>
-      <w:r>
-        <w:t xml:space="preserve"> </w:t>
-      </w:r>
-      <w:r>
-        <w:t xml:space="preserve">—</w:t>
-      </w:r>
-      <w:r>
-        <w:t xml:space="preserve"> </w:t>
-      </w:r>
-      <w:r>
-        <w:rPr>
-          <w:i/>
-          <w:iCs/>
-        </w:rPr>
-        <w:t xml:space="preserve">Guiding question:</w:t>
-      </w:r>
-      <w:r>
-        <w:t xml:space="preserve"> </w:t>
-      </w:r>
-      <w:r>
-        <w:t xml:space="preserve">Where does AI-moderated consensus hold up under scrutiny, and where does it just look like agreement?</w:t>
-      </w:r>
-      <w:r>
-        <w:t xml:space="preserve"> </w:t>
-      </w:r>
-      <w:r>
-        <w:rPr>
-          <w:i/>
-          <w:iCs/>
-        </w:rPr>
-        <w:t xml:space="preserve">Output(s):</w:t>
-      </w:r>
-      <w:r>
-        <w:t xml:space="preserve"> </w:t>
-      </w:r>
-      <w:r>
-        <w:t xml:space="preserve">the comparative paper and a participation-design toolkit for practitioners.</w:t>
-      </w:r>
-      <w:r>
-        <w:t xml:space="preserve"> </w:t>
-      </w:r>
-      <w:r>
-        <w:rPr>
-          <w:i/>
-          <w:iCs/>
-        </w:rPr>
-        <w:t xml:space="preserve">Task leader:</w:t>
-      </w:r>
-    </w:p>
-    <w:p>
-      <w:pPr>
-        <w:pStyle w:val="FirstParagraph"/>
-      </w:pPr>
-      <w:r>
-        <w:rPr>
-          <w:b/>
-          <w:bCs/>
-        </w:rPr>
-        <w:t xml:space="preserve">Budget (preliminary estimates):</w:t>
-      </w:r>
-    </w:p>
-    <w:tbl>
-      <w:tblPr>
-        <w:tblStyle w:val="Table"/>
-        <w:tblW w:type="pct" w:w="5000"/>
-        <w:tblLayout w:type="fixed"/>
-        <w:tblLook w:firstRow="1" w:lastRow="0" w:firstColumn="0" w:lastColumn="0" w:noHBand="0" w:noVBand="0" w:val="0020"/>
-      </w:tblPr>
-      <w:tblGrid>
-        <w:gridCol w:w="2640"/>
-        <w:gridCol w:w="2640"/>
-        <w:gridCol w:w="2640"/>
-      </w:tblGrid>
-      <w:tr>
-        <w:trPr>
-          <w:tblHeader w:val="on"/>
-        </w:trPr>
-        <w:tc>
-          <w:tcPr/>
-          <w:p>
-            <w:pPr>
-              <w:pStyle w:val="Compact"/>
-            </w:pPr>
-            <w:r>
-              <w:t xml:space="preserve">Item</w:t>
-            </w:r>
-          </w:p>
-        </w:tc>
-        <w:tc>
-          <w:tcPr/>
-          <w:p>
-            <w:pPr>
-              <w:pStyle w:val="Compact"/>
-            </w:pPr>
-            <w:r>
-              <w:t xml:space="preserve">FTE</w:t>
-            </w:r>
-          </w:p>
-        </w:tc>
-        <w:tc>
-          <w:tcPr/>
-          <w:p>
-            <w:pPr>
-              <w:pStyle w:val="Compact"/>
-            </w:pPr>
-            <w:r>
-              <w:t xml:space="preserve">Estimated cost (€)</w:t>
-            </w:r>
-          </w:p>
-        </w:tc>
-      </w:tr>
-      <w:tr>
-        <w:tc>
-          <w:tcPr/>
-          <w:p>
-            <w:pPr>
-              <w:pStyle w:val="Compact"/>
-            </w:pPr>
-            <w:r>
-              <w:t xml:space="preserve">Lead (0.2 FTE, 2 years)</w:t>
-            </w:r>
-          </w:p>
-        </w:tc>
-        <w:tc>
-          <w:tcPr/>
-          <w:p>
-            <w:pPr>
-              <w:pStyle w:val="Compact"/>
-            </w:pPr>
-            <w:r>
-              <w:t xml:space="preserve">0.2</w:t>
-            </w:r>
-          </w:p>
-        </w:tc>
-        <w:tc>
-          <w:tcPr/>
-          <w:p>
-            <w:pPr>
-              <w:pStyle w:val="Compact"/>
-            </w:pPr>
-            <w:r>
-              <w:t xml:space="preserve">48,000</w:t>
-            </w:r>
-          </w:p>
-        </w:tc>
-      </w:tr>
-      <w:tr>
-        <w:tc>
-          <w:tcPr/>
-          <w:p>
-            <w:pPr>
-              <w:pStyle w:val="Compact"/>
-            </w:pPr>
-            <w:r>
-              <w:t xml:space="preserve">Postdoctoral researcher (1.0 FTE, 2 years)</w:t>
-            </w:r>
-          </w:p>
-        </w:tc>
-        <w:tc>
-          <w:tcPr/>
-          <w:p>
-            <w:pPr>
-              <w:pStyle w:val="Compact"/>
-            </w:pPr>
-            <w:r>
-              <w:t xml:space="preserve">1.0</w:t>
-            </w:r>
-          </w:p>
-        </w:tc>
-        <w:tc>
-          <w:tcPr/>
-          <w:p>
-            <w:pPr>
-              <w:pStyle w:val="Compact"/>
-            </w:pPr>
-            <w:r>
-              <w:t xml:space="preserve">150,000</w:t>
-            </w:r>
-          </w:p>
-        </w:tc>
-      </w:tr>
-      <w:tr>
-        <w:tc>
-          <w:tcPr/>
-          <w:p>
-            <w:pPr>
-              <w:pStyle w:val="Compact"/>
-            </w:pPr>
-            <w:r>
-              <w:t xml:space="preserve">AI-moderated deliberation platform (development)</w:t>
-            </w:r>
-          </w:p>
-        </w:tc>
-        <w:tc>
-          <w:tcPr/>
-          <w:p>
-            <w:pPr>
-              <w:pStyle w:val="Compact"/>
-            </w:pPr>
-            <w:r>
-              <w:t xml:space="preserve">—</w:t>
-            </w:r>
-          </w:p>
-        </w:tc>
-        <w:tc>
-          <w:tcPr/>
-          <w:p>
-            <w:pPr>
-              <w:pStyle w:val="Compact"/>
-            </w:pPr>
-            <w:r>
-              <w:t xml:space="preserve">15,000</w:t>
-            </w:r>
-          </w:p>
-        </w:tc>
-      </w:tr>
-      <w:tr>
-        <w:tc>
-          <w:tcPr/>
-          <w:p>
-            <w:pPr>
-              <w:pStyle w:val="Compact"/>
-            </w:pPr>
-            <w:r>
-              <w:t xml:space="preserve">Citizen-assembly pilots (venues, facilitation, participant compensation)</w:t>
-            </w:r>
-          </w:p>
-        </w:tc>
-        <w:tc>
-          <w:tcPr/>
-          <w:p>
-            <w:pPr>
-              <w:pStyle w:val="Compact"/>
-            </w:pPr>
-            <w:r>
-              <w:t xml:space="preserve">—</w:t>
-            </w:r>
-          </w:p>
-        </w:tc>
-        <w:tc>
-          <w:tcPr/>
-          <w:p>
-            <w:pPr>
-              <w:pStyle w:val="Compact"/>
-            </w:pPr>
-            <w:r>
-              <w:t xml:space="preserve">25,000</w:t>
-            </w:r>
-          </w:p>
-        </w:tc>
-      </w:tr>
-      <w:tr>
-        <w:tc>
-          <w:tcPr/>
-          <w:p>
-            <w:pPr>
-              <w:pStyle w:val="Compact"/>
-            </w:pPr>
-          </w:p>
-        </w:tc>
-        <w:tc>
-          <w:tcPr/>
-          <w:p>
-            <w:pPr>
-              <w:pStyle w:val="Compact"/>
-            </w:pPr>
-          </w:p>
-        </w:tc>
-        <w:tc>
-          <w:tcPr/>
-          <w:p>
-            <w:pPr>
-              <w:pStyle w:val="Compact"/>
-            </w:pPr>
-          </w:p>
-        </w:tc>
-      </w:tr>
-      <w:tr>
-        <w:tc>
-          <w:tcPr/>
-          <w:p>
-            <w:pPr>
-              <w:pStyle w:val="Compact"/>
-            </w:pPr>
-            <w:r>
-              <w:rPr>
-                <w:b/>
-                <w:bCs/>
-              </w:rPr>
-              <w:t xml:space="preserve">Total (estimated)</w:t>
-            </w:r>
-          </w:p>
-        </w:tc>
-        <w:tc>
-          <w:tcPr/>
-          <w:p>
-            <w:pPr>
-              <w:pStyle w:val="Compact"/>
-            </w:pPr>
-          </w:p>
-        </w:tc>
-        <w:tc>
-          <w:tcPr/>
-          <w:p>
-            <w:pPr>
-              <w:pStyle w:val="Compact"/>
-            </w:pPr>
-            <w:r>
-              <w:rPr>
-                <w:b/>
-                <w:bCs/>
-              </w:rPr>
-              <w:t xml:space="preserve">€238,000</w:t>
-            </w:r>
-          </w:p>
-        </w:tc>
-      </w:tr>
-    </w:tbl>
-    <w:p>
-      <w:pPr>
-        <w:pStyle w:val="BodyText"/>
-      </w:pPr>
-      <w:r>
-        <w:rPr>
-          <w:i/>
-          <w:iCs/>
-        </w:rPr>
-        <w:t xml:space="preserve">You can add further budget items to the table above; update the total to match.</w:t>
-      </w:r>
-    </w:p>
-    <w:bookmarkEnd w:id="34"/>
-    <w:bookmarkStart w:id="35" w:name="wp4-disinformation-monitoring"/>
-    <w:p>
-      <w:pPr>
-        <w:pStyle w:val="Heading2"/>
-      </w:pPr>
-      <w:r>
-        <w:t xml:space="preserve">2.4 WP4: Disinformation Monitoring</w:t>
-      </w:r>
-    </w:p>
-    <w:p>
-      <w:pPr>
-        <w:pStyle w:val="FirstParagraph"/>
-      </w:pPr>
-      <w:r>
-        <w:rPr>
-          <w:b/>
-          <w:bCs/>
-        </w:rPr>
-        <w:t xml:space="preserve">Research question:</w:t>
-      </w:r>
-      <w:r>
-        <w:t xml:space="preserve"> </w:t>
-      </w:r>
-      <w:r>
-        <w:t xml:space="preserve">Can the same generative capability that floods the public sphere with AI-made disinformation be turned into a real-time detection signal for the institutions meant to correct it?</w:t>
-      </w:r>
-    </w:p>
-    <w:p>
-      <w:pPr>
-        <w:pStyle w:val="BodyText"/>
-      </w:pPr>
-      <w:r>
-        <w:rPr>
-          <w:b/>
-          <w:bCs/>
-        </w:rPr>
-        <w:t xml:space="preserve">Lead:</w:t>
-      </w:r>
-      <w:r>
-        <w:t xml:space="preserve"> </w:t>
-      </w:r>
-      <w:r>
-        <w:t xml:space="preserve">Carson ·</w:t>
-      </w:r>
-      <w:r>
-        <w:t xml:space="preserve"> </w:t>
-      </w:r>
-      <w:r>
-        <w:rPr>
-          <w:b/>
-          <w:bCs/>
-        </w:rPr>
-        <w:t xml:space="preserve">Co-lead(s):</w:t>
-      </w:r>
-      <w:r>
-        <w:t xml:space="preserve"> </w:t>
-      </w:r>
-      <w:r>
-        <w:t xml:space="preserve">de Kock, Hovy, fact-checking civil-society organisation</w:t>
-      </w:r>
-    </w:p>
-    <w:p>
-      <w:pPr>
-        <w:pStyle w:val="BodyText"/>
-      </w:pPr>
-      <w:r>
-        <w:rPr>
-          <w:b/>
-          <w:bCs/>
-        </w:rPr>
-        <w:t xml:space="preserve">Civil-society/policy-making organization to be involved:</w:t>
-      </w:r>
-    </w:p>
-    <w:p>
-      <w:pPr>
-        <w:pStyle w:val="BodyText"/>
-      </w:pPr>
-      <w:r>
-        <w:rPr>
-          <w:b/>
-          <w:bCs/>
-        </w:rPr>
-        <w:t xml:space="preserve">Impact:</w:t>
-      </w:r>
-      <w:r>
-        <w:t xml:space="preserve"> </w:t>
-      </w:r>
-      <w:r>
-        <w:t xml:space="preserve">gives regulators and newsrooms a validated, shared detection layer instead of each acting on its own unverified judgment calls.</w:t>
+        <w:t xml:space="preserve">Tasks:</w:t>
       </w:r>
     </w:p>
     <w:p>
@@ -2926,7 +1860,7 @@
           <w:b/>
           <w:bCs/>
         </w:rPr>
-        <w:t xml:space="preserve">Building the pipeline</w:t>
+        <w:t xml:space="preserve">Measuring trust erosion</w:t>
       </w:r>
       <w:r>
         <w:t xml:space="preserve"> </w:t>
@@ -2948,7 +1882,7 @@
         <w:t xml:space="preserve"> </w:t>
       </w:r>
       <w:r>
-        <w:t xml:space="preserve">What signals reliably distinguish AI-generated disinformation from ordinary misleading content, across countries?</w:t>
+        <w:t xml:space="preserve">How much does exposure to AI-generated political content affect trust in institutions and democracy?</w:t>
       </w:r>
       <w:r>
         <w:t xml:space="preserve"> </w:t>
@@ -2964,17 +1898,7 @@
         <w:t xml:space="preserve"> </w:t>
       </w:r>
       <w:r>
-        <w:t xml:space="preserve">the cross-country detection pipeline.</w:t>
-      </w:r>
-      <w:r>
-        <w:t xml:space="preserve"> </w:t>
-      </w:r>
-      <w:r>
-        <w:rPr>
-          <w:i/>
-          <w:iCs/>
-        </w:rPr>
-        <w:t xml:space="preserve">Task leader:</w:t>
+        <w:t xml:space="preserve">cross-national and panel survey data; the AI-Political Trust Index.</w:t>
       </w:r>
     </w:p>
     <w:p>
@@ -2990,7 +1914,7 @@
           <w:b/>
           <w:bCs/>
         </w:rPr>
-        <w:t xml:space="preserve">Validating against real judgments</w:t>
+        <w:t xml:space="preserve">Testing what restores trust</w:t>
       </w:r>
       <w:r>
         <w:t xml:space="preserve"> </w:t>
@@ -3012,7 +1936,7 @@
         <w:t xml:space="preserve"> </w:t>
       </w:r>
       <w:r>
-        <w:t xml:space="preserve">Does the pipeline’s flagging match what professional fact-checkers actually conclude?</w:t>
+        <w:t xml:space="preserve">Which transparency interventions restore trust and discernment, and which backfire?</w:t>
       </w:r>
       <w:r>
         <w:t xml:space="preserve"> </w:t>
@@ -3028,17 +1952,7 @@
         <w:t xml:space="preserve"> </w:t>
       </w:r>
       <w:r>
-        <w:t xml:space="preserve">validation against partner fact-checkers’ assessments; the FAIR dataset.</w:t>
-      </w:r>
-      <w:r>
-        <w:t xml:space="preserve"> </w:t>
-      </w:r>
-      <w:r>
-        <w:rPr>
-          <w:i/>
-          <w:iCs/>
-        </w:rPr>
-        <w:t xml:space="preserve">Task leader:</w:t>
+        <w:t xml:space="preserve">a survey experiment comparing AI transparency labelling designs.</w:t>
       </w:r>
     </w:p>
     <w:p>
@@ -3054,7 +1968,7 @@
           <w:b/>
           <w:bCs/>
         </w:rPr>
-        <w:t xml:space="preserve">Getting it into institutional hands</w:t>
+        <w:t xml:space="preserve">Translating into institutional practice</w:t>
       </w:r>
       <w:r>
         <w:t xml:space="preserve"> </w:t>
@@ -3076,7 +1990,7 @@
         <w:t xml:space="preserve"> </w:t>
       </w:r>
       <w:r>
-        <w:t xml:space="preserve">What do regulators need from a detection signal to act on it?</w:t>
+        <w:t xml:space="preserve">What can electoral commissions and civic educators do with these findings?</w:t>
       </w:r>
       <w:r>
         <w:t xml:space="preserve"> </w:t>
@@ -3092,17 +2006,7 @@
         <w:t xml:space="preserve"> </w:t>
       </w:r>
       <w:r>
-        <w:t xml:space="preserve">the regulator brief.</w:t>
-      </w:r>
-      <w:r>
-        <w:t xml:space="preserve"> </w:t>
-      </w:r>
-      <w:r>
-        <w:rPr>
-          <w:i/>
-          <w:iCs/>
-        </w:rPr>
-        <w:t xml:space="preserve">Task leader:</w:t>
+        <w:t xml:space="preserve">a decision-oriented brief and a practitioner workshop.</w:t>
       </w:r>
     </w:p>
     <w:p>
@@ -3118,7 +2022,7 @@
           <w:b/>
           <w:bCs/>
         </w:rPr>
-        <w:t xml:space="preserve">Getting it into newsroom hands</w:t>
+        <w:t xml:space="preserve">Tracking trust over time</w:t>
       </w:r>
       <w:r>
         <w:t xml:space="preserve"> </w:t>
@@ -3140,7 +2044,7 @@
         <w:t xml:space="preserve"> </w:t>
       </w:r>
       <w:r>
-        <w:t xml:space="preserve">What do time-pressed newsrooms need from a detection signal to use it daily?</w:t>
+        <w:t xml:space="preserve">How does trust move as AI content and countermeasures evolve?</w:t>
       </w:r>
       <w:r>
         <w:t xml:space="preserve"> </w:t>
@@ -3156,17 +2060,7 @@
         <w:t xml:space="preserve"> </w:t>
       </w:r>
       <w:r>
-        <w:t xml:space="preserve">the fact-check toolkit for newsrooms.</w:t>
-      </w:r>
-      <w:r>
-        <w:t xml:space="preserve"> </w:t>
-      </w:r>
-      <w:r>
-        <w:rPr>
-          <w:i/>
-          <w:iCs/>
-        </w:rPr>
-        <w:t xml:space="preserve">Task leader:</w:t>
+        <w:t xml:space="preserve">a public trust-tracker dashboard.</w:t>
       </w:r>
     </w:p>
     <w:p>
@@ -3308,7 +2202,7 @@
               <w:pStyle w:val="Compact"/>
             </w:pPr>
             <w:r>
-              <w:t xml:space="preserve">Cross-country detection pipeline (development)</w:t>
+              <w:t xml:space="preserve">Survey fieldwork</w:t>
             </w:r>
           </w:p>
         </w:tc>
@@ -3330,7 +2224,7 @@
               <w:pStyle w:val="Compact"/>
             </w:pPr>
             <w:r>
-              <w:t xml:space="preserve">15,000</w:t>
+              <w:t xml:space="preserve">60,000</w:t>
             </w:r>
           </w:p>
         </w:tc>
@@ -3343,7 +2237,7 @@
               <w:pStyle w:val="Compact"/>
             </w:pPr>
             <w:r>
-              <w:t xml:space="preserve">FAIR dataset curation &amp; hosting</w:t>
+              <w:t xml:space="preserve">Trust-tracker dashboard</w:t>
             </w:r>
           </w:p>
         </w:tc>
@@ -3365,7 +2259,7 @@
               <w:pStyle w:val="Compact"/>
             </w:pPr>
             <w:r>
-              <w:t xml:space="preserve">5,000</w:t>
+              <w:t xml:space="preserve">8,000</w:t>
             </w:r>
           </w:p>
         </w:tc>
@@ -3378,7 +2272,7 @@
               <w:pStyle w:val="Compact"/>
             </w:pPr>
             <w:r>
-              <w:t xml:space="preserve">Fact-check toolkit production</w:t>
+              <w:t xml:space="preserve">Practitioner workshop</w:t>
             </w:r>
           </w:p>
         </w:tc>
@@ -3400,7 +2294,7 @@
               <w:pStyle w:val="Compact"/>
             </w:pPr>
             <w:r>
-              <w:t xml:space="preserve">5,000</w:t>
+              <w:t xml:space="preserve">6,000</w:t>
             </w:r>
           </w:p>
         </w:tc>
@@ -3412,22 +2306,31 @@
             <w:pPr>
               <w:pStyle w:val="Compact"/>
             </w:pPr>
-          </w:p>
-        </w:tc>
-        <w:tc>
-          <w:tcPr/>
-          <w:p>
-            <w:pPr>
-              <w:pStyle w:val="Compact"/>
-            </w:pPr>
-          </w:p>
-        </w:tc>
-        <w:tc>
-          <w:tcPr/>
-          <w:p>
-            <w:pPr>
-              <w:pStyle w:val="Compact"/>
-            </w:pPr>
+            <w:r>
+              <w:t xml:space="preserve">Overhead (25%)</w:t>
+            </w:r>
+          </w:p>
+        </w:tc>
+        <w:tc>
+          <w:tcPr/>
+          <w:p>
+            <w:pPr>
+              <w:pStyle w:val="Compact"/>
+            </w:pPr>
+            <w:r>
+              <w:t xml:space="preserve">—</w:t>
+            </w:r>
+          </w:p>
+        </w:tc>
+        <w:tc>
+          <w:tcPr/>
+          <w:p>
+            <w:pPr>
+              <w:pStyle w:val="Compact"/>
+            </w:pPr>
+            <w:r>
+              <w:t xml:space="preserve">68,000</w:t>
+            </w:r>
           </w:p>
         </w:tc>
       </w:tr>
@@ -3443,7 +2346,7 @@
                 <w:b/>
                 <w:bCs/>
               </w:rPr>
-              <w:t xml:space="preserve">Total (estimated)</w:t>
+              <w:t xml:space="preserve">Total (estimated, incl. overhead)</w:t>
             </w:r>
           </w:p>
         </w:tc>
@@ -3466,32 +2369,20 @@
                 <w:b/>
                 <w:bCs/>
               </w:rPr>
-              <w:t xml:space="preserve">€223,000</w:t>
+              <w:t xml:space="preserve">€340,000</w:t>
             </w:r>
           </w:p>
         </w:tc>
       </w:tr>
     </w:tbl>
-    <w:p>
-      <w:pPr>
-        <w:pStyle w:val="BodyText"/>
-      </w:pPr>
-      <w:r>
-        <w:rPr>
-          <w:i/>
-          <w:iCs/>
-        </w:rPr>
-        <w:t xml:space="preserve">You can add further budget items to the table above; update the total to match.</w:t>
-      </w:r>
-    </w:p>
-    <w:bookmarkEnd w:id="35"/>
-    <w:bookmarkStart w:id="36" w:name="wp5-evidence-integrity"/>
+    <w:bookmarkEnd w:id="34"/>
+    <w:bookmarkStart w:id="35" w:name="wp3-deliberative-democracy-pilot"/>
     <w:p>
       <w:pPr>
         <w:pStyle w:val="Heading2"/>
       </w:pPr>
       <w:r>
-        <w:t xml:space="preserve">2.5 WP5: Evidence Integrity</w:t>
+        <w:t xml:space="preserve">2.3 WP3: Deliberative Democracy Pilot</w:t>
       </w:r>
     </w:p>
     <w:p>
@@ -3503,13 +2394,13 @@
           <w:b/>
           <w:bCs/>
         </w:rPr>
-        <w:t xml:space="preserve">Research question:</w:t>
-      </w:r>
-      <w:r>
-        <w:t xml:space="preserve"> </w:t>
-      </w:r>
-      <w:r>
-        <w:t xml:space="preserve">Can a certification protocol distinguish AI-fabricated evidence from human-verified evidence reliably enough for newsrooms and the public to trust it?</w:t>
+        <w:t xml:space="preserve">Objectives:</w:t>
+      </w:r>
+      <w:r>
+        <w:t xml:space="preserve"> </w:t>
+      </w:r>
+      <w:r>
+        <w:t xml:space="preserve">To determine whether a structured AI moderator can help citizen assemblies find genuine common ground, or whether it merely manufactures the appearance of consensus.</w:t>
       </w:r>
     </w:p>
     <w:p>
@@ -3527,7 +2418,7 @@
         <w:t xml:space="preserve"> </w:t>
       </w:r>
       <w:r>
-        <w:t xml:space="preserve">Groemping ·</w:t>
+        <w:t xml:space="preserve">Curato ·</w:t>
       </w:r>
       <w:r>
         <w:t xml:space="preserve"> </w:t>
@@ -3543,7 +2434,7 @@
         <w:t xml:space="preserve"> </w:t>
       </w:r>
       <w:r>
-        <w:t xml:space="preserve">O’Brien</w:t>
+        <w:t xml:space="preserve">Webb</w:t>
       </w:r>
     </w:p>
     <w:p>
@@ -3569,203 +2460,17 @@
         </w:rPr>
         <w:t xml:space="preserve">Impact:</w:t>
       </w:r>
-      <w:r>
-        <w:t xml:space="preserve"> </w:t>
-      </w:r>
-      <w:r>
-        <w:t xml:space="preserve">gives citizens and journalists a shared, checkable standard for what counts as verified evidence in an environment where fabrication is cheap.</w:t>
-      </w:r>
-    </w:p>
-    <w:p>
-      <w:pPr>
-        <w:pStyle w:val="Compact"/>
-        <w:numPr>
-          <w:ilvl w:val="0"/>
-          <w:numId w:val="1006"/>
-        </w:numPr>
+    </w:p>
+    <w:p>
+      <w:pPr>
+        <w:pStyle w:val="BodyText"/>
       </w:pPr>
       <w:r>
         <w:rPr>
           <w:b/>
           <w:bCs/>
         </w:rPr>
-        <w:t xml:space="preserve">Designing the protocol</w:t>
-      </w:r>
-      <w:r>
-        <w:t xml:space="preserve"> </w:t>
-      </w:r>
-      <w:r>
-        <w:t xml:space="preserve">—</w:t>
-      </w:r>
-      <w:r>
-        <w:t xml:space="preserve"> </w:t>
-      </w:r>
-      <w:r>
-        <w:rPr>
-          <w:i/>
-          <w:iCs/>
-        </w:rPr>
-        <w:t xml:space="preserve">Guiding question:</w:t>
-      </w:r>
-      <w:r>
-        <w:t xml:space="preserve"> </w:t>
-      </w:r>
-      <w:r>
-        <w:t xml:space="preserve">What provenance markers can reliably separate AI-generated from human-verified evidence?</w:t>
-      </w:r>
-      <w:r>
-        <w:t xml:space="preserve"> </w:t>
-      </w:r>
-      <w:r>
-        <w:rPr>
-          <w:i/>
-          <w:iCs/>
-        </w:rPr>
-        <w:t xml:space="preserve">Output(s):</w:t>
-      </w:r>
-      <w:r>
-        <w:t xml:space="preserve"> </w:t>
-      </w:r>
-      <w:r>
-        <w:t xml:space="preserve">the provenance-tagging and certification protocol.</w:t>
-      </w:r>
-      <w:r>
-        <w:t xml:space="preserve"> </w:t>
-      </w:r>
-      <w:r>
-        <w:rPr>
-          <w:i/>
-          <w:iCs/>
-        </w:rPr>
-        <w:t xml:space="preserve">Task leader:</w:t>
-      </w:r>
-    </w:p>
-    <w:p>
-      <w:pPr>
-        <w:pStyle w:val="Compact"/>
-        <w:numPr>
-          <w:ilvl w:val="0"/>
-          <w:numId w:val="1006"/>
-        </w:numPr>
-      </w:pPr>
-      <w:r>
-        <w:rPr>
-          <w:b/>
-          <w:bCs/>
-        </w:rPr>
-        <w:t xml:space="preserve">Testing it with real users</w:t>
-      </w:r>
-      <w:r>
-        <w:t xml:space="preserve"> </w:t>
-      </w:r>
-      <w:r>
-        <w:t xml:space="preserve">—</w:t>
-      </w:r>
-      <w:r>
-        <w:t xml:space="preserve"> </w:t>
-      </w:r>
-      <w:r>
-        <w:rPr>
-          <w:i/>
-          <w:iCs/>
-        </w:rPr>
-        <w:t xml:space="preserve">Guiding question:</w:t>
-      </w:r>
-      <w:r>
-        <w:t xml:space="preserve"> </w:t>
-      </w:r>
-      <w:r>
-        <w:t xml:space="preserve">Does the protocol hold up when newsroom partners actually try to use it under deadline pressure?</w:t>
-      </w:r>
-      <w:r>
-        <w:t xml:space="preserve"> </w:t>
-      </w:r>
-      <w:r>
-        <w:rPr>
-          <w:i/>
-          <w:iCs/>
-        </w:rPr>
-        <w:t xml:space="preserve">Output(s):</w:t>
-      </w:r>
-      <w:r>
-        <w:t xml:space="preserve"> </w:t>
-      </w:r>
-      <w:r>
-        <w:t xml:space="preserve">field-testing with newsroom partners; the paper.</w:t>
-      </w:r>
-      <w:r>
-        <w:t xml:space="preserve"> </w:t>
-      </w:r>
-      <w:r>
-        <w:rPr>
-          <w:i/>
-          <w:iCs/>
-        </w:rPr>
-        <w:t xml:space="preserve">Task leader:</w:t>
-      </w:r>
-    </w:p>
-    <w:p>
-      <w:pPr>
-        <w:pStyle w:val="Compact"/>
-        <w:numPr>
-          <w:ilvl w:val="0"/>
-          <w:numId w:val="1006"/>
-        </w:numPr>
-      </w:pPr>
-      <w:r>
-        <w:rPr>
-          <w:b/>
-          <w:bCs/>
-        </w:rPr>
-        <w:t xml:space="preserve">Making it publicly checkable</w:t>
-      </w:r>
-      <w:r>
-        <w:t xml:space="preserve"> </w:t>
-      </w:r>
-      <w:r>
-        <w:t xml:space="preserve">—</w:t>
-      </w:r>
-      <w:r>
-        <w:t xml:space="preserve"> </w:t>
-      </w:r>
-      <w:r>
-        <w:rPr>
-          <w:i/>
-          <w:iCs/>
-        </w:rPr>
-        <w:t xml:space="preserve">Guiding question:</w:t>
-      </w:r>
-      <w:r>
-        <w:t xml:space="preserve"> </w:t>
-      </w:r>
-      <w:r>
-        <w:t xml:space="preserve">How can anyone, not just partner newsrooms, verify a piece of evidence’s certification status?</w:t>
-      </w:r>
-      <w:r>
-        <w:t xml:space="preserve"> </w:t>
-      </w:r>
-      <w:r>
-        <w:rPr>
-          <w:i/>
-          <w:iCs/>
-        </w:rPr>
-        <w:t xml:space="preserve">Output(s):</w:t>
-      </w:r>
-      <w:r>
-        <w:t xml:space="preserve"> </w:t>
-      </w:r>
-      <w:r>
-        <w:t xml:space="preserve">the certification toolkit and public verification API.</w:t>
-      </w:r>
-      <w:r>
-        <w:t xml:space="preserve"> </w:t>
-      </w:r>
-      <w:r>
-        <w:rPr>
-          <w:i/>
-          <w:iCs/>
-        </w:rPr>
-        <w:t xml:space="preserve">Task leader:</w:t>
+        <w:t xml:space="preserve">Tasks:</w:t>
       </w:r>
     </w:p>
     <w:p>
@@ -3907,29 +2612,29 @@
               <w:pStyle w:val="Compact"/>
             </w:pPr>
             <w:r>
-              <w:t xml:space="preserve">Certification toolkit (development)</w:t>
-            </w:r>
-          </w:p>
-        </w:tc>
-        <w:tc>
-          <w:tcPr/>
-          <w:p>
-            <w:pPr>
-              <w:pStyle w:val="Compact"/>
-            </w:pPr>
-            <w:r>
-              <w:t xml:space="preserve">—</w:t>
-            </w:r>
-          </w:p>
-        </w:tc>
-        <w:tc>
-          <w:tcPr/>
-          <w:p>
-            <w:pPr>
-              <w:pStyle w:val="Compact"/>
-            </w:pPr>
-            <w:r>
-              <w:t xml:space="preserve">12,000</w:t>
+              <w:t xml:space="preserve">…</w:t>
+            </w:r>
+          </w:p>
+        </w:tc>
+        <w:tc>
+          <w:tcPr/>
+          <w:p>
+            <w:pPr>
+              <w:pStyle w:val="Compact"/>
+            </w:pPr>
+            <w:r>
+              <w:t xml:space="preserve">…</w:t>
+            </w:r>
+          </w:p>
+        </w:tc>
+        <w:tc>
+          <w:tcPr/>
+          <w:p>
+            <w:pPr>
+              <w:pStyle w:val="Compact"/>
+            </w:pPr>
+            <w:r>
+              <w:t xml:space="preserve">…</w:t>
             </w:r>
           </w:p>
         </w:tc>
@@ -3942,29 +2647,29 @@
               <w:pStyle w:val="Compact"/>
             </w:pPr>
             <w:r>
-              <w:t xml:space="preserve">Public verification API (development &amp; hosting)</w:t>
-            </w:r>
-          </w:p>
-        </w:tc>
-        <w:tc>
-          <w:tcPr/>
-          <w:p>
-            <w:pPr>
-              <w:pStyle w:val="Compact"/>
-            </w:pPr>
-            <w:r>
-              <w:t xml:space="preserve">—</w:t>
-            </w:r>
-          </w:p>
-        </w:tc>
-        <w:tc>
-          <w:tcPr/>
-          <w:p>
-            <w:pPr>
-              <w:pStyle w:val="Compact"/>
-            </w:pPr>
-            <w:r>
-              <w:t xml:space="preserve">10,000</w:t>
+              <w:t xml:space="preserve">…</w:t>
+            </w:r>
+          </w:p>
+        </w:tc>
+        <w:tc>
+          <w:tcPr/>
+          <w:p>
+            <w:pPr>
+              <w:pStyle w:val="Compact"/>
+            </w:pPr>
+            <w:r>
+              <w:t xml:space="preserve">…</w:t>
+            </w:r>
+          </w:p>
+        </w:tc>
+        <w:tc>
+          <w:tcPr/>
+          <w:p>
+            <w:pPr>
+              <w:pStyle w:val="Compact"/>
+            </w:pPr>
+            <w:r>
+              <w:t xml:space="preserve">…</w:t>
             </w:r>
           </w:p>
         </w:tc>
@@ -3976,22 +2681,35 @@
             <w:pPr>
               <w:pStyle w:val="Compact"/>
             </w:pPr>
-          </w:p>
-        </w:tc>
-        <w:tc>
-          <w:tcPr/>
-          <w:p>
-            <w:pPr>
-              <w:pStyle w:val="Compact"/>
-            </w:pPr>
-          </w:p>
-        </w:tc>
-        <w:tc>
-          <w:tcPr/>
-          <w:p>
-            <w:pPr>
-              <w:pStyle w:val="Compact"/>
-            </w:pPr>
+            <w:r>
+              <w:t xml:space="preserve">Overhead (25%)</w:t>
+            </w:r>
+          </w:p>
+        </w:tc>
+        <w:tc>
+          <w:tcPr/>
+          <w:p>
+            <w:pPr>
+              <w:pStyle w:val="Compact"/>
+            </w:pPr>
+            <w:r>
+              <w:t xml:space="preserve">—</w:t>
+            </w:r>
+          </w:p>
+        </w:tc>
+        <w:tc>
+          <w:tcPr/>
+          <w:p>
+            <w:pPr>
+              <w:pStyle w:val="Compact"/>
+            </w:pPr>
+            <w:r>
+              <w:rPr>
+                <w:i/>
+                <w:iCs/>
+              </w:rPr>
+              <w:t xml:space="preserve">tbc</w:t>
+            </w:r>
           </w:p>
         </w:tc>
       </w:tr>
@@ -4030,32 +2748,20 @@
                 <w:b/>
                 <w:bCs/>
               </w:rPr>
-              <w:t xml:space="preserve">€220,000</w:t>
+              <w:t xml:space="preserve">€198,000</w:t>
             </w:r>
           </w:p>
         </w:tc>
       </w:tr>
     </w:tbl>
-    <w:p>
-      <w:pPr>
-        <w:pStyle w:val="BodyText"/>
-      </w:pPr>
-      <w:r>
-        <w:rPr>
-          <w:i/>
-          <w:iCs/>
-        </w:rPr>
-        <w:t xml:space="preserve">You can add further budget items to the table above; update the total to match.</w:t>
-      </w:r>
-    </w:p>
-    <w:bookmarkEnd w:id="36"/>
-    <w:bookmarkStart w:id="37" w:name="wp6-repression-monitoring"/>
+    <w:bookmarkEnd w:id="35"/>
+    <w:bookmarkStart w:id="36" w:name="wp4-disinformation-monitoring"/>
     <w:p>
       <w:pPr>
         <w:pStyle w:val="Heading2"/>
       </w:pPr>
       <w:r>
-        <w:t xml:space="preserve">2.6 WP6: Repression Monitoring</w:t>
+        <w:t xml:space="preserve">2.4 WP4: Disinformation Monitoring</w:t>
       </w:r>
     </w:p>
     <w:p>
@@ -4067,13 +2773,13 @@
           <w:b/>
           <w:bCs/>
         </w:rPr>
-        <w:t xml:space="preserve">Research question:</w:t>
-      </w:r>
-      <w:r>
-        <w:t xml:space="preserve"> </w:t>
-      </w:r>
-      <w:r>
-        <w:t xml:space="preserve">Does AI-enabled surveillance and censorship concentrate hardest in states with the weakest oversight, and can tracking that pattern itself become an early-warning signal?</w:t>
+        <w:t xml:space="preserve">Objectives:</w:t>
+      </w:r>
+      <w:r>
+        <w:t xml:space="preserve"> </w:t>
+      </w:r>
+      <w:r>
+        <w:t xml:space="preserve">To turn the same generative capability that floods the public sphere with AI-made disinformation into a real-time detection signal for the institutions meant to correct it.</w:t>
       </w:r>
     </w:p>
     <w:p>
@@ -4091,7 +2797,7 @@
         <w:t xml:space="preserve"> </w:t>
       </w:r>
       <w:r>
-        <w:t xml:space="preserve">Wilson ·</w:t>
+        <w:t xml:space="preserve">Carson ·</w:t>
       </w:r>
       <w:r>
         <w:t xml:space="preserve"> </w:t>
@@ -4107,7 +2813,7 @@
         <w:t xml:space="preserve"> </w:t>
       </w:r>
       <w:r>
-        <w:t xml:space="preserve">Knutsen, Croissant</w:t>
+        <w:t xml:space="preserve">Hovy, de Kock, fact-checking civil-society organisation (which?)</w:t>
       </w:r>
     </w:p>
     <w:p>
@@ -4133,774 +2839,17 @@
         </w:rPr>
         <w:t xml:space="preserve">Impact:</w:t>
       </w:r>
-      <w:r>
-        <w:t xml:space="preserve"> </w:t>
-      </w:r>
-      <w:r>
-        <w:t xml:space="preserve">gives human-rights monitors a standing, updated signal instead of relying on episodic, after-the-fact reporting.</w:t>
-      </w:r>
-    </w:p>
-    <w:p>
-      <w:pPr>
-        <w:pStyle w:val="Compact"/>
-        <w:numPr>
-          <w:ilvl w:val="0"/>
-          <w:numId w:val="1007"/>
-        </w:numPr>
+    </w:p>
+    <w:p>
+      <w:pPr>
+        <w:pStyle w:val="BodyText"/>
       </w:pPr>
       <w:r>
         <w:rPr>
           <w:b/>
           <w:bCs/>
         </w:rPr>
-        <w:t xml:space="preserve">Tracking deployment</w:t>
-      </w:r>
-      <w:r>
-        <w:t xml:space="preserve"> </w:t>
-      </w:r>
-      <w:r>
-        <w:t xml:space="preserve">—</w:t>
-      </w:r>
-      <w:r>
-        <w:t xml:space="preserve"> </w:t>
-      </w:r>
-      <w:r>
-        <w:rPr>
-          <w:i/>
-          <w:iCs/>
-        </w:rPr>
-        <w:t xml:space="preserve">Guiding question:</w:t>
-      </w:r>
-      <w:r>
-        <w:t xml:space="preserve"> </w:t>
-      </w:r>
-      <w:r>
-        <w:t xml:space="preserve">Which AI-enabled surveillance and censorship tools are backsliding states actually deploying, and where?</w:t>
-      </w:r>
-      <w:r>
-        <w:t xml:space="preserve"> </w:t>
-      </w:r>
-      <w:r>
-        <w:rPr>
-          <w:i/>
-          <w:iCs/>
-        </w:rPr>
-        <w:t xml:space="preserve">Output(s):</w:t>
-      </w:r>
-      <w:r>
-        <w:t xml:space="preserve"> </w:t>
-      </w:r>
-      <w:r>
-        <w:t xml:space="preserve">expert-coded tracking across cases.</w:t>
-      </w:r>
-      <w:r>
-        <w:t xml:space="preserve"> </w:t>
-      </w:r>
-      <w:r>
-        <w:rPr>
-          <w:i/>
-          <w:iCs/>
-        </w:rPr>
-        <w:t xml:space="preserve">Task leader:</w:t>
-      </w:r>
-      <w:r>
-        <w:t xml:space="preserve"> </w:t>
-      </w:r>
-      <w:r>
-        <w:t xml:space="preserve">Sombatpoonsiri</w:t>
-      </w:r>
-    </w:p>
-    <w:p>
-      <w:pPr>
-        <w:pStyle w:val="Compact"/>
-        <w:numPr>
-          <w:ilvl w:val="0"/>
-          <w:numId w:val="1007"/>
-        </w:numPr>
-      </w:pPr>
-      <w:r>
-        <w:rPr>
-          <w:b/>
-          <w:bCs/>
-        </w:rPr>
-        <w:t xml:space="preserve">Automating the signal</w:t>
-      </w:r>
-      <w:r>
-        <w:t xml:space="preserve"> </w:t>
-      </w:r>
-      <w:r>
-        <w:t xml:space="preserve">—</w:t>
-      </w:r>
-      <w:r>
-        <w:t xml:space="preserve"> </w:t>
-      </w:r>
-      <w:r>
-        <w:rPr>
-          <w:i/>
-          <w:iCs/>
-        </w:rPr>
-        <w:t xml:space="preserve">Guiding question:</w:t>
-      </w:r>
-      <w:r>
-        <w:t xml:space="preserve"> </w:t>
-      </w:r>
-      <w:r>
-        <w:t xml:space="preserve">Can automated media monitoring catch deployment as it happens, rather than months later?</w:t>
-      </w:r>
-      <w:r>
-        <w:t xml:space="preserve"> </w:t>
-      </w:r>
-      <w:r>
-        <w:rPr>
-          <w:i/>
-          <w:iCs/>
-        </w:rPr>
-        <w:t xml:space="preserve">Output(s):</w:t>
-      </w:r>
-      <w:r>
-        <w:t xml:space="preserve"> </w:t>
-      </w:r>
-      <w:r>
-        <w:t xml:space="preserve">the automated media-monitoring component.</w:t>
-      </w:r>
-      <w:r>
-        <w:t xml:space="preserve"> </w:t>
-      </w:r>
-      <w:r>
-        <w:rPr>
-          <w:i/>
-          <w:iCs/>
-        </w:rPr>
-        <w:t xml:space="preserve">Task leader:</w:t>
-      </w:r>
-    </w:p>
-    <w:p>
-      <w:pPr>
-        <w:pStyle w:val="Compact"/>
-        <w:numPr>
-          <w:ilvl w:val="0"/>
-          <w:numId w:val="1007"/>
-        </w:numPr>
-      </w:pPr>
-      <w:r>
-        <w:rPr>
-          <w:b/>
-          <w:bCs/>
-        </w:rPr>
-        <w:t xml:space="preserve">Turning tracking into warning</w:t>
-      </w:r>
-      <w:r>
-        <w:t xml:space="preserve"> </w:t>
-      </w:r>
-      <w:r>
-        <w:t xml:space="preserve">—</w:t>
-      </w:r>
-      <w:r>
-        <w:t xml:space="preserve"> </w:t>
-      </w:r>
-      <w:r>
-        <w:rPr>
-          <w:i/>
-          <w:iCs/>
-        </w:rPr>
-        <w:t xml:space="preserve">Guiding question:</w:t>
-      </w:r>
-      <w:r>
-        <w:t xml:space="preserve"> </w:t>
-      </w:r>
-      <w:r>
-        <w:t xml:space="preserve">What pattern in this tracking data actually predicts further backsliding, early enough to act on?</w:t>
-      </w:r>
-      <w:r>
-        <w:t xml:space="preserve"> </w:t>
-      </w:r>
-      <w:r>
-        <w:rPr>
-          <w:i/>
-          <w:iCs/>
-        </w:rPr>
-        <w:t xml:space="preserve">Output(s):</w:t>
-      </w:r>
-      <w:r>
-        <w:t xml:space="preserve"> </w:t>
-      </w:r>
-      <w:r>
-        <w:t xml:space="preserve">the paper and the early-warning dashboard for human-rights monitors.</w:t>
-      </w:r>
-      <w:r>
-        <w:t xml:space="preserve"> </w:t>
-      </w:r>
-      <w:r>
-        <w:rPr>
-          <w:i/>
-          <w:iCs/>
-        </w:rPr>
-        <w:t xml:space="preserve">Task leader:</w:t>
-      </w:r>
-    </w:p>
-    <w:p>
-      <w:pPr>
-        <w:pStyle w:val="FirstParagraph"/>
-      </w:pPr>
-      <w:r>
-        <w:rPr>
-          <w:b/>
-          <w:bCs/>
-        </w:rPr>
-        <w:t xml:space="preserve">Budget (preliminary estimates):</w:t>
-      </w:r>
-    </w:p>
-    <w:tbl>
-      <w:tblPr>
-        <w:tblStyle w:val="Table"/>
-        <w:tblW w:type="pct" w:w="5000"/>
-        <w:tblLayout w:type="fixed"/>
-        <w:tblLook w:firstRow="1" w:lastRow="0" w:firstColumn="0" w:lastColumn="0" w:noHBand="0" w:noVBand="0" w:val="0020"/>
-      </w:tblPr>
-      <w:tblGrid>
-        <w:gridCol w:w="2640"/>
-        <w:gridCol w:w="2640"/>
-        <w:gridCol w:w="2640"/>
-      </w:tblGrid>
-      <w:tr>
-        <w:trPr>
-          <w:tblHeader w:val="on"/>
-        </w:trPr>
-        <w:tc>
-          <w:tcPr/>
-          <w:p>
-            <w:pPr>
-              <w:pStyle w:val="Compact"/>
-            </w:pPr>
-            <w:r>
-              <w:t xml:space="preserve">Item</w:t>
-            </w:r>
-          </w:p>
-        </w:tc>
-        <w:tc>
-          <w:tcPr/>
-          <w:p>
-            <w:pPr>
-              <w:pStyle w:val="Compact"/>
-            </w:pPr>
-            <w:r>
-              <w:t xml:space="preserve">FTE</w:t>
-            </w:r>
-          </w:p>
-        </w:tc>
-        <w:tc>
-          <w:tcPr/>
-          <w:p>
-            <w:pPr>
-              <w:pStyle w:val="Compact"/>
-            </w:pPr>
-            <w:r>
-              <w:t xml:space="preserve">Estimated cost (€)</w:t>
-            </w:r>
-          </w:p>
-        </w:tc>
-      </w:tr>
-      <w:tr>
-        <w:tc>
-          <w:tcPr/>
-          <w:p>
-            <w:pPr>
-              <w:pStyle w:val="Compact"/>
-            </w:pPr>
-            <w:r>
-              <w:t xml:space="preserve">Lead (0.2 FTE, 2 years)</w:t>
-            </w:r>
-          </w:p>
-        </w:tc>
-        <w:tc>
-          <w:tcPr/>
-          <w:p>
-            <w:pPr>
-              <w:pStyle w:val="Compact"/>
-            </w:pPr>
-            <w:r>
-              <w:t xml:space="preserve">0.2</w:t>
-            </w:r>
-          </w:p>
-        </w:tc>
-        <w:tc>
-          <w:tcPr/>
-          <w:p>
-            <w:pPr>
-              <w:pStyle w:val="Compact"/>
-            </w:pPr>
-            <w:r>
-              <w:t xml:space="preserve">48,000</w:t>
-            </w:r>
-          </w:p>
-        </w:tc>
-      </w:tr>
-      <w:tr>
-        <w:tc>
-          <w:tcPr/>
-          <w:p>
-            <w:pPr>
-              <w:pStyle w:val="Compact"/>
-            </w:pPr>
-            <w:r>
-              <w:t xml:space="preserve">Postdoctoral researcher (1.0 FTE, 2 years)</w:t>
-            </w:r>
-          </w:p>
-        </w:tc>
-        <w:tc>
-          <w:tcPr/>
-          <w:p>
-            <w:pPr>
-              <w:pStyle w:val="Compact"/>
-            </w:pPr>
-            <w:r>
-              <w:t xml:space="preserve">1.0</w:t>
-            </w:r>
-          </w:p>
-        </w:tc>
-        <w:tc>
-          <w:tcPr/>
-          <w:p>
-            <w:pPr>
-              <w:pStyle w:val="Compact"/>
-            </w:pPr>
-            <w:r>
-              <w:t xml:space="preserve">150,000</w:t>
-            </w:r>
-          </w:p>
-        </w:tc>
-      </w:tr>
-      <w:tr>
-        <w:tc>
-          <w:tcPr/>
-          <w:p>
-            <w:pPr>
-              <w:pStyle w:val="Compact"/>
-            </w:pPr>
-            <w:r>
-              <w:t xml:space="preserve">Automated media-monitoring component (development &amp; data access)</w:t>
-            </w:r>
-          </w:p>
-        </w:tc>
-        <w:tc>
-          <w:tcPr/>
-          <w:p>
-            <w:pPr>
-              <w:pStyle w:val="Compact"/>
-            </w:pPr>
-            <w:r>
-              <w:t xml:space="preserve">—</w:t>
-            </w:r>
-          </w:p>
-        </w:tc>
-        <w:tc>
-          <w:tcPr/>
-          <w:p>
-            <w:pPr>
-              <w:pStyle w:val="Compact"/>
-            </w:pPr>
-            <w:r>
-              <w:t xml:space="preserve">15,000</w:t>
-            </w:r>
-          </w:p>
-        </w:tc>
-      </w:tr>
-      <w:tr>
-        <w:tc>
-          <w:tcPr/>
-          <w:p>
-            <w:pPr>
-              <w:pStyle w:val="Compact"/>
-            </w:pPr>
-            <w:r>
-              <w:t xml:space="preserve">Early-warning dashboard (design &amp; hosting)</w:t>
-            </w:r>
-          </w:p>
-        </w:tc>
-        <w:tc>
-          <w:tcPr/>
-          <w:p>
-            <w:pPr>
-              <w:pStyle w:val="Compact"/>
-            </w:pPr>
-            <w:r>
-              <w:t xml:space="preserve">—</w:t>
-            </w:r>
-          </w:p>
-        </w:tc>
-        <w:tc>
-          <w:tcPr/>
-          <w:p>
-            <w:pPr>
-              <w:pStyle w:val="Compact"/>
-            </w:pPr>
-            <w:r>
-              <w:t xml:space="preserve">8,000</w:t>
-            </w:r>
-          </w:p>
-        </w:tc>
-      </w:tr>
-      <w:tr>
-        <w:tc>
-          <w:tcPr/>
-          <w:p>
-            <w:pPr>
-              <w:pStyle w:val="Compact"/>
-            </w:pPr>
-          </w:p>
-        </w:tc>
-        <w:tc>
-          <w:tcPr/>
-          <w:p>
-            <w:pPr>
-              <w:pStyle w:val="Compact"/>
-            </w:pPr>
-          </w:p>
-        </w:tc>
-        <w:tc>
-          <w:tcPr/>
-          <w:p>
-            <w:pPr>
-              <w:pStyle w:val="Compact"/>
-            </w:pPr>
-          </w:p>
-        </w:tc>
-      </w:tr>
-      <w:tr>
-        <w:tc>
-          <w:tcPr/>
-          <w:p>
-            <w:pPr>
-              <w:pStyle w:val="Compact"/>
-            </w:pPr>
-            <w:r>
-              <w:rPr>
-                <w:b/>
-                <w:bCs/>
-              </w:rPr>
-              <w:t xml:space="preserve">Total (estimated)</w:t>
-            </w:r>
-          </w:p>
-        </w:tc>
-        <w:tc>
-          <w:tcPr/>
-          <w:p>
-            <w:pPr>
-              <w:pStyle w:val="Compact"/>
-            </w:pPr>
-          </w:p>
-        </w:tc>
-        <w:tc>
-          <w:tcPr/>
-          <w:p>
-            <w:pPr>
-              <w:pStyle w:val="Compact"/>
-            </w:pPr>
-            <w:r>
-              <w:rPr>
-                <w:b/>
-                <w:bCs/>
-              </w:rPr>
-              <w:t xml:space="preserve">€221,000</w:t>
-            </w:r>
-          </w:p>
-        </w:tc>
-      </w:tr>
-    </w:tbl>
-    <w:p>
-      <w:pPr>
-        <w:pStyle w:val="BodyText"/>
-      </w:pPr>
-      <w:r>
-        <w:rPr>
-          <w:i/>
-          <w:iCs/>
-        </w:rPr>
-        <w:t xml:space="preserve">You can add further budget items to the table above; update the total to match.</w:t>
-      </w:r>
-    </w:p>
-    <w:bookmarkEnd w:id="37"/>
-    <w:bookmarkStart w:id="38" w:name="wp7-ai-governance"/>
-    <w:p>
-      <w:pPr>
-        <w:pStyle w:val="Heading2"/>
-      </w:pPr>
-      <w:r>
-        <w:t xml:space="preserve">2.7 WP7: AI Governance</w:t>
-      </w:r>
-    </w:p>
-    <w:p>
-      <w:pPr>
-        <w:pStyle w:val="FirstParagraph"/>
-      </w:pPr>
-      <w:r>
-        <w:rPr>
-          <w:b/>
-          <w:bCs/>
-        </w:rPr>
-        <w:t xml:space="preserve">Research question:</w:t>
-      </w:r>
-      <w:r>
-        <w:t xml:space="preserve"> </w:t>
-      </w:r>
-      <w:r>
-        <w:t xml:space="preserve">Do existing AI governance regimes actually require the transparency, audit, and redress that informational accountability depends on, or do they leave institutions free to evade scrutiny?</w:t>
-      </w:r>
-    </w:p>
-    <w:p>
-      <w:pPr>
-        <w:pStyle w:val="BodyText"/>
-      </w:pPr>
-      <w:r>
-        <w:rPr>
-          <w:b/>
-          <w:bCs/>
-        </w:rPr>
-        <w:t xml:space="preserve">Lead:</w:t>
-      </w:r>
-      <w:r>
-        <w:t xml:space="preserve"> </w:t>
-      </w:r>
-      <w:r>
-        <w:t xml:space="preserve">Koenig ·</w:t>
-      </w:r>
-      <w:r>
-        <w:t xml:space="preserve"> </w:t>
-      </w:r>
-      <w:r>
-        <w:rPr>
-          <w:b/>
-          <w:bCs/>
-        </w:rPr>
-        <w:t xml:space="preserve">Co-lead(s):</w:t>
-      </w:r>
-      <w:r>
-        <w:t xml:space="preserve"> </w:t>
-      </w:r>
-      <w:r>
-        <w:t xml:space="preserve">Pascal might be able to suggest someone who can also come to the workshop</w:t>
-      </w:r>
-    </w:p>
-    <w:p>
-      <w:pPr>
-        <w:pStyle w:val="BodyText"/>
-      </w:pPr>
-      <w:r>
-        <w:rPr>
-          <w:b/>
-          <w:bCs/>
-        </w:rPr>
-        <w:t xml:space="preserve">Civil-society/policy-making organization to be involved:</w:t>
-      </w:r>
-    </w:p>
-    <w:p>
-      <w:pPr>
-        <w:pStyle w:val="BodyText"/>
-      </w:pPr>
-      <w:r>
-        <w:rPr>
-          <w:b/>
-          <w:bCs/>
-        </w:rPr>
-        <w:t xml:space="preserve">Impact:</w:t>
-      </w:r>
-      <w:r>
-        <w:t xml:space="preserve"> </w:t>
-      </w:r>
-      <w:r>
-        <w:t xml:space="preserve">gives policymakers a concrete, comparative basis for closing the gap between what AI governance promises and what it actually enforces.</w:t>
-      </w:r>
-    </w:p>
-    <w:p>
-      <w:pPr>
-        <w:pStyle w:val="Compact"/>
-        <w:numPr>
-          <w:ilvl w:val="0"/>
-          <w:numId w:val="1008"/>
-        </w:numPr>
-      </w:pPr>
-      <w:r>
-        <w:rPr>
-          <w:b/>
-          <w:bCs/>
-        </w:rPr>
-        <w:t xml:space="preserve">Mapping what’s on the books</w:t>
-      </w:r>
-      <w:r>
-        <w:t xml:space="preserve"> </w:t>
-      </w:r>
-      <w:r>
-        <w:t xml:space="preserve">—</w:t>
-      </w:r>
-      <w:r>
-        <w:t xml:space="preserve"> </w:t>
-      </w:r>
-      <w:r>
-        <w:rPr>
-          <w:i/>
-          <w:iCs/>
-        </w:rPr>
-        <w:t xml:space="preserve">Guiding question:</w:t>
-      </w:r>
-      <w:r>
-        <w:t xml:space="preserve"> </w:t>
-      </w:r>
-      <w:r>
-        <w:t xml:space="preserve">What do AI governance regimes in the EU, Australia, and Southeast Asia/Pacific formally require of AI-mediated institutional decisions?</w:t>
-      </w:r>
-      <w:r>
-        <w:t xml:space="preserve"> </w:t>
-      </w:r>
-      <w:r>
-        <w:rPr>
-          <w:i/>
-          <w:iCs/>
-        </w:rPr>
-        <w:t xml:space="preserve">Output(s):</w:t>
-      </w:r>
-      <w:r>
-        <w:t xml:space="preserve"> </w:t>
-      </w:r>
-      <w:r>
-        <w:t xml:space="preserve">the regulatory-comparison tracker.</w:t>
-      </w:r>
-      <w:r>
-        <w:t xml:space="preserve"> </w:t>
-      </w:r>
-      <w:r>
-        <w:rPr>
-          <w:i/>
-          <w:iCs/>
-        </w:rPr>
-        <w:t xml:space="preserve">Task leader:</w:t>
-      </w:r>
-    </w:p>
-    <w:p>
-      <w:pPr>
-        <w:pStyle w:val="Compact"/>
-        <w:numPr>
-          <w:ilvl w:val="0"/>
-          <w:numId w:val="1008"/>
-        </w:numPr>
-      </w:pPr>
-      <w:r>
-        <w:rPr>
-          <w:b/>
-          <w:bCs/>
-        </w:rPr>
-        <w:t xml:space="preserve">Testing enforcement</w:t>
-      </w:r>
-      <w:r>
-        <w:t xml:space="preserve"> </w:t>
-      </w:r>
-      <w:r>
-        <w:t xml:space="preserve">—</w:t>
-      </w:r>
-      <w:r>
-        <w:t xml:space="preserve"> </w:t>
-      </w:r>
-      <w:r>
-        <w:rPr>
-          <w:i/>
-          <w:iCs/>
-        </w:rPr>
-        <w:t xml:space="preserve">Guiding question:</w:t>
-      </w:r>
-      <w:r>
-        <w:t xml:space="preserve"> </w:t>
-      </w:r>
-      <w:r>
-        <w:t xml:space="preserve">Which of these formal requirements are actually enforced, and which are checkbox compliance?</w:t>
-      </w:r>
-      <w:r>
-        <w:t xml:space="preserve"> </w:t>
-      </w:r>
-      <w:r>
-        <w:rPr>
-          <w:i/>
-          <w:iCs/>
-        </w:rPr>
-        <w:t xml:space="preserve">Output(s):</w:t>
-      </w:r>
-      <w:r>
-        <w:t xml:space="preserve"> </w:t>
-      </w:r>
-      <w:r>
-        <w:t xml:space="preserve">the comparative paper.</w:t>
-      </w:r>
-      <w:r>
-        <w:t xml:space="preserve"> </w:t>
-      </w:r>
-      <w:r>
-        <w:rPr>
-          <w:i/>
-          <w:iCs/>
-        </w:rPr>
-        <w:t xml:space="preserve">Task leader:</w:t>
-      </w:r>
-    </w:p>
-    <w:p>
-      <w:pPr>
-        <w:pStyle w:val="Compact"/>
-        <w:numPr>
-          <w:ilvl w:val="0"/>
-          <w:numId w:val="1008"/>
-        </w:numPr>
-      </w:pPr>
-      <w:r>
-        <w:rPr>
-          <w:b/>
-          <w:bCs/>
-        </w:rPr>
-        <w:t xml:space="preserve">Identifying what travels</w:t>
-      </w:r>
-      <w:r>
-        <w:t xml:space="preserve"> </w:t>
-      </w:r>
-      <w:r>
-        <w:t xml:space="preserve">—</w:t>
-      </w:r>
-      <w:r>
-        <w:t xml:space="preserve"> </w:t>
-      </w:r>
-      <w:r>
-        <w:rPr>
-          <w:i/>
-          <w:iCs/>
-        </w:rPr>
-        <w:t xml:space="preserve">Guiding question:</w:t>
-      </w:r>
-      <w:r>
-        <w:t xml:space="preserve"> </w:t>
-      </w:r>
-      <w:r>
-        <w:t xml:space="preserve">Which accountability provisions transfer across very different regulatory contexts, and which don’t?</w:t>
-      </w:r>
-      <w:r>
-        <w:t xml:space="preserve"> </w:t>
-      </w:r>
-      <w:r>
-        <w:rPr>
-          <w:i/>
-          <w:iCs/>
-        </w:rPr>
-        <w:t xml:space="preserve">Output(s):</w:t>
-      </w:r>
-      <w:r>
-        <w:t xml:space="preserve"> </w:t>
-      </w:r>
-      <w:r>
-        <w:t xml:space="preserve">policy recommendations.</w:t>
-      </w:r>
-      <w:r>
-        <w:t xml:space="preserve"> </w:t>
-      </w:r>
-      <w:r>
-        <w:rPr>
-          <w:i/>
-          <w:iCs/>
-        </w:rPr>
-        <w:t xml:space="preserve">Task leader:</w:t>
+        <w:t xml:space="preserve">Tasks:</w:t>
       </w:r>
     </w:p>
     <w:p>
@@ -5042,29 +2991,29 @@
               <w:pStyle w:val="Compact"/>
             </w:pPr>
             <w:r>
-              <w:t xml:space="preserve">Regulatory-comparison tracker (design &amp; hosting)</w:t>
-            </w:r>
-          </w:p>
-        </w:tc>
-        <w:tc>
-          <w:tcPr/>
-          <w:p>
-            <w:pPr>
-              <w:pStyle w:val="Compact"/>
-            </w:pPr>
-            <w:r>
-              <w:t xml:space="preserve">—</w:t>
-            </w:r>
-          </w:p>
-        </w:tc>
-        <w:tc>
-          <w:tcPr/>
-          <w:p>
-            <w:pPr>
-              <w:pStyle w:val="Compact"/>
-            </w:pPr>
-            <w:r>
-              <w:t xml:space="preserve">8,000</w:t>
+              <w:t xml:space="preserve">…</w:t>
+            </w:r>
+          </w:p>
+        </w:tc>
+        <w:tc>
+          <w:tcPr/>
+          <w:p>
+            <w:pPr>
+              <w:pStyle w:val="Compact"/>
+            </w:pPr>
+            <w:r>
+              <w:t xml:space="preserve">…</w:t>
+            </w:r>
+          </w:p>
+        </w:tc>
+        <w:tc>
+          <w:tcPr/>
+          <w:p>
+            <w:pPr>
+              <w:pStyle w:val="Compact"/>
+            </w:pPr>
+            <w:r>
+              <w:t xml:space="preserve">…</w:t>
             </w:r>
           </w:p>
         </w:tc>
@@ -5076,22 +3025,70 @@
             <w:pPr>
               <w:pStyle w:val="Compact"/>
             </w:pPr>
-          </w:p>
-        </w:tc>
-        <w:tc>
-          <w:tcPr/>
-          <w:p>
-            <w:pPr>
-              <w:pStyle w:val="Compact"/>
-            </w:pPr>
-          </w:p>
-        </w:tc>
-        <w:tc>
-          <w:tcPr/>
-          <w:p>
-            <w:pPr>
-              <w:pStyle w:val="Compact"/>
-            </w:pPr>
+            <w:r>
+              <w:t xml:space="preserve">…</w:t>
+            </w:r>
+          </w:p>
+        </w:tc>
+        <w:tc>
+          <w:tcPr/>
+          <w:p>
+            <w:pPr>
+              <w:pStyle w:val="Compact"/>
+            </w:pPr>
+            <w:r>
+              <w:t xml:space="preserve">…</w:t>
+            </w:r>
+          </w:p>
+        </w:tc>
+        <w:tc>
+          <w:tcPr/>
+          <w:p>
+            <w:pPr>
+              <w:pStyle w:val="Compact"/>
+            </w:pPr>
+            <w:r>
+              <w:t xml:space="preserve">…</w:t>
+            </w:r>
+          </w:p>
+        </w:tc>
+      </w:tr>
+      <w:tr>
+        <w:tc>
+          <w:tcPr/>
+          <w:p>
+            <w:pPr>
+              <w:pStyle w:val="Compact"/>
+            </w:pPr>
+            <w:r>
+              <w:t xml:space="preserve">Overhead (25%)</w:t>
+            </w:r>
+          </w:p>
+        </w:tc>
+        <w:tc>
+          <w:tcPr/>
+          <w:p>
+            <w:pPr>
+              <w:pStyle w:val="Compact"/>
+            </w:pPr>
+            <w:r>
+              <w:t xml:space="preserve">—</w:t>
+            </w:r>
+          </w:p>
+        </w:tc>
+        <w:tc>
+          <w:tcPr/>
+          <w:p>
+            <w:pPr>
+              <w:pStyle w:val="Compact"/>
+            </w:pPr>
+            <w:r>
+              <w:rPr>
+                <w:i/>
+                <w:iCs/>
+              </w:rPr>
+              <w:t xml:space="preserve">tbc</w:t>
+            </w:r>
           </w:p>
         </w:tc>
       </w:tr>
@@ -5130,32 +3127,20 @@
                 <w:b/>
                 <w:bCs/>
               </w:rPr>
-              <w:t xml:space="preserve">€206,000</w:t>
+              <w:t xml:space="preserve">€198,000</w:t>
             </w:r>
           </w:p>
         </w:tc>
       </w:tr>
     </w:tbl>
-    <w:p>
-      <w:pPr>
-        <w:pStyle w:val="BodyText"/>
-      </w:pPr>
-      <w:r>
-        <w:rPr>
-          <w:i/>
-          <w:iCs/>
-        </w:rPr>
-        <w:t xml:space="preserve">You can add further budget items to the table above; update the total to match.</w:t>
-      </w:r>
-    </w:p>
-    <w:bookmarkEnd w:id="38"/>
-    <w:bookmarkStart w:id="39" w:name="wp8-democratic-resilience-radar"/>
+    <w:bookmarkEnd w:id="36"/>
+    <w:bookmarkStart w:id="37" w:name="wp5-evidence-integrity-in-policy-advice"/>
     <w:p>
       <w:pPr>
         <w:pStyle w:val="Heading2"/>
       </w:pPr>
       <w:r>
-        <w:t xml:space="preserve">2.8 WP8: Democratic Resilience Radar</w:t>
+        <w:t xml:space="preserve">2.5 WP5: Evidence integrity in policy advice</w:t>
       </w:r>
     </w:p>
     <w:p>
@@ -5167,13 +3152,13 @@
           <w:b/>
           <w:bCs/>
         </w:rPr>
-        <w:t xml:space="preserve">Research question:</w:t>
-      </w:r>
-      <w:r>
-        <w:t xml:space="preserve"> </w:t>
-      </w:r>
-      <w:r>
-        <w:t xml:space="preserve">Can the separate indicators produced across WP2–WP7 be integrated into one shared panel sensitive enough to flag democratic-resilience shifts as they happen, rather than after the fact?</w:t>
+        <w:t xml:space="preserve">Objectives:</w:t>
+      </w:r>
+      <w:r>
+        <w:t xml:space="preserve"> </w:t>
+      </w:r>
+      <w:r>
+        <w:t xml:space="preserve">To safeguard the integrity of evidence entering public decision-making through policy advisory systems in the age of AI.</w:t>
       </w:r>
     </w:p>
     <w:p>
@@ -5191,7 +3176,7 @@
         <w:t xml:space="preserve"> </w:t>
       </w:r>
       <w:r>
-        <w:t xml:space="preserve">Sebok ·</w:t>
+        <w:t xml:space="preserve">Groemping ·</w:t>
       </w:r>
       <w:r>
         <w:t xml:space="preserve"> </w:t>
@@ -5207,7 +3192,7 @@
         <w:t xml:space="preserve"> </w:t>
       </w:r>
       <w:r>
-        <w:t xml:space="preserve">Croissant, Knutsen</w:t>
+        <w:t xml:space="preserve">O’Brien</w:t>
       </w:r>
     </w:p>
     <w:p>
@@ -5219,7 +3204,13 @@
           <w:b/>
           <w:bCs/>
         </w:rPr>
-        <w:t xml:space="preserve">Civil-society/policy-making organization to be involved:</w:t>
+        <w:t xml:space="preserve">Civil-society/policy-making organization to be involved (tbc):</w:t>
+      </w:r>
+      <w:r>
+        <w:t xml:space="preserve"> </w:t>
+      </w:r>
+      <w:r>
+        <w:t xml:space="preserve">Australian Parliamentary Library; Australian Professional Government Relations Association (APGRA); Society of European Affairs Professionals (SEAP); European Public Affairs Consultancies’ Association (EPACA)</w:t>
       </w:r>
     </w:p>
     <w:p>
@@ -5237,7 +3228,19 @@
         <w:t xml:space="preserve"> </w:t>
       </w:r>
       <w:r>
-        <w:t xml:space="preserve">turns findings that would otherwise sit in separate WP silos into one standing, cross-country monitoring instrument.</w:t>
+        <w:t xml:space="preserve">gives policymakers, policy professionals and citizens a shared, checkable standard for assessing the provenance, verifiability and authenticity of evidence used in policy advice.</w:t>
+      </w:r>
+    </w:p>
+    <w:p>
+      <w:pPr>
+        <w:pStyle w:val="BodyText"/>
+      </w:pPr>
+      <w:r>
+        <w:rPr>
+          <w:b/>
+          <w:bCs/>
+        </w:rPr>
+        <w:t xml:space="preserve">Tasks:</w:t>
       </w:r>
     </w:p>
     <w:p>
@@ -5245,7 +3248,7 @@
         <w:pStyle w:val="Compact"/>
         <w:numPr>
           <w:ilvl w:val="0"/>
-          <w:numId w:val="1009"/>
+          <w:numId w:val="1008"/>
         </w:numPr>
       </w:pPr>
       <w:r>
@@ -5253,7 +3256,7 @@
           <w:b/>
           <w:bCs/>
         </w:rPr>
-        <w:t xml:space="preserve">Integrating the indicators</w:t>
+        <w:t xml:space="preserve">Advisory integrity</w:t>
       </w:r>
       <w:r>
         <w:t xml:space="preserve"> </w:t>
@@ -5275,7 +3278,7 @@
         <w:t xml:space="preserve"> </w:t>
       </w:r>
       <w:r>
-        <w:t xml:space="preserve">How compatible are the indicators coming out of WP2–WP7, and what does it take to put them on one common panel?</w:t>
+        <w:t xml:space="preserve">What constitutes information integrity in policy advisory systems in the age of generative AI?</w:t>
       </w:r>
       <w:r>
         <w:t xml:space="preserve"> </w:t>
@@ -5291,17 +3294,7 @@
         <w:t xml:space="preserve"> </w:t>
       </w:r>
       <w:r>
-        <w:t xml:space="preserve">the integrated cross-country panel.</w:t>
-      </w:r>
-      <w:r>
-        <w:t xml:space="preserve"> </w:t>
-      </w:r>
-      <w:r>
-        <w:rPr>
-          <w:i/>
-          <w:iCs/>
-        </w:rPr>
-        <w:t xml:space="preserve">Task leader:</w:t>
+        <w:t xml:space="preserve">a conceptual framework and operational standard for advisory integrity, covering provenance, evidentiary verifiability, representational authenticity and accountability.</w:t>
       </w:r>
     </w:p>
     <w:p>
@@ -5309,7 +3302,7 @@
         <w:pStyle w:val="Compact"/>
         <w:numPr>
           <w:ilvl w:val="0"/>
-          <w:numId w:val="1009"/>
+          <w:numId w:val="1008"/>
         </w:numPr>
       </w:pPr>
       <w:r>
@@ -5317,7 +3310,7 @@
           <w:b/>
           <w:bCs/>
         </w:rPr>
-        <w:t xml:space="preserve">Building the classifier</w:t>
+        <w:t xml:space="preserve">Measuring advisory integrity</w:t>
       </w:r>
       <w:r>
         <w:t xml:space="preserve"> </w:t>
@@ -5339,7 +3332,7 @@
         <w:t xml:space="preserve"> </w:t>
       </w:r>
       <w:r>
-        <w:t xml:space="preserve">Can an LLM classifier trained on this panel reliably distinguish real resilience shifts from noise?</w:t>
+        <w:t xml:space="preserve">How can advisory integrity be measured systematically at scale?</w:t>
       </w:r>
       <w:r>
         <w:t xml:space="preserve"> </w:t>
@@ -5355,17 +3348,7 @@
         <w:t xml:space="preserve"> </w:t>
       </w:r>
       <w:r>
-        <w:t xml:space="preserve">the trained LLM classifier and methods paper.</w:t>
-      </w:r>
-      <w:r>
-        <w:t xml:space="preserve"> </w:t>
-      </w:r>
-      <w:r>
-        <w:rPr>
-          <w:i/>
-          <w:iCs/>
-        </w:rPr>
-        <w:t xml:space="preserve">Task leader:</w:t>
+        <w:t xml:space="preserve">a validated LLM-assisted tool for identifying and tagging provenance, evidentiary claims, citations, unsupported claims and coordination patterns in large corpora of policy advice, such as parliamentary submissions and consultation responses.</w:t>
       </w:r>
     </w:p>
     <w:p>
@@ -5373,7 +3356,7 @@
         <w:pStyle w:val="Compact"/>
         <w:numPr>
           <w:ilvl w:val="0"/>
-          <w:numId w:val="1009"/>
+          <w:numId w:val="1008"/>
         </w:numPr>
       </w:pPr>
       <w:r>
@@ -5381,7 +3364,7 @@
           <w:b/>
           <w:bCs/>
         </w:rPr>
-        <w:t xml:space="preserve">Making it public</w:t>
+        <w:t xml:space="preserve">Professional standards</w:t>
       </w:r>
       <w:r>
         <w:t xml:space="preserve"> </w:t>
@@ -5403,7 +3386,7 @@
         <w:t xml:space="preserve"> </w:t>
       </w:r>
       <w:r>
-        <w:t xml:space="preserve">How should this signal be presented so outside users can actually act on it?</w:t>
+        <w:t xml:space="preserve">What professional norms and institutional arrangements encourage integrity-preserving use of AI in policy advice?</w:t>
       </w:r>
       <w:r>
         <w:t xml:space="preserve"> </w:t>
@@ -5419,17 +3402,61 @@
         <w:t xml:space="preserve"> </w:t>
       </w:r>
       <w:r>
-        <w:t xml:space="preserve">the FAIR toolkit and the Resilience Radar dashboard.</w:t>
-      </w:r>
-      <w:r>
-        <w:t xml:space="preserve"> </w:t>
-      </w:r>
-      <w:r>
-        <w:rPr>
-          <w:i/>
-          <w:iCs/>
-        </w:rPr>
-        <w:t xml:space="preserve">Task leader:</w:t>
+        <w:t xml:space="preserve">comparative field-experimental evidence on the drivers of integrity in lobbying and policy advice; model professional guidelines for responsible AI-assisted advocacy.</w:t>
+      </w:r>
+    </w:p>
+    <w:p>
+      <w:pPr>
+        <w:pStyle w:val="Compact"/>
+        <w:numPr>
+          <w:ilvl w:val="0"/>
+          <w:numId w:val="1008"/>
+        </w:numPr>
+      </w:pPr>
+      <w:r>
+        <w:rPr>
+          <w:b/>
+          <w:bCs/>
+        </w:rPr>
+        <w:t xml:space="preserve">Making advisory integrity publicly checkable</w:t>
+      </w:r>
+      <w:r>
+        <w:t xml:space="preserve"> </w:t>
+      </w:r>
+      <w:r>
+        <w:t xml:space="preserve">—</w:t>
+      </w:r>
+      <w:r>
+        <w:t xml:space="preserve"> </w:t>
+      </w:r>
+      <w:r>
+        <w:rPr>
+          <w:i/>
+          <w:iCs/>
+        </w:rPr>
+        <w:t xml:space="preserve">Guiding question:</w:t>
+      </w:r>
+      <w:r>
+        <w:t xml:space="preserve"> </w:t>
+      </w:r>
+      <w:r>
+        <w:t xml:space="preserve">How can policymakers and citizens verify the integrity of a piece of policy advice?</w:t>
+      </w:r>
+      <w:r>
+        <w:t xml:space="preserve"> </w:t>
+      </w:r>
+      <w:r>
+        <w:rPr>
+          <w:i/>
+          <w:iCs/>
+        </w:rPr>
+        <w:t xml:space="preserve">Output(s):</w:t>
+      </w:r>
+      <w:r>
+        <w:t xml:space="preserve"> </w:t>
+      </w:r>
+      <w:r>
+        <w:t xml:space="preserve">a prototype certification toolkit and public verification interface that makes the provenance and evidentiary basis of policy advice transparent and auditable.</w:t>
       </w:r>
     </w:p>
     <w:p>
@@ -5571,7 +3598,7 @@
               <w:pStyle w:val="Compact"/>
             </w:pPr>
             <w:r>
-              <w:t xml:space="preserve">LLM classifier (compute &amp; API costs)</w:t>
+              <w:t xml:space="preserve">Certification toolkit (development)</w:t>
             </w:r>
           </w:p>
         </w:tc>
@@ -5593,7 +3620,7 @@
               <w:pStyle w:val="Compact"/>
             </w:pPr>
             <w:r>
-              <w:t xml:space="preserve">20,000</w:t>
+              <w:t xml:space="preserve">12,000</w:t>
             </w:r>
           </w:p>
         </w:tc>
@@ -5606,7 +3633,7 @@
               <w:pStyle w:val="Compact"/>
             </w:pPr>
             <w:r>
-              <w:t xml:space="preserve">Resilience Radar dashboard (design &amp; hosting)</w:t>
+              <w:t xml:space="preserve">Public verification API (development &amp; hosting)</w:t>
             </w:r>
           </w:p>
         </w:tc>
@@ -5628,7 +3655,7 @@
               <w:pStyle w:val="Compact"/>
             </w:pPr>
             <w:r>
-              <w:t xml:space="preserve">12,000</w:t>
+              <w:t xml:space="preserve">10,000</w:t>
             </w:r>
           </w:p>
         </w:tc>
@@ -5640,22 +3667,31 @@
             <w:pPr>
               <w:pStyle w:val="Compact"/>
             </w:pPr>
-          </w:p>
-        </w:tc>
-        <w:tc>
-          <w:tcPr/>
-          <w:p>
-            <w:pPr>
-              <w:pStyle w:val="Compact"/>
-            </w:pPr>
-          </w:p>
-        </w:tc>
-        <w:tc>
-          <w:tcPr/>
-          <w:p>
-            <w:pPr>
-              <w:pStyle w:val="Compact"/>
-            </w:pPr>
+            <w:r>
+              <w:t xml:space="preserve">Overhead (25%)</w:t>
+            </w:r>
+          </w:p>
+        </w:tc>
+        <w:tc>
+          <w:tcPr/>
+          <w:p>
+            <w:pPr>
+              <w:pStyle w:val="Compact"/>
+            </w:pPr>
+            <w:r>
+              <w:t xml:space="preserve">—</w:t>
+            </w:r>
+          </w:p>
+        </w:tc>
+        <w:tc>
+          <w:tcPr/>
+          <w:p>
+            <w:pPr>
+              <w:pStyle w:val="Compact"/>
+            </w:pPr>
+            <w:r>
+              <w:t xml:space="preserve">55,000</w:t>
+            </w:r>
           </w:p>
         </w:tc>
       </w:tr>
@@ -5671,7 +3707,7 @@
                 <w:b/>
                 <w:bCs/>
               </w:rPr>
-              <w:t xml:space="preserve">Total (estimated)</w:t>
+              <w:t xml:space="preserve">Total (estimated, incl. overhead)</w:t>
             </w:r>
           </w:p>
         </w:tc>
@@ -5694,32 +3730,20 @@
                 <w:b/>
                 <w:bCs/>
               </w:rPr>
-              <w:t xml:space="preserve">€230,000</w:t>
+              <w:t xml:space="preserve">€275,000</w:t>
             </w:r>
           </w:p>
         </w:tc>
       </w:tr>
     </w:tbl>
-    <w:p>
-      <w:pPr>
-        <w:pStyle w:val="BodyText"/>
-      </w:pPr>
-      <w:r>
-        <w:rPr>
-          <w:i/>
-          <w:iCs/>
-        </w:rPr>
-        <w:t xml:space="preserve">You can add further budget items to the table above; update the total to match.</w:t>
-      </w:r>
-    </w:p>
-    <w:bookmarkEnd w:id="39"/>
-    <w:bookmarkStart w:id="40" w:name="wp9-equitable-ai-literacy"/>
+    <w:bookmarkEnd w:id="37"/>
+    <w:bookmarkStart w:id="38" w:name="wp6-executive-traceability"/>
     <w:p>
       <w:pPr>
         <w:pStyle w:val="Heading2"/>
       </w:pPr>
       <w:r>
-        <w:t xml:space="preserve">2.9 WP9: Equitable AI Literacy</w:t>
+        <w:t xml:space="preserve">2.6 WP6: Executive Traceability</w:t>
       </w:r>
     </w:p>
     <w:p>
@@ -5731,13 +3755,13 @@
           <w:b/>
           <w:bCs/>
         </w:rPr>
-        <w:t xml:space="preserve">Research question:</w:t>
-      </w:r>
-      <w:r>
-        <w:t xml:space="preserve"> </w:t>
-      </w:r>
-      <w:r>
-        <w:t xml:space="preserve">Which AI-literacy training formats actually close the gap in underserved communities’ capacity to identify and contest AI-mediated content, rather than just reaching those already equipped to cope?</w:t>
+        <w:t xml:space="preserve">Objectives:</w:t>
+      </w:r>
+      <w:r>
+        <w:t xml:space="preserve"> </w:t>
+      </w:r>
+      <w:r>
+        <w:t xml:space="preserve">To determine, through policy and text analysis of executive outputs and the information that preceded them, how traceably and transparently the executive turns circulating information into action, and how AI is reshaping that traceability.</w:t>
       </w:r>
     </w:p>
     <w:p>
@@ -5755,7 +3779,7 @@
         <w:t xml:space="preserve"> </w:t>
       </w:r>
       <w:r>
-        <w:t xml:space="preserve">Tactical Tech ·</w:t>
+        <w:t xml:space="preserve">Sebok ·</w:t>
       </w:r>
       <w:r>
         <w:t xml:space="preserve"> </w:t>
@@ -5771,7 +3795,7 @@
         <w:t xml:space="preserve"> </w:t>
       </w:r>
       <w:r>
-        <w:t xml:space="preserve">Notely, Williams</w:t>
+        <w:t xml:space="preserve">Benoit, Maerz</w:t>
       </w:r>
     </w:p>
     <w:p>
@@ -5801,7 +3825,19 @@
         <w:t xml:space="preserve"> </w:t>
       </w:r>
       <w:r>
-        <w:t xml:space="preserve">turns equity from an aggregate afterthought into WP9’s direct object, giving underserved communities the same practical capacity to contest AI-mediated decisions that better-resourced groups already have.</w:t>
+        <w:t xml:space="preserve">gives researchers and oversight actors a method for detecting when executive action is accountable to its stated information basis versus when the chain from information to action is untraceable, a form of opacity existing indicators do not capture.</w:t>
+      </w:r>
+    </w:p>
+    <w:p>
+      <w:pPr>
+        <w:pStyle w:val="BodyText"/>
+      </w:pPr>
+      <w:r>
+        <w:rPr>
+          <w:b/>
+          <w:bCs/>
+        </w:rPr>
+        <w:t xml:space="preserve">Tasks:</w:t>
       </w:r>
     </w:p>
     <w:p>
@@ -5809,7 +3845,7 @@
         <w:pStyle w:val="Compact"/>
         <w:numPr>
           <w:ilvl w:val="0"/>
-          <w:numId w:val="1010"/>
+          <w:numId w:val="1009"/>
         </w:numPr>
       </w:pPr>
       <w:r>
@@ -5817,7 +3853,7 @@
           <w:b/>
           <w:bCs/>
         </w:rPr>
-        <w:t xml:space="preserve">Co-designing with the communities affected</w:t>
+        <w:t xml:space="preserve">Identifying traceable information chains</w:t>
       </w:r>
       <w:r>
         <w:t xml:space="preserve"> </w:t>
@@ -5839,7 +3875,7 @@
         <w:t xml:space="preserve"> </w:t>
       </w:r>
       <w:r>
-        <w:t xml:space="preserve">What do underserved communities themselves identify as the gap in their ability to engage with AI-mediated content?</w:t>
+        <w:t xml:space="preserve">Can the information behind an executive output be recovered, and how often is there none at all?</w:t>
       </w:r>
       <w:r>
         <w:t xml:space="preserve"> </w:t>
@@ -5855,17 +3891,7 @@
         <w:t xml:space="preserve"> </w:t>
       </w:r>
       <w:r>
-        <w:t xml:space="preserve">co-designed curriculum content.</w:t>
-      </w:r>
-      <w:r>
-        <w:t xml:space="preserve"> </w:t>
-      </w:r>
-      <w:r>
-        <w:rPr>
-          <w:i/>
-          <w:iCs/>
-        </w:rPr>
-        <w:t xml:space="preserve">Task leader:</w:t>
+        <w:t xml:space="preserve">case studies and a pipeline for tracing input–output pairs.</w:t>
       </w:r>
     </w:p>
     <w:p>
@@ -5873,7 +3899,7 @@
         <w:pStyle w:val="Compact"/>
         <w:numPr>
           <w:ilvl w:val="0"/>
-          <w:numId w:val="1010"/>
+          <w:numId w:val="1009"/>
         </w:numPr>
       </w:pPr>
       <w:r>
@@ -5881,7 +3907,7 @@
           <w:b/>
           <w:bCs/>
         </w:rPr>
-        <w:t xml:space="preserve">Piloting formats head-to-head</w:t>
+        <w:t xml:space="preserve">Measuring justification and traceability</w:t>
       </w:r>
       <w:r>
         <w:t xml:space="preserve"> </w:t>
@@ -5903,7 +3929,7 @@
         <w:t xml:space="preserve"> </w:t>
       </w:r>
       <w:r>
-        <w:t xml:space="preserve">Which training formats and delivery modes, tested against each other, close the gap fastest?</w:t>
+        <w:t xml:space="preserve">Does the executive explain its decisions, or obscure them?</w:t>
       </w:r>
       <w:r>
         <w:t xml:space="preserve"> </w:t>
@@ -5919,17 +3945,7 @@
         <w:t xml:space="preserve"> </w:t>
       </w:r>
       <w:r>
-        <w:t xml:space="preserve">the pilot comparing formats.</w:t>
-      </w:r>
-      <w:r>
-        <w:t xml:space="preserve"> </w:t>
-      </w:r>
-      <w:r>
-        <w:rPr>
-          <w:i/>
-          <w:iCs/>
-        </w:rPr>
-        <w:t xml:space="preserve">Task leader:</w:t>
+        <w:t xml:space="preserve">a validated justification/traceability classifier.</w:t>
       </w:r>
     </w:p>
     <w:p>
@@ -5937,7 +3953,7 @@
         <w:pStyle w:val="Compact"/>
         <w:numPr>
           <w:ilvl w:val="0"/>
-          <w:numId w:val="1010"/>
+          <w:numId w:val="1009"/>
         </w:numPr>
       </w:pPr>
       <w:r>
@@ -5945,7 +3961,7 @@
           <w:b/>
           <w:bCs/>
         </w:rPr>
-        <w:t xml:space="preserve">Packaging what works</w:t>
+        <w:t xml:space="preserve">Detecting AI’s fingerprint</w:t>
       </w:r>
       <w:r>
         <w:t xml:space="preserve"> </w:t>
@@ -5967,7 +3983,7 @@
         <w:t xml:space="preserve"> </w:t>
       </w:r>
       <w:r>
-        <w:t xml:space="preserve">How can the format that works best be packaged for reuse beyond the pilot communities?</w:t>
+        <w:t xml:space="preserve">Does AI involvement correlate with weaker justification?</w:t>
       </w:r>
       <w:r>
         <w:t xml:space="preserve"> </w:t>
@@ -5983,17 +3999,7 @@
         <w:t xml:space="preserve"> </w:t>
       </w:r>
       <w:r>
-        <w:t xml:space="preserve">the accessible AI-literacy curriculum and training toolkit.</w:t>
-      </w:r>
-      <w:r>
-        <w:t xml:space="preserve"> </w:t>
-      </w:r>
-      <w:r>
-        <w:rPr>
-          <w:i/>
-          <w:iCs/>
-        </w:rPr>
-        <w:t xml:space="preserve">Task leader:</w:t>
+        <w:t xml:space="preserve">a method for flagging AI-assisted executive action.</w:t>
       </w:r>
     </w:p>
     <w:p>
@@ -6001,7 +4007,7 @@
         <w:pStyle w:val="Compact"/>
         <w:numPr>
           <w:ilvl w:val="0"/>
-          <w:numId w:val="1010"/>
+          <w:numId w:val="1009"/>
         </w:numPr>
       </w:pPr>
       <w:r>
@@ -6009,7 +4015,7 @@
           <w:b/>
           <w:bCs/>
         </w:rPr>
-        <w:t xml:space="preserve">Documenting the gap</w:t>
+        <w:t xml:space="preserve">Tracking responsiveness over time</w:t>
       </w:r>
       <w:r>
         <w:t xml:space="preserve"> </w:t>
@@ -6031,7 +4037,7 @@
         <w:t xml:space="preserve"> </w:t>
       </w:r>
       <w:r>
-        <w:t xml:space="preserve">How large is the equity gap in AI-mediated participation, and how much does it close?</w:t>
+        <w:t xml:space="preserve">Is executive action becoming more or less traceable as AI use grows?</w:t>
       </w:r>
       <w:r>
         <w:t xml:space="preserve"> </w:t>
@@ -6047,617 +4053,7 @@
         <w:t xml:space="preserve"> </w:t>
       </w:r>
       <w:r>
-        <w:t xml:space="preserve">the paper on the equity gap.</w:t>
-      </w:r>
-      <w:r>
-        <w:t xml:space="preserve"> </w:t>
-      </w:r>
-      <w:r>
-        <w:rPr>
-          <w:i/>
-          <w:iCs/>
-        </w:rPr>
-        <w:t xml:space="preserve">Task leader:</w:t>
-      </w:r>
-    </w:p>
-    <w:p>
-      <w:pPr>
-        <w:pStyle w:val="FirstParagraph"/>
-      </w:pPr>
-      <w:r>
-        <w:rPr>
-          <w:b/>
-          <w:bCs/>
-        </w:rPr>
-        <w:t xml:space="preserve">Budget (preliminary estimates):</w:t>
-      </w:r>
-    </w:p>
-    <w:tbl>
-      <w:tblPr>
-        <w:tblStyle w:val="Table"/>
-        <w:tblW w:type="pct" w:w="5000"/>
-        <w:tblLayout w:type="fixed"/>
-        <w:tblLook w:firstRow="1" w:lastRow="0" w:firstColumn="0" w:lastColumn="0" w:noHBand="0" w:noVBand="0" w:val="0020"/>
-      </w:tblPr>
-      <w:tblGrid>
-        <w:gridCol w:w="2640"/>
-        <w:gridCol w:w="2640"/>
-        <w:gridCol w:w="2640"/>
-      </w:tblGrid>
-      <w:tr>
-        <w:trPr>
-          <w:tblHeader w:val="on"/>
-        </w:trPr>
-        <w:tc>
-          <w:tcPr/>
-          <w:p>
-            <w:pPr>
-              <w:pStyle w:val="Compact"/>
-            </w:pPr>
-            <w:r>
-              <w:t xml:space="preserve">Item</w:t>
-            </w:r>
-          </w:p>
-        </w:tc>
-        <w:tc>
-          <w:tcPr/>
-          <w:p>
-            <w:pPr>
-              <w:pStyle w:val="Compact"/>
-            </w:pPr>
-            <w:r>
-              <w:t xml:space="preserve">FTE</w:t>
-            </w:r>
-          </w:p>
-        </w:tc>
-        <w:tc>
-          <w:tcPr/>
-          <w:p>
-            <w:pPr>
-              <w:pStyle w:val="Compact"/>
-            </w:pPr>
-            <w:r>
-              <w:t xml:space="preserve">Estimated cost (€)</w:t>
-            </w:r>
-          </w:p>
-        </w:tc>
-      </w:tr>
-      <w:tr>
-        <w:tc>
-          <w:tcPr/>
-          <w:p>
-            <w:pPr>
-              <w:pStyle w:val="Compact"/>
-            </w:pPr>
-            <w:r>
-              <w:t xml:space="preserve">Lead (0.2 FTE, 2 years)</w:t>
-            </w:r>
-          </w:p>
-        </w:tc>
-        <w:tc>
-          <w:tcPr/>
-          <w:p>
-            <w:pPr>
-              <w:pStyle w:val="Compact"/>
-            </w:pPr>
-            <w:r>
-              <w:t xml:space="preserve">0.2</w:t>
-            </w:r>
-          </w:p>
-        </w:tc>
-        <w:tc>
-          <w:tcPr/>
-          <w:p>
-            <w:pPr>
-              <w:pStyle w:val="Compact"/>
-            </w:pPr>
-            <w:r>
-              <w:t xml:space="preserve">48,000</w:t>
-            </w:r>
-          </w:p>
-        </w:tc>
-      </w:tr>
-      <w:tr>
-        <w:tc>
-          <w:tcPr/>
-          <w:p>
-            <w:pPr>
-              <w:pStyle w:val="Compact"/>
-            </w:pPr>
-            <w:r>
-              <w:t xml:space="preserve">Postdoctoral researcher (1.0 FTE, 2 years)</w:t>
-            </w:r>
-          </w:p>
-        </w:tc>
-        <w:tc>
-          <w:tcPr/>
-          <w:p>
-            <w:pPr>
-              <w:pStyle w:val="Compact"/>
-            </w:pPr>
-            <w:r>
-              <w:t xml:space="preserve">1.0</w:t>
-            </w:r>
-          </w:p>
-        </w:tc>
-        <w:tc>
-          <w:tcPr/>
-          <w:p>
-            <w:pPr>
-              <w:pStyle w:val="Compact"/>
-            </w:pPr>
-            <w:r>
-              <w:t xml:space="preserve">150,000</w:t>
-            </w:r>
-          </w:p>
-        </w:tc>
-      </w:tr>
-      <w:tr>
-        <w:tc>
-          <w:tcPr/>
-          <w:p>
-            <w:pPr>
-              <w:pStyle w:val="Compact"/>
-            </w:pPr>
-            <w:r>
-              <w:t xml:space="preserve">Curriculum co-design workshops</w:t>
-            </w:r>
-          </w:p>
-        </w:tc>
-        <w:tc>
-          <w:tcPr/>
-          <w:p>
-            <w:pPr>
-              <w:pStyle w:val="Compact"/>
-            </w:pPr>
-            <w:r>
-              <w:t xml:space="preserve">—</w:t>
-            </w:r>
-          </w:p>
-        </w:tc>
-        <w:tc>
-          <w:tcPr/>
-          <w:p>
-            <w:pPr>
-              <w:pStyle w:val="Compact"/>
-            </w:pPr>
-            <w:r>
-              <w:t xml:space="preserve">10,000</w:t>
-            </w:r>
-          </w:p>
-        </w:tc>
-      </w:tr>
-      <w:tr>
-        <w:tc>
-          <w:tcPr/>
-          <w:p>
-            <w:pPr>
-              <w:pStyle w:val="Compact"/>
-            </w:pPr>
-            <w:r>
-              <w:t xml:space="preserve">AI-literacy toolkit production (incl. translation &amp; accessibility)</w:t>
-            </w:r>
-          </w:p>
-        </w:tc>
-        <w:tc>
-          <w:tcPr/>
-          <w:p>
-            <w:pPr>
-              <w:pStyle w:val="Compact"/>
-            </w:pPr>
-            <w:r>
-              <w:t xml:space="preserve">—</w:t>
-            </w:r>
-          </w:p>
-        </w:tc>
-        <w:tc>
-          <w:tcPr/>
-          <w:p>
-            <w:pPr>
-              <w:pStyle w:val="Compact"/>
-            </w:pPr>
-            <w:r>
-              <w:t xml:space="preserve">12,000</w:t>
-            </w:r>
-          </w:p>
-        </w:tc>
-      </w:tr>
-      <w:tr>
-        <w:tc>
-          <w:tcPr/>
-          <w:p>
-            <w:pPr>
-              <w:pStyle w:val="Compact"/>
-            </w:pPr>
-            <w:r>
-              <w:t xml:space="preserve">Format-piloting costs (participant compensation)</w:t>
-            </w:r>
-          </w:p>
-        </w:tc>
-        <w:tc>
-          <w:tcPr/>
-          <w:p>
-            <w:pPr>
-              <w:pStyle w:val="Compact"/>
-            </w:pPr>
-            <w:r>
-              <w:t xml:space="preserve">—</w:t>
-            </w:r>
-          </w:p>
-        </w:tc>
-        <w:tc>
-          <w:tcPr/>
-          <w:p>
-            <w:pPr>
-              <w:pStyle w:val="Compact"/>
-            </w:pPr>
-            <w:r>
-              <w:t xml:space="preserve">10,000</w:t>
-            </w:r>
-          </w:p>
-        </w:tc>
-      </w:tr>
-      <w:tr>
-        <w:tc>
-          <w:tcPr/>
-          <w:p>
-            <w:pPr>
-              <w:pStyle w:val="Compact"/>
-            </w:pPr>
-          </w:p>
-        </w:tc>
-        <w:tc>
-          <w:tcPr/>
-          <w:p>
-            <w:pPr>
-              <w:pStyle w:val="Compact"/>
-            </w:pPr>
-          </w:p>
-        </w:tc>
-        <w:tc>
-          <w:tcPr/>
-          <w:p>
-            <w:pPr>
-              <w:pStyle w:val="Compact"/>
-            </w:pPr>
-          </w:p>
-        </w:tc>
-      </w:tr>
-      <w:tr>
-        <w:tc>
-          <w:tcPr/>
-          <w:p>
-            <w:pPr>
-              <w:pStyle w:val="Compact"/>
-            </w:pPr>
-            <w:r>
-              <w:rPr>
-                <w:b/>
-                <w:bCs/>
-              </w:rPr>
-              <w:t xml:space="preserve">Total (estimated)</w:t>
-            </w:r>
-          </w:p>
-        </w:tc>
-        <w:tc>
-          <w:tcPr/>
-          <w:p>
-            <w:pPr>
-              <w:pStyle w:val="Compact"/>
-            </w:pPr>
-          </w:p>
-        </w:tc>
-        <w:tc>
-          <w:tcPr/>
-          <w:p>
-            <w:pPr>
-              <w:pStyle w:val="Compact"/>
-            </w:pPr>
-            <w:r>
-              <w:rPr>
-                <w:b/>
-                <w:bCs/>
-              </w:rPr>
-              <w:t xml:space="preserve">€230,000</w:t>
-            </w:r>
-          </w:p>
-        </w:tc>
-      </w:tr>
-    </w:tbl>
-    <w:p>
-      <w:pPr>
-        <w:pStyle w:val="BodyText"/>
-      </w:pPr>
-      <w:r>
-        <w:rPr>
-          <w:i/>
-          <w:iCs/>
-        </w:rPr>
-        <w:t xml:space="preserve">You can add further budget items to the table above; update the total to match.</w:t>
-      </w:r>
-    </w:p>
-    <w:bookmarkEnd w:id="40"/>
-    <w:bookmarkStart w:id="41" w:name="wp10-public-engagement-dissemination"/>
-    <w:p>
-      <w:pPr>
-        <w:pStyle w:val="Heading2"/>
-      </w:pPr>
-      <w:r>
-        <w:t xml:space="preserve">2.10 WP10: Public Engagement &amp; Dissemination</w:t>
-      </w:r>
-    </w:p>
-    <w:p>
-      <w:pPr>
-        <w:pStyle w:val="FirstParagraph"/>
-      </w:pPr>
-      <w:r>
-        <w:rPr>
-          <w:b/>
-          <w:bCs/>
-        </w:rPr>
-        <w:t xml:space="preserve">Research question:</w:t>
-      </w:r>
-      <w:r>
-        <w:t xml:space="preserve"> </w:t>
-      </w:r>
-      <w:r>
-        <w:t xml:space="preserve">How can the diagnoses and tools produced across WP1–WP9 reach the citizens, policymakers, and civil-society actors who are actually exposed to AI’s disruption of democratic resilience?</w:t>
-      </w:r>
-    </w:p>
-    <w:p>
-      <w:pPr>
-        <w:pStyle w:val="BodyText"/>
-      </w:pPr>
-      <w:r>
-        <w:rPr>
-          <w:b/>
-          <w:bCs/>
-        </w:rPr>
-        <w:t xml:space="preserve">Lead:</w:t>
-      </w:r>
-      <w:r>
-        <w:t xml:space="preserve"> </w:t>
-      </w:r>
-      <w:r>
-        <w:t xml:space="preserve">Maerz ·</w:t>
-      </w:r>
-      <w:r>
-        <w:t xml:space="preserve"> </w:t>
-      </w:r>
-      <w:r>
-        <w:rPr>
-          <w:b/>
-          <w:bCs/>
-        </w:rPr>
-        <w:t xml:space="preserve">Co-lead(s):</w:t>
-      </w:r>
-      <w:r>
-        <w:t xml:space="preserve"> </w:t>
-      </w:r>
-      <w:r>
-        <w:t xml:space="preserve">Project Manager</w:t>
-      </w:r>
-    </w:p>
-    <w:p>
-      <w:pPr>
-        <w:pStyle w:val="BodyText"/>
-      </w:pPr>
-      <w:r>
-        <w:rPr>
-          <w:b/>
-          <w:bCs/>
-        </w:rPr>
-        <w:t xml:space="preserve">Civil-society/policy-making organization to be involved:</w:t>
-      </w:r>
-    </w:p>
-    <w:p>
-      <w:pPr>
-        <w:pStyle w:val="BodyText"/>
-      </w:pPr>
-      <w:r>
-        <w:rPr>
-          <w:b/>
-          <w:bCs/>
-        </w:rPr>
-        <w:t xml:space="preserve">Impact:</w:t>
-      </w:r>
-      <w:r>
-        <w:t xml:space="preserve"> </w:t>
-      </w:r>
-      <w:r>
-        <w:t xml:space="preserve">closes the loop between diagnosis and use, so the project’s findings change practice rather than sitting in academic outputs alone.</w:t>
-      </w:r>
-    </w:p>
-    <w:p>
-      <w:pPr>
-        <w:pStyle w:val="Compact"/>
-        <w:numPr>
-          <w:ilvl w:val="0"/>
-          <w:numId w:val="1011"/>
-        </w:numPr>
-      </w:pPr>
-      <w:r>
-        <w:rPr>
-          <w:b/>
-          <w:bCs/>
-        </w:rPr>
-        <w:t xml:space="preserve">Building the public-facing tool</w:t>
-      </w:r>
-      <w:r>
-        <w:t xml:space="preserve"> </w:t>
-      </w:r>
-      <w:r>
-        <w:t xml:space="preserve">—</w:t>
-      </w:r>
-      <w:r>
-        <w:t xml:space="preserve"> </w:t>
-      </w:r>
-      <w:r>
-        <w:rPr>
-          <w:i/>
-          <w:iCs/>
-        </w:rPr>
-        <w:t xml:space="preserve">Guiding question:</w:t>
-      </w:r>
-      <w:r>
-        <w:t xml:space="preserve"> </w:t>
-      </w:r>
-      <w:r>
-        <w:t xml:space="preserve">How can nine WPs’ worth of technical findings become one usable app for ordinary citizens?</w:t>
-      </w:r>
-      <w:r>
-        <w:t xml:space="preserve"> </w:t>
-      </w:r>
-      <w:r>
-        <w:rPr>
-          <w:i/>
-          <w:iCs/>
-        </w:rPr>
-        <w:t xml:space="preserve">Output(s):</w:t>
-      </w:r>
-      <w:r>
-        <w:t xml:space="preserve"> </w:t>
-      </w:r>
-      <w:r>
-        <w:t xml:space="preserve">the Resilience Companion app launch.</w:t>
-      </w:r>
-      <w:r>
-        <w:t xml:space="preserve"> </w:t>
-      </w:r>
-      <w:r>
-        <w:rPr>
-          <w:i/>
-          <w:iCs/>
-        </w:rPr>
-        <w:t xml:space="preserve">Task leader:</w:t>
-      </w:r>
-    </w:p>
-    <w:p>
-      <w:pPr>
-        <w:pStyle w:val="Compact"/>
-        <w:numPr>
-          <w:ilvl w:val="0"/>
-          <w:numId w:val="1011"/>
-        </w:numPr>
-      </w:pPr>
-      <w:r>
-        <w:rPr>
-          <w:b/>
-          <w:bCs/>
-        </w:rPr>
-        <w:t xml:space="preserve">Reaching policymakers and civil society</w:t>
-      </w:r>
-      <w:r>
-        <w:t xml:space="preserve"> </w:t>
-      </w:r>
-      <w:r>
-        <w:t xml:space="preserve">—</w:t>
-      </w:r>
-      <w:r>
-        <w:t xml:space="preserve"> </w:t>
-      </w:r>
-      <w:r>
-        <w:rPr>
-          <w:i/>
-          <w:iCs/>
-        </w:rPr>
-        <w:t xml:space="preserve">Guiding question:</w:t>
-      </w:r>
-      <w:r>
-        <w:t xml:space="preserve"> </w:t>
-      </w:r>
-      <w:r>
-        <w:t xml:space="preserve">What do policymakers and civil-society partners need from this project to actually act on it?</w:t>
-      </w:r>
-      <w:r>
-        <w:t xml:space="preserve"> </w:t>
-      </w:r>
-      <w:r>
-        <w:rPr>
-          <w:i/>
-          <w:iCs/>
-        </w:rPr>
-        <w:t xml:space="preserve">Output(s):</w:t>
-      </w:r>
-      <w:r>
-        <w:t xml:space="preserve"> </w:t>
-      </w:r>
-      <w:r>
-        <w:t xml:space="preserve">policymaker and civil-society workshops; the brief compendium.</w:t>
-      </w:r>
-      <w:r>
-        <w:t xml:space="preserve"> </w:t>
-      </w:r>
-      <w:r>
-        <w:rPr>
-          <w:i/>
-          <w:iCs/>
-        </w:rPr>
-        <w:t xml:space="preserve">Task leader:</w:t>
-      </w:r>
-    </w:p>
-    <w:p>
-      <w:pPr>
-        <w:pStyle w:val="Compact"/>
-        <w:numPr>
-          <w:ilvl w:val="0"/>
-          <w:numId w:val="1011"/>
-        </w:numPr>
-      </w:pPr>
-      <w:r>
-        <w:rPr>
-          <w:b/>
-          <w:bCs/>
-        </w:rPr>
-        <w:t xml:space="preserve">Closing out the project</w:t>
-      </w:r>
-      <w:r>
-        <w:t xml:space="preserve"> </w:t>
-      </w:r>
-      <w:r>
-        <w:t xml:space="preserve">—</w:t>
-      </w:r>
-      <w:r>
-        <w:t xml:space="preserve"> </w:t>
-      </w:r>
-      <w:r>
-        <w:rPr>
-          <w:i/>
-          <w:iCs/>
-        </w:rPr>
-        <w:t xml:space="preserve">Guiding question:</w:t>
-      </w:r>
-      <w:r>
-        <w:t xml:space="preserve"> </w:t>
-      </w:r>
-      <w:r>
-        <w:t xml:space="preserve">How is the full body of findings synthesized and reported to funders and partners?</w:t>
-      </w:r>
-      <w:r>
-        <w:t xml:space="preserve"> </w:t>
-      </w:r>
-      <w:r>
-        <w:rPr>
-          <w:i/>
-          <w:iCs/>
-        </w:rPr>
-        <w:t xml:space="preserve">Output(s):</w:t>
-      </w:r>
-      <w:r>
-        <w:t xml:space="preserve"> </w:t>
-      </w:r>
-      <w:r>
-        <w:t xml:space="preserve">the final report.</w:t>
-      </w:r>
-      <w:r>
-        <w:t xml:space="preserve"> </w:t>
-      </w:r>
-      <w:r>
-        <w:rPr>
-          <w:i/>
-          <w:iCs/>
-        </w:rPr>
-        <w:t xml:space="preserve">Task leader:</w:t>
+        <w:t xml:space="preserve">a longitudinal traceability measure.</w:t>
       </w:r>
     </w:p>
     <w:p>
@@ -6729,7 +4125,7 @@
               <w:pStyle w:val="Compact"/>
             </w:pPr>
             <w:r>
-              <w:t xml:space="preserve">Lead (0.2 FTE, 3 years)</w:t>
+              <w:t xml:space="preserve">Lead (0.2 FTE, 2 years)</w:t>
             </w:r>
           </w:p>
         </w:tc>
@@ -6751,7 +4147,7 @@
               <w:pStyle w:val="Compact"/>
             </w:pPr>
             <w:r>
-              <w:t xml:space="preserve">72,000</w:t>
+              <w:t xml:space="preserve">48,000</w:t>
             </w:r>
           </w:p>
         </w:tc>
@@ -6764,29 +4160,29 @@
               <w:pStyle w:val="Compact"/>
             </w:pPr>
             <w:r>
-              <w:t xml:space="preserve">Project Manager (0.5 FTE, 3 years)</w:t>
-            </w:r>
-          </w:p>
-        </w:tc>
-        <w:tc>
-          <w:tcPr/>
-          <w:p>
-            <w:pPr>
-              <w:pStyle w:val="Compact"/>
-            </w:pPr>
-            <w:r>
-              <w:t xml:space="preserve">0.5</w:t>
-            </w:r>
-          </w:p>
-        </w:tc>
-        <w:tc>
-          <w:tcPr/>
-          <w:p>
-            <w:pPr>
-              <w:pStyle w:val="Compact"/>
-            </w:pPr>
-            <w:r>
-              <w:t xml:space="preserve">105,000</w:t>
+              <w:t xml:space="preserve">Postdoctoral researcher (1.0 FTE, 2 years)</w:t>
+            </w:r>
+          </w:p>
+        </w:tc>
+        <w:tc>
+          <w:tcPr/>
+          <w:p>
+            <w:pPr>
+              <w:pStyle w:val="Compact"/>
+            </w:pPr>
+            <w:r>
+              <w:t xml:space="preserve">1.0</w:t>
+            </w:r>
+          </w:p>
+        </w:tc>
+        <w:tc>
+          <w:tcPr/>
+          <w:p>
+            <w:pPr>
+              <w:pStyle w:val="Compact"/>
+            </w:pPr>
+            <w:r>
+              <w:t xml:space="preserve">150,000</w:t>
             </w:r>
           </w:p>
         </w:tc>
@@ -6799,7 +4195,7 @@
               <w:pStyle w:val="Compact"/>
             </w:pPr>
             <w:r>
-              <w:t xml:space="preserve">Distribution &amp; dissemination costs (3 years)</w:t>
+              <w:t xml:space="preserve">LLM API/compute costs</w:t>
             </w:r>
           </w:p>
         </w:tc>
@@ -6821,7 +4217,7 @@
               <w:pStyle w:val="Compact"/>
             </w:pPr>
             <w:r>
-              <w:t xml:space="preserve">60,000</w:t>
+              <w:t xml:space="preserve">10,000</w:t>
             </w:r>
           </w:p>
         </w:tc>
@@ -6834,29 +4230,29 @@
               <w:pStyle w:val="Compact"/>
             </w:pPr>
             <w:r>
-              <w:t xml:space="preserve">Resilience Companion app (development)</w:t>
-            </w:r>
-          </w:p>
-        </w:tc>
-        <w:tc>
-          <w:tcPr/>
-          <w:p>
-            <w:pPr>
-              <w:pStyle w:val="Compact"/>
-            </w:pPr>
-            <w:r>
-              <w:t xml:space="preserve">—</w:t>
-            </w:r>
-          </w:p>
-        </w:tc>
-        <w:tc>
-          <w:tcPr/>
-          <w:p>
-            <w:pPr>
-              <w:pStyle w:val="Compact"/>
-            </w:pPr>
-            <w:r>
-              <w:t xml:space="preserve">40,000</w:t>
+              <w:t xml:space="preserve">…</w:t>
+            </w:r>
+          </w:p>
+        </w:tc>
+        <w:tc>
+          <w:tcPr/>
+          <w:p>
+            <w:pPr>
+              <w:pStyle w:val="Compact"/>
+            </w:pPr>
+            <w:r>
+              <w:t xml:space="preserve">…</w:t>
+            </w:r>
+          </w:p>
+        </w:tc>
+        <w:tc>
+          <w:tcPr/>
+          <w:p>
+            <w:pPr>
+              <w:pStyle w:val="Compact"/>
+            </w:pPr>
+            <w:r>
+              <w:t xml:space="preserve">…</w:t>
             </w:r>
           </w:p>
         </w:tc>
@@ -6868,22 +4264,70 @@
             <w:pPr>
               <w:pStyle w:val="Compact"/>
             </w:pPr>
-          </w:p>
-        </w:tc>
-        <w:tc>
-          <w:tcPr/>
-          <w:p>
-            <w:pPr>
-              <w:pStyle w:val="Compact"/>
-            </w:pPr>
-          </w:p>
-        </w:tc>
-        <w:tc>
-          <w:tcPr/>
-          <w:p>
-            <w:pPr>
-              <w:pStyle w:val="Compact"/>
-            </w:pPr>
+            <w:r>
+              <w:t xml:space="preserve">…</w:t>
+            </w:r>
+          </w:p>
+        </w:tc>
+        <w:tc>
+          <w:tcPr/>
+          <w:p>
+            <w:pPr>
+              <w:pStyle w:val="Compact"/>
+            </w:pPr>
+            <w:r>
+              <w:t xml:space="preserve">…</w:t>
+            </w:r>
+          </w:p>
+        </w:tc>
+        <w:tc>
+          <w:tcPr/>
+          <w:p>
+            <w:pPr>
+              <w:pStyle w:val="Compact"/>
+            </w:pPr>
+            <w:r>
+              <w:t xml:space="preserve">…</w:t>
+            </w:r>
+          </w:p>
+        </w:tc>
+      </w:tr>
+      <w:tr>
+        <w:tc>
+          <w:tcPr/>
+          <w:p>
+            <w:pPr>
+              <w:pStyle w:val="Compact"/>
+            </w:pPr>
+            <w:r>
+              <w:t xml:space="preserve">Overhead (25%)</w:t>
+            </w:r>
+          </w:p>
+        </w:tc>
+        <w:tc>
+          <w:tcPr/>
+          <w:p>
+            <w:pPr>
+              <w:pStyle w:val="Compact"/>
+            </w:pPr>
+            <w:r>
+              <w:t xml:space="preserve">—</w:t>
+            </w:r>
+          </w:p>
+        </w:tc>
+        <w:tc>
+          <w:tcPr/>
+          <w:p>
+            <w:pPr>
+              <w:pStyle w:val="Compact"/>
+            </w:pPr>
+            <w:r>
+              <w:rPr>
+                <w:i/>
+                <w:iCs/>
+              </w:rPr>
+              <w:t xml:space="preserve">tbc</w:t>
+            </w:r>
           </w:p>
         </w:tc>
       </w:tr>
@@ -6922,27 +4366,1737 @@
                 <w:b/>
                 <w:bCs/>
               </w:rPr>
-              <w:t xml:space="preserve">€277,000</w:t>
+              <w:t xml:space="preserve">€208,000</w:t>
             </w:r>
           </w:p>
         </w:tc>
       </w:tr>
     </w:tbl>
+    <w:bookmarkEnd w:id="38"/>
+    <w:bookmarkStart w:id="39" w:name="wp7-ai-governance"/>
+    <w:p>
+      <w:pPr>
+        <w:pStyle w:val="Heading2"/>
+      </w:pPr>
+      <w:r>
+        <w:t xml:space="preserve">2.7 WP7: AI Governance</w:t>
+      </w:r>
+    </w:p>
+    <w:p>
+      <w:pPr>
+        <w:pStyle w:val="FirstParagraph"/>
+      </w:pPr>
+      <w:r>
+        <w:rPr>
+          <w:b/>
+          <w:bCs/>
+        </w:rPr>
+        <w:t xml:space="preserve">Objectives:</w:t>
+      </w:r>
+      <w:r>
+        <w:t xml:space="preserve"> </w:t>
+      </w:r>
+      <w:r>
+        <w:t xml:space="preserve">To determine whether existing AI governance regimes actually require the transparency, audit, and redress that informational accountability depends on, or whether they leave institutions free to evade scrutiny.</w:t>
+      </w:r>
+    </w:p>
     <w:p>
       <w:pPr>
         <w:pStyle w:val="BodyText"/>
       </w:pPr>
       <w:r>
         <w:rPr>
+          <w:b/>
+          <w:bCs/>
+        </w:rPr>
+        <w:t xml:space="preserve">Lead:</w:t>
+      </w:r>
+      <w:r>
+        <w:t xml:space="preserve"> </w:t>
+      </w:r>
+      <w:r>
+        <w:t xml:space="preserve">Koenig ·</w:t>
+      </w:r>
+      <w:r>
+        <w:t xml:space="preserve"> </w:t>
+      </w:r>
+      <w:r>
+        <w:rPr>
+          <w:b/>
+          <w:bCs/>
+        </w:rPr>
+        <w:t xml:space="preserve">Co-lead(s):</w:t>
+      </w:r>
+      <w:r>
+        <w:t xml:space="preserve"> </w:t>
+      </w:r>
+      <w:r>
+        <w:t xml:space="preserve">Pascal might be able to suggest someone from Europe who can also come to the workshop</w:t>
+      </w:r>
+    </w:p>
+    <w:p>
+      <w:pPr>
+        <w:pStyle w:val="BodyText"/>
+      </w:pPr>
+      <w:r>
+        <w:rPr>
+          <w:b/>
+          <w:bCs/>
+        </w:rPr>
+        <w:t xml:space="preserve">Civil-society/policy-making organization to be involved:</w:t>
+      </w:r>
+    </w:p>
+    <w:p>
+      <w:pPr>
+        <w:pStyle w:val="BodyText"/>
+      </w:pPr>
+      <w:r>
+        <w:rPr>
+          <w:b/>
+          <w:bCs/>
+        </w:rPr>
+        <w:t xml:space="preserve">Impact:</w:t>
+      </w:r>
+    </w:p>
+    <w:p>
+      <w:pPr>
+        <w:pStyle w:val="BodyText"/>
+      </w:pPr>
+      <w:r>
+        <w:rPr>
+          <w:b/>
+          <w:bCs/>
+        </w:rPr>
+        <w:t xml:space="preserve">Tasks:</w:t>
+      </w:r>
+    </w:p>
+    <w:p>
+      <w:pPr>
+        <w:pStyle w:val="BodyText"/>
+      </w:pPr>
+      <w:r>
+        <w:rPr>
+          <w:b/>
+          <w:bCs/>
+        </w:rPr>
+        <w:t xml:space="preserve">Budget (preliminary estimates):</w:t>
+      </w:r>
+    </w:p>
+    <w:tbl>
+      <w:tblPr>
+        <w:tblStyle w:val="Table"/>
+        <w:tblW w:type="auto" w:w="0"/>
+        <w:tblLook w:firstRow="1" w:lastRow="0" w:firstColumn="0" w:lastColumn="0" w:noHBand="0" w:noVBand="0" w:val="0020"/>
+      </w:tblPr>
+      <w:tblGrid>
+        <w:gridCol w:w="2640"/>
+        <w:gridCol w:w="2640"/>
+        <w:gridCol w:w="2640"/>
+      </w:tblGrid>
+      <w:tr>
+        <w:trPr>
+          <w:tblHeader w:val="on"/>
+        </w:trPr>
+        <w:tc>
+          <w:tcPr/>
+          <w:p>
+            <w:pPr>
+              <w:pStyle w:val="Compact"/>
+            </w:pPr>
+            <w:r>
+              <w:t xml:space="preserve">Item</w:t>
+            </w:r>
+          </w:p>
+        </w:tc>
+        <w:tc>
+          <w:tcPr/>
+          <w:p>
+            <w:pPr>
+              <w:pStyle w:val="Compact"/>
+            </w:pPr>
+            <w:r>
+              <w:t xml:space="preserve">FTE</w:t>
+            </w:r>
+          </w:p>
+        </w:tc>
+        <w:tc>
+          <w:tcPr/>
+          <w:p>
+            <w:pPr>
+              <w:pStyle w:val="Compact"/>
+            </w:pPr>
+            <w:r>
+              <w:t xml:space="preserve">Estimated cost (€)</w:t>
+            </w:r>
+          </w:p>
+        </w:tc>
+      </w:tr>
+      <w:tr>
+        <w:tc>
+          <w:tcPr/>
+          <w:p>
+            <w:pPr>
+              <w:pStyle w:val="Compact"/>
+            </w:pPr>
+            <w:r>
+              <w:t xml:space="preserve">Lead (0.2 FTE, 2 years)</w:t>
+            </w:r>
+          </w:p>
+        </w:tc>
+        <w:tc>
+          <w:tcPr/>
+          <w:p>
+            <w:pPr>
+              <w:pStyle w:val="Compact"/>
+            </w:pPr>
+            <w:r>
+              <w:t xml:space="preserve">0.2</w:t>
+            </w:r>
+          </w:p>
+        </w:tc>
+        <w:tc>
+          <w:tcPr/>
+          <w:p>
+            <w:pPr>
+              <w:pStyle w:val="Compact"/>
+            </w:pPr>
+            <w:r>
+              <w:t xml:space="preserve">48,000</w:t>
+            </w:r>
+          </w:p>
+        </w:tc>
+      </w:tr>
+      <w:tr>
+        <w:tc>
+          <w:tcPr/>
+          <w:p>
+            <w:pPr>
+              <w:pStyle w:val="Compact"/>
+            </w:pPr>
+            <w:r>
+              <w:t xml:space="preserve">Postdoctoral researcher (1.0 FTE, 2 years)</w:t>
+            </w:r>
+          </w:p>
+        </w:tc>
+        <w:tc>
+          <w:tcPr/>
+          <w:p>
+            <w:pPr>
+              <w:pStyle w:val="Compact"/>
+            </w:pPr>
+            <w:r>
+              <w:t xml:space="preserve">1.0</w:t>
+            </w:r>
+          </w:p>
+        </w:tc>
+        <w:tc>
+          <w:tcPr/>
+          <w:p>
+            <w:pPr>
+              <w:pStyle w:val="Compact"/>
+            </w:pPr>
+            <w:r>
+              <w:t xml:space="preserve">150,000</w:t>
+            </w:r>
+          </w:p>
+        </w:tc>
+      </w:tr>
+      <w:tr>
+        <w:tc>
+          <w:tcPr/>
+          <w:p>
+            <w:pPr>
+              <w:pStyle w:val="Compact"/>
+            </w:pPr>
+            <w:r>
+              <w:t xml:space="preserve">…</w:t>
+            </w:r>
+          </w:p>
+        </w:tc>
+        <w:tc>
+          <w:tcPr/>
+          <w:p>
+            <w:pPr>
+              <w:pStyle w:val="Compact"/>
+            </w:pPr>
+            <w:r>
+              <w:t xml:space="preserve">…</w:t>
+            </w:r>
+          </w:p>
+        </w:tc>
+        <w:tc>
+          <w:tcPr/>
+          <w:p>
+            <w:pPr>
+              <w:pStyle w:val="Compact"/>
+            </w:pPr>
+            <w:r>
+              <w:t xml:space="preserve">…</w:t>
+            </w:r>
+          </w:p>
+        </w:tc>
+      </w:tr>
+      <w:tr>
+        <w:tc>
+          <w:tcPr/>
+          <w:p>
+            <w:pPr>
+              <w:pStyle w:val="Compact"/>
+            </w:pPr>
+            <w:r>
+              <w:t xml:space="preserve">…</w:t>
+            </w:r>
+          </w:p>
+        </w:tc>
+        <w:tc>
+          <w:tcPr/>
+          <w:p>
+            <w:pPr>
+              <w:pStyle w:val="Compact"/>
+            </w:pPr>
+            <w:r>
+              <w:t xml:space="preserve">…</w:t>
+            </w:r>
+          </w:p>
+        </w:tc>
+        <w:tc>
+          <w:tcPr/>
+          <w:p>
+            <w:pPr>
+              <w:pStyle w:val="Compact"/>
+            </w:pPr>
+            <w:r>
+              <w:t xml:space="preserve">…</w:t>
+            </w:r>
+          </w:p>
+        </w:tc>
+      </w:tr>
+      <w:tr>
+        <w:tc>
+          <w:tcPr/>
+          <w:p>
+            <w:pPr>
+              <w:pStyle w:val="Compact"/>
+            </w:pPr>
+            <w:r>
+              <w:t xml:space="preserve">Overhead (25%)</w:t>
+            </w:r>
+          </w:p>
+        </w:tc>
+        <w:tc>
+          <w:tcPr/>
+          <w:p>
+            <w:pPr>
+              <w:pStyle w:val="Compact"/>
+            </w:pPr>
+            <w:r>
+              <w:t xml:space="preserve">—</w:t>
+            </w:r>
+          </w:p>
+        </w:tc>
+        <w:tc>
+          <w:tcPr/>
+          <w:p>
+            <w:pPr>
+              <w:pStyle w:val="Compact"/>
+            </w:pPr>
+            <w:r>
+              <w:rPr>
+                <w:i/>
+                <w:iCs/>
+              </w:rPr>
+              <w:t xml:space="preserve">tbc</w:t>
+            </w:r>
+          </w:p>
+        </w:tc>
+      </w:tr>
+      <w:tr>
+        <w:tc>
+          <w:tcPr/>
+          <w:p>
+            <w:pPr>
+              <w:pStyle w:val="Compact"/>
+            </w:pPr>
+            <w:r>
+              <w:rPr>
+                <w:b/>
+                <w:bCs/>
+              </w:rPr>
+              <w:t xml:space="preserve">Total (estimated)</w:t>
+            </w:r>
+          </w:p>
+        </w:tc>
+        <w:tc>
+          <w:tcPr/>
+          <w:p>
+            <w:pPr>
+              <w:pStyle w:val="Compact"/>
+            </w:pPr>
+          </w:p>
+        </w:tc>
+        <w:tc>
+          <w:tcPr/>
+          <w:p>
+            <w:pPr>
+              <w:pStyle w:val="Compact"/>
+            </w:pPr>
+            <w:r>
+              <w:rPr>
+                <w:b/>
+                <w:bCs/>
+              </w:rPr>
+              <w:t xml:space="preserve">€206,000</w:t>
+            </w:r>
+          </w:p>
+        </w:tc>
+      </w:tr>
+    </w:tbl>
+    <w:bookmarkEnd w:id="39"/>
+    <w:bookmarkStart w:id="40" w:name="wp8-resilience-radar"/>
+    <w:p>
+      <w:pPr>
+        <w:pStyle w:val="Heading2"/>
+      </w:pPr>
+      <w:r>
+        <w:t xml:space="preserve">2.8 WP8: Resilience Radar</w:t>
+      </w:r>
+    </w:p>
+    <w:p>
+      <w:pPr>
+        <w:pStyle w:val="FirstParagraph"/>
+      </w:pPr>
+      <w:r>
+        <w:rPr>
+          <w:b/>
+          <w:bCs/>
+        </w:rPr>
+        <w:t xml:space="preserve">Objectives:</w:t>
+      </w:r>
+      <w:r>
+        <w:t xml:space="preserve"> </w:t>
+      </w:r>
+      <w:r>
+        <w:t xml:space="preserve">To develop and validate expert-coded indicators of AI’s effects on democratic resilience — spanning informational autonomy, integrity, and accountability — through inclusion in the V-Dem expert survey, and to combine these with the findings and indicators produced across WP2–WP7 into one shared, cross-national, longitudinal measurement panel.</w:t>
+      </w:r>
+    </w:p>
+    <w:p>
+      <w:pPr>
+        <w:pStyle w:val="BodyText"/>
+      </w:pPr>
+      <w:r>
+        <w:rPr>
+          <w:b/>
+          <w:bCs/>
+        </w:rPr>
+        <w:t xml:space="preserve">Lead:</w:t>
+      </w:r>
+      <w:r>
+        <w:t xml:space="preserve"> </w:t>
+      </w:r>
+      <w:r>
+        <w:t xml:space="preserve">Wilson ·</w:t>
+      </w:r>
+      <w:r>
+        <w:t xml:space="preserve"> </w:t>
+      </w:r>
+      <w:r>
+        <w:rPr>
+          <w:b/>
+          <w:bCs/>
+        </w:rPr>
+        <w:t xml:space="preserve">Co-lead(s):</w:t>
+      </w:r>
+      <w:r>
+        <w:t xml:space="preserve"> </w:t>
+      </w:r>
+      <w:r>
+        <w:t xml:space="preserve">Knutsen, Croissant</w:t>
+      </w:r>
+    </w:p>
+    <w:p>
+      <w:pPr>
+        <w:pStyle w:val="BodyText"/>
+      </w:pPr>
+      <w:r>
+        <w:rPr>
+          <w:b/>
+          <w:bCs/>
+        </w:rPr>
+        <w:t xml:space="preserve">Civil-society/policy-making organization to be involved:</w:t>
+      </w:r>
+    </w:p>
+    <w:p>
+      <w:pPr>
+        <w:pStyle w:val="BodyText"/>
+      </w:pPr>
+      <w:r>
+        <w:rPr>
+          <w:b/>
+          <w:bCs/>
+        </w:rPr>
+        <w:t xml:space="preserve">Impact:</w:t>
+      </w:r>
+      <w:r>
+        <w:t xml:space="preserve"> </w:t>
+      </w:r>
+      <w:r>
+        <w:t xml:space="preserve">enables longitudinal and cross-national analyses with that panel, which will help identify where and when AI is undermining or strengthening democratic resilience early enough for policymakers and civil society to act.</w:t>
+      </w:r>
+    </w:p>
+    <w:p>
+      <w:pPr>
+        <w:pStyle w:val="BodyText"/>
+      </w:pPr>
+      <w:r>
+        <w:rPr>
+          <w:b/>
+          <w:bCs/>
+        </w:rPr>
+        <w:t xml:space="preserve">Tasks:</w:t>
+      </w:r>
+    </w:p>
+    <w:p>
+      <w:pPr>
+        <w:pStyle w:val="FirstParagraph"/>
+      </w:pPr>
+      <w:r>
+        <w:rPr>
+          <w:b/>
+          <w:bCs/>
+        </w:rPr>
+        <w:t xml:space="preserve">Budget (preliminary estimates):</w:t>
+      </w:r>
+    </w:p>
+    <w:tbl>
+      <w:tblPr>
+        <w:tblStyle w:val="Table"/>
+        <w:tblW w:type="auto" w:w="0"/>
+        <w:tblLook w:firstRow="1" w:lastRow="0" w:firstColumn="0" w:lastColumn="0" w:noHBand="0" w:noVBand="0" w:val="0020"/>
+      </w:tblPr>
+      <w:tblGrid>
+        <w:gridCol w:w="2640"/>
+        <w:gridCol w:w="2640"/>
+        <w:gridCol w:w="2640"/>
+      </w:tblGrid>
+      <w:tr>
+        <w:trPr>
+          <w:tblHeader w:val="on"/>
+        </w:trPr>
+        <w:tc>
+          <w:tcPr/>
+          <w:p>
+            <w:pPr>
+              <w:pStyle w:val="Compact"/>
+            </w:pPr>
+            <w:r>
+              <w:t xml:space="preserve">Item</w:t>
+            </w:r>
+          </w:p>
+        </w:tc>
+        <w:tc>
+          <w:tcPr/>
+          <w:p>
+            <w:pPr>
+              <w:pStyle w:val="Compact"/>
+            </w:pPr>
+            <w:r>
+              <w:t xml:space="preserve">FTE</w:t>
+            </w:r>
+          </w:p>
+        </w:tc>
+        <w:tc>
+          <w:tcPr/>
+          <w:p>
+            <w:pPr>
+              <w:pStyle w:val="Compact"/>
+            </w:pPr>
+            <w:r>
+              <w:t xml:space="preserve">Estimated cost (€)</w:t>
+            </w:r>
+          </w:p>
+        </w:tc>
+      </w:tr>
+      <w:tr>
+        <w:tc>
+          <w:tcPr/>
+          <w:p>
+            <w:pPr>
+              <w:pStyle w:val="Compact"/>
+            </w:pPr>
+            <w:r>
+              <w:t xml:space="preserve">Lead (0.2 FTE, 1.5 years)</w:t>
+            </w:r>
+          </w:p>
+        </w:tc>
+        <w:tc>
+          <w:tcPr/>
+          <w:p>
+            <w:pPr>
+              <w:pStyle w:val="Compact"/>
+            </w:pPr>
+            <w:r>
+              <w:t xml:space="preserve">0.2</w:t>
+            </w:r>
+          </w:p>
+        </w:tc>
+        <w:tc>
+          <w:tcPr/>
+          <w:p>
+            <w:pPr>
+              <w:pStyle w:val="Compact"/>
+            </w:pPr>
+            <w:r>
+              <w:t xml:space="preserve">36,000</w:t>
+            </w:r>
+          </w:p>
+        </w:tc>
+      </w:tr>
+      <w:tr>
+        <w:tc>
+          <w:tcPr/>
+          <w:p>
+            <w:pPr>
+              <w:pStyle w:val="Compact"/>
+            </w:pPr>
+            <w:r>
+              <w:t xml:space="preserve">Postdoctoral researcher (1.0 FTE, 1.5 years)</w:t>
+            </w:r>
+          </w:p>
+        </w:tc>
+        <w:tc>
+          <w:tcPr/>
+          <w:p>
+            <w:pPr>
+              <w:pStyle w:val="Compact"/>
+            </w:pPr>
+            <w:r>
+              <w:t xml:space="preserve">1.0</w:t>
+            </w:r>
+          </w:p>
+        </w:tc>
+        <w:tc>
+          <w:tcPr/>
+          <w:p>
+            <w:pPr>
+              <w:pStyle w:val="Compact"/>
+            </w:pPr>
+            <w:r>
+              <w:t xml:space="preserve">112,500</w:t>
+            </w:r>
+          </w:p>
+        </w:tc>
+      </w:tr>
+      <w:tr>
+        <w:tc>
+          <w:tcPr/>
+          <w:p>
+            <w:pPr>
+              <w:pStyle w:val="Compact"/>
+            </w:pPr>
+            <w:r>
+              <w:t xml:space="preserve">…</w:t>
+            </w:r>
+          </w:p>
+        </w:tc>
+        <w:tc>
+          <w:tcPr/>
+          <w:p>
+            <w:pPr>
+              <w:pStyle w:val="Compact"/>
+            </w:pPr>
+            <w:r>
+              <w:t xml:space="preserve">…</w:t>
+            </w:r>
+          </w:p>
+        </w:tc>
+        <w:tc>
+          <w:tcPr/>
+          <w:p>
+            <w:pPr>
+              <w:pStyle w:val="Compact"/>
+            </w:pPr>
+            <w:r>
+              <w:t xml:space="preserve">…</w:t>
+            </w:r>
+          </w:p>
+        </w:tc>
+      </w:tr>
+      <w:tr>
+        <w:tc>
+          <w:tcPr/>
+          <w:p>
+            <w:pPr>
+              <w:pStyle w:val="Compact"/>
+            </w:pPr>
+            <w:r>
+              <w:t xml:space="preserve">…</w:t>
+            </w:r>
+          </w:p>
+        </w:tc>
+        <w:tc>
+          <w:tcPr/>
+          <w:p>
+            <w:pPr>
+              <w:pStyle w:val="Compact"/>
+            </w:pPr>
+            <w:r>
+              <w:t xml:space="preserve">…</w:t>
+            </w:r>
+          </w:p>
+        </w:tc>
+        <w:tc>
+          <w:tcPr/>
+          <w:p>
+            <w:pPr>
+              <w:pStyle w:val="Compact"/>
+            </w:pPr>
+            <w:r>
+              <w:t xml:space="preserve">…</w:t>
+            </w:r>
+          </w:p>
+        </w:tc>
+      </w:tr>
+      <w:tr>
+        <w:tc>
+          <w:tcPr/>
+          <w:p>
+            <w:pPr>
+              <w:pStyle w:val="Compact"/>
+            </w:pPr>
+            <w:r>
+              <w:t xml:space="preserve">Overhead (25%)</w:t>
+            </w:r>
+          </w:p>
+        </w:tc>
+        <w:tc>
+          <w:tcPr/>
+          <w:p>
+            <w:pPr>
+              <w:pStyle w:val="Compact"/>
+            </w:pPr>
+            <w:r>
+              <w:t xml:space="preserve">—</w:t>
+            </w:r>
+          </w:p>
+        </w:tc>
+        <w:tc>
+          <w:tcPr/>
+          <w:p>
+            <w:pPr>
+              <w:pStyle w:val="Compact"/>
+            </w:pPr>
+            <w:r>
+              <w:rPr>
+                <w:i/>
+                <w:iCs/>
+              </w:rPr>
+              <w:t xml:space="preserve">tbc</w:t>
+            </w:r>
+          </w:p>
+        </w:tc>
+      </w:tr>
+      <w:tr>
+        <w:tc>
+          <w:tcPr/>
+          <w:p>
+            <w:pPr>
+              <w:pStyle w:val="Compact"/>
+            </w:pPr>
+            <w:r>
+              <w:rPr>
+                <w:b/>
+                <w:bCs/>
+              </w:rPr>
+              <w:t xml:space="preserve">Total (estimated)</w:t>
+            </w:r>
+          </w:p>
+        </w:tc>
+        <w:tc>
+          <w:tcPr/>
+          <w:p>
+            <w:pPr>
+              <w:pStyle w:val="Compact"/>
+            </w:pPr>
+          </w:p>
+        </w:tc>
+        <w:tc>
+          <w:tcPr/>
+          <w:p>
+            <w:pPr>
+              <w:pStyle w:val="Compact"/>
+            </w:pPr>
+            <w:r>
+              <w:rPr>
+                <w:b/>
+                <w:bCs/>
+              </w:rPr>
+              <w:t xml:space="preserve">€148,500</w:t>
+            </w:r>
+          </w:p>
+        </w:tc>
+      </w:tr>
+    </w:tbl>
+    <w:p>
+      <w:pPr>
+        <w:pStyle w:val="BodyText"/>
+      </w:pPr>
+      <w:r>
+        <w:rPr>
           <w:i/>
           <w:iCs/>
         </w:rPr>
         <w:t xml:space="preserve">You can add further budget items to the table above; update the total to match.</w:t>
       </w:r>
     </w:p>
+    <w:bookmarkEnd w:id="40"/>
+    <w:bookmarkStart w:id="41" w:name="wp9-equitable-ai-literacy"/>
+    <w:p>
+      <w:pPr>
+        <w:pStyle w:val="Heading2"/>
+      </w:pPr>
+      <w:r>
+        <w:t xml:space="preserve">2.9 WP9: Equitable AI Literacy</w:t>
+      </w:r>
+    </w:p>
+    <w:p>
+      <w:pPr>
+        <w:pStyle w:val="FirstParagraph"/>
+      </w:pPr>
+      <w:r>
+        <w:rPr>
+          <w:b/>
+          <w:bCs/>
+        </w:rPr>
+        <w:t xml:space="preserve">Objectives:</w:t>
+      </w:r>
+      <w:r>
+        <w:t xml:space="preserve"> </w:t>
+      </w:r>
+      <w:r>
+        <w:t xml:space="preserve">To identify which AI-literacy training formats actually close the gap in underserved communities’ capacity to identify and contest AI-mediated content, rather than just reaching those already equipped to cope.</w:t>
+      </w:r>
+    </w:p>
+    <w:p>
+      <w:pPr>
+        <w:pStyle w:val="BodyText"/>
+      </w:pPr>
+      <w:r>
+        <w:rPr>
+          <w:b/>
+          <w:bCs/>
+        </w:rPr>
+        <w:t xml:space="preserve">Lead:</w:t>
+      </w:r>
+      <w:r>
+        <w:t xml:space="preserve"> </w:t>
+      </w:r>
+      <w:r>
+        <w:t xml:space="preserve">Tactical Tech ·</w:t>
+      </w:r>
+      <w:r>
+        <w:t xml:space="preserve"> </w:t>
+      </w:r>
+      <w:r>
+        <w:rPr>
+          <w:b/>
+          <w:bCs/>
+        </w:rPr>
+        <w:t xml:space="preserve">Co-lead(s):</w:t>
+      </w:r>
+      <w:r>
+        <w:t xml:space="preserve"> </w:t>
+      </w:r>
+      <w:r>
+        <w:t xml:space="preserve">Notley</w:t>
+      </w:r>
+    </w:p>
+    <w:p>
+      <w:pPr>
+        <w:pStyle w:val="BodyText"/>
+      </w:pPr>
+      <w:r>
+        <w:rPr>
+          <w:b/>
+          <w:bCs/>
+        </w:rPr>
+        <w:t xml:space="preserve">Civil-society/policy-making organization to be involved:</w:t>
+      </w:r>
+    </w:p>
+    <w:p>
+      <w:pPr>
+        <w:pStyle w:val="BodyText"/>
+      </w:pPr>
+      <w:r>
+        <w:rPr>
+          <w:b/>
+          <w:bCs/>
+        </w:rPr>
+        <w:t xml:space="preserve">Impact:</w:t>
+      </w:r>
+    </w:p>
+    <w:p>
+      <w:pPr>
+        <w:pStyle w:val="BodyText"/>
+      </w:pPr>
+      <w:r>
+        <w:rPr>
+          <w:b/>
+          <w:bCs/>
+        </w:rPr>
+        <w:t xml:space="preserve">Tasks:</w:t>
+      </w:r>
+    </w:p>
+    <w:p>
+      <w:pPr>
+        <w:pStyle w:val="BodyText"/>
+      </w:pPr>
+      <w:r>
+        <w:rPr>
+          <w:b/>
+          <w:bCs/>
+        </w:rPr>
+        <w:t xml:space="preserve">Budget (preliminary estimates):</w:t>
+      </w:r>
+    </w:p>
+    <w:tbl>
+      <w:tblPr>
+        <w:tblStyle w:val="Table"/>
+        <w:tblW w:type="auto" w:w="0"/>
+        <w:tblLook w:firstRow="1" w:lastRow="0" w:firstColumn="0" w:lastColumn="0" w:noHBand="0" w:noVBand="0" w:val="0020"/>
+      </w:tblPr>
+      <w:tblGrid>
+        <w:gridCol w:w="2640"/>
+        <w:gridCol w:w="2640"/>
+        <w:gridCol w:w="2640"/>
+      </w:tblGrid>
+      <w:tr>
+        <w:trPr>
+          <w:tblHeader w:val="on"/>
+        </w:trPr>
+        <w:tc>
+          <w:tcPr/>
+          <w:p>
+            <w:pPr>
+              <w:pStyle w:val="Compact"/>
+            </w:pPr>
+            <w:r>
+              <w:t xml:space="preserve">Item</w:t>
+            </w:r>
+          </w:p>
+        </w:tc>
+        <w:tc>
+          <w:tcPr/>
+          <w:p>
+            <w:pPr>
+              <w:pStyle w:val="Compact"/>
+            </w:pPr>
+            <w:r>
+              <w:t xml:space="preserve">FTE</w:t>
+            </w:r>
+          </w:p>
+        </w:tc>
+        <w:tc>
+          <w:tcPr/>
+          <w:p>
+            <w:pPr>
+              <w:pStyle w:val="Compact"/>
+            </w:pPr>
+            <w:r>
+              <w:t xml:space="preserve">Estimated cost (€)</w:t>
+            </w:r>
+          </w:p>
+        </w:tc>
+      </w:tr>
+      <w:tr>
+        <w:tc>
+          <w:tcPr/>
+          <w:p>
+            <w:pPr>
+              <w:pStyle w:val="Compact"/>
+            </w:pPr>
+            <w:r>
+              <w:t xml:space="preserve">Lead (0.2 FTE, 2 years)</w:t>
+            </w:r>
+          </w:p>
+        </w:tc>
+        <w:tc>
+          <w:tcPr/>
+          <w:p>
+            <w:pPr>
+              <w:pStyle w:val="Compact"/>
+            </w:pPr>
+            <w:r>
+              <w:t xml:space="preserve">0.2</w:t>
+            </w:r>
+          </w:p>
+        </w:tc>
+        <w:tc>
+          <w:tcPr/>
+          <w:p>
+            <w:pPr>
+              <w:pStyle w:val="Compact"/>
+            </w:pPr>
+            <w:r>
+              <w:t xml:space="preserve">48,000</w:t>
+            </w:r>
+          </w:p>
+        </w:tc>
+      </w:tr>
+      <w:tr>
+        <w:tc>
+          <w:tcPr/>
+          <w:p>
+            <w:pPr>
+              <w:pStyle w:val="Compact"/>
+            </w:pPr>
+            <w:r>
+              <w:t xml:space="preserve">Postdoctoral researcher (1.0 FTE, 2 years)</w:t>
+            </w:r>
+          </w:p>
+        </w:tc>
+        <w:tc>
+          <w:tcPr/>
+          <w:p>
+            <w:pPr>
+              <w:pStyle w:val="Compact"/>
+            </w:pPr>
+            <w:r>
+              <w:t xml:space="preserve">1.0</w:t>
+            </w:r>
+          </w:p>
+        </w:tc>
+        <w:tc>
+          <w:tcPr/>
+          <w:p>
+            <w:pPr>
+              <w:pStyle w:val="Compact"/>
+            </w:pPr>
+            <w:r>
+              <w:t xml:space="preserve">150,000</w:t>
+            </w:r>
+          </w:p>
+        </w:tc>
+      </w:tr>
+      <w:tr>
+        <w:tc>
+          <w:tcPr/>
+          <w:p>
+            <w:pPr>
+              <w:pStyle w:val="Compact"/>
+            </w:pPr>
+            <w:r>
+              <w:t xml:space="preserve">…</w:t>
+            </w:r>
+          </w:p>
+        </w:tc>
+        <w:tc>
+          <w:tcPr/>
+          <w:p>
+            <w:pPr>
+              <w:pStyle w:val="Compact"/>
+            </w:pPr>
+            <w:r>
+              <w:t xml:space="preserve">…</w:t>
+            </w:r>
+          </w:p>
+        </w:tc>
+        <w:tc>
+          <w:tcPr/>
+          <w:p>
+            <w:pPr>
+              <w:pStyle w:val="Compact"/>
+            </w:pPr>
+            <w:r>
+              <w:t xml:space="preserve">…</w:t>
+            </w:r>
+          </w:p>
+        </w:tc>
+      </w:tr>
+      <w:tr>
+        <w:tc>
+          <w:tcPr/>
+          <w:p>
+            <w:pPr>
+              <w:pStyle w:val="Compact"/>
+            </w:pPr>
+            <w:r>
+              <w:t xml:space="preserve">…</w:t>
+            </w:r>
+          </w:p>
+        </w:tc>
+        <w:tc>
+          <w:tcPr/>
+          <w:p>
+            <w:pPr>
+              <w:pStyle w:val="Compact"/>
+            </w:pPr>
+            <w:r>
+              <w:t xml:space="preserve">…</w:t>
+            </w:r>
+          </w:p>
+        </w:tc>
+        <w:tc>
+          <w:tcPr/>
+          <w:p>
+            <w:pPr>
+              <w:pStyle w:val="Compact"/>
+            </w:pPr>
+            <w:r>
+              <w:t xml:space="preserve">…</w:t>
+            </w:r>
+          </w:p>
+        </w:tc>
+      </w:tr>
+      <w:tr>
+        <w:tc>
+          <w:tcPr/>
+          <w:p>
+            <w:pPr>
+              <w:pStyle w:val="Compact"/>
+            </w:pPr>
+            <w:r>
+              <w:t xml:space="preserve">Overhead (25%)</w:t>
+            </w:r>
+          </w:p>
+        </w:tc>
+        <w:tc>
+          <w:tcPr/>
+          <w:p>
+            <w:pPr>
+              <w:pStyle w:val="Compact"/>
+            </w:pPr>
+            <w:r>
+              <w:t xml:space="preserve">—</w:t>
+            </w:r>
+          </w:p>
+        </w:tc>
+        <w:tc>
+          <w:tcPr/>
+          <w:p>
+            <w:pPr>
+              <w:pStyle w:val="Compact"/>
+            </w:pPr>
+            <w:r>
+              <w:rPr>
+                <w:i/>
+                <w:iCs/>
+              </w:rPr>
+              <w:t xml:space="preserve">tbc</w:t>
+            </w:r>
+          </w:p>
+        </w:tc>
+      </w:tr>
+      <w:tr>
+        <w:tc>
+          <w:tcPr/>
+          <w:p>
+            <w:pPr>
+              <w:pStyle w:val="Compact"/>
+            </w:pPr>
+            <w:r>
+              <w:rPr>
+                <w:b/>
+                <w:bCs/>
+              </w:rPr>
+              <w:t xml:space="preserve">Total (estimated)</w:t>
+            </w:r>
+          </w:p>
+        </w:tc>
+        <w:tc>
+          <w:tcPr/>
+          <w:p>
+            <w:pPr>
+              <w:pStyle w:val="Compact"/>
+            </w:pPr>
+          </w:p>
+        </w:tc>
+        <w:tc>
+          <w:tcPr/>
+          <w:p>
+            <w:pPr>
+              <w:pStyle w:val="Compact"/>
+            </w:pPr>
+            <w:r>
+              <w:rPr>
+                <w:b/>
+                <w:bCs/>
+              </w:rPr>
+              <w:t xml:space="preserve">€198,000</w:t>
+            </w:r>
+          </w:p>
+        </w:tc>
+      </w:tr>
+    </w:tbl>
+    <w:p>
+      <w:pPr>
+        <w:pStyle w:val="BodyText"/>
+      </w:pPr>
+      <w:r>
+        <w:rPr>
+          <w:i/>
+          <w:iCs/>
+        </w:rPr>
+        <w:t xml:space="preserve">You can add further budget items to the table above; update the total to match.</w:t>
+      </w:r>
+    </w:p>
     <w:bookmarkEnd w:id="41"/>
+    <w:bookmarkStart w:id="42" w:name="wp10-public-engagement-dissemination"/>
+    <w:p>
+      <w:pPr>
+        <w:pStyle w:val="Heading2"/>
+      </w:pPr>
+      <w:r>
+        <w:t xml:space="preserve">2.10 WP10: Public Engagement &amp; Dissemination</w:t>
+      </w:r>
+    </w:p>
+    <w:p>
+      <w:pPr>
+        <w:pStyle w:val="FirstParagraph"/>
+      </w:pPr>
+      <w:r>
+        <w:rPr>
+          <w:b/>
+          <w:bCs/>
+        </w:rPr>
+        <w:t xml:space="preserve">Objectives:</w:t>
+      </w:r>
+      <w:r>
+        <w:t xml:space="preserve"> </w:t>
+      </w:r>
+      <w:r>
+        <w:t xml:space="preserve">To ensure the diagnoses and tools produced across WP1–WP9 reach the citizens, policymakers, and civil-society actors who are actually exposed to AI’s disruption of democratic resilience.</w:t>
+      </w:r>
+    </w:p>
+    <w:p>
+      <w:pPr>
+        <w:pStyle w:val="BodyText"/>
+      </w:pPr>
+      <w:r>
+        <w:rPr>
+          <w:b/>
+          <w:bCs/>
+        </w:rPr>
+        <w:t xml:space="preserve">Lead:</w:t>
+      </w:r>
+      <w:r>
+        <w:t xml:space="preserve"> </w:t>
+      </w:r>
+      <w:r>
+        <w:t xml:space="preserve">Maerz ·</w:t>
+      </w:r>
+      <w:r>
+        <w:t xml:space="preserve"> </w:t>
+      </w:r>
+      <w:r>
+        <w:rPr>
+          <w:b/>
+          <w:bCs/>
+        </w:rPr>
+        <w:t xml:space="preserve">Co-lead(s):</w:t>
+      </w:r>
+      <w:r>
+        <w:t xml:space="preserve"> </w:t>
+      </w:r>
+      <w:r>
+        <w:t xml:space="preserve">Sanhueza Petrarca, Project Manager (UoM)</w:t>
+      </w:r>
+    </w:p>
+    <w:p>
+      <w:pPr>
+        <w:pStyle w:val="BodyText"/>
+      </w:pPr>
+      <w:r>
+        <w:rPr>
+          <w:b/>
+          <w:bCs/>
+        </w:rPr>
+        <w:t xml:space="preserve">Civil-society/policy-making organization to be involved:</w:t>
+      </w:r>
+    </w:p>
+    <w:p>
+      <w:pPr>
+        <w:pStyle w:val="BodyText"/>
+      </w:pPr>
+      <w:r>
+        <w:rPr>
+          <w:b/>
+          <w:bCs/>
+        </w:rPr>
+        <w:t xml:space="preserve">Impact:</w:t>
+      </w:r>
+      <w:r>
+        <w:t xml:space="preserve"> </w:t>
+      </w:r>
+      <w:r>
+        <w:t xml:space="preserve">closes the loop between diagnosis and use, so the project’s findings change practice rather than sitting in academic outputs alone.</w:t>
+      </w:r>
+    </w:p>
+    <w:p>
+      <w:pPr>
+        <w:pStyle w:val="BodyText"/>
+      </w:pPr>
+      <w:r>
+        <w:rPr>
+          <w:b/>
+          <w:bCs/>
+        </w:rPr>
+        <w:t xml:space="preserve">Tasks:</w:t>
+      </w:r>
+    </w:p>
+    <w:p>
+      <w:pPr>
+        <w:pStyle w:val="Compact"/>
+        <w:numPr>
+          <w:ilvl w:val="0"/>
+          <w:numId w:val="1011"/>
+        </w:numPr>
+      </w:pPr>
+      <w:r>
+        <w:rPr>
+          <w:b/>
+          <w:bCs/>
+        </w:rPr>
+        <w:t xml:space="preserve">Building the public-facing tool</w:t>
+      </w:r>
+      <w:r>
+        <w:t xml:space="preserve"> </w:t>
+      </w:r>
+      <w:r>
+        <w:t xml:space="preserve">—</w:t>
+      </w:r>
+      <w:r>
+        <w:t xml:space="preserve"> </w:t>
+      </w:r>
+      <w:r>
+        <w:rPr>
+          <w:i/>
+          <w:iCs/>
+        </w:rPr>
+        <w:t xml:space="preserve">Guiding question:</w:t>
+      </w:r>
+      <w:r>
+        <w:t xml:space="preserve"> </w:t>
+      </w:r>
+      <w:r>
+        <w:t xml:space="preserve">How can nine WPs’ worth of technical findings become one usable app for ordinary citizens?</w:t>
+      </w:r>
+      <w:r>
+        <w:t xml:space="preserve"> </w:t>
+      </w:r>
+      <w:r>
+        <w:rPr>
+          <w:i/>
+          <w:iCs/>
+        </w:rPr>
+        <w:t xml:space="preserve">Output(s):</w:t>
+      </w:r>
+      <w:r>
+        <w:t xml:space="preserve"> </w:t>
+      </w:r>
+      <w:r>
+        <w:t xml:space="preserve">the Resilience Companion app launch.</w:t>
+      </w:r>
+    </w:p>
+    <w:p>
+      <w:pPr>
+        <w:pStyle w:val="Compact"/>
+        <w:numPr>
+          <w:ilvl w:val="0"/>
+          <w:numId w:val="1011"/>
+        </w:numPr>
+      </w:pPr>
+      <w:r>
+        <w:rPr>
+          <w:b/>
+          <w:bCs/>
+        </w:rPr>
+        <w:t xml:space="preserve">Reaching policymakers and civil society</w:t>
+      </w:r>
+      <w:r>
+        <w:t xml:space="preserve"> </w:t>
+      </w:r>
+      <w:r>
+        <w:t xml:space="preserve">—</w:t>
+      </w:r>
+      <w:r>
+        <w:t xml:space="preserve"> </w:t>
+      </w:r>
+      <w:r>
+        <w:rPr>
+          <w:i/>
+          <w:iCs/>
+        </w:rPr>
+        <w:t xml:space="preserve">Guiding question:</w:t>
+      </w:r>
+      <w:r>
+        <w:t xml:space="preserve"> </w:t>
+      </w:r>
+      <w:r>
+        <w:t xml:space="preserve">What do policymakers and civil-society partners need from this project to actually act on it?</w:t>
+      </w:r>
+      <w:r>
+        <w:t xml:space="preserve"> </w:t>
+      </w:r>
+      <w:r>
+        <w:rPr>
+          <w:i/>
+          <w:iCs/>
+        </w:rPr>
+        <w:t xml:space="preserve">Output(s):</w:t>
+      </w:r>
+      <w:r>
+        <w:t xml:space="preserve"> </w:t>
+      </w:r>
+      <w:r>
+        <w:t xml:space="preserve">policymaker and civil-society workshops; the brief compendium.</w:t>
+      </w:r>
+    </w:p>
+    <w:p>
+      <w:pPr>
+        <w:pStyle w:val="Compact"/>
+        <w:numPr>
+          <w:ilvl w:val="0"/>
+          <w:numId w:val="1011"/>
+        </w:numPr>
+      </w:pPr>
+      <w:r>
+        <w:rPr>
+          <w:b/>
+          <w:bCs/>
+        </w:rPr>
+        <w:t xml:space="preserve">Closing out the project</w:t>
+      </w:r>
+      <w:r>
+        <w:t xml:space="preserve"> </w:t>
+      </w:r>
+      <w:r>
+        <w:t xml:space="preserve">—</w:t>
+      </w:r>
+      <w:r>
+        <w:t xml:space="preserve"> </w:t>
+      </w:r>
+      <w:r>
+        <w:rPr>
+          <w:i/>
+          <w:iCs/>
+        </w:rPr>
+        <w:t xml:space="preserve">Guiding question:</w:t>
+      </w:r>
+      <w:r>
+        <w:t xml:space="preserve"> </w:t>
+      </w:r>
+      <w:r>
+        <w:t xml:space="preserve">How is the full body of findings synthesized and reported to funders and partners?</w:t>
+      </w:r>
+      <w:r>
+        <w:t xml:space="preserve"> </w:t>
+      </w:r>
+      <w:r>
+        <w:rPr>
+          <w:i/>
+          <w:iCs/>
+        </w:rPr>
+        <w:t xml:space="preserve">Output(s):</w:t>
+      </w:r>
+      <w:r>
+        <w:t xml:space="preserve"> </w:t>
+      </w:r>
+      <w:r>
+        <w:t xml:space="preserve">the final report.</w:t>
+      </w:r>
+    </w:p>
+    <w:p>
+      <w:pPr>
+        <w:pStyle w:val="FirstParagraph"/>
+      </w:pPr>
+      <w:r>
+        <w:rPr>
+          <w:b/>
+          <w:bCs/>
+        </w:rPr>
+        <w:t xml:space="preserve">Budget (preliminary estimates):</w:t>
+      </w:r>
+    </w:p>
+    <w:tbl>
+      <w:tblPr>
+        <w:tblStyle w:val="Table"/>
+        <w:tblW w:type="auto" w:w="0"/>
+        <w:tblLook w:firstRow="1" w:lastRow="0" w:firstColumn="0" w:lastColumn="0" w:noHBand="0" w:noVBand="0" w:val="0020"/>
+      </w:tblPr>
+      <w:tblGrid>
+        <w:gridCol w:w="2640"/>
+        <w:gridCol w:w="2640"/>
+        <w:gridCol w:w="2640"/>
+      </w:tblGrid>
+      <w:tr>
+        <w:trPr>
+          <w:tblHeader w:val="on"/>
+        </w:trPr>
+        <w:tc>
+          <w:tcPr/>
+          <w:p>
+            <w:pPr>
+              <w:pStyle w:val="Compact"/>
+            </w:pPr>
+            <w:r>
+              <w:t xml:space="preserve">Item</w:t>
+            </w:r>
+          </w:p>
+        </w:tc>
+        <w:tc>
+          <w:tcPr/>
+          <w:p>
+            <w:pPr>
+              <w:pStyle w:val="Compact"/>
+            </w:pPr>
+            <w:r>
+              <w:t xml:space="preserve">FTE</w:t>
+            </w:r>
+          </w:p>
+        </w:tc>
+        <w:tc>
+          <w:tcPr/>
+          <w:p>
+            <w:pPr>
+              <w:pStyle w:val="Compact"/>
+            </w:pPr>
+            <w:r>
+              <w:t xml:space="preserve">Estimated cost (€)</w:t>
+            </w:r>
+          </w:p>
+        </w:tc>
+      </w:tr>
+      <w:tr>
+        <w:tc>
+          <w:tcPr/>
+          <w:p>
+            <w:pPr>
+              <w:pStyle w:val="Compact"/>
+            </w:pPr>
+            <w:r>
+              <w:t xml:space="preserve">Lead (0.2 FTE, 3 years)</w:t>
+            </w:r>
+          </w:p>
+        </w:tc>
+        <w:tc>
+          <w:tcPr/>
+          <w:p>
+            <w:pPr>
+              <w:pStyle w:val="Compact"/>
+            </w:pPr>
+            <w:r>
+              <w:t xml:space="preserve">0.2</w:t>
+            </w:r>
+          </w:p>
+        </w:tc>
+        <w:tc>
+          <w:tcPr/>
+          <w:p>
+            <w:pPr>
+              <w:pStyle w:val="Compact"/>
+            </w:pPr>
+            <w:r>
+              <w:t xml:space="preserve">72,000</w:t>
+            </w:r>
+          </w:p>
+        </w:tc>
+      </w:tr>
+      <w:tr>
+        <w:tc>
+          <w:tcPr/>
+          <w:p>
+            <w:pPr>
+              <w:pStyle w:val="Compact"/>
+            </w:pPr>
+            <w:r>
+              <w:t xml:space="preserve">Project Manager (0.5 FTE, 3 years)</w:t>
+            </w:r>
+          </w:p>
+        </w:tc>
+        <w:tc>
+          <w:tcPr/>
+          <w:p>
+            <w:pPr>
+              <w:pStyle w:val="Compact"/>
+            </w:pPr>
+            <w:r>
+              <w:t xml:space="preserve">0.5</w:t>
+            </w:r>
+          </w:p>
+        </w:tc>
+        <w:tc>
+          <w:tcPr/>
+          <w:p>
+            <w:pPr>
+              <w:pStyle w:val="Compact"/>
+            </w:pPr>
+            <w:r>
+              <w:t xml:space="preserve">105,000</w:t>
+            </w:r>
+          </w:p>
+        </w:tc>
+      </w:tr>
+      <w:tr>
+        <w:tc>
+          <w:tcPr/>
+          <w:p>
+            <w:pPr>
+              <w:pStyle w:val="Compact"/>
+            </w:pPr>
+            <w:r>
+              <w:t xml:space="preserve">Distribution &amp; dissemination costs (3 years)</w:t>
+            </w:r>
+          </w:p>
+        </w:tc>
+        <w:tc>
+          <w:tcPr/>
+          <w:p>
+            <w:pPr>
+              <w:pStyle w:val="Compact"/>
+            </w:pPr>
+            <w:r>
+              <w:t xml:space="preserve">—</w:t>
+            </w:r>
+          </w:p>
+        </w:tc>
+        <w:tc>
+          <w:tcPr/>
+          <w:p>
+            <w:pPr>
+              <w:pStyle w:val="Compact"/>
+            </w:pPr>
+            <w:r>
+              <w:t xml:space="preserve">60,000</w:t>
+            </w:r>
+          </w:p>
+        </w:tc>
+      </w:tr>
+      <w:tr>
+        <w:tc>
+          <w:tcPr/>
+          <w:p>
+            <w:pPr>
+              <w:pStyle w:val="Compact"/>
+            </w:pPr>
+            <w:r>
+              <w:t xml:space="preserve">Resilience Companion app (development)</w:t>
+            </w:r>
+          </w:p>
+        </w:tc>
+        <w:tc>
+          <w:tcPr/>
+          <w:p>
+            <w:pPr>
+              <w:pStyle w:val="Compact"/>
+            </w:pPr>
+            <w:r>
+              <w:t xml:space="preserve">—</w:t>
+            </w:r>
+          </w:p>
+        </w:tc>
+        <w:tc>
+          <w:tcPr/>
+          <w:p>
+            <w:pPr>
+              <w:pStyle w:val="Compact"/>
+            </w:pPr>
+            <w:r>
+              <w:t xml:space="preserve">40,000</w:t>
+            </w:r>
+          </w:p>
+        </w:tc>
+      </w:tr>
+      <w:tr>
+        <w:tc>
+          <w:tcPr/>
+          <w:p>
+            <w:pPr>
+              <w:pStyle w:val="Compact"/>
+            </w:pPr>
+            <w:r>
+              <w:t xml:space="preserve">Overhead (25%)</w:t>
+            </w:r>
+          </w:p>
+        </w:tc>
+        <w:tc>
+          <w:tcPr/>
+          <w:p>
+            <w:pPr>
+              <w:pStyle w:val="Compact"/>
+            </w:pPr>
+            <w:r>
+              <w:t xml:space="preserve">—</w:t>
+            </w:r>
+          </w:p>
+        </w:tc>
+        <w:tc>
+          <w:tcPr/>
+          <w:p>
+            <w:pPr>
+              <w:pStyle w:val="Compact"/>
+            </w:pPr>
+            <w:r>
+              <w:t xml:space="preserve">69,250</w:t>
+            </w:r>
+          </w:p>
+        </w:tc>
+      </w:tr>
+      <w:tr>
+        <w:tc>
+          <w:tcPr/>
+          <w:p>
+            <w:pPr>
+              <w:pStyle w:val="Compact"/>
+            </w:pPr>
+            <w:r>
+              <w:rPr>
+                <w:b/>
+                <w:bCs/>
+              </w:rPr>
+              <w:t xml:space="preserve">Total (estimated, incl. overhead)</w:t>
+            </w:r>
+          </w:p>
+        </w:tc>
+        <w:tc>
+          <w:tcPr/>
+          <w:p>
+            <w:pPr>
+              <w:pStyle w:val="Compact"/>
+            </w:pPr>
+          </w:p>
+        </w:tc>
+        <w:tc>
+          <w:tcPr/>
+          <w:p>
+            <w:pPr>
+              <w:pStyle w:val="Compact"/>
+            </w:pPr>
+            <w:r>
+              <w:rPr>
+                <w:b/>
+                <w:bCs/>
+              </w:rPr>
+              <w:t xml:space="preserve">€346,250</w:t>
+            </w:r>
+          </w:p>
+        </w:tc>
+      </w:tr>
+    </w:tbl>
+    <w:p>
+      <w:pPr>
+        <w:pStyle w:val="BodyText"/>
+      </w:pPr>
+      <w:r>
+        <w:rPr>
+          <w:i/>
+          <w:iCs/>
+        </w:rPr>
+        <w:t xml:space="preserve">You can add further budget items to the table above; update the total to match.</w:t>
+      </w:r>
+    </w:p>
     <w:bookmarkEnd w:id="42"/>
-    <w:bookmarkStart w:id="143" w:name="midterm-review"/>
+    <w:bookmarkEnd w:id="43"/>
+    <w:bookmarkStart w:id="147" w:name="midterm-review"/>
     <w:p>
       <w:pPr>
         <w:pStyle w:val="Heading1"/>
@@ -7011,7 +6165,7 @@
         <w:t xml:space="preserve">Both reviewers’ commitment to this role should be secured, and named in the second-stage submission.</w:t>
       </w:r>
     </w:p>
-    <w:bookmarkStart w:id="142" w:name="references"/>
+    <w:bookmarkStart w:id="146" w:name="references"/>
     <w:p>
       <w:pPr>
         <w:pStyle w:val="Heading2"/>
@@ -7020,8 +6174,8 @@
         <w:t xml:space="preserve">3.1 References</w:t>
       </w:r>
     </w:p>
-    <w:bookmarkStart w:id="141" w:name="refs"/>
-    <w:bookmarkStart w:id="44" w:name="ref-altman2026"/>
+    <w:bookmarkStart w:id="145" w:name="refs"/>
+    <w:bookmarkStart w:id="45" w:name="ref-altman2026"/>
     <w:p>
       <w:pPr>
         <w:pStyle w:val="Bibliography"/>
@@ -7070,7 +6224,7 @@
       <w:r>
         <w:t xml:space="preserve"> </w:t>
       </w:r>
-      <w:hyperlink r:id="rId43">
+      <w:hyperlink r:id="rId44">
         <w:r>
           <w:rPr>
             <w:rStyle w:val="Hyperlink"/>
@@ -7079,8 +6233,8 @@
         </w:r>
       </w:hyperlink>
     </w:p>
-    <w:bookmarkEnd w:id="44"/>
-    <w:bookmarkStart w:id="46" w:name="ref-andersonpro2026"/>
+    <w:bookmarkEnd w:id="45"/>
+    <w:bookmarkStart w:id="47" w:name="ref-andersonpro2026"/>
     <w:p>
       <w:pPr>
         <w:pStyle w:val="Bibliography"/>
@@ -7104,7 +6258,7 @@
       <w:r>
         <w:t xml:space="preserve"> </w:t>
       </w:r>
-      <w:hyperlink r:id="rId45">
+      <w:hyperlink r:id="rId46">
         <w:r>
           <w:rPr>
             <w:rStyle w:val="Hyperlink"/>
@@ -7113,13 +6267,60 @@
         </w:r>
       </w:hyperlink>
     </w:p>
-    <w:bookmarkEnd w:id="46"/>
-    <w:bookmarkStart w:id="48" w:name="ref-beckmanetal2024"/>
+    <w:bookmarkEnd w:id="47"/>
+    <w:bookmarkStart w:id="49" w:name="ref-argyleetal2023"/>
     <w:p>
       <w:pPr>
         <w:pStyle w:val="Bibliography"/>
       </w:pPr>
       <w:r>
+        <w:t xml:space="preserve">Argyle, L. P., Bail, C. A., Busby, E. C., Gubler, J. R., Howe, T., Rytting, C., &amp; Wingate, D. (2023). Leveraging AI for democratic discourse: Chat interventions can improve online political conversations at scale.</w:t>
+      </w:r>
+      <w:r>
+        <w:t xml:space="preserve"> </w:t>
+      </w:r>
+      <w:r>
+        <w:rPr>
+          <w:i/>
+          <w:iCs/>
+        </w:rPr>
+        <w:t xml:space="preserve">Proceedings of the National Academy of Sciences</w:t>
+      </w:r>
+      <w:r>
+        <w:t xml:space="preserve">,</w:t>
+      </w:r>
+      <w:r>
+        <w:t xml:space="preserve"> </w:t>
+      </w:r>
+      <w:r>
+        <w:rPr>
+          <w:i/>
+          <w:iCs/>
+        </w:rPr>
+        <w:t xml:space="preserve">120</w:t>
+      </w:r>
+      <w:r>
+        <w:t xml:space="preserve">(41), e2311627120.</w:t>
+      </w:r>
+      <w:r>
+        <w:t xml:space="preserve"> </w:t>
+      </w:r>
+      <w:hyperlink r:id="rId48">
+        <w:r>
+          <w:rPr>
+            <w:rStyle w:val="Hyperlink"/>
+          </w:rPr>
+          <w:t xml:space="preserve">https://doi.org/10.1073/pnas.2311627120</w:t>
+        </w:r>
+      </w:hyperlink>
+    </w:p>
+    <w:bookmarkEnd w:id="49"/>
+    <w:bookmarkStart w:id="51" w:name="ref-beckmanetal2024"/>
+    <w:p>
+      <w:pPr>
+        <w:pStyle w:val="Bibliography"/>
+      </w:pPr>
+      <w:r>
         <w:t xml:space="preserve">Beckman, L., Hultin Rosenberg, J., &amp; Jebari, K. (2024). Artificial intelligence and democratic legitimacy: The problem of publicity in public authority.</w:t>
       </w:r>
       <w:r>
@@ -7151,7 +6352,7 @@
       <w:r>
         <w:t xml:space="preserve"> </w:t>
       </w:r>
-      <w:hyperlink r:id="rId47">
+      <w:hyperlink r:id="rId50">
         <w:r>
           <w:rPr>
             <w:rStyle w:val="Hyperlink"/>
@@ -7160,8 +6361,8 @@
         </w:r>
       </w:hyperlink>
     </w:p>
-    <w:bookmarkEnd w:id="48"/>
-    <w:bookmarkStart w:id="50" w:name="ref-bennettlivingston2018"/>
+    <w:bookmarkEnd w:id="51"/>
+    <w:bookmarkStart w:id="53" w:name="ref-bennettlivingston2018"/>
     <w:p>
       <w:pPr>
         <w:pStyle w:val="Bibliography"/>
@@ -7198,7 +6399,7 @@
       <w:r>
         <w:t xml:space="preserve"> </w:t>
       </w:r>
-      <w:hyperlink r:id="rId49">
+      <w:hyperlink r:id="rId52">
         <w:r>
           <w:rPr>
             <w:rStyle w:val="Hyperlink"/>
@@ -7207,8 +6408,8 @@
         </w:r>
       </w:hyperlink>
     </w:p>
-    <w:bookmarkEnd w:id="50"/>
-    <w:bookmarkStart w:id="51" w:name="ref-biddleetal2025"/>
+    <w:bookmarkEnd w:id="53"/>
+    <w:bookmarkStart w:id="54" w:name="ref-biddleetal2025"/>
     <w:p>
       <w:pPr>
         <w:pStyle w:val="Bibliography"/>
@@ -7233,8 +6434,8 @@
         <w:t xml:space="preserve">(Discussion Paper 5). Australian Resilient Democracy Research; Data Network, Australian National University.</w:t>
       </w:r>
     </w:p>
-    <w:bookmarkEnd w:id="51"/>
-    <w:bookmarkStart w:id="53" w:name="ref-boeseetal2021"/>
+    <w:bookmarkEnd w:id="54"/>
+    <w:bookmarkStart w:id="56" w:name="ref-boeseetal2021"/>
     <w:p>
       <w:pPr>
         <w:pStyle w:val="Bibliography"/>
@@ -7271,7 +6472,7 @@
       <w:r>
         <w:t xml:space="preserve"> </w:t>
       </w:r>
-      <w:hyperlink r:id="rId52">
+      <w:hyperlink r:id="rId55">
         <w:r>
           <w:rPr>
             <w:rStyle w:val="Hyperlink"/>
@@ -7280,8 +6481,8 @@
         </w:r>
       </w:hyperlink>
     </w:p>
-    <w:bookmarkEnd w:id="53"/>
-    <w:bookmarkStart w:id="54" w:name="ref-bonorosselloetal2025"/>
+    <w:bookmarkEnd w:id="56"/>
+    <w:bookmarkStart w:id="57" w:name="ref-bonorosselloetal2025"/>
     <w:p>
       <w:pPr>
         <w:pStyle w:val="Bibliography"/>
@@ -7303,8 +6504,8 @@
         <w:t xml:space="preserve">.</w:t>
       </w:r>
     </w:p>
-    <w:bookmarkEnd w:id="54"/>
-    <w:bookmarkStart w:id="56" w:name="ref-bovens2007analysing"/>
+    <w:bookmarkEnd w:id="57"/>
+    <w:bookmarkStart w:id="59" w:name="ref-bovens2007analysing"/>
     <w:p>
       <w:pPr>
         <w:pStyle w:val="Bibliography"/>
@@ -7341,7 +6542,7 @@
       <w:r>
         <w:t xml:space="preserve"> </w:t>
       </w:r>
-      <w:hyperlink r:id="rId55">
+      <w:hyperlink r:id="rId58">
         <w:r>
           <w:rPr>
             <w:rStyle w:val="Hyperlink"/>
@@ -7350,8 +6551,8 @@
         </w:r>
       </w:hyperlink>
     </w:p>
-    <w:bookmarkEnd w:id="56"/>
-    <w:bookmarkStart w:id="58" w:name="ref-busuioc2021"/>
+    <w:bookmarkEnd w:id="59"/>
+    <w:bookmarkStart w:id="61" w:name="ref-busuioc2021"/>
     <w:p>
       <w:pPr>
         <w:pStyle w:val="Bibliography"/>
@@ -7388,7 +6589,7 @@
       <w:r>
         <w:t xml:space="preserve"> </w:t>
       </w:r>
-      <w:hyperlink r:id="rId57">
+      <w:hyperlink r:id="rId60">
         <w:r>
           <w:rPr>
             <w:rStyle w:val="Hyperlink"/>
@@ -7397,8 +6598,8 @@
         </w:r>
       </w:hyperlink>
     </w:p>
-    <w:bookmarkEnd w:id="58"/>
-    <w:bookmarkStart w:id="60" w:name="ref-Cavaliere2022"/>
+    <w:bookmarkEnd w:id="61"/>
+    <w:bookmarkStart w:id="63" w:name="ref-Cavaliere2022"/>
     <w:p>
       <w:pPr>
         <w:pStyle w:val="Bibliography"/>
@@ -7435,7 +6636,7 @@
       <w:r>
         <w:t xml:space="preserve"> </w:t>
       </w:r>
-      <w:hyperlink r:id="rId59">
+      <w:hyperlink r:id="rId62">
         <w:r>
           <w:rPr>
             <w:rStyle w:val="Hyperlink"/>
@@ -7444,8 +6645,8 @@
         </w:r>
       </w:hyperlink>
     </w:p>
-    <w:bookmarkEnd w:id="60"/>
-    <w:bookmarkStart w:id="62" w:name="ref-costelloetal2024"/>
+    <w:bookmarkEnd w:id="63"/>
+    <w:bookmarkStart w:id="65" w:name="ref-costelloetal2024"/>
     <w:p>
       <w:pPr>
         <w:pStyle w:val="Bibliography"/>
@@ -7482,7 +6683,7 @@
       <w:r>
         <w:t xml:space="preserve"> </w:t>
       </w:r>
-      <w:hyperlink r:id="rId61">
+      <w:hyperlink r:id="rId64">
         <w:r>
           <w:rPr>
             <w:rStyle w:val="Hyperlink"/>
@@ -7491,8 +6692,8 @@
         </w:r>
       </w:hyperlink>
     </w:p>
-    <w:bookmarkEnd w:id="62"/>
-    <w:bookmarkStart w:id="64" w:name="ref-Croce2025"/>
+    <w:bookmarkEnd w:id="65"/>
+    <w:bookmarkStart w:id="67" w:name="ref-Croce2025"/>
     <w:p>
       <w:pPr>
         <w:pStyle w:val="Bibliography"/>
@@ -7529,7 +6730,7 @@
       <w:r>
         <w:t xml:space="preserve"> </w:t>
       </w:r>
-      <w:hyperlink r:id="rId63">
+      <w:hyperlink r:id="rId66">
         <w:r>
           <w:rPr>
             <w:rStyle w:val="Hyperlink"/>
@@ -7538,8 +6739,8 @@
         </w:r>
       </w:hyperlink>
     </w:p>
-    <w:bookmarkEnd w:id="64"/>
-    <w:bookmarkStart w:id="66" w:name="ref-croissantlott2025"/>
+    <w:bookmarkEnd w:id="67"/>
+    <w:bookmarkStart w:id="69" w:name="ref-croissantlott2025"/>
     <w:p>
       <w:pPr>
         <w:pStyle w:val="Bibliography"/>
@@ -7576,7 +6777,7 @@
       <w:r>
         <w:t xml:space="preserve"> </w:t>
       </w:r>
-      <w:hyperlink r:id="rId65">
+      <w:hyperlink r:id="rId68">
         <w:r>
           <w:rPr>
             <w:rStyle w:val="Hyperlink"/>
@@ -7585,8 +6786,8 @@
         </w:r>
       </w:hyperlink>
     </w:p>
-    <w:bookmarkEnd w:id="66"/>
-    <w:bookmarkStart w:id="67" w:name="ref-dahl1989democracy"/>
+    <w:bookmarkEnd w:id="69"/>
+    <w:bookmarkStart w:id="70" w:name="ref-dahl1989democracy"/>
     <w:p>
       <w:pPr>
         <w:pStyle w:val="Bibliography"/>
@@ -7608,8 +6809,8 @@
         <w:t xml:space="preserve">. Yale University Press.</w:t>
       </w:r>
     </w:p>
-    <w:bookmarkEnd w:id="67"/>
-    <w:bookmarkStart w:id="69" w:name="ref-dryzeketal2019"/>
+    <w:bookmarkEnd w:id="70"/>
+    <w:bookmarkStart w:id="72" w:name="ref-dryzeketal2019"/>
     <w:p>
       <w:pPr>
         <w:pStyle w:val="Bibliography"/>
@@ -7646,7 +6847,7 @@
       <w:r>
         <w:t xml:space="preserve"> </w:t>
       </w:r>
-      <w:hyperlink r:id="rId68">
+      <w:hyperlink r:id="rId71">
         <w:r>
           <w:rPr>
             <w:rStyle w:val="Hyperlink"/>
@@ -7655,8 +6856,8 @@
         </w:r>
       </w:hyperlink>
     </w:p>
-    <w:bookmarkEnd w:id="69"/>
-    <w:bookmarkStart w:id="70" w:name="ref-eckeretal2026"/>
+    <w:bookmarkEnd w:id="72"/>
+    <w:bookmarkStart w:id="73" w:name="ref-eckeretal2026"/>
     <w:p>
       <w:pPr>
         <w:pStyle w:val="Bibliography"/>
@@ -7678,8 +6879,8 @@
         <w:t xml:space="preserve">.</w:t>
       </w:r>
     </w:p>
-    <w:bookmarkEnd w:id="70"/>
-    <w:bookmarkStart w:id="72" w:name="ref-ercanetal2025"/>
+    <w:bookmarkEnd w:id="73"/>
+    <w:bookmarkStart w:id="75" w:name="ref-ercanetal2025"/>
     <w:p>
       <w:pPr>
         <w:pStyle w:val="Bibliography"/>
@@ -7703,7 +6904,7 @@
       <w:r>
         <w:t xml:space="preserve"> </w:t>
       </w:r>
-      <w:hyperlink r:id="rId71">
+      <w:hyperlink r:id="rId74">
         <w:r>
           <w:rPr>
             <w:rStyle w:val="Hyperlink"/>
@@ -7712,8 +6913,8 @@
         </w:r>
       </w:hyperlink>
     </w:p>
-    <w:bookmarkEnd w:id="72"/>
-    <w:bookmarkStart w:id="74" w:name="ref-Farrell2026"/>
+    <w:bookmarkEnd w:id="75"/>
+    <w:bookmarkStart w:id="77" w:name="ref-Farrell2026"/>
     <w:p>
       <w:pPr>
         <w:pStyle w:val="Bibliography"/>
@@ -7750,7 +6951,7 @@
       <w:r>
         <w:t xml:space="preserve"> </w:t>
       </w:r>
-      <w:hyperlink r:id="rId73">
+      <w:hyperlink r:id="rId76">
         <w:r>
           <w:rPr>
             <w:rStyle w:val="Hyperlink"/>
@@ -7759,8 +6960,8 @@
         </w:r>
       </w:hyperlink>
     </w:p>
-    <w:bookmarkEnd w:id="74"/>
-    <w:bookmarkStart w:id="75" w:name="ref-feldstein2021"/>
+    <w:bookmarkEnd w:id="77"/>
+    <w:bookmarkStart w:id="78" w:name="ref-feldstein2021"/>
     <w:p>
       <w:pPr>
         <w:pStyle w:val="Bibliography"/>
@@ -7782,8 +6983,8 @@
         <w:t xml:space="preserve">. Oxford University Press.</w:t>
       </w:r>
     </w:p>
-    <w:bookmarkEnd w:id="75"/>
-    <w:bookmarkStart w:id="77" w:name="ref-freelonwells2020"/>
+    <w:bookmarkEnd w:id="78"/>
+    <w:bookmarkStart w:id="80" w:name="ref-freelonwells2020"/>
     <w:p>
       <w:pPr>
         <w:pStyle w:val="Bibliography"/>
@@ -7820,7 +7021,7 @@
       <w:r>
         <w:t xml:space="preserve"> </w:t>
       </w:r>
-      <w:hyperlink r:id="rId76">
+      <w:hyperlink r:id="rId79">
         <w:r>
           <w:rPr>
             <w:rStyle w:val="Hyperlink"/>
@@ -7829,8 +7030,8 @@
         </w:r>
       </w:hyperlink>
     </w:p>
-    <w:bookmarkEnd w:id="77"/>
-    <w:bookmarkStart w:id="79" w:name="ref-garbemaerz2025"/>
+    <w:bookmarkEnd w:id="80"/>
+    <w:bookmarkStart w:id="82" w:name="ref-garbemaerz2025"/>
     <w:p>
       <w:pPr>
         <w:pStyle w:val="Bibliography"/>
@@ -7867,7 +7068,7 @@
       <w:r>
         <w:t xml:space="preserve"> </w:t>
       </w:r>
-      <w:hyperlink r:id="rId78">
+      <w:hyperlink r:id="rId81">
         <w:r>
           <w:rPr>
             <w:rStyle w:val="Hyperlink"/>
@@ -7876,8 +7077,8 @@
         </w:r>
       </w:hyperlink>
     </w:p>
-    <w:bookmarkEnd w:id="79"/>
-    <w:bookmarkStart w:id="81" w:name="ref-goldsteinetal2024"/>
+    <w:bookmarkEnd w:id="82"/>
+    <w:bookmarkStart w:id="84" w:name="ref-goldsteinetal2024"/>
     <w:p>
       <w:pPr>
         <w:pStyle w:val="Bibliography"/>
@@ -7914,7 +7115,7 @@
       <w:r>
         <w:t xml:space="preserve"> </w:t>
       </w:r>
-      <w:hyperlink r:id="rId80">
+      <w:hyperlink r:id="rId83">
         <w:r>
           <w:rPr>
             <w:rStyle w:val="Hyperlink"/>
@@ -7923,8 +7124,8 @@
         </w:r>
       </w:hyperlink>
     </w:p>
-    <w:bookmarkEnd w:id="81"/>
-    <w:bookmarkStart w:id="82" w:name="ref-habermas1962strukturwandel"/>
+    <w:bookmarkEnd w:id="84"/>
+    <w:bookmarkStart w:id="85" w:name="ref-habermas1962strukturwandel"/>
     <w:p>
       <w:pPr>
         <w:pStyle w:val="Bibliography"/>
@@ -7981,8 +7182,8 @@
         <w:t xml:space="preserve">. Luchterhand.</w:t>
       </w:r>
     </w:p>
-    <w:bookmarkEnd w:id="82"/>
-    <w:bookmarkStart w:id="84" w:name="ref-humprechtetal2020"/>
+    <w:bookmarkEnd w:id="85"/>
+    <w:bookmarkStart w:id="87" w:name="ref-humprechtetal2020"/>
     <w:p>
       <w:pPr>
         <w:pStyle w:val="Bibliography"/>
@@ -8019,7 +7220,7 @@
       <w:r>
         <w:t xml:space="preserve"> </w:t>
       </w:r>
-      <w:hyperlink r:id="rId83">
+      <w:hyperlink r:id="rId86">
         <w:r>
           <w:rPr>
             <w:rStyle w:val="Hyperlink"/>
@@ -8028,8 +7229,8 @@
         </w:r>
       </w:hyperlink>
     </w:p>
-    <w:bookmarkEnd w:id="84"/>
-    <w:bookmarkStart w:id="86" w:name="ref-jackson2025realdangers"/>
+    <w:bookmarkEnd w:id="87"/>
+    <w:bookmarkStart w:id="89" w:name="ref-jackson2025realdangers"/>
     <w:p>
       <w:pPr>
         <w:pStyle w:val="Bibliography"/>
@@ -8075,7 +7276,7 @@
       <w:r>
         <w:t xml:space="preserve"> </w:t>
       </w:r>
-      <w:hyperlink r:id="rId85">
+      <w:hyperlink r:id="rId88">
         <w:r>
           <w:rPr>
             <w:rStyle w:val="Hyperlink"/>
@@ -8084,8 +7285,8 @@
         </w:r>
       </w:hyperlink>
     </w:p>
-    <w:bookmarkEnd w:id="86"/>
-    <w:bookmarkStart w:id="88" w:name="ref-jungherr2023"/>
+    <w:bookmarkEnd w:id="89"/>
+    <w:bookmarkStart w:id="91" w:name="ref-jungherr2023"/>
     <w:p>
       <w:pPr>
         <w:pStyle w:val="Bibliography"/>
@@ -8122,7 +7323,7 @@
       <w:r>
         <w:t xml:space="preserve"> </w:t>
       </w:r>
-      <w:hyperlink r:id="rId87">
+      <w:hyperlink r:id="rId90">
         <w:r>
           <w:rPr>
             <w:rStyle w:val="Hyperlink"/>
@@ -8131,8 +7332,8 @@
         </w:r>
       </w:hyperlink>
     </w:p>
-    <w:bookmarkEnd w:id="88"/>
-    <w:bookmarkStart w:id="90" w:name="ref-Kay2024"/>
+    <w:bookmarkEnd w:id="91"/>
+    <w:bookmarkStart w:id="93" w:name="ref-Kay2024"/>
     <w:p>
       <w:pPr>
         <w:pStyle w:val="Bibliography"/>
@@ -8156,7 +7357,7 @@
       <w:r>
         <w:t xml:space="preserve"> </w:t>
       </w:r>
-      <w:hyperlink r:id="rId89">
+      <w:hyperlink r:id="rId92">
         <w:r>
           <w:rPr>
             <w:rStyle w:val="Hyperlink"/>
@@ -8165,8 +7366,8 @@
         </w:r>
       </w:hyperlink>
     </w:p>
-    <w:bookmarkEnd w:id="90"/>
-    <w:bookmarkStart w:id="92" w:name="ref-kimetal2026"/>
+    <w:bookmarkEnd w:id="93"/>
+    <w:bookmarkStart w:id="95" w:name="ref-kimetal2026"/>
     <w:p>
       <w:pPr>
         <w:pStyle w:val="Bibliography"/>
@@ -8203,7 +7404,7 @@
       <w:r>
         <w:t xml:space="preserve"> </w:t>
       </w:r>
-      <w:hyperlink r:id="rId91">
+      <w:hyperlink r:id="rId94">
         <w:r>
           <w:rPr>
             <w:rStyle w:val="Hyperlink"/>
@@ -8212,13 +7413,36 @@
         </w:r>
       </w:hyperlink>
     </w:p>
-    <w:bookmarkEnd w:id="92"/>
-    <w:bookmarkStart w:id="94" w:name="ref-koenigwenz2022"/>
+    <w:bookmarkEnd w:id="95"/>
+    <w:bookmarkStart w:id="96" w:name="ref-konig2026"/>
     <w:p>
       <w:pPr>
         <w:pStyle w:val="Bibliography"/>
       </w:pPr>
       <w:r>
+        <w:t xml:space="preserve">König, P. D. (2026). Why government turns to AI—what citizens believe and how it matters: Survey evidence from germany and the netherlands.</w:t>
+      </w:r>
+      <w:r>
+        <w:t xml:space="preserve"> </w:t>
+      </w:r>
+      <w:r>
+        <w:rPr>
+          <w:i/>
+          <w:iCs/>
+        </w:rPr>
+        <w:t xml:space="preserve">The American Review of Public Administration</w:t>
+      </w:r>
+      <w:r>
+        <w:t xml:space="preserve">.</w:t>
+      </w:r>
+    </w:p>
+    <w:bookmarkEnd w:id="96"/>
+    <w:bookmarkStart w:id="98" w:name="ref-koenigwenz2022"/>
+    <w:p>
+      <w:pPr>
+        <w:pStyle w:val="Bibliography"/>
+      </w:pPr>
+      <w:r>
         <w:t xml:space="preserve">König, P. D., &amp; Wenzelburger, G. (2022). Between technochauvinism and human-centrism: Can algorithms improve decision-making in democratic politics?</w:t>
       </w:r>
       <w:r>
@@ -8250,7 +7474,7 @@
       <w:r>
         <w:t xml:space="preserve"> </w:t>
       </w:r>
-      <w:hyperlink r:id="rId93">
+      <w:hyperlink r:id="rId97">
         <w:r>
           <w:rPr>
             <w:rStyle w:val="Hyperlink"/>
@@ -8259,8 +7483,8 @@
         </w:r>
       </w:hyperlink>
     </w:p>
-    <w:bookmarkEnd w:id="94"/>
-    <w:bookmarkStart w:id="96" w:name="ref-Kreps2023"/>
+    <w:bookmarkEnd w:id="98"/>
+    <w:bookmarkStart w:id="100" w:name="ref-Kreps2023"/>
     <w:p>
       <w:pPr>
         <w:pStyle w:val="Bibliography"/>
@@ -8297,7 +7521,7 @@
       <w:r>
         <w:t xml:space="preserve"> </w:t>
       </w:r>
-      <w:hyperlink r:id="rId95">
+      <w:hyperlink r:id="rId99">
         <w:r>
           <w:rPr>
             <w:rStyle w:val="Hyperlink"/>
@@ -8306,8 +7530,8 @@
         </w:r>
       </w:hyperlink>
     </w:p>
-    <w:bookmarkEnd w:id="96"/>
-    <w:bookmarkStart w:id="98" w:name="ref-lewandowskyetal2023"/>
+    <w:bookmarkEnd w:id="100"/>
+    <w:bookmarkStart w:id="102" w:name="ref-lewandowskyetal2023"/>
     <w:p>
       <w:pPr>
         <w:pStyle w:val="Bibliography"/>
@@ -8344,7 +7568,7 @@
       <w:r>
         <w:t xml:space="preserve"> </w:t>
       </w:r>
-      <w:hyperlink r:id="rId97">
+      <w:hyperlink r:id="rId101">
         <w:r>
           <w:rPr>
             <w:rStyle w:val="Hyperlink"/>
@@ -8353,8 +7577,8 @@
         </w:r>
       </w:hyperlink>
     </w:p>
-    <w:bookmarkEnd w:id="98"/>
-    <w:bookmarkStart w:id="100" w:name="ref-luhrmann2021"/>
+    <w:bookmarkEnd w:id="102"/>
+    <w:bookmarkStart w:id="104" w:name="ref-luhrmann2021"/>
     <w:p>
       <w:pPr>
         <w:pStyle w:val="Bibliography"/>
@@ -8391,7 +7615,7 @@
       <w:r>
         <w:t xml:space="preserve"> </w:t>
       </w:r>
-      <w:hyperlink r:id="rId99">
+      <w:hyperlink r:id="rId103">
         <w:r>
           <w:rPr>
             <w:rStyle w:val="Hyperlink"/>
@@ -8400,8 +7624,8 @@
         </w:r>
       </w:hyperlink>
     </w:p>
-    <w:bookmarkEnd w:id="100"/>
-    <w:bookmarkStart w:id="101" w:name="ref-lührmannlindberg2019"/>
+    <w:bookmarkEnd w:id="104"/>
+    <w:bookmarkStart w:id="105" w:name="ref-lührmannlindberg2019"/>
     <w:p>
       <w:pPr>
         <w:pStyle w:val="Bibliography"/>
@@ -8436,8 +7660,8 @@
         <w:t xml:space="preserve">(7), 1095–1113.</w:t>
       </w:r>
     </w:p>
-    <w:bookmarkEnd w:id="101"/>
-    <w:bookmarkStart w:id="103" w:name="ref-Luhrmann2020"/>
+    <w:bookmarkEnd w:id="105"/>
+    <w:bookmarkStart w:id="107" w:name="ref-Luhrmann2020"/>
     <w:p>
       <w:pPr>
         <w:pStyle w:val="Bibliography"/>
@@ -8474,7 +7698,7 @@
       <w:r>
         <w:t xml:space="preserve"> </w:t>
       </w:r>
-      <w:hyperlink r:id="rId102">
+      <w:hyperlink r:id="rId106">
         <w:r>
           <w:rPr>
             <w:rStyle w:val="Hyperlink"/>
@@ -8483,8 +7707,8 @@
         </w:r>
       </w:hyperlink>
     </w:p>
-    <w:bookmarkEnd w:id="103"/>
-    <w:bookmarkStart w:id="105" w:name="ref-Lundberg2025"/>
+    <w:bookmarkEnd w:id="107"/>
+    <w:bookmarkStart w:id="109" w:name="ref-Lundberg2025"/>
     <w:p>
       <w:pPr>
         <w:pStyle w:val="Bibliography"/>
@@ -8521,7 +7745,7 @@
       <w:r>
         <w:t xml:space="preserve"> </w:t>
       </w:r>
-      <w:hyperlink r:id="rId104">
+      <w:hyperlink r:id="rId108">
         <w:r>
           <w:rPr>
             <w:rStyle w:val="Hyperlink"/>
@@ -8530,8 +7754,8 @@
         </w:r>
       </w:hyperlink>
     </w:p>
-    <w:bookmarkEnd w:id="105"/>
-    <w:bookmarkStart w:id="107" w:name="ref-margettsdorobantu2019"/>
+    <w:bookmarkEnd w:id="109"/>
+    <w:bookmarkStart w:id="111" w:name="ref-margettsdorobantu2019"/>
     <w:p>
       <w:pPr>
         <w:pStyle w:val="Bibliography"/>
@@ -8577,7 +7801,7 @@
       <w:r>
         <w:t xml:space="preserve"> </w:t>
       </w:r>
-      <w:hyperlink r:id="rId106">
+      <w:hyperlink r:id="rId110">
         <w:r>
           <w:rPr>
             <w:rStyle w:val="Hyperlink"/>
@@ -8586,8 +7810,8 @@
         </w:r>
       </w:hyperlink>
     </w:p>
-    <w:bookmarkEnd w:id="107"/>
-    <w:bookmarkStart w:id="109" w:name="ref-Margetts2024"/>
+    <w:bookmarkEnd w:id="111"/>
+    <w:bookmarkStart w:id="113" w:name="ref-Margetts2024"/>
     <w:p>
       <w:pPr>
         <w:pStyle w:val="Bibliography"/>
@@ -8624,7 +7848,7 @@
       <w:r>
         <w:t xml:space="preserve"> </w:t>
       </w:r>
-      <w:hyperlink r:id="rId108">
+      <w:hyperlink r:id="rId112">
         <w:r>
           <w:rPr>
             <w:rStyle w:val="Hyperlink"/>
@@ -8633,8 +7857,8 @@
         </w:r>
       </w:hyperlink>
     </w:p>
-    <w:bookmarkEnd w:id="109"/>
-    <w:bookmarkStart w:id="111" w:name="ref-merkel2026"/>
+    <w:bookmarkEnd w:id="113"/>
+    <w:bookmarkStart w:id="115" w:name="ref-merkel2026"/>
     <w:p>
       <w:pPr>
         <w:pStyle w:val="Bibliography"/>
@@ -8671,7 +7895,7 @@
       <w:r>
         <w:t xml:space="preserve"> </w:t>
       </w:r>
-      <w:hyperlink r:id="rId110">
+      <w:hyperlink r:id="rId114">
         <w:r>
           <w:rPr>
             <w:rStyle w:val="Hyperlink"/>
@@ -8680,8 +7904,8 @@
         </w:r>
       </w:hyperlink>
     </w:p>
-    <w:bookmarkEnd w:id="111"/>
-    <w:bookmarkStart w:id="112" w:name="ref-merkellührmann2021"/>
+    <w:bookmarkEnd w:id="115"/>
+    <w:bookmarkStart w:id="116" w:name="ref-merkellührmann2021"/>
     <w:p>
       <w:pPr>
         <w:pStyle w:val="Bibliography"/>
@@ -8716,8 +7940,8 @@
         <w:t xml:space="preserve">(5), 869–884.</w:t>
       </w:r>
     </w:p>
-    <w:bookmarkEnd w:id="112"/>
-    <w:bookmarkStart w:id="114" w:name="ref-Nasi2025"/>
+    <w:bookmarkEnd w:id="116"/>
+    <w:bookmarkStart w:id="118" w:name="ref-Nasi2025"/>
     <w:p>
       <w:pPr>
         <w:pStyle w:val="Bibliography"/>
@@ -8754,7 +7978,7 @@
       <w:r>
         <w:t xml:space="preserve"> </w:t>
       </w:r>
-      <w:hyperlink r:id="rId113">
+      <w:hyperlink r:id="rId117">
         <w:r>
           <w:rPr>
             <w:rStyle w:val="Hyperlink"/>
@@ -8763,8 +7987,8 @@
         </w:r>
       </w:hyperlink>
     </w:p>
-    <w:bookmarkEnd w:id="114"/>
-    <w:bookmarkStart w:id="115" w:name="ref-notleyetal2026"/>
+    <w:bookmarkEnd w:id="118"/>
+    <w:bookmarkStart w:id="119" w:name="ref-notleyetal2026"/>
     <w:p>
       <w:pPr>
         <w:pStyle w:val="Bibliography"/>
@@ -8786,8 +8010,8 @@
         <w:t xml:space="preserve">. Routledge.</w:t>
       </w:r>
     </w:p>
-    <w:bookmarkEnd w:id="115"/>
-    <w:bookmarkStart w:id="117" w:name="ref-Noveck2026"/>
+    <w:bookmarkEnd w:id="119"/>
+    <w:bookmarkStart w:id="121" w:name="ref-Noveck2026"/>
     <w:p>
       <w:pPr>
         <w:pStyle w:val="Bibliography"/>
@@ -8811,7 +8035,7 @@
       <w:r>
         <w:t xml:space="preserve"> </w:t>
       </w:r>
-      <w:hyperlink r:id="rId116">
+      <w:hyperlink r:id="rId120">
         <w:r>
           <w:rPr>
             <w:rStyle w:val="Hyperlink"/>
@@ -8820,8 +8044,8 @@
         </w:r>
       </w:hyperlink>
     </w:p>
-    <w:bookmarkEnd w:id="117"/>
-    <w:bookmarkStart w:id="119" w:name="ref-oecd2024factsnotfakes"/>
+    <w:bookmarkEnd w:id="121"/>
+    <w:bookmarkStart w:id="123" w:name="ref-oecd2024factsnotfakes"/>
     <w:p>
       <w:pPr>
         <w:pStyle w:val="Bibliography"/>
@@ -8845,7 +8069,7 @@
       <w:r>
         <w:t xml:space="preserve"> </w:t>
       </w:r>
-      <w:hyperlink r:id="rId118">
+      <w:hyperlink r:id="rId122">
         <w:r>
           <w:rPr>
             <w:rStyle w:val="Hyperlink"/>
@@ -8854,8 +8078,8 @@
         </w:r>
       </w:hyperlink>
     </w:p>
-    <w:bookmarkEnd w:id="119"/>
-    <w:bookmarkStart w:id="121" w:name="ref-Ohren2026"/>
+    <w:bookmarkEnd w:id="123"/>
+    <w:bookmarkStart w:id="125" w:name="ref-Ohren2026"/>
     <w:p>
       <w:pPr>
         <w:pStyle w:val="Bibliography"/>
@@ -8892,7 +8116,7 @@
       <w:r>
         <w:t xml:space="preserve"> </w:t>
       </w:r>
-      <w:hyperlink r:id="rId120">
+      <w:hyperlink r:id="rId124">
         <w:r>
           <w:rPr>
             <w:rStyle w:val="Hyperlink"/>
@@ -8901,8 +8125,8 @@
         </w:r>
       </w:hyperlink>
     </w:p>
-    <w:bookmarkEnd w:id="121"/>
-    <w:bookmarkStart w:id="123" w:name="ref-Ovadya2023"/>
+    <w:bookmarkEnd w:id="125"/>
+    <w:bookmarkStart w:id="127" w:name="ref-Ovadya2023"/>
     <w:p>
       <w:pPr>
         <w:pStyle w:val="Bibliography"/>
@@ -8939,7 +8163,7 @@
       <w:r>
         <w:t xml:space="preserve"> </w:t>
       </w:r>
-      <w:hyperlink r:id="rId122">
+      <w:hyperlink r:id="rId126">
         <w:r>
           <w:rPr>
             <w:rStyle w:val="Hyperlink"/>
@@ -8948,8 +8172,8 @@
         </w:r>
       </w:hyperlink>
     </w:p>
-    <w:bookmarkEnd w:id="123"/>
-    <w:bookmarkStart w:id="124" w:name="ref-schedler1999conceptualizing"/>
+    <w:bookmarkEnd w:id="127"/>
+    <w:bookmarkStart w:id="128" w:name="ref-schedler1999conceptualizing"/>
     <w:p>
       <w:pPr>
         <w:pStyle w:val="Bibliography"/>
@@ -8971,8 +8195,8 @@
         <w:t xml:space="preserve">, 13–28.</w:t>
       </w:r>
     </w:p>
-    <w:bookmarkEnd w:id="124"/>
-    <w:bookmarkStart w:id="126" w:name="ref-Schmid2026"/>
+    <w:bookmarkEnd w:id="128"/>
+    <w:bookmarkStart w:id="130" w:name="ref-Schmid2026"/>
     <w:p>
       <w:pPr>
         <w:pStyle w:val="Bibliography"/>
@@ -8996,7 +8220,7 @@
       <w:r>
         <w:t xml:space="preserve"> </w:t>
       </w:r>
-      <w:hyperlink r:id="rId125">
+      <w:hyperlink r:id="rId129">
         <w:r>
           <w:rPr>
             <w:rStyle w:val="Hyperlink"/>
@@ -9005,8 +8229,8 @@
         </w:r>
       </w:hyperlink>
     </w:p>
-    <w:bookmarkEnd w:id="126"/>
-    <w:bookmarkStart w:id="128" w:name="ref-Schroeder2026"/>
+    <w:bookmarkEnd w:id="130"/>
+    <w:bookmarkStart w:id="132" w:name="ref-Schroeder2026"/>
     <w:p>
       <w:pPr>
         <w:pStyle w:val="Bibliography"/>
@@ -9043,7 +8267,7 @@
       <w:r>
         <w:t xml:space="preserve"> </w:t>
       </w:r>
-      <w:hyperlink r:id="rId127">
+      <w:hyperlink r:id="rId131">
         <w:r>
           <w:rPr>
             <w:rStyle w:val="Hyperlink"/>
@@ -9052,8 +8276,8 @@
         </w:r>
       </w:hyperlink>
     </w:p>
-    <w:bookmarkEnd w:id="128"/>
-    <w:bookmarkStart w:id="129" w:name="ref-schultz1998"/>
+    <w:bookmarkEnd w:id="132"/>
+    <w:bookmarkStart w:id="133" w:name="ref-schultz1998"/>
     <w:p>
       <w:pPr>
         <w:pStyle w:val="Bibliography"/>
@@ -9075,8 +8299,8 @@
         <w:t xml:space="preserve">. Cambridge University Press.</w:t>
       </w:r>
     </w:p>
-    <w:bookmarkEnd w:id="129"/>
-    <w:bookmarkStart w:id="131" w:name="ref-summerfieldetal2025"/>
+    <w:bookmarkEnd w:id="133"/>
+    <w:bookmarkStart w:id="135" w:name="ref-summerfieldetal2025"/>
     <w:p>
       <w:pPr>
         <w:pStyle w:val="Bibliography"/>
@@ -9125,7 +8349,7 @@
       <w:r>
         <w:t xml:space="preserve"> </w:t>
       </w:r>
-      <w:hyperlink r:id="rId130">
+      <w:hyperlink r:id="rId134">
         <w:r>
           <w:rPr>
             <w:rStyle w:val="Hyperlink"/>
@@ -9134,8 +8358,8 @@
         </w:r>
       </w:hyperlink>
     </w:p>
-    <w:bookmarkEnd w:id="131"/>
-    <w:bookmarkStart w:id="133" w:name="ref-tessleretal2024"/>
+    <w:bookmarkEnd w:id="135"/>
+    <w:bookmarkStart w:id="137" w:name="ref-tessleretal2024"/>
     <w:p>
       <w:pPr>
         <w:pStyle w:val="Bibliography"/>
@@ -9172,7 +8396,7 @@
       <w:r>
         <w:t xml:space="preserve"> </w:t>
       </w:r>
-      <w:hyperlink r:id="rId132">
+      <w:hyperlink r:id="rId136">
         <w:r>
           <w:rPr>
             <w:rStyle w:val="Hyperlink"/>
@@ -9181,8 +8405,8 @@
         </w:r>
       </w:hyperlink>
     </w:p>
-    <w:bookmarkEnd w:id="133"/>
-    <w:bookmarkStart w:id="134" w:name="ref-turobovcoyle2026"/>
+    <w:bookmarkEnd w:id="137"/>
+    <w:bookmarkStart w:id="138" w:name="ref-turobovcoyle2026"/>
     <w:p>
       <w:pPr>
         <w:pStyle w:val="Bibliography"/>
@@ -9204,8 +8428,8 @@
         <w:t xml:space="preserve">.</w:t>
       </w:r>
     </w:p>
-    <w:bookmarkEnd w:id="134"/>
-    <w:bookmarkStart w:id="136" w:name="ref-vaccarichadwick2020"/>
+    <w:bookmarkEnd w:id="138"/>
+    <w:bookmarkStart w:id="140" w:name="ref-vaccarichadwick2020"/>
     <w:p>
       <w:pPr>
         <w:pStyle w:val="Bibliography"/>
@@ -9242,7 +8466,7 @@
       <w:r>
         <w:t xml:space="preserve"> </w:t>
       </w:r>
-      <w:hyperlink r:id="rId135">
+      <w:hyperlink r:id="rId139">
         <w:r>
           <w:rPr>
             <w:rStyle w:val="Hyperlink"/>
@@ -9251,8 +8475,8 @@
         </w:r>
       </w:hyperlink>
     </w:p>
-    <w:bookmarkEnd w:id="136"/>
-    <w:bookmarkStart w:id="138" w:name="ref-wieringa2020"/>
+    <w:bookmarkEnd w:id="140"/>
+    <w:bookmarkStart w:id="142" w:name="ref-wieringa2020"/>
     <w:p>
       <w:pPr>
         <w:pStyle w:val="Bibliography"/>
@@ -9276,7 +8500,7 @@
       <w:r>
         <w:t xml:space="preserve"> </w:t>
       </w:r>
-      <w:hyperlink r:id="rId137">
+      <w:hyperlink r:id="rId141">
         <w:r>
           <w:rPr>
             <w:rStyle w:val="Hyperlink"/>
@@ -9285,8 +8509,8 @@
         </w:r>
       </w:hyperlink>
     </w:p>
-    <w:bookmarkEnd w:id="138"/>
-    <w:bookmarkStart w:id="140" w:name="ref-wiewiuraetal2026"/>
+    <w:bookmarkEnd w:id="142"/>
+    <w:bookmarkStart w:id="144" w:name="ref-wiewiuraetal2026"/>
     <w:p>
       <w:pPr>
         <w:pStyle w:val="Bibliography"/>
@@ -9335,7 +8559,7 @@
       <w:r>
         <w:t xml:space="preserve"> </w:t>
       </w:r>
-      <w:hyperlink r:id="rId139">
+      <w:hyperlink r:id="rId143">
         <w:r>
           <w:rPr>
             <w:rStyle w:val="Hyperlink"/>
@@ -9344,10 +8568,10 @@
         </w:r>
       </w:hyperlink>
     </w:p>
-    <w:bookmarkEnd w:id="140"/>
-    <w:bookmarkEnd w:id="141"/>
-    <w:bookmarkEnd w:id="142"/>
-    <w:bookmarkEnd w:id="143"/>
+    <w:bookmarkEnd w:id="144"/>
+    <w:bookmarkEnd w:id="145"/>
+    <w:bookmarkEnd w:id="146"/>
+    <w:bookmarkEnd w:id="147"/>
     <w:sectPr>
       <w:pgSz w:h="15840" w:w="12240"/>
       <w:pgMar w:bottom="1440" w:footer="720" w:gutter="0" w:header="720" w:left="1080" w:right="1080" w:top="1440"/>
@@ -9376,6 +8600,25 @@
       </w:r>
     </w:p>
   </w:footnote>
+  <w:footnote w:id="20">
+    <w:p>
+      <w:pPr>
+        <w:pStyle w:val="FootnoteText"/>
+      </w:pPr>
+      <w:r>
+        <w:rPr>
+          <w:rStyle w:val="FootnoteReference"/>
+        </w:rPr>
+        <w:footnoteRef/>
+      </w:r>
+      <w:r>
+        <w:t xml:space="preserve"> </w:t>
+      </w:r>
+      <w:r>
+        <w:t xml:space="preserve">Please do not further circulate this concept note.</w:t>
+      </w:r>
+    </w:p>
+  </w:footnote>
 </w:footnotes>
 </file>
 
@@ -9457,6 +8700,109 @@
       </w:pPr>
     </w:lvl>
   </w:abstractNum>
+  <w:abstractNum w:abstractNumId="991">
+    <w:nsid w:val="0000A991"/>
+    <w:multiLevelType w:val="multilevel"/>
+    <w:lvl w:ilvl="0">
+      <w:numFmt w:val="bullet"/>
+      <w:lvlText w:val=""/>
+      <w:lvlJc w:val="left"/>
+      <w:pPr>
+        <w:ind w:left="720" w:hanging="360"/>
+      </w:pPr>
+      <w:rPr>
+        <w:rFonts w:ascii="Symbol" w:hAnsi="Symbol" w:cs="Symbol" w:hint="default"/>
+      </w:rPr>
+    </w:lvl>
+    <w:lvl w:ilvl="1">
+      <w:numFmt w:val="bullet"/>
+      <w:lvlText w:val="o"/>
+      <w:lvlJc w:val="left"/>
+      <w:pPr>
+        <w:ind w:left="1440" w:hanging="360"/>
+      </w:pPr>
+      <w:rPr>
+        <w:rFonts w:ascii="Courier New" w:hAnsi="Courier New" w:cs="Courier New" w:hint="default"/>
+      </w:rPr>
+    </w:lvl>
+    <w:lvl w:ilvl="2">
+      <w:numFmt w:val="bullet"/>
+      <w:lvlText w:val=""/>
+      <w:lvlJc w:val="left"/>
+      <w:pPr>
+        <w:ind w:left="2160" w:hanging="360"/>
+      </w:pPr>
+      <w:rPr>
+        <w:rFonts w:ascii="Wingdings" w:hAnsi="Wingdings" w:cs="Wingdings" w:hint="default"/>
+      </w:rPr>
+    </w:lvl>
+    <w:lvl w:ilvl="3">
+      <w:numFmt w:val="bullet"/>
+      <w:lvlText w:val=""/>
+      <w:lvlJc w:val="left"/>
+      <w:pPr>
+        <w:ind w:left="2880" w:hanging="360"/>
+      </w:pPr>
+      <w:rPr>
+        <w:rFonts w:ascii="Symbol" w:hAnsi="Symbol" w:cs="Symbol" w:hint="default"/>
+      </w:rPr>
+    </w:lvl>
+    <w:lvl w:ilvl="4">
+      <w:numFmt w:val="bullet"/>
+      <w:lvlText w:val="o"/>
+      <w:lvlJc w:val="left"/>
+      <w:pPr>
+        <w:ind w:left="3600" w:hanging="360"/>
+      </w:pPr>
+      <w:rPr>
+        <w:rFonts w:ascii="Courier New" w:hAnsi="Courier New" w:cs="Courier New" w:hint="default"/>
+      </w:rPr>
+    </w:lvl>
+    <w:lvl w:ilvl="5">
+      <w:numFmt w:val="bullet"/>
+      <w:lvlText w:val=""/>
+      <w:lvlJc w:val="left"/>
+      <w:pPr>
+        <w:ind w:left="4320" w:hanging="360"/>
+      </w:pPr>
+      <w:rPr>
+        <w:rFonts w:ascii="Wingdings" w:hAnsi="Wingdings" w:cs="Wingdings" w:hint="default"/>
+      </w:rPr>
+    </w:lvl>
+    <w:lvl w:ilvl="6">
+      <w:numFmt w:val="bullet"/>
+      <w:lvlText w:val=""/>
+      <w:lvlJc w:val="left"/>
+      <w:pPr>
+        <w:ind w:left="5040" w:hanging="360"/>
+      </w:pPr>
+      <w:rPr>
+        <w:rFonts w:ascii="Symbol" w:hAnsi="Symbol" w:cs="Symbol" w:hint="default"/>
+      </w:rPr>
+    </w:lvl>
+    <w:lvl w:ilvl="7">
+      <w:numFmt w:val="bullet"/>
+      <w:lvlText w:val="o"/>
+      <w:lvlJc w:val="left"/>
+      <w:pPr>
+        <w:ind w:left="5760" w:hanging="360"/>
+      </w:pPr>
+      <w:rPr>
+        <w:rFonts w:ascii="Courier New" w:hAnsi="Courier New" w:cs="Courier New" w:hint="default"/>
+      </w:rPr>
+    </w:lvl>
+    <w:lvl w:ilvl="8">
+      <w:numFmt w:val="bullet"/>
+      <w:lvlText w:val=""/>
+      <w:lvlJc w:val="left"/>
+      <w:pPr>
+        <w:ind w:left="6480" w:hanging="360"/>
+      </w:pPr>
+      <w:rPr>
+        <w:rFonts w:ascii="Wingdings" w:hAnsi="Wingdings" w:cs="Wingdings" w:hint="default"/>
+      </w:rPr>
+    </w:lvl>
+  </w:abstractNum>
   <w:abstractNum w:abstractNumId="99411">
     <w:nsid w:val="00A99411"/>
     <w:multiLevelType w:val="multilevel"/>
@@ -9542,113 +8888,16 @@
       </w:pPr>
     </w:lvl>
   </w:abstractNum>
-  <w:abstractNum w:abstractNumId="991">
-    <w:nsid w:val="0000A991"/>
-    <w:multiLevelType w:val="multilevel"/>
-    <w:lvl w:ilvl="0">
-      <w:numFmt w:val="bullet"/>
-      <w:lvlText w:val=""/>
-      <w:lvlJc w:val="left"/>
-      <w:pPr>
-        <w:ind w:left="720" w:hanging="360"/>
-      </w:pPr>
-      <w:rPr>
-        <w:rFonts w:ascii="Symbol" w:hAnsi="Symbol" w:cs="Symbol" w:hint="default"/>
-      </w:rPr>
-    </w:lvl>
-    <w:lvl w:ilvl="1">
-      <w:numFmt w:val="bullet"/>
-      <w:lvlText w:val="o"/>
-      <w:lvlJc w:val="left"/>
-      <w:pPr>
-        <w:ind w:left="1440" w:hanging="360"/>
-      </w:pPr>
-      <w:rPr>
-        <w:rFonts w:ascii="Courier New" w:hAnsi="Courier New" w:cs="Courier New" w:hint="default"/>
-      </w:rPr>
-    </w:lvl>
-    <w:lvl w:ilvl="2">
-      <w:numFmt w:val="bullet"/>
-      <w:lvlText w:val=""/>
-      <w:lvlJc w:val="left"/>
-      <w:pPr>
-        <w:ind w:left="2160" w:hanging="360"/>
-      </w:pPr>
-      <w:rPr>
-        <w:rFonts w:ascii="Wingdings" w:hAnsi="Wingdings" w:cs="Wingdings" w:hint="default"/>
-      </w:rPr>
-    </w:lvl>
-    <w:lvl w:ilvl="3">
-      <w:numFmt w:val="bullet"/>
-      <w:lvlText w:val=""/>
-      <w:lvlJc w:val="left"/>
-      <w:pPr>
-        <w:ind w:left="2880" w:hanging="360"/>
-      </w:pPr>
-      <w:rPr>
-        <w:rFonts w:ascii="Symbol" w:hAnsi="Symbol" w:cs="Symbol" w:hint="default"/>
-      </w:rPr>
-    </w:lvl>
-    <w:lvl w:ilvl="4">
-      <w:numFmt w:val="bullet"/>
-      <w:lvlText w:val="o"/>
-      <w:lvlJc w:val="left"/>
-      <w:pPr>
-        <w:ind w:left="3600" w:hanging="360"/>
-      </w:pPr>
-      <w:rPr>
-        <w:rFonts w:ascii="Courier New" w:hAnsi="Courier New" w:cs="Courier New" w:hint="default"/>
-      </w:rPr>
-    </w:lvl>
-    <w:lvl w:ilvl="5">
-      <w:numFmt w:val="bullet"/>
-      <w:lvlText w:val=""/>
-      <w:lvlJc w:val="left"/>
-      <w:pPr>
-        <w:ind w:left="4320" w:hanging="360"/>
-      </w:pPr>
-      <w:rPr>
-        <w:rFonts w:ascii="Wingdings" w:hAnsi="Wingdings" w:cs="Wingdings" w:hint="default"/>
-      </w:rPr>
-    </w:lvl>
-    <w:lvl w:ilvl="6">
-      <w:numFmt w:val="bullet"/>
-      <w:lvlText w:val=""/>
-      <w:lvlJc w:val="left"/>
-      <w:pPr>
-        <w:ind w:left="5040" w:hanging="360"/>
-      </w:pPr>
-      <w:rPr>
-        <w:rFonts w:ascii="Symbol" w:hAnsi="Symbol" w:cs="Symbol" w:hint="default"/>
-      </w:rPr>
-    </w:lvl>
-    <w:lvl w:ilvl="7">
-      <w:numFmt w:val="bullet"/>
-      <w:lvlText w:val="o"/>
-      <w:lvlJc w:val="left"/>
-      <w:pPr>
-        <w:ind w:left="5760" w:hanging="360"/>
-      </w:pPr>
-      <w:rPr>
-        <w:rFonts w:ascii="Courier New" w:hAnsi="Courier New" w:cs="Courier New" w:hint="default"/>
-      </w:rPr>
-    </w:lvl>
-    <w:lvl w:ilvl="8">
-      <w:numFmt w:val="bullet"/>
-      <w:lvlText w:val=""/>
-      <w:lvlJc w:val="left"/>
-      <w:pPr>
-        <w:ind w:left="6480" w:hanging="360"/>
-      </w:pPr>
-      <w:rPr>
-        <w:rFonts w:ascii="Wingdings" w:hAnsi="Wingdings" w:cs="Wingdings" w:hint="default"/>
-      </w:rPr>
-    </w:lvl>
-  </w:abstractNum>
   <w:num w:numId="1000">
     <w:abstractNumId w:val="990"/>
   </w:num>
   <w:num w:numId="1001">
+    <w:abstractNumId w:val="991"/>
+  </w:num>
+  <w:num w:numId="1002">
+    <w:abstractNumId w:val="991"/>
+  </w:num>
+  <w:num w:numId="1003">
     <w:abstractNumId w:val="99411"/>
     <w:lvlOverride w:ilvl="0">
       <w:startOverride w:val="1"/>
@@ -9677,12 +8926,6 @@
     <w:lvlOverride w:ilvl="8">
       <w:startOverride w:val="1"/>
     </w:lvlOverride>
-  </w:num>
-  <w:num w:numId="1002">
-    <w:abstractNumId w:val="991"/>
-  </w:num>
-  <w:num w:numId="1003">
-    <w:abstractNumId w:val="991"/>
   </w:num>
   <w:num w:numId="1004">
     <w:abstractNumId w:val="991"/>
